--- a/app/templates/tldn/LLC2/001_Giấy đề nghị.docx
+++ b/app/templates/tldn/LLC2/001_Giấy đề nghị.docx
@@ -9,12 +9,16 @@
         <w:rPr>
           <w:rFonts w:ascii="Times New Roman" w:eastAsia="Times New Roman" w:hAnsi="Times New Roman" w:cs="Times New Roman"/>
           <w:b/>
+          <w:sz w:val="24"/>
+          <w:szCs w:val="24"/>
         </w:rPr>
       </w:pPr>
       <w:r>
         <w:rPr>
           <w:rFonts w:ascii="Times New Roman" w:eastAsia="Times New Roman" w:hAnsi="Times New Roman" w:cs="Times New Roman"/>
           <w:b/>
+          <w:sz w:val="24"/>
+          <w:szCs w:val="24"/>
         </w:rPr>
         <w:t>CỘNG HÒA XÃ HỘI CHỦ NGHĨA VIỆT NAM</w:t>
       </w:r>
@@ -26,6 +30,8 @@
         <w:rPr>
           <w:rFonts w:ascii="Times New Roman" w:eastAsia="Times New Roman" w:hAnsi="Times New Roman" w:cs="Times New Roman"/>
           <w:b/>
+          <w:sz w:val="24"/>
+          <w:szCs w:val="24"/>
           <w:u w:val="single"/>
         </w:rPr>
       </w:pPr>
@@ -33,6 +39,8 @@
         <w:rPr>
           <w:rFonts w:ascii="Times New Roman" w:eastAsia="Times New Roman" w:hAnsi="Times New Roman" w:cs="Times New Roman"/>
           <w:b/>
+          <w:sz w:val="24"/>
+          <w:szCs w:val="24"/>
           <w:u w:val="single"/>
         </w:rPr>
         <w:t>Độc lập - Tự do - Hạnh phúc</w:t>
@@ -41,6 +49,8 @@
         <w:rPr>
           <w:rFonts w:ascii="Times New Roman" w:hAnsi="Times New Roman" w:cs="Times New Roman"/>
           <w:noProof/>
+          <w:sz w:val="24"/>
+          <w:szCs w:val="24"/>
           <w:lang w:val="en-US"/>
         </w:rPr>
         <mc:AlternateContent>
@@ -141,46 +151,48 @@
         <w:rPr>
           <w:rFonts w:ascii="Times New Roman" w:eastAsia="Times New Roman" w:hAnsi="Times New Roman" w:cs="Times New Roman"/>
           <w:i/>
+          <w:sz w:val="24"/>
+          <w:szCs w:val="24"/>
+          <w:lang w:val="en-US"/>
+        </w:rPr>
+      </w:pPr>
+      <w:r>
+        <w:rPr>
+          <w:rFonts w:ascii="Times New Roman" w:eastAsia="Times New Roman" w:hAnsi="Times New Roman" w:cs="Times New Roman"/>
+          <w:i/>
+          <w:sz w:val="24"/>
+          <w:szCs w:val="24"/>
+        </w:rPr>
+        <w:t xml:space="preserve">{{company_info.address.province}}, </w:t>
+      </w:r>
+      <w:r>
+        <w:rPr>
+          <w:rFonts w:ascii="Times New Roman" w:eastAsia="Times New Roman" w:hAnsi="Times New Roman" w:cs="Times New Roman"/>
+          <w:i/>
+          <w:sz w:val="24"/>
+          <w:szCs w:val="24"/>
+        </w:rPr>
+        <w:t>ngày ……tháng …… năm</w:t>
+      </w:r>
+      <w:r>
+        <w:rPr>
+          <w:rFonts w:ascii="Times New Roman" w:eastAsia="Times New Roman" w:hAnsi="Times New Roman" w:cs="Times New Roman"/>
+          <w:i/>
+          <w:sz w:val="24"/>
+          <w:szCs w:val="24"/>
           <w:lang w:val="vi-VN"/>
         </w:rPr>
-      </w:pPr>
+        <w:t xml:space="preserve"> </w:t>
+      </w:r>
       <w:r>
         <w:rPr>
           <w:rFonts w:ascii="Times New Roman" w:eastAsia="Times New Roman" w:hAnsi="Times New Roman" w:cs="Times New Roman"/>
           <w:i/>
-        </w:rPr>
-        <w:t>{{company_</w:t>
-      </w:r>
-      <w:proofErr w:type="gramStart"/>
-      <w:r>
-        <w:rPr>
-          <w:rFonts w:ascii="Times New Roman" w:eastAsia="Times New Roman" w:hAnsi="Times New Roman" w:cs="Times New Roman"/>
-          <w:i/>
-        </w:rPr>
-        <w:t>info.address</w:t>
-      </w:r>
-      <w:proofErr w:type="gramEnd"/>
-      <w:r>
-        <w:rPr>
-          <w:rFonts w:ascii="Times New Roman" w:eastAsia="Times New Roman" w:hAnsi="Times New Roman" w:cs="Times New Roman"/>
-          <w:i/>
-        </w:rPr>
-        <w:t xml:space="preserve">.province}}, </w:t>
-      </w:r>
-      <w:r>
-        <w:rPr>
-          <w:rFonts w:ascii="Times New Roman" w:eastAsia="Times New Roman" w:hAnsi="Times New Roman" w:cs="Times New Roman"/>
-          <w:i/>
-        </w:rPr>
-        <w:t>ngày ……tháng …… năm</w:t>
-      </w:r>
-      <w:r>
-        <w:rPr>
-          <w:rFonts w:ascii="Times New Roman" w:eastAsia="Times New Roman" w:hAnsi="Times New Roman" w:cs="Times New Roman"/>
-          <w:i/>
-          <w:lang w:val="vi-VN"/>
-        </w:rPr>
-        <w:t xml:space="preserve"> 2025</w:t>
+          <w:sz w:val="24"/>
+          <w:szCs w:val="24"/>
+          <w:lang w:val="en-US"/>
+        </w:rPr>
+        <w:t>……</w:t>
       </w:r>
     </w:p>
     <w:p>
@@ -190,6 +202,8 @@
         <w:rPr>
           <w:rFonts w:ascii="Times New Roman" w:eastAsia="Times New Roman" w:hAnsi="Times New Roman" w:cs="Times New Roman"/>
           <w:i/>
+          <w:sz w:val="24"/>
+          <w:szCs w:val="24"/>
           <w:lang w:val="vi-VN"/>
         </w:rPr>
       </w:pPr>
@@ -201,6 +215,8 @@
         <w:rPr>
           <w:rFonts w:ascii="Times New Roman" w:eastAsia="Times New Roman" w:hAnsi="Times New Roman" w:cs="Times New Roman"/>
           <w:b/>
+          <w:sz w:val="24"/>
+          <w:szCs w:val="24"/>
           <w:lang w:val="vi-VN"/>
         </w:rPr>
       </w:pPr>
@@ -208,6 +224,8 @@
         <w:rPr>
           <w:rFonts w:ascii="Times New Roman" w:eastAsia="Times New Roman" w:hAnsi="Times New Roman" w:cs="Times New Roman"/>
           <w:b/>
+          <w:sz w:val="24"/>
+          <w:szCs w:val="24"/>
           <w:lang w:val="vi-VN"/>
         </w:rPr>
         <w:t>GIẤY ĐỀ NGHỊ ĐĂNG KÝ DOANH NGHIỆP</w:t>
@@ -216,6 +234,8 @@
         <w:rPr>
           <w:rFonts w:ascii="Times New Roman" w:eastAsia="Times New Roman" w:hAnsi="Times New Roman" w:cs="Times New Roman"/>
           <w:b/>
+          <w:sz w:val="24"/>
+          <w:szCs w:val="24"/>
           <w:lang w:val="vi-VN"/>
         </w:rPr>
         <w:br/>
@@ -228,12 +248,16 @@
         <w:jc w:val="center"/>
         <w:rPr>
           <w:rFonts w:ascii="Times New Roman" w:eastAsia="Times New Roman" w:hAnsi="Times New Roman" w:cs="Times New Roman"/>
+          <w:sz w:val="24"/>
+          <w:szCs w:val="24"/>
           <w:lang w:val="vi-VN"/>
         </w:rPr>
       </w:pPr>
       <w:r>
         <w:rPr>
           <w:rFonts w:ascii="Times New Roman" w:eastAsia="Times New Roman" w:hAnsi="Times New Roman" w:cs="Times New Roman"/>
+          <w:sz w:val="24"/>
+          <w:szCs w:val="24"/>
           <w:lang w:val="vi-VN"/>
         </w:rPr>
         <w:t xml:space="preserve">Kính gửi: </w:t>
@@ -241,6 +265,8 @@
       <w:r>
         <w:rPr>
           <w:rFonts w:ascii="Times New Roman" w:eastAsia="Times New Roman" w:hAnsi="Times New Roman" w:cs="Times New Roman"/>
+          <w:sz w:val="24"/>
+          <w:szCs w:val="24"/>
           <w:lang w:val="vi-VN"/>
         </w:rPr>
         <w:t>{{pdkkd}}</w:t>
@@ -255,12 +281,16 @@
         <w:jc w:val="both"/>
         <w:rPr>
           <w:rFonts w:ascii="Times New Roman" w:eastAsia="Times New Roman" w:hAnsi="Times New Roman" w:cs="Times New Roman"/>
+          <w:sz w:val="24"/>
+          <w:szCs w:val="24"/>
           <w:lang w:val="vi-VN"/>
         </w:rPr>
       </w:pPr>
       <w:r>
         <w:rPr>
           <w:rFonts w:ascii="Times New Roman" w:eastAsia="Times New Roman" w:hAnsi="Times New Roman" w:cs="Times New Roman"/>
+          <w:sz w:val="24"/>
+          <w:szCs w:val="24"/>
           <w:lang w:val="vi-VN"/>
         </w:rPr>
         <w:t>Tôi là (</w:t>
@@ -269,6 +299,8 @@
         <w:rPr>
           <w:rFonts w:ascii="Times New Roman" w:eastAsia="Times New Roman" w:hAnsi="Times New Roman" w:cs="Times New Roman"/>
           <w:i/>
+          <w:sz w:val="24"/>
+          <w:szCs w:val="24"/>
           <w:lang w:val="vi-VN"/>
         </w:rPr>
         <w:t>ghi họ tên bằng chữ in hoa</w:t>
@@ -276,6 +308,8 @@
       <w:r>
         <w:rPr>
           <w:rFonts w:ascii="Times New Roman" w:eastAsia="Times New Roman" w:hAnsi="Times New Roman" w:cs="Times New Roman"/>
+          <w:sz w:val="24"/>
+          <w:szCs w:val="24"/>
           <w:lang w:val="vi-VN"/>
         </w:rPr>
         <w:t>):</w:t>
@@ -284,6 +318,8 @@
         <w:rPr>
           <w:rFonts w:ascii="Times New Roman" w:eastAsia="Times New Roman" w:hAnsi="Times New Roman" w:cs="Times New Roman"/>
           <w:b/>
+          <w:sz w:val="24"/>
+          <w:szCs w:val="24"/>
           <w:lang w:val="vi-VN"/>
         </w:rPr>
         <w:t xml:space="preserve"> </w:t>
@@ -292,6 +328,8 @@
         <w:rPr>
           <w:rFonts w:ascii="Times New Roman" w:eastAsia="Times New Roman" w:hAnsi="Times New Roman" w:cs="Times New Roman"/>
           <w:b/>
+          <w:sz w:val="24"/>
+          <w:szCs w:val="24"/>
           <w:lang w:val="vi-VN"/>
         </w:rPr>
         <w:t>{{rep.personal_info.full_name}}</w:t>
@@ -308,12 +346,16 @@
         <w:jc w:val="both"/>
         <w:rPr>
           <w:rFonts w:ascii="Times New Roman" w:eastAsia="Times New Roman" w:hAnsi="Times New Roman" w:cs="Times New Roman"/>
+          <w:sz w:val="24"/>
+          <w:szCs w:val="24"/>
           <w:lang w:val="vi-VN"/>
         </w:rPr>
       </w:pPr>
       <w:r>
         <w:rPr>
           <w:rFonts w:ascii="Times New Roman" w:eastAsia="Times New Roman" w:hAnsi="Times New Roman" w:cs="Times New Roman"/>
+          <w:sz w:val="24"/>
+          <w:szCs w:val="24"/>
           <w:lang w:val="vi-VN"/>
         </w:rPr>
         <w:t xml:space="preserve">Ngày, tháng, năm sinh: </w:t>
@@ -321,6 +363,8 @@
       <w:r>
         <w:rPr>
           <w:rFonts w:ascii="Times New Roman" w:eastAsia="Times New Roman" w:hAnsi="Times New Roman" w:cs="Times New Roman"/>
+          <w:sz w:val="24"/>
+          <w:szCs w:val="24"/>
           <w:lang w:val="vi-VN"/>
         </w:rPr>
         <w:t>{{rep.personal_info.birth_date}}</w:t>
@@ -337,12 +381,16 @@
         <w:jc w:val="both"/>
         <w:rPr>
           <w:rFonts w:ascii="Times New Roman" w:eastAsia="Times New Roman" w:hAnsi="Times New Roman" w:cs="Times New Roman"/>
+          <w:sz w:val="24"/>
+          <w:szCs w:val="24"/>
           <w:lang w:val="vi-VN"/>
         </w:rPr>
       </w:pPr>
       <w:r>
         <w:rPr>
           <w:rFonts w:ascii="Times New Roman" w:eastAsia="Times New Roman" w:hAnsi="Times New Roman" w:cs="Times New Roman"/>
+          <w:sz w:val="24"/>
+          <w:szCs w:val="24"/>
           <w:lang w:val="vi-VN"/>
         </w:rPr>
         <w:t xml:space="preserve">Giới tính: </w:t>
@@ -350,6 +398,8 @@
       <w:r>
         <w:rPr>
           <w:rFonts w:ascii="Times New Roman" w:eastAsia="Times New Roman" w:hAnsi="Times New Roman" w:cs="Times New Roman"/>
+          <w:sz w:val="24"/>
+          <w:szCs w:val="24"/>
           <w:lang w:val="vi-VN"/>
         </w:rPr>
         <w:t>{{rep.personal_info.gender}}</w:t>
@@ -371,12 +421,16 @@
         <w:jc w:val="both"/>
         <w:rPr>
           <w:rFonts w:ascii="Times New Roman" w:eastAsia="Times New Roman" w:hAnsi="Times New Roman" w:cs="Times New Roman"/>
+          <w:sz w:val="24"/>
+          <w:szCs w:val="24"/>
           <w:lang w:val="en-US"/>
         </w:rPr>
       </w:pPr>
       <w:r>
         <w:rPr>
           <w:rFonts w:ascii="Times New Roman" w:eastAsia="Times New Roman" w:hAnsi="Times New Roman" w:cs="Times New Roman"/>
+          <w:sz w:val="24"/>
+          <w:szCs w:val="24"/>
           <w:lang w:val="vi-VN"/>
         </w:rPr>
         <w:t>Số định danh cá nhân:</w:t>
@@ -384,16 +438,11 @@
       <w:r>
         <w:rPr>
           <w:rFonts w:ascii="Times New Roman" w:eastAsia="Times New Roman" w:hAnsi="Times New Roman" w:cs="Times New Roman"/>
+          <w:sz w:val="24"/>
+          <w:szCs w:val="24"/>
           <w:lang w:val="en-US"/>
         </w:rPr>
-        <w:t xml:space="preserve"> </w:t>
-      </w:r>
-      <w:r>
-        <w:rPr>
-          <w:rFonts w:ascii="Times New Roman" w:eastAsia="Times New Roman" w:hAnsi="Times New Roman" w:cs="Times New Roman"/>
-          <w:lang w:val="en-US"/>
-        </w:rPr>
-        <w:t>{{rep.personal_info.id_number}}</w:t>
+        <w:t xml:space="preserve"> {{rep.personal_info.id_number}}</w:t>
       </w:r>
     </w:p>
     <w:p>
@@ -410,12 +459,16 @@
         <w:jc w:val="both"/>
         <w:rPr>
           <w:rFonts w:ascii="Times New Roman" w:eastAsia="Times New Roman" w:hAnsi="Times New Roman" w:cs="Times New Roman"/>
+          <w:sz w:val="24"/>
+          <w:szCs w:val="24"/>
           <w:lang w:val="vi-VN"/>
         </w:rPr>
       </w:pPr>
       <w:r>
         <w:rPr>
           <w:rFonts w:ascii="Times New Roman" w:eastAsia="Times New Roman" w:hAnsi="Times New Roman" w:cs="Times New Roman"/>
+          <w:sz w:val="24"/>
+          <w:szCs w:val="24"/>
           <w:lang w:val="vi-VN"/>
         </w:rPr>
         <w:t>Địa chỉ liên lạc (</w:t>
@@ -424,6 +477,8 @@
         <w:rPr>
           <w:rFonts w:ascii="Times New Roman" w:eastAsia="Times New Roman" w:hAnsi="Times New Roman" w:cs="Times New Roman"/>
           <w:i/>
+          <w:sz w:val="24"/>
+          <w:szCs w:val="24"/>
           <w:lang w:val="vi-VN"/>
         </w:rPr>
         <w:t>chỉ kê khai nếu người đăng ký doanh nghiệp là người đại diện theo pháp luật</w:t>
@@ -431,6 +486,8 @@
       <w:r>
         <w:rPr>
           <w:rFonts w:ascii="Times New Roman" w:eastAsia="Times New Roman" w:hAnsi="Times New Roman" w:cs="Times New Roman"/>
+          <w:sz w:val="24"/>
+          <w:szCs w:val="24"/>
           <w:lang w:val="vi-VN"/>
         </w:rPr>
         <w:t>):</w:t>
@@ -438,6 +495,8 @@
       <w:r>
         <w:rPr>
           <w:rFonts w:ascii="Times New Roman" w:eastAsia="Times New Roman" w:hAnsi="Times New Roman" w:cs="Times New Roman"/>
+          <w:sz w:val="24"/>
+          <w:szCs w:val="24"/>
           <w:lang w:val="en-US"/>
         </w:rPr>
         <w:t xml:space="preserve"> </w:t>
@@ -445,6 +504,8 @@
       <w:r>
         <w:rPr>
           <w:rFonts w:ascii="Times New Roman" w:eastAsia="Times New Roman" w:hAnsi="Times New Roman" w:cs="Times New Roman"/>
+          <w:sz w:val="24"/>
+          <w:szCs w:val="24"/>
           <w:lang w:val="vi-VN"/>
         </w:rPr>
         <w:t>{{rep.full_address}}</w:t>
@@ -466,11 +527,15 @@
         <w:jc w:val="both"/>
         <w:rPr>
           <w:rFonts w:ascii="Times New Roman" w:eastAsia="Times New Roman" w:hAnsi="Times New Roman" w:cs="Times New Roman"/>
-        </w:rPr>
-      </w:pPr>
-      <w:r>
-        <w:rPr>
-          <w:rFonts w:ascii="Times New Roman" w:eastAsia="Times New Roman" w:hAnsi="Times New Roman" w:cs="Times New Roman"/>
+          <w:sz w:val="24"/>
+          <w:szCs w:val="24"/>
+        </w:rPr>
+      </w:pPr>
+      <w:r>
+        <w:rPr>
+          <w:rFonts w:ascii="Times New Roman" w:eastAsia="Times New Roman" w:hAnsi="Times New Roman" w:cs="Times New Roman"/>
+          <w:sz w:val="24"/>
+          <w:szCs w:val="24"/>
         </w:rPr>
         <w:t>Điện thoại</w:t>
       </w:r>
@@ -478,46 +543,24 @@
         <w:rPr>
           <w:rFonts w:ascii="Times New Roman" w:eastAsia="Times New Roman" w:hAnsi="Times New Roman" w:cs="Times New Roman"/>
           <w:i/>
+          <w:sz w:val="24"/>
+          <w:szCs w:val="24"/>
         </w:rPr>
         <w:t xml:space="preserve"> (nếu có)</w:t>
       </w:r>
       <w:r>
         <w:rPr>
           <w:rFonts w:ascii="Times New Roman" w:eastAsia="Times New Roman" w:hAnsi="Times New Roman" w:cs="Times New Roman"/>
-        </w:rPr>
-        <w:t>: {{</w:t>
-      </w:r>
-      <w:proofErr w:type="gramStart"/>
-      <w:r>
-        <w:rPr>
-          <w:rFonts w:ascii="Times New Roman" w:eastAsia="Times New Roman" w:hAnsi="Times New Roman" w:cs="Times New Roman"/>
-        </w:rPr>
-        <w:t>rep.contact</w:t>
-      </w:r>
-      <w:proofErr w:type="gramEnd"/>
-      <w:r>
-        <w:rPr>
-          <w:rFonts w:ascii="Times New Roman" w:eastAsia="Times New Roman" w:hAnsi="Times New Roman" w:cs="Times New Roman"/>
-        </w:rPr>
-        <w:t>_</w:t>
-      </w:r>
-      <w:proofErr w:type="gramStart"/>
-      <w:r>
-        <w:rPr>
-          <w:rFonts w:ascii="Times New Roman" w:eastAsia="Times New Roman" w:hAnsi="Times New Roman" w:cs="Times New Roman"/>
-        </w:rPr>
-        <w:t>info.phone</w:t>
-      </w:r>
-      <w:proofErr w:type="gramEnd"/>
-      <w:r>
-        <w:rPr>
-          <w:rFonts w:ascii="Times New Roman" w:eastAsia="Times New Roman" w:hAnsi="Times New Roman" w:cs="Times New Roman"/>
-        </w:rPr>
-        <w:t>}}</w:t>
-      </w:r>
-      <w:r>
-        <w:rPr>
-          <w:rFonts w:ascii="Times New Roman" w:eastAsia="Times New Roman" w:hAnsi="Times New Roman" w:cs="Times New Roman"/>
+          <w:sz w:val="24"/>
+          <w:szCs w:val="24"/>
+        </w:rPr>
+        <w:t>: {{rep.contact_info.phone}}</w:t>
+      </w:r>
+      <w:r>
+        <w:rPr>
+          <w:rFonts w:ascii="Times New Roman" w:eastAsia="Times New Roman" w:hAnsi="Times New Roman" w:cs="Times New Roman"/>
+          <w:sz w:val="24"/>
+          <w:szCs w:val="24"/>
         </w:rPr>
         <w:tab/>
         <w:t>Thư điện tử</w:t>
@@ -526,42 +569,18 @@
         <w:rPr>
           <w:rFonts w:ascii="Times New Roman" w:eastAsia="Times New Roman" w:hAnsi="Times New Roman" w:cs="Times New Roman"/>
           <w:i/>
+          <w:sz w:val="24"/>
+          <w:szCs w:val="24"/>
         </w:rPr>
         <w:t xml:space="preserve"> (nếu có)</w:t>
       </w:r>
       <w:r>
         <w:rPr>
           <w:rFonts w:ascii="Times New Roman" w:eastAsia="Times New Roman" w:hAnsi="Times New Roman" w:cs="Times New Roman"/>
-        </w:rPr>
-        <w:t>: {{</w:t>
-      </w:r>
-      <w:proofErr w:type="gramStart"/>
-      <w:r>
-        <w:rPr>
-          <w:rFonts w:ascii="Times New Roman" w:eastAsia="Times New Roman" w:hAnsi="Times New Roman" w:cs="Times New Roman"/>
-        </w:rPr>
-        <w:t>rep.contact</w:t>
-      </w:r>
-      <w:proofErr w:type="gramEnd"/>
-      <w:r>
-        <w:rPr>
-          <w:rFonts w:ascii="Times New Roman" w:eastAsia="Times New Roman" w:hAnsi="Times New Roman" w:cs="Times New Roman"/>
-        </w:rPr>
-        <w:t>_</w:t>
-      </w:r>
-      <w:proofErr w:type="gramStart"/>
-      <w:r>
-        <w:rPr>
-          <w:rFonts w:ascii="Times New Roman" w:eastAsia="Times New Roman" w:hAnsi="Times New Roman" w:cs="Times New Roman"/>
-        </w:rPr>
-        <w:t>info.email</w:t>
-      </w:r>
-      <w:proofErr w:type="gramEnd"/>
-      <w:r>
-        <w:rPr>
-          <w:rFonts w:ascii="Times New Roman" w:eastAsia="Times New Roman" w:hAnsi="Times New Roman" w:cs="Times New Roman"/>
-        </w:rPr>
-        <w:t>}}</w:t>
+          <w:sz w:val="24"/>
+          <w:szCs w:val="24"/>
+        </w:rPr>
+        <w:t>: {{rep.contact_info.email}}</w:t>
       </w:r>
     </w:p>
     <w:p>
@@ -581,6 +600,8 @@
         <w:rPr>
           <w:rFonts w:ascii="Times New Roman" w:eastAsia="Times New Roman" w:hAnsi="Times New Roman" w:cs="Times New Roman"/>
           <w:i/>
+          <w:sz w:val="24"/>
+          <w:szCs w:val="24"/>
           <w:lang w:val="vi-VN"/>
         </w:rPr>
       </w:pPr>
@@ -588,6 +609,8 @@
         <w:rPr>
           <w:rFonts w:ascii="Times New Roman" w:eastAsia="Times New Roman" w:hAnsi="Times New Roman" w:cs="Times New Roman"/>
           <w:i/>
+          <w:sz w:val="24"/>
+          <w:szCs w:val="24"/>
           <w:lang w:val="vi-VN"/>
         </w:rPr>
         <w:t>Trường hợp không có số định danh cá nhân hoặc việc kết nối giữa Cơ sở dữ liệu quốc gia về đăng ký doanh nghiệp với Cơ sở dữ liệu quốc gia về dân cư bị gián đoạn thì đề nghị kê khai các thông tin cá nhân dưới đây:</w:t>
@@ -621,16 +644,16 @@
               <w:spacing w:line="312" w:lineRule="auto"/>
               <w:rPr>
                 <w:rFonts w:ascii="Times New Roman" w:eastAsia="Times New Roman" w:hAnsi="Times New Roman" w:cs="Times New Roman"/>
-                <w:sz w:val="22"/>
-                <w:szCs w:val="22"/>
+                <w:sz w:val="24"/>
+                <w:szCs w:val="24"/>
                 <w:lang w:val="vi-VN"/>
               </w:rPr>
             </w:pPr>
             <w:r>
               <w:rPr>
                 <w:rFonts w:ascii="Times New Roman" w:eastAsia="Times New Roman" w:hAnsi="Times New Roman" w:cs="Times New Roman"/>
-                <w:sz w:val="22"/>
-                <w:szCs w:val="22"/>
+                <w:sz w:val="24"/>
+                <w:szCs w:val="24"/>
                 <w:lang w:val="vi-VN"/>
               </w:rPr>
               <w:t xml:space="preserve">Dân tộc: …………….    Quốc tịch: …………... </w:t>
@@ -638,8 +661,8 @@
             <w:r>
               <w:rPr>
                 <w:rFonts w:ascii="Times New Roman" w:eastAsia="Times New Roman" w:hAnsi="Times New Roman" w:cs="Times New Roman"/>
-                <w:sz w:val="22"/>
-                <w:szCs w:val="22"/>
+                <w:sz w:val="24"/>
+                <w:szCs w:val="24"/>
                 <w:lang w:val="vi-VN"/>
               </w:rPr>
               <w:tab/>
@@ -651,16 +674,16 @@
               <w:jc w:val="both"/>
               <w:rPr>
                 <w:rFonts w:ascii="Times New Roman" w:eastAsia="Times New Roman" w:hAnsi="Times New Roman" w:cs="Times New Roman"/>
-                <w:sz w:val="22"/>
-                <w:szCs w:val="22"/>
+                <w:sz w:val="24"/>
+                <w:szCs w:val="24"/>
                 <w:lang w:val="vi-VN"/>
               </w:rPr>
             </w:pPr>
             <w:r>
               <w:rPr>
                 <w:rFonts w:ascii="Times New Roman" w:eastAsia="Times New Roman" w:hAnsi="Times New Roman" w:cs="Times New Roman"/>
-                <w:sz w:val="22"/>
-                <w:szCs w:val="22"/>
+                <w:sz w:val="24"/>
+                <w:szCs w:val="24"/>
                 <w:lang w:val="vi-VN"/>
               </w:rPr>
               <w:t>Số Hộ chiếu (</w:t>
@@ -669,8 +692,8 @@
               <w:rPr>
                 <w:rFonts w:ascii="Times New Roman" w:eastAsia="Times New Roman" w:hAnsi="Times New Roman" w:cs="Times New Roman"/>
                 <w:i/>
-                <w:sz w:val="22"/>
-                <w:szCs w:val="22"/>
+                <w:sz w:val="24"/>
+                <w:szCs w:val="24"/>
                 <w:lang w:val="vi-VN"/>
               </w:rPr>
               <w:t>đối với cá nhân Việt Nam không có số định danh cá nhân</w:t>
@@ -678,8 +701,8 @@
             <w:r>
               <w:rPr>
                 <w:rFonts w:ascii="Times New Roman" w:eastAsia="Times New Roman" w:hAnsi="Times New Roman" w:cs="Times New Roman"/>
-                <w:sz w:val="22"/>
-                <w:szCs w:val="22"/>
+                <w:sz w:val="24"/>
+                <w:szCs w:val="24"/>
                 <w:lang w:val="vi-VN"/>
               </w:rPr>
               <w:t>)/Số Hộ chiếu nước ngoài hoặc giấy tờ có giá trị thay thế hộ chiếu nước ngoài (</w:t>
@@ -688,8 +711,8 @@
               <w:rPr>
                 <w:rFonts w:ascii="Times New Roman" w:eastAsia="Times New Roman" w:hAnsi="Times New Roman" w:cs="Times New Roman"/>
                 <w:i/>
-                <w:sz w:val="22"/>
-                <w:szCs w:val="22"/>
+                <w:sz w:val="24"/>
+                <w:szCs w:val="24"/>
                 <w:lang w:val="vi-VN"/>
               </w:rPr>
               <w:t>đối với cá nhân là người nước ngoài</w:t>
@@ -697,8 +720,8 @@
             <w:r>
               <w:rPr>
                 <w:rFonts w:ascii="Times New Roman" w:eastAsia="Times New Roman" w:hAnsi="Times New Roman" w:cs="Times New Roman"/>
-                <w:sz w:val="22"/>
-                <w:szCs w:val="22"/>
+                <w:sz w:val="24"/>
+                <w:szCs w:val="24"/>
                 <w:lang w:val="vi-VN"/>
               </w:rPr>
               <w:t>): …………………..</w:t>
@@ -709,16 +732,16 @@
               <w:spacing w:line="312" w:lineRule="auto"/>
               <w:rPr>
                 <w:rFonts w:ascii="Times New Roman" w:eastAsia="Times New Roman" w:hAnsi="Times New Roman" w:cs="Times New Roman"/>
-                <w:sz w:val="22"/>
-                <w:szCs w:val="22"/>
+                <w:sz w:val="24"/>
+                <w:szCs w:val="24"/>
                 <w:lang w:val="vi-VN"/>
               </w:rPr>
             </w:pPr>
             <w:r>
               <w:rPr>
                 <w:rFonts w:ascii="Times New Roman" w:eastAsia="Times New Roman" w:hAnsi="Times New Roman" w:cs="Times New Roman"/>
-                <w:sz w:val="22"/>
-                <w:szCs w:val="22"/>
+                <w:sz w:val="24"/>
+                <w:szCs w:val="24"/>
                 <w:lang w:val="vi-VN"/>
               </w:rPr>
               <w:t xml:space="preserve">Ngày cấp: …./…./…. Nơi cấp: …………………………………………...…. </w:t>
@@ -726,8 +749,8 @@
             <w:r>
               <w:rPr>
                 <w:rFonts w:ascii="Times New Roman" w:eastAsia="Times New Roman" w:hAnsi="Times New Roman" w:cs="Times New Roman"/>
-                <w:sz w:val="22"/>
-                <w:szCs w:val="22"/>
+                <w:sz w:val="24"/>
+                <w:szCs w:val="24"/>
                 <w:lang w:val="vi-VN"/>
               </w:rPr>
               <w:tab/>
@@ -738,16 +761,16 @@
               <w:spacing w:line="312" w:lineRule="auto"/>
               <w:rPr>
                 <w:rFonts w:ascii="Times New Roman" w:eastAsia="Times New Roman" w:hAnsi="Times New Roman" w:cs="Times New Roman"/>
-                <w:sz w:val="22"/>
-                <w:szCs w:val="22"/>
+                <w:sz w:val="24"/>
+                <w:szCs w:val="24"/>
                 <w:lang w:val="vi-VN"/>
               </w:rPr>
             </w:pPr>
             <w:r>
               <w:rPr>
                 <w:rFonts w:ascii="Times New Roman" w:eastAsia="Times New Roman" w:hAnsi="Times New Roman" w:cs="Times New Roman"/>
-                <w:sz w:val="22"/>
-                <w:szCs w:val="22"/>
+                <w:sz w:val="24"/>
+                <w:szCs w:val="24"/>
                 <w:lang w:val="vi-VN"/>
               </w:rPr>
               <w:t>Nơi thường trú:</w:t>
@@ -758,16 +781,16 @@
               <w:spacing w:line="312" w:lineRule="auto"/>
               <w:rPr>
                 <w:rFonts w:ascii="Times New Roman" w:eastAsia="Times New Roman" w:hAnsi="Times New Roman" w:cs="Times New Roman"/>
-                <w:sz w:val="22"/>
-                <w:szCs w:val="22"/>
+                <w:sz w:val="24"/>
+                <w:szCs w:val="24"/>
                 <w:lang w:val="vi-VN"/>
               </w:rPr>
             </w:pPr>
             <w:r>
               <w:rPr>
                 <w:rFonts w:ascii="Times New Roman" w:eastAsia="Times New Roman" w:hAnsi="Times New Roman" w:cs="Times New Roman"/>
-                <w:sz w:val="22"/>
-                <w:szCs w:val="22"/>
+                <w:sz w:val="24"/>
+                <w:szCs w:val="24"/>
                 <w:lang w:val="vi-VN"/>
               </w:rPr>
               <w:t>Số nhà/phòng, ngách/hẻm, ngõ/kiệt, đường/phố/đại lộ, tổ/xóm/ấp/thôn: ………</w:t>
@@ -778,16 +801,16 @@
               <w:spacing w:line="312" w:lineRule="auto"/>
               <w:rPr>
                 <w:rFonts w:ascii="Times New Roman" w:eastAsia="Times New Roman" w:hAnsi="Times New Roman" w:cs="Times New Roman"/>
-                <w:sz w:val="22"/>
-                <w:szCs w:val="22"/>
+                <w:sz w:val="24"/>
+                <w:szCs w:val="24"/>
                 <w:lang w:val="vi-VN"/>
               </w:rPr>
             </w:pPr>
             <w:r>
               <w:rPr>
                 <w:rFonts w:ascii="Times New Roman" w:eastAsia="Times New Roman" w:hAnsi="Times New Roman" w:cs="Times New Roman"/>
-                <w:sz w:val="22"/>
-                <w:szCs w:val="22"/>
+                <w:sz w:val="24"/>
+                <w:szCs w:val="24"/>
                 <w:lang w:val="vi-VN"/>
               </w:rPr>
               <w:t>Xã/Phường/Đặc khu: ……………………………………………………….</w:t>
@@ -798,16 +821,16 @@
               <w:spacing w:line="312" w:lineRule="auto"/>
               <w:rPr>
                 <w:rFonts w:ascii="Times New Roman" w:eastAsia="Times New Roman" w:hAnsi="Times New Roman" w:cs="Times New Roman"/>
-                <w:sz w:val="22"/>
-                <w:szCs w:val="22"/>
+                <w:sz w:val="24"/>
+                <w:szCs w:val="24"/>
                 <w:lang w:val="vi-VN"/>
               </w:rPr>
             </w:pPr>
             <w:r>
               <w:rPr>
                 <w:rFonts w:ascii="Times New Roman" w:eastAsia="Times New Roman" w:hAnsi="Times New Roman" w:cs="Times New Roman"/>
-                <w:sz w:val="22"/>
-                <w:szCs w:val="22"/>
+                <w:sz w:val="24"/>
+                <w:szCs w:val="24"/>
                 <w:lang w:val="vi-VN"/>
               </w:rPr>
               <w:t>Tỉnh/Thành phố trực thuộc trung ương: ………………………………</w:t>
@@ -818,15 +841,15 @@
               <w:spacing w:line="312" w:lineRule="auto"/>
               <w:rPr>
                 <w:rFonts w:ascii="Times New Roman" w:eastAsia="Times New Roman" w:hAnsi="Times New Roman" w:cs="Times New Roman"/>
-                <w:sz w:val="22"/>
-                <w:szCs w:val="22"/>
-              </w:rPr>
-            </w:pPr>
-            <w:r>
-              <w:rPr>
-                <w:rFonts w:ascii="Times New Roman" w:eastAsia="Times New Roman" w:hAnsi="Times New Roman" w:cs="Times New Roman"/>
-                <w:sz w:val="22"/>
-                <w:szCs w:val="22"/>
+                <w:sz w:val="24"/>
+                <w:szCs w:val="24"/>
+              </w:rPr>
+            </w:pPr>
+            <w:r>
+              <w:rPr>
+                <w:rFonts w:ascii="Times New Roman" w:eastAsia="Times New Roman" w:hAnsi="Times New Roman" w:cs="Times New Roman"/>
+                <w:sz w:val="24"/>
+                <w:szCs w:val="24"/>
               </w:rPr>
               <w:t>Quốc gia: ………………………</w:t>
             </w:r>
@@ -845,12 +868,16 @@
         <w:rPr>
           <w:rFonts w:ascii="Times New Roman" w:eastAsia="Times New Roman" w:hAnsi="Times New Roman" w:cs="Times New Roman"/>
           <w:b/>
+          <w:sz w:val="24"/>
+          <w:szCs w:val="24"/>
         </w:rPr>
       </w:pPr>
       <w:r>
         <w:rPr>
           <w:rFonts w:ascii="Times New Roman" w:eastAsia="Times New Roman" w:hAnsi="Times New Roman" w:cs="Times New Roman"/>
           <w:b/>
+          <w:sz w:val="24"/>
+          <w:szCs w:val="24"/>
         </w:rPr>
         <w:t xml:space="preserve">Đăng ký công ty trách nhiệm hữu hạn hai thành viên do tôi </w:t>
       </w:r>
@@ -866,18 +893,24 @@
         <w:rPr>
           <w:rFonts w:ascii="Times New Roman" w:eastAsia="Times New Roman" w:hAnsi="Times New Roman" w:cs="Times New Roman"/>
           <w:b/>
+          <w:sz w:val="24"/>
+          <w:szCs w:val="24"/>
         </w:rPr>
       </w:pPr>
       <w:r>
         <w:rPr>
           <w:rFonts w:ascii="Times New Roman" w:eastAsia="Times New Roman" w:hAnsi="Times New Roman" w:cs="Times New Roman"/>
           <w:b/>
+          <w:sz w:val="24"/>
+          <w:szCs w:val="24"/>
         </w:rPr>
         <w:t>là người đại diện theo pháp luật với nội dung sau</w:t>
       </w:r>
       <w:r>
         <w:rPr>
           <w:rFonts w:ascii="Times New Roman" w:eastAsia="Times New Roman" w:hAnsi="Times New Roman" w:cs="Times New Roman"/>
+          <w:sz w:val="24"/>
+          <w:szCs w:val="24"/>
         </w:rPr>
         <w:t>:</w:t>
       </w:r>
@@ -890,18 +923,24 @@
         <w:rPr>
           <w:rFonts w:ascii="Times New Roman" w:eastAsia="Times New Roman" w:hAnsi="Times New Roman" w:cs="Times New Roman"/>
           <w:b/>
+          <w:sz w:val="24"/>
+          <w:szCs w:val="24"/>
         </w:rPr>
       </w:pPr>
       <w:r>
         <w:rPr>
           <w:rFonts w:ascii="Times New Roman" w:eastAsia="Times New Roman" w:hAnsi="Times New Roman" w:cs="Times New Roman"/>
           <w:b/>
+          <w:sz w:val="24"/>
+          <w:szCs w:val="24"/>
         </w:rPr>
         <w:t xml:space="preserve">1. Tình trạng thành lập </w:t>
       </w:r>
       <w:r>
         <w:rPr>
           <w:rFonts w:ascii="Times New Roman" w:eastAsia="Times New Roman" w:hAnsi="Times New Roman" w:cs="Times New Roman"/>
+          <w:sz w:val="24"/>
+          <w:szCs w:val="24"/>
         </w:rPr>
         <w:t>(</w:t>
       </w:r>
@@ -909,12 +948,16 @@
         <w:rPr>
           <w:rFonts w:ascii="Times New Roman" w:eastAsia="Times New Roman" w:hAnsi="Times New Roman" w:cs="Times New Roman"/>
           <w:i/>
+          <w:sz w:val="24"/>
+          <w:szCs w:val="24"/>
         </w:rPr>
         <w:t>đánh dấu X vào ô thích hợp</w:t>
       </w:r>
       <w:r>
         <w:rPr>
           <w:rFonts w:ascii="Times New Roman" w:eastAsia="Times New Roman" w:hAnsi="Times New Roman" w:cs="Times New Roman"/>
+          <w:sz w:val="24"/>
+          <w:szCs w:val="24"/>
         </w:rPr>
         <w:t>)</w:t>
       </w:r>
@@ -922,6 +965,8 @@
         <w:rPr>
           <w:rFonts w:ascii="Times New Roman" w:eastAsia="Times New Roman" w:hAnsi="Times New Roman" w:cs="Times New Roman"/>
           <w:b/>
+          <w:sz w:val="24"/>
+          <w:szCs w:val="24"/>
         </w:rPr>
         <w:t>:</w:t>
       </w:r>
@@ -949,11 +994,15 @@
               <w:jc w:val="both"/>
               <w:rPr>
                 <w:rFonts w:ascii="Times New Roman" w:eastAsia="Times New Roman" w:hAnsi="Times New Roman" w:cs="Times New Roman"/>
-              </w:rPr>
-            </w:pPr>
-            <w:r>
-              <w:rPr>
-                <w:rFonts w:ascii="Times New Roman" w:eastAsia="Times New Roman" w:hAnsi="Times New Roman" w:cs="Times New Roman"/>
+                <w:sz w:val="24"/>
+                <w:szCs w:val="24"/>
+              </w:rPr>
+            </w:pPr>
+            <w:r>
+              <w:rPr>
+                <w:rFonts w:ascii="Times New Roman" w:eastAsia="Times New Roman" w:hAnsi="Times New Roman" w:cs="Times New Roman"/>
+                <w:sz w:val="24"/>
+                <w:szCs w:val="24"/>
               </w:rPr>
               <w:t>Thành lập mới</w:t>
             </w:r>
@@ -969,12 +1018,16 @@
               <w:jc w:val="both"/>
               <w:rPr>
                 <w:rFonts w:ascii="Times New Roman" w:eastAsia="Times New Roman" w:hAnsi="Times New Roman" w:cs="Times New Roman"/>
+                <w:sz w:val="24"/>
+                <w:szCs w:val="24"/>
               </w:rPr>
             </w:pPr>
             <w:sdt>
               <w:sdtPr>
                 <w:rPr>
                   <w:rFonts w:ascii="Times New Roman" w:hAnsi="Times New Roman" w:cs="Times New Roman"/>
+                  <w:sz w:val="24"/>
+                  <w:szCs w:val="24"/>
                 </w:rPr>
                 <w:tag w:val="goog_rdk_0"/>
                 <w:id w:val="-1319522790"/>
@@ -983,6 +1036,8 @@
                 <w:r>
                   <w:rPr>
                     <w:rFonts w:ascii="Segoe UI Symbol" w:eastAsia="Arial Unicode MS" w:hAnsi="Segoe UI Symbol" w:cs="Segoe UI Symbol"/>
+                    <w:sz w:val="24"/>
+                    <w:szCs w:val="24"/>
                   </w:rPr>
                   <w:t>☒</w:t>
                 </w:r>
@@ -1002,11 +1057,15 @@
               <w:jc w:val="both"/>
               <w:rPr>
                 <w:rFonts w:ascii="Times New Roman" w:eastAsia="Times New Roman" w:hAnsi="Times New Roman" w:cs="Times New Roman"/>
-              </w:rPr>
-            </w:pPr>
-            <w:r>
-              <w:rPr>
-                <w:rFonts w:ascii="Times New Roman" w:eastAsia="Times New Roman" w:hAnsi="Times New Roman" w:cs="Times New Roman"/>
+                <w:sz w:val="24"/>
+                <w:szCs w:val="24"/>
+              </w:rPr>
+            </w:pPr>
+            <w:r>
+              <w:rPr>
+                <w:rFonts w:ascii="Times New Roman" w:eastAsia="Times New Roman" w:hAnsi="Times New Roman" w:cs="Times New Roman"/>
+                <w:sz w:val="24"/>
+                <w:szCs w:val="24"/>
               </w:rPr>
               <w:t>Thành lập trên cơ sở tách doanh nghiệp</w:t>
             </w:r>
@@ -1022,12 +1081,16 @@
               <w:jc w:val="both"/>
               <w:rPr>
                 <w:rFonts w:ascii="Times New Roman" w:eastAsia="Times New Roman" w:hAnsi="Times New Roman" w:cs="Times New Roman"/>
+                <w:sz w:val="24"/>
+                <w:szCs w:val="24"/>
               </w:rPr>
             </w:pPr>
             <w:sdt>
               <w:sdtPr>
                 <w:rPr>
                   <w:rFonts w:ascii="Times New Roman" w:hAnsi="Times New Roman" w:cs="Times New Roman"/>
+                  <w:sz w:val="24"/>
+                  <w:szCs w:val="24"/>
                 </w:rPr>
                 <w:tag w:val="goog_rdk_1"/>
                 <w:id w:val="130263981"/>
@@ -1036,6 +1099,8 @@
                 <w:r>
                   <w:rPr>
                     <w:rFonts w:ascii="Segoe UI Symbol" w:eastAsia="Arial Unicode MS" w:hAnsi="Segoe UI Symbol" w:cs="Segoe UI Symbol"/>
+                    <w:sz w:val="24"/>
+                    <w:szCs w:val="24"/>
                   </w:rPr>
                   <w:t>☐</w:t>
                 </w:r>
@@ -1055,11 +1120,15 @@
               <w:jc w:val="both"/>
               <w:rPr>
                 <w:rFonts w:ascii="Times New Roman" w:eastAsia="Times New Roman" w:hAnsi="Times New Roman" w:cs="Times New Roman"/>
-              </w:rPr>
-            </w:pPr>
-            <w:r>
-              <w:rPr>
-                <w:rFonts w:ascii="Times New Roman" w:eastAsia="Times New Roman" w:hAnsi="Times New Roman" w:cs="Times New Roman"/>
+                <w:sz w:val="24"/>
+                <w:szCs w:val="24"/>
+              </w:rPr>
+            </w:pPr>
+            <w:r>
+              <w:rPr>
+                <w:rFonts w:ascii="Times New Roman" w:eastAsia="Times New Roman" w:hAnsi="Times New Roman" w:cs="Times New Roman"/>
+                <w:sz w:val="24"/>
+                <w:szCs w:val="24"/>
               </w:rPr>
               <w:t>Thành lập trên cơ sở chia doanh nghiệp</w:t>
             </w:r>
@@ -1075,12 +1144,16 @@
               <w:jc w:val="both"/>
               <w:rPr>
                 <w:rFonts w:ascii="Times New Roman" w:eastAsia="Times New Roman" w:hAnsi="Times New Roman" w:cs="Times New Roman"/>
+                <w:sz w:val="24"/>
+                <w:szCs w:val="24"/>
               </w:rPr>
             </w:pPr>
             <w:sdt>
               <w:sdtPr>
                 <w:rPr>
                   <w:rFonts w:ascii="Times New Roman" w:hAnsi="Times New Roman" w:cs="Times New Roman"/>
+                  <w:sz w:val="24"/>
+                  <w:szCs w:val="24"/>
                 </w:rPr>
                 <w:tag w:val="goog_rdk_2"/>
                 <w:id w:val="1052944582"/>
@@ -1089,6 +1162,8 @@
                 <w:r>
                   <w:rPr>
                     <w:rFonts w:ascii="Segoe UI Symbol" w:eastAsia="Arial Unicode MS" w:hAnsi="Segoe UI Symbol" w:cs="Segoe UI Symbol"/>
+                    <w:sz w:val="24"/>
+                    <w:szCs w:val="24"/>
                   </w:rPr>
                   <w:t>☐</w:t>
                 </w:r>
@@ -1108,11 +1183,15 @@
               <w:jc w:val="both"/>
               <w:rPr>
                 <w:rFonts w:ascii="Times New Roman" w:eastAsia="Times New Roman" w:hAnsi="Times New Roman" w:cs="Times New Roman"/>
-              </w:rPr>
-            </w:pPr>
-            <w:r>
-              <w:rPr>
-                <w:rFonts w:ascii="Times New Roman" w:eastAsia="Times New Roman" w:hAnsi="Times New Roman" w:cs="Times New Roman"/>
+                <w:sz w:val="24"/>
+                <w:szCs w:val="24"/>
+              </w:rPr>
+            </w:pPr>
+            <w:r>
+              <w:rPr>
+                <w:rFonts w:ascii="Times New Roman" w:eastAsia="Times New Roman" w:hAnsi="Times New Roman" w:cs="Times New Roman"/>
+                <w:sz w:val="24"/>
+                <w:szCs w:val="24"/>
               </w:rPr>
               <w:t>Thành lập trên cơ sở hợp nhất doanh nghiệp</w:t>
             </w:r>
@@ -1128,12 +1207,16 @@
               <w:jc w:val="both"/>
               <w:rPr>
                 <w:rFonts w:ascii="Times New Roman" w:eastAsia="Times New Roman" w:hAnsi="Times New Roman" w:cs="Times New Roman"/>
+                <w:sz w:val="24"/>
+                <w:szCs w:val="24"/>
               </w:rPr>
             </w:pPr>
             <w:sdt>
               <w:sdtPr>
                 <w:rPr>
                   <w:rFonts w:ascii="Times New Roman" w:hAnsi="Times New Roman" w:cs="Times New Roman"/>
+                  <w:sz w:val="24"/>
+                  <w:szCs w:val="24"/>
                 </w:rPr>
                 <w:tag w:val="goog_rdk_3"/>
                 <w:id w:val="-1743474936"/>
@@ -1142,6 +1225,8 @@
                 <w:r>
                   <w:rPr>
                     <w:rFonts w:ascii="Segoe UI Symbol" w:eastAsia="Arial Unicode MS" w:hAnsi="Segoe UI Symbol" w:cs="Segoe UI Symbol"/>
+                    <w:sz w:val="24"/>
+                    <w:szCs w:val="24"/>
                   </w:rPr>
                   <w:t>☐</w:t>
                 </w:r>
@@ -1161,11 +1246,15 @@
               <w:jc w:val="both"/>
               <w:rPr>
                 <w:rFonts w:ascii="Times New Roman" w:eastAsia="Times New Roman" w:hAnsi="Times New Roman" w:cs="Times New Roman"/>
-              </w:rPr>
-            </w:pPr>
-            <w:r>
-              <w:rPr>
-                <w:rFonts w:ascii="Times New Roman" w:eastAsia="Times New Roman" w:hAnsi="Times New Roman" w:cs="Times New Roman"/>
+                <w:sz w:val="24"/>
+                <w:szCs w:val="24"/>
+              </w:rPr>
+            </w:pPr>
+            <w:r>
+              <w:rPr>
+                <w:rFonts w:ascii="Times New Roman" w:eastAsia="Times New Roman" w:hAnsi="Times New Roman" w:cs="Times New Roman"/>
+                <w:sz w:val="24"/>
+                <w:szCs w:val="24"/>
               </w:rPr>
               <w:t>Thành lập trên cơ sở chuyển đổi loại hình doanh nghiệp</w:t>
             </w:r>
@@ -1181,12 +1270,16 @@
               <w:jc w:val="both"/>
               <w:rPr>
                 <w:rFonts w:ascii="Times New Roman" w:eastAsia="Times New Roman" w:hAnsi="Times New Roman" w:cs="Times New Roman"/>
+                <w:sz w:val="24"/>
+                <w:szCs w:val="24"/>
               </w:rPr>
             </w:pPr>
             <w:sdt>
               <w:sdtPr>
                 <w:rPr>
                   <w:rFonts w:ascii="Times New Roman" w:hAnsi="Times New Roman" w:cs="Times New Roman"/>
+                  <w:sz w:val="24"/>
+                  <w:szCs w:val="24"/>
                 </w:rPr>
                 <w:tag w:val="goog_rdk_4"/>
                 <w:id w:val="-542387600"/>
@@ -1195,6 +1288,8 @@
                 <w:r>
                   <w:rPr>
                     <w:rFonts w:ascii="Segoe UI Symbol" w:eastAsia="Arial Unicode MS" w:hAnsi="Segoe UI Symbol" w:cs="Segoe UI Symbol"/>
+                    <w:sz w:val="24"/>
+                    <w:szCs w:val="24"/>
                   </w:rPr>
                   <w:t>☐</w:t>
                 </w:r>
@@ -1214,11 +1309,15 @@
               <w:jc w:val="both"/>
               <w:rPr>
                 <w:rFonts w:ascii="Times New Roman" w:eastAsia="Times New Roman" w:hAnsi="Times New Roman" w:cs="Times New Roman"/>
-              </w:rPr>
-            </w:pPr>
-            <w:r>
-              <w:rPr>
-                <w:rFonts w:ascii="Times New Roman" w:eastAsia="Times New Roman" w:hAnsi="Times New Roman" w:cs="Times New Roman"/>
+                <w:sz w:val="24"/>
+                <w:szCs w:val="24"/>
+              </w:rPr>
+            </w:pPr>
+            <w:r>
+              <w:rPr>
+                <w:rFonts w:ascii="Times New Roman" w:eastAsia="Times New Roman" w:hAnsi="Times New Roman" w:cs="Times New Roman"/>
+                <w:sz w:val="24"/>
+                <w:szCs w:val="24"/>
               </w:rPr>
               <w:t xml:space="preserve">Thành lập trên cơ sở chuyển đổi từ hộ kinh doanh </w:t>
             </w:r>
@@ -1234,12 +1333,16 @@
               <w:jc w:val="both"/>
               <w:rPr>
                 <w:rFonts w:ascii="Times New Roman" w:eastAsia="Times New Roman" w:hAnsi="Times New Roman" w:cs="Times New Roman"/>
+                <w:sz w:val="24"/>
+                <w:szCs w:val="24"/>
               </w:rPr>
             </w:pPr>
             <w:sdt>
               <w:sdtPr>
                 <w:rPr>
                   <w:rFonts w:ascii="Times New Roman" w:hAnsi="Times New Roman" w:cs="Times New Roman"/>
+                  <w:sz w:val="24"/>
+                  <w:szCs w:val="24"/>
                 </w:rPr>
                 <w:tag w:val="goog_rdk_5"/>
                 <w:id w:val="1240735623"/>
@@ -1248,6 +1351,8 @@
                 <w:r>
                   <w:rPr>
                     <w:rFonts w:ascii="Segoe UI Symbol" w:eastAsia="Arial Unicode MS" w:hAnsi="Segoe UI Symbol" w:cs="Segoe UI Symbol"/>
+                    <w:sz w:val="24"/>
+                    <w:szCs w:val="24"/>
                   </w:rPr>
                   <w:t>☐</w:t>
                 </w:r>
@@ -1267,12 +1372,16 @@
               <w:jc w:val="both"/>
               <w:rPr>
                 <w:rFonts w:ascii="Times New Roman" w:eastAsia="Times New Roman" w:hAnsi="Times New Roman" w:cs="Times New Roman"/>
+                <w:sz w:val="24"/>
+                <w:szCs w:val="24"/>
                 <w:vertAlign w:val="superscript"/>
               </w:rPr>
             </w:pPr>
             <w:r>
               <w:rPr>
                 <w:rFonts w:ascii="Times New Roman" w:eastAsia="Times New Roman" w:hAnsi="Times New Roman" w:cs="Times New Roman"/>
+                <w:sz w:val="24"/>
+                <w:szCs w:val="24"/>
               </w:rPr>
               <w:t>Thành lập trên cơ sở chuyển đổi từ cơ sở bảo trợ xã hội/quỹ xã hội/quỹ từ thiện</w:t>
             </w:r>
@@ -1288,12 +1397,16 @@
               <w:jc w:val="both"/>
               <w:rPr>
                 <w:rFonts w:ascii="Times New Roman" w:eastAsia="Times New Roman" w:hAnsi="Times New Roman" w:cs="Times New Roman"/>
+                <w:sz w:val="24"/>
+                <w:szCs w:val="24"/>
               </w:rPr>
             </w:pPr>
             <w:sdt>
               <w:sdtPr>
                 <w:rPr>
                   <w:rFonts w:ascii="Times New Roman" w:hAnsi="Times New Roman" w:cs="Times New Roman"/>
+                  <w:sz w:val="24"/>
+                  <w:szCs w:val="24"/>
                 </w:rPr>
                 <w:tag w:val="goog_rdk_6"/>
                 <w:id w:val="-1915362685"/>
@@ -1302,6 +1415,8 @@
                 <w:r>
                   <w:rPr>
                     <w:rFonts w:ascii="Segoe UI Symbol" w:eastAsia="Arial Unicode MS" w:hAnsi="Segoe UI Symbol" w:cs="Segoe UI Symbol"/>
+                    <w:sz w:val="24"/>
+                    <w:szCs w:val="24"/>
                   </w:rPr>
                   <w:t>☐</w:t>
                 </w:r>
@@ -1318,13 +1433,18 @@
         <w:jc w:val="both"/>
         <w:rPr>
           <w:rFonts w:ascii="Times New Roman" w:eastAsia="Times New Roman" w:hAnsi="Times New Roman" w:cs="Times New Roman"/>
+          <w:sz w:val="24"/>
+          <w:szCs w:val="24"/>
         </w:rPr>
       </w:pPr>
       <w:r>
         <w:rPr>
           <w:rFonts w:ascii="Times New Roman" w:eastAsia="Times New Roman" w:hAnsi="Times New Roman" w:cs="Times New Roman"/>
           <w:b/>
-        </w:rPr>
+          <w:sz w:val="24"/>
+          <w:szCs w:val="24"/>
+        </w:rPr>
+        <w:lastRenderedPageBreak/>
         <w:t>2. Tên công ty:</w:t>
       </w:r>
     </w:p>
@@ -1338,11 +1458,15 @@
         <w:jc w:val="both"/>
         <w:rPr>
           <w:rFonts w:ascii="Times New Roman" w:eastAsia="Times New Roman" w:hAnsi="Times New Roman" w:cs="Times New Roman"/>
-        </w:rPr>
-      </w:pPr>
-      <w:r>
-        <w:rPr>
-          <w:rFonts w:ascii="Times New Roman" w:eastAsia="Times New Roman" w:hAnsi="Times New Roman" w:cs="Times New Roman"/>
+          <w:sz w:val="24"/>
+          <w:szCs w:val="24"/>
+        </w:rPr>
+      </w:pPr>
+      <w:r>
+        <w:rPr>
+          <w:rFonts w:ascii="Times New Roman" w:eastAsia="Times New Roman" w:hAnsi="Times New Roman" w:cs="Times New Roman"/>
+          <w:sz w:val="24"/>
+          <w:szCs w:val="24"/>
         </w:rPr>
         <w:t>Tên công ty viết bằng tiếng Việt (</w:t>
       </w:r>
@@ -1350,12 +1474,16 @@
         <w:rPr>
           <w:rFonts w:ascii="Times New Roman" w:eastAsia="Times New Roman" w:hAnsi="Times New Roman" w:cs="Times New Roman"/>
           <w:i/>
+          <w:sz w:val="24"/>
+          <w:szCs w:val="24"/>
         </w:rPr>
         <w:t>ghi bằng chữ in hoa</w:t>
       </w:r>
       <w:r>
         <w:rPr>
           <w:rFonts w:ascii="Times New Roman" w:eastAsia="Times New Roman" w:hAnsi="Times New Roman" w:cs="Times New Roman"/>
+          <w:sz w:val="24"/>
+          <w:szCs w:val="24"/>
         </w:rPr>
         <w:t xml:space="preserve">): </w:t>
       </w:r>
@@ -1363,6 +1491,8 @@
         <w:rPr>
           <w:rFonts w:ascii="Times New Roman" w:eastAsia="Times New Roman" w:hAnsi="Times New Roman" w:cs="Times New Roman"/>
           <w:b/>
+          <w:sz w:val="24"/>
+          <w:szCs w:val="24"/>
         </w:rPr>
         <w:t>CÔNG TY TNHH</w:t>
       </w:r>
@@ -1370,31 +1500,10 @@
         <w:rPr>
           <w:rFonts w:ascii="Times New Roman" w:eastAsia="Times New Roman" w:hAnsi="Times New Roman" w:cs="Times New Roman"/>
           <w:b/>
-        </w:rPr>
-        <w:t xml:space="preserve"> </w:t>
-      </w:r>
-      <w:r>
-        <w:rPr>
-          <w:rFonts w:ascii="Times New Roman" w:eastAsia="Times New Roman" w:hAnsi="Times New Roman" w:cs="Times New Roman"/>
-          <w:b/>
-        </w:rPr>
-        <w:t>{{</w:t>
-      </w:r>
-      <w:proofErr w:type="gramStart"/>
-      <w:r>
-        <w:rPr>
-          <w:rFonts w:ascii="Times New Roman" w:eastAsia="Times New Roman" w:hAnsi="Times New Roman" w:cs="Times New Roman"/>
-          <w:b/>
-        </w:rPr>
-        <w:t>company_info.name.full</w:t>
-      </w:r>
-      <w:proofErr w:type="gramEnd"/>
-      <w:r>
-        <w:rPr>
-          <w:rFonts w:ascii="Times New Roman" w:eastAsia="Times New Roman" w:hAnsi="Times New Roman" w:cs="Times New Roman"/>
-          <w:b/>
-        </w:rPr>
-        <w:t>}}</w:t>
+          <w:sz w:val="24"/>
+          <w:szCs w:val="24"/>
+        </w:rPr>
+        <w:t xml:space="preserve"> {{company_info.name.full}}</w:t>
       </w:r>
     </w:p>
     <w:p>
@@ -1407,11 +1516,15 @@
         <w:jc w:val="both"/>
         <w:rPr>
           <w:rFonts w:ascii="Times New Roman" w:eastAsia="Times New Roman" w:hAnsi="Times New Roman" w:cs="Times New Roman"/>
-        </w:rPr>
-      </w:pPr>
-      <w:r>
-        <w:rPr>
-          <w:rFonts w:ascii="Times New Roman" w:eastAsia="Times New Roman" w:hAnsi="Times New Roman" w:cs="Times New Roman"/>
+          <w:sz w:val="24"/>
+          <w:szCs w:val="24"/>
+        </w:rPr>
+      </w:pPr>
+      <w:r>
+        <w:rPr>
+          <w:rFonts w:ascii="Times New Roman" w:eastAsia="Times New Roman" w:hAnsi="Times New Roman" w:cs="Times New Roman"/>
+          <w:sz w:val="24"/>
+          <w:szCs w:val="24"/>
         </w:rPr>
         <w:t>Tên công ty viết bằng tiếng nước ngoài (</w:t>
       </w:r>
@@ -1419,12 +1532,16 @@
         <w:rPr>
           <w:rFonts w:ascii="Times New Roman" w:eastAsia="Times New Roman" w:hAnsi="Times New Roman" w:cs="Times New Roman"/>
           <w:i/>
+          <w:sz w:val="24"/>
+          <w:szCs w:val="24"/>
         </w:rPr>
         <w:t>nếu có</w:t>
       </w:r>
       <w:r>
         <w:rPr>
           <w:rFonts w:ascii="Times New Roman" w:eastAsia="Times New Roman" w:hAnsi="Times New Roman" w:cs="Times New Roman"/>
+          <w:sz w:val="24"/>
+          <w:szCs w:val="24"/>
         </w:rPr>
         <w:t xml:space="preserve">): </w:t>
       </w:r>
@@ -1432,24 +1549,10 @@
         <w:rPr>
           <w:rFonts w:ascii="Times New Roman" w:eastAsia="Times New Roman" w:hAnsi="Times New Roman" w:cs="Times New Roman"/>
           <w:b/>
-        </w:rPr>
-        <w:t>{{</w:t>
-      </w:r>
-      <w:proofErr w:type="gramStart"/>
-      <w:r>
-        <w:rPr>
-          <w:rFonts w:ascii="Times New Roman" w:eastAsia="Times New Roman" w:hAnsi="Times New Roman" w:cs="Times New Roman"/>
-          <w:b/>
-        </w:rPr>
-        <w:t>company_info.name.foreign</w:t>
-      </w:r>
-      <w:proofErr w:type="gramEnd"/>
-      <w:r>
-        <w:rPr>
-          <w:rFonts w:ascii="Times New Roman" w:eastAsia="Times New Roman" w:hAnsi="Times New Roman" w:cs="Times New Roman"/>
-          <w:b/>
-        </w:rPr>
-        <w:t>}}</w:t>
+          <w:sz w:val="24"/>
+          <w:szCs w:val="24"/>
+        </w:rPr>
+        <w:t>{{company_info.name.foreign}}</w:t>
       </w:r>
     </w:p>
     <w:p>
@@ -1463,11 +1566,15 @@
         <w:rPr>
           <w:rFonts w:ascii="Times New Roman" w:eastAsia="Times New Roman" w:hAnsi="Times New Roman" w:cs="Times New Roman"/>
           <w:b/>
-        </w:rPr>
-      </w:pPr>
-      <w:r>
-        <w:rPr>
-          <w:rFonts w:ascii="Times New Roman" w:eastAsia="Times New Roman" w:hAnsi="Times New Roman" w:cs="Times New Roman"/>
+          <w:sz w:val="24"/>
+          <w:szCs w:val="24"/>
+        </w:rPr>
+      </w:pPr>
+      <w:r>
+        <w:rPr>
+          <w:rFonts w:ascii="Times New Roman" w:eastAsia="Times New Roman" w:hAnsi="Times New Roman" w:cs="Times New Roman"/>
+          <w:sz w:val="24"/>
+          <w:szCs w:val="24"/>
         </w:rPr>
         <w:t>Tên công ty viết tắt (</w:t>
       </w:r>
@@ -1475,12 +1582,16 @@
         <w:rPr>
           <w:rFonts w:ascii="Times New Roman" w:eastAsia="Times New Roman" w:hAnsi="Times New Roman" w:cs="Times New Roman"/>
           <w:i/>
+          <w:sz w:val="24"/>
+          <w:szCs w:val="24"/>
         </w:rPr>
         <w:t>nếu có</w:t>
       </w:r>
       <w:r>
         <w:rPr>
           <w:rFonts w:ascii="Times New Roman" w:eastAsia="Times New Roman" w:hAnsi="Times New Roman" w:cs="Times New Roman"/>
+          <w:sz w:val="24"/>
+          <w:szCs w:val="24"/>
         </w:rPr>
         <w:t xml:space="preserve">): </w:t>
       </w:r>
@@ -1488,24 +1599,10 @@
         <w:rPr>
           <w:rFonts w:ascii="Times New Roman" w:eastAsia="Times New Roman" w:hAnsi="Times New Roman" w:cs="Times New Roman"/>
           <w:b/>
-        </w:rPr>
-        <w:t>{{</w:t>
-      </w:r>
-      <w:proofErr w:type="gramStart"/>
-      <w:r>
-        <w:rPr>
-          <w:rFonts w:ascii="Times New Roman" w:eastAsia="Times New Roman" w:hAnsi="Times New Roman" w:cs="Times New Roman"/>
-          <w:b/>
-        </w:rPr>
-        <w:t>company_info.name.short</w:t>
-      </w:r>
-      <w:proofErr w:type="gramEnd"/>
-      <w:r>
-        <w:rPr>
-          <w:rFonts w:ascii="Times New Roman" w:eastAsia="Times New Roman" w:hAnsi="Times New Roman" w:cs="Times New Roman"/>
-          <w:b/>
-        </w:rPr>
-        <w:t>}}</w:t>
+          <w:sz w:val="24"/>
+          <w:szCs w:val="24"/>
+        </w:rPr>
+        <w:t>{{company_info.name.short}}</w:t>
       </w:r>
     </w:p>
     <w:p>
@@ -1518,50 +1615,55 @@
         <w:jc w:val="both"/>
         <w:rPr>
           <w:rFonts w:ascii="Times New Roman" w:eastAsia="Times New Roman" w:hAnsi="Times New Roman" w:cs="Times New Roman"/>
+          <w:sz w:val="24"/>
+          <w:szCs w:val="24"/>
         </w:rPr>
       </w:pPr>
       <w:r>
         <w:rPr>
           <w:rFonts w:ascii="Times New Roman" w:eastAsia="Times New Roman" w:hAnsi="Times New Roman" w:cs="Times New Roman"/>
           <w:b/>
+          <w:sz w:val="24"/>
+          <w:szCs w:val="24"/>
         </w:rPr>
         <w:t>3. Địa chỉ trụ sở chính:</w:t>
       </w:r>
       <w:r>
         <w:rPr>
           <w:rFonts w:ascii="Times New Roman" w:eastAsia="Times New Roman" w:hAnsi="Times New Roman" w:cs="Times New Roman"/>
+          <w:sz w:val="24"/>
+          <w:szCs w:val="24"/>
         </w:rPr>
         <w:t xml:space="preserve"> </w:t>
       </w:r>
       <w:r>
         <w:rPr>
           <w:rFonts w:ascii="Times New Roman" w:eastAsia="Times New Roman" w:hAnsi="Times New Roman" w:cs="Times New Roman"/>
-          <w:sz w:val="23"/>
-          <w:szCs w:val="23"/>
-        </w:rPr>
-        <w:t>{{company_</w:t>
-      </w:r>
-      <w:proofErr w:type="gramStart"/>
-      <w:r>
-        <w:rPr>
-          <w:rFonts w:ascii="Times New Roman" w:eastAsia="Times New Roman" w:hAnsi="Times New Roman" w:cs="Times New Roman"/>
-          <w:sz w:val="23"/>
-          <w:szCs w:val="23"/>
-        </w:rPr>
-        <w:t>info.full</w:t>
-      </w:r>
-      <w:proofErr w:type="gramEnd"/>
-      <w:r>
-        <w:rPr>
-          <w:rFonts w:ascii="Times New Roman" w:eastAsia="Times New Roman" w:hAnsi="Times New Roman" w:cs="Times New Roman"/>
-          <w:sz w:val="23"/>
-          <w:szCs w:val="23"/>
-        </w:rPr>
-        <w:t>_address}}</w:t>
-      </w:r>
-      <w:r>
-        <w:rPr>
-          <w:rFonts w:ascii="Times New Roman" w:eastAsia="Times New Roman" w:hAnsi="Times New Roman" w:cs="Times New Roman"/>
+          <w:sz w:val="24"/>
+          <w:szCs w:val="24"/>
+        </w:rPr>
+        <w:t>{{company_info.full_address}}</w:t>
+      </w:r>
+    </w:p>
+    <w:p>
+      <w:pPr>
+        <w:tabs>
+          <w:tab w:val="left" w:pos="9072"/>
+        </w:tabs>
+        <w:spacing w:after="0" w:line="312" w:lineRule="auto"/>
+        <w:ind w:firstLine="567"/>
+        <w:jc w:val="both"/>
+        <w:rPr>
+          <w:rFonts w:ascii="Times New Roman" w:eastAsia="Times New Roman" w:hAnsi="Times New Roman" w:cs="Times New Roman"/>
+          <w:sz w:val="24"/>
+          <w:szCs w:val="24"/>
+        </w:rPr>
+      </w:pPr>
+      <w:r>
+        <w:rPr>
+          <w:rFonts w:ascii="Times New Roman" w:eastAsia="Times New Roman" w:hAnsi="Times New Roman" w:cs="Times New Roman"/>
+          <w:sz w:val="24"/>
+          <w:szCs w:val="24"/>
         </w:rPr>
         <w:tab/>
       </w:r>
@@ -1581,13 +1683,13 @@
         <w:tblLook w:val="04A0" w:firstRow="1" w:lastRow="0" w:firstColumn="1" w:lastColumn="0" w:noHBand="0" w:noVBand="1"/>
       </w:tblPr>
       <w:tblGrid>
-        <w:gridCol w:w="5305"/>
-        <w:gridCol w:w="3926"/>
+        <w:gridCol w:w="4860"/>
+        <w:gridCol w:w="4180"/>
       </w:tblGrid>
       <w:tr>
         <w:tc>
           <w:tcPr>
-            <w:tcW w:w="5305" w:type="dxa"/>
+            <w:tcW w:w="4860" w:type="dxa"/>
             <w:hideMark/>
           </w:tcPr>
           <w:p>
@@ -1595,12 +1697,12 @@
               <w:tabs>
                 <w:tab w:val="left" w:pos="9072"/>
               </w:tabs>
-              <w:spacing w:line="324" w:lineRule="auto"/>
+              <w:spacing w:line="360" w:lineRule="auto"/>
               <w:ind w:left="71"/>
               <w:rPr>
                 <w:rFonts w:ascii="Times New Roman" w:hAnsi="Times New Roman" w:cs="Times New Roman"/>
-                <w:sz w:val="22"/>
-                <w:szCs w:val="22"/>
+                <w:sz w:val="24"/>
+                <w:szCs w:val="24"/>
               </w:rPr>
             </w:pPr>
             <w:bookmarkStart w:id="0" w:name="_heading=h.yd0ehn1cjsqs" w:colFirst="0" w:colLast="0"/>
@@ -1608,71 +1710,16 @@
             <w:r>
               <w:rPr>
                 <w:rFonts w:ascii="Times New Roman" w:hAnsi="Times New Roman" w:cs="Times New Roman"/>
-                <w:sz w:val="22"/>
-                <w:szCs w:val="22"/>
-              </w:rPr>
-              <w:lastRenderedPageBreak/>
-              <w:t xml:space="preserve">Điện </w:t>
-            </w:r>
-            <w:proofErr w:type="gramStart"/>
-            <w:r>
-              <w:rPr>
-                <w:rFonts w:ascii="Times New Roman" w:hAnsi="Times New Roman" w:cs="Times New Roman"/>
-                <w:sz w:val="22"/>
-                <w:szCs w:val="22"/>
-              </w:rPr>
-              <w:t>thoại:{</w:t>
-            </w:r>
-            <w:proofErr w:type="gramEnd"/>
-            <w:r>
-              <w:rPr>
-                <w:rFonts w:ascii="Times New Roman" w:hAnsi="Times New Roman" w:cs="Times New Roman"/>
-                <w:sz w:val="22"/>
-                <w:szCs w:val="22"/>
-              </w:rPr>
-              <w:t>{company_</w:t>
-            </w:r>
-            <w:proofErr w:type="gramStart"/>
-            <w:r>
-              <w:rPr>
-                <w:rFonts w:ascii="Times New Roman" w:hAnsi="Times New Roman" w:cs="Times New Roman"/>
-                <w:sz w:val="22"/>
-                <w:szCs w:val="22"/>
-              </w:rPr>
-              <w:t>info.contact</w:t>
-            </w:r>
-            <w:proofErr w:type="gramEnd"/>
-            <w:r>
-              <w:rPr>
-                <w:rFonts w:ascii="Times New Roman" w:hAnsi="Times New Roman" w:cs="Times New Roman"/>
-                <w:sz w:val="22"/>
-                <w:szCs w:val="22"/>
-              </w:rPr>
-              <w:t>.phone</w:t>
-            </w:r>
-            <w:proofErr w:type="gramStart"/>
-            <w:r>
-              <w:rPr>
-                <w:rFonts w:ascii="Times New Roman" w:hAnsi="Times New Roman" w:cs="Times New Roman"/>
-                <w:sz w:val="22"/>
-                <w:szCs w:val="22"/>
-              </w:rPr>
-              <w:t xml:space="preserve">}}   </w:t>
-            </w:r>
-            <w:proofErr w:type="gramEnd"/>
-            <w:r>
-              <w:rPr>
-                <w:rFonts w:ascii="Times New Roman" w:hAnsi="Times New Roman" w:cs="Times New Roman"/>
-                <w:sz w:val="22"/>
-                <w:szCs w:val="22"/>
-              </w:rPr>
-              <w:t xml:space="preserve">              </w:t>
+                <w:sz w:val="24"/>
+                <w:szCs w:val="24"/>
+              </w:rPr>
+              <w:t xml:space="preserve">Điện thoại:{{company_info.contact.phone}}             </w:t>
             </w:r>
           </w:p>
         </w:tc>
         <w:tc>
           <w:tcPr>
-            <w:tcW w:w="3926" w:type="dxa"/>
+            <w:tcW w:w="4180" w:type="dxa"/>
             <w:hideMark/>
           </w:tcPr>
           <w:p>
@@ -1680,48 +1727,20 @@
               <w:tabs>
                 <w:tab w:val="left" w:pos="9072"/>
               </w:tabs>
-              <w:spacing w:line="324" w:lineRule="auto"/>
-              <w:ind w:left="71"/>
+              <w:spacing w:line="360" w:lineRule="auto"/>
               <w:rPr>
                 <w:rFonts w:ascii="Times New Roman" w:hAnsi="Times New Roman" w:cs="Times New Roman"/>
-                <w:sz w:val="22"/>
-                <w:szCs w:val="22"/>
+                <w:sz w:val="24"/>
+                <w:szCs w:val="24"/>
               </w:rPr>
             </w:pPr>
             <w:r>
               <w:rPr>
                 <w:rFonts w:ascii="Times New Roman" w:hAnsi="Times New Roman" w:cs="Times New Roman"/>
-                <w:sz w:val="22"/>
-                <w:szCs w:val="22"/>
-              </w:rPr>
-              <w:t>Số fax (</w:t>
-            </w:r>
-            <w:r>
-              <w:rPr>
-                <w:rFonts w:ascii="Times New Roman" w:hAnsi="Times New Roman" w:cs="Times New Roman"/>
-                <w:i/>
-                <w:sz w:val="22"/>
-                <w:szCs w:val="22"/>
-              </w:rPr>
-              <w:t>nếu có</w:t>
-            </w:r>
-            <w:proofErr w:type="gramStart"/>
-            <w:r>
-              <w:rPr>
-                <w:rFonts w:ascii="Times New Roman" w:hAnsi="Times New Roman" w:cs="Times New Roman"/>
-                <w:sz w:val="22"/>
-                <w:szCs w:val="22"/>
-              </w:rPr>
-              <w:t>): {{</w:t>
-            </w:r>
-            <w:proofErr w:type="gramEnd"/>
-            <w:r>
-              <w:rPr>
-                <w:rFonts w:ascii="Times New Roman" w:hAnsi="Times New Roman" w:cs="Times New Roman"/>
-                <w:sz w:val="22"/>
-                <w:szCs w:val="22"/>
-              </w:rPr>
-              <w:t>company_info.contact.fax}}</w:t>
+                <w:sz w:val="24"/>
+                <w:szCs w:val="24"/>
+              </w:rPr>
+              <w:t>Số fax: {{company_info.contact.fax}}</w:t>
             </w:r>
           </w:p>
         </w:tc>
@@ -1729,7 +1748,7 @@
       <w:tr>
         <w:tc>
           <w:tcPr>
-            <w:tcW w:w="5305" w:type="dxa"/>
+            <w:tcW w:w="4860" w:type="dxa"/>
             <w:hideMark/>
           </w:tcPr>
           <w:p>
@@ -1737,72 +1756,27 @@
               <w:tabs>
                 <w:tab w:val="left" w:pos="9072"/>
               </w:tabs>
-              <w:spacing w:line="324" w:lineRule="auto"/>
+              <w:spacing w:line="360" w:lineRule="auto"/>
               <w:ind w:left="71"/>
               <w:rPr>
                 <w:rFonts w:ascii="Times New Roman" w:hAnsi="Times New Roman" w:cs="Times New Roman"/>
-                <w:sz w:val="22"/>
-                <w:szCs w:val="22"/>
-              </w:rPr>
-            </w:pPr>
-            <w:proofErr w:type="gramStart"/>
+                <w:sz w:val="24"/>
+                <w:szCs w:val="24"/>
+              </w:rPr>
+            </w:pPr>
             <w:r>
               <w:rPr>
                 <w:rFonts w:ascii="Times New Roman" w:hAnsi="Times New Roman" w:cs="Times New Roman"/>
-                <w:sz w:val="22"/>
-                <w:szCs w:val="22"/>
-              </w:rPr>
-              <w:t>Thư điện tử (</w:t>
-            </w:r>
-            <w:r>
-              <w:rPr>
-                <w:rFonts w:ascii="Times New Roman" w:hAnsi="Times New Roman" w:cs="Times New Roman"/>
-                <w:i/>
-                <w:sz w:val="22"/>
-                <w:szCs w:val="22"/>
-              </w:rPr>
-              <w:t>nếu có</w:t>
-            </w:r>
-            <w:r>
-              <w:rPr>
-                <w:rFonts w:ascii="Times New Roman" w:hAnsi="Times New Roman" w:cs="Times New Roman"/>
-                <w:sz w:val="22"/>
-                <w:szCs w:val="22"/>
-              </w:rPr>
-              <w:t>): {{</w:t>
-            </w:r>
-            <w:proofErr w:type="gramEnd"/>
-            <w:r>
-              <w:rPr>
-                <w:rFonts w:ascii="Times New Roman" w:hAnsi="Times New Roman" w:cs="Times New Roman"/>
-                <w:sz w:val="22"/>
-                <w:szCs w:val="22"/>
-              </w:rPr>
-              <w:t>company_</w:t>
-            </w:r>
-            <w:proofErr w:type="gramStart"/>
-            <w:r>
-              <w:rPr>
-                <w:rFonts w:ascii="Times New Roman" w:hAnsi="Times New Roman" w:cs="Times New Roman"/>
-                <w:sz w:val="22"/>
-                <w:szCs w:val="22"/>
-              </w:rPr>
-              <w:t>info.contact</w:t>
-            </w:r>
-            <w:proofErr w:type="gramEnd"/>
-            <w:r>
-              <w:rPr>
-                <w:rFonts w:ascii="Times New Roman" w:hAnsi="Times New Roman" w:cs="Times New Roman"/>
-                <w:sz w:val="22"/>
-                <w:szCs w:val="22"/>
-              </w:rPr>
-              <w:t>.email}}</w:t>
+                <w:sz w:val="24"/>
+                <w:szCs w:val="24"/>
+              </w:rPr>
+              <w:t>Thư điện tử: {{company_info.contact.email}}</w:t>
             </w:r>
           </w:p>
         </w:tc>
         <w:tc>
           <w:tcPr>
-            <w:tcW w:w="3926" w:type="dxa"/>
+            <w:tcW w:w="4180" w:type="dxa"/>
             <w:hideMark/>
           </w:tcPr>
           <w:p>
@@ -1810,67 +1784,37 @@
               <w:tabs>
                 <w:tab w:val="left" w:pos="9072"/>
               </w:tabs>
-              <w:spacing w:line="324" w:lineRule="auto"/>
-              <w:ind w:left="71"/>
+              <w:spacing w:line="360" w:lineRule="auto"/>
               <w:rPr>
                 <w:rFonts w:ascii="Times New Roman" w:hAnsi="Times New Roman" w:cs="Times New Roman"/>
                 <w:b/>
-                <w:sz w:val="22"/>
-                <w:szCs w:val="22"/>
+                <w:sz w:val="24"/>
+                <w:szCs w:val="24"/>
               </w:rPr>
             </w:pPr>
             <w:r>
               <w:rPr>
                 <w:rFonts w:ascii="Times New Roman" w:hAnsi="Times New Roman" w:cs="Times New Roman"/>
-                <w:sz w:val="22"/>
-                <w:szCs w:val="22"/>
-              </w:rPr>
-              <w:t>Website (</w:t>
+                <w:sz w:val="24"/>
+                <w:szCs w:val="24"/>
+              </w:rPr>
+              <w:t>Website:</w:t>
             </w:r>
             <w:r>
               <w:rPr>
                 <w:rFonts w:ascii="Times New Roman" w:hAnsi="Times New Roman" w:cs="Times New Roman"/>
-                <w:i/>
-                <w:sz w:val="22"/>
-                <w:szCs w:val="22"/>
-              </w:rPr>
-              <w:t>nếu có</w:t>
-            </w:r>
-            <w:proofErr w:type="gramStart"/>
+                <w:sz w:val="24"/>
+                <w:szCs w:val="24"/>
+              </w:rPr>
+              <w:t xml:space="preserve"> </w:t>
+            </w:r>
             <w:r>
               <w:rPr>
                 <w:rFonts w:ascii="Times New Roman" w:hAnsi="Times New Roman" w:cs="Times New Roman"/>
-                <w:sz w:val="22"/>
-                <w:szCs w:val="22"/>
-              </w:rPr>
-              <w:t>): {{</w:t>
-            </w:r>
-            <w:proofErr w:type="gramEnd"/>
-            <w:r>
-              <w:rPr>
-                <w:rFonts w:ascii="Times New Roman" w:hAnsi="Times New Roman" w:cs="Times New Roman"/>
-                <w:sz w:val="22"/>
-                <w:szCs w:val="22"/>
-              </w:rPr>
-              <w:t>company_</w:t>
-            </w:r>
-            <w:proofErr w:type="gramStart"/>
-            <w:r>
-              <w:rPr>
-                <w:rFonts w:ascii="Times New Roman" w:hAnsi="Times New Roman" w:cs="Times New Roman"/>
-                <w:sz w:val="22"/>
-                <w:szCs w:val="22"/>
-              </w:rPr>
-              <w:t>info.contact</w:t>
-            </w:r>
-            <w:proofErr w:type="gramEnd"/>
-            <w:r>
-              <w:rPr>
-                <w:rFonts w:ascii="Times New Roman" w:hAnsi="Times New Roman" w:cs="Times New Roman"/>
-                <w:sz w:val="22"/>
-                <w:szCs w:val="22"/>
-              </w:rPr>
-              <w:t>.website}}</w:t>
+                <w:sz w:val="24"/>
+                <w:szCs w:val="24"/>
+              </w:rPr>
+              <w:t>{{company_info.contact.website}}</w:t>
             </w:r>
           </w:p>
         </w:tc>
@@ -1883,11 +1827,15 @@
         <w:jc w:val="both"/>
         <w:rPr>
           <w:rFonts w:ascii="Times New Roman" w:eastAsia="Times New Roman" w:hAnsi="Times New Roman" w:cs="Times New Roman"/>
-        </w:rPr>
-      </w:pPr>
-      <w:r>
-        <w:rPr>
-          <w:rFonts w:ascii="Times New Roman" w:eastAsia="Times New Roman" w:hAnsi="Times New Roman" w:cs="Times New Roman"/>
+          <w:sz w:val="24"/>
+          <w:szCs w:val="24"/>
+        </w:rPr>
+      </w:pPr>
+      <w:r>
+        <w:rPr>
+          <w:rFonts w:ascii="Times New Roman" w:eastAsia="Times New Roman" w:hAnsi="Times New Roman" w:cs="Times New Roman"/>
+          <w:sz w:val="24"/>
+          <w:szCs w:val="24"/>
         </w:rPr>
         <w:t>- Doanh nghiệp nằm trong (</w:t>
       </w:r>
@@ -1895,12 +1843,16 @@
         <w:rPr>
           <w:rFonts w:ascii="Times New Roman" w:eastAsia="Times New Roman" w:hAnsi="Times New Roman" w:cs="Times New Roman"/>
           <w:i/>
+          <w:sz w:val="24"/>
+          <w:szCs w:val="24"/>
         </w:rPr>
         <w:t>Doanh nghiệp phải đánh dấu X vào ô vuông tương ứng với khu công nghệ cao nếu nộp hồ sơ tới Ban quản lý khu công nghệ cao</w:t>
       </w:r>
       <w:r>
         <w:rPr>
           <w:rFonts w:ascii="Times New Roman" w:eastAsia="Times New Roman" w:hAnsi="Times New Roman" w:cs="Times New Roman"/>
+          <w:sz w:val="24"/>
+          <w:szCs w:val="24"/>
         </w:rPr>
         <w:t>):</w:t>
       </w:r>
@@ -1931,11 +1883,15 @@
               <w:jc w:val="both"/>
               <w:rPr>
                 <w:rFonts w:ascii="Times New Roman" w:eastAsia="Times New Roman" w:hAnsi="Times New Roman" w:cs="Times New Roman"/>
-              </w:rPr>
-            </w:pPr>
-            <w:r>
-              <w:rPr>
-                <w:rFonts w:ascii="Times New Roman" w:eastAsia="Times New Roman" w:hAnsi="Times New Roman" w:cs="Times New Roman"/>
+                <w:sz w:val="24"/>
+                <w:szCs w:val="24"/>
+              </w:rPr>
+            </w:pPr>
+            <w:r>
+              <w:rPr>
+                <w:rFonts w:ascii="Times New Roman" w:eastAsia="Times New Roman" w:hAnsi="Times New Roman" w:cs="Times New Roman"/>
+                <w:sz w:val="24"/>
+                <w:szCs w:val="24"/>
               </w:rPr>
               <w:t>Khu công nghiệp</w:t>
             </w:r>
@@ -1951,12 +1907,16 @@
               <w:jc w:val="both"/>
               <w:rPr>
                 <w:rFonts w:ascii="Times New Roman" w:eastAsia="Times New Roman" w:hAnsi="Times New Roman" w:cs="Times New Roman"/>
+                <w:sz w:val="24"/>
+                <w:szCs w:val="24"/>
               </w:rPr>
             </w:pPr>
             <w:sdt>
               <w:sdtPr>
                 <w:rPr>
                   <w:rFonts w:ascii="Times New Roman" w:hAnsi="Times New Roman" w:cs="Times New Roman"/>
+                  <w:sz w:val="24"/>
+                  <w:szCs w:val="24"/>
                 </w:rPr>
                 <w:tag w:val="goog_rdk_7"/>
                 <w:id w:val="-793090867"/>
@@ -1965,6 +1925,8 @@
                 <w:r>
                   <w:rPr>
                     <w:rFonts w:ascii="Segoe UI Symbol" w:eastAsia="Arial Unicode MS" w:hAnsi="Segoe UI Symbol" w:cs="Segoe UI Symbol"/>
+                    <w:sz w:val="24"/>
+                    <w:szCs w:val="24"/>
                   </w:rPr>
                   <w:t>☐</w:t>
                 </w:r>
@@ -1987,11 +1949,15 @@
               <w:jc w:val="both"/>
               <w:rPr>
                 <w:rFonts w:ascii="Times New Roman" w:eastAsia="Times New Roman" w:hAnsi="Times New Roman" w:cs="Times New Roman"/>
-              </w:rPr>
-            </w:pPr>
-            <w:r>
-              <w:rPr>
-                <w:rFonts w:ascii="Times New Roman" w:eastAsia="Times New Roman" w:hAnsi="Times New Roman" w:cs="Times New Roman"/>
+                <w:sz w:val="24"/>
+                <w:szCs w:val="24"/>
+              </w:rPr>
+            </w:pPr>
+            <w:r>
+              <w:rPr>
+                <w:rFonts w:ascii="Times New Roman" w:eastAsia="Times New Roman" w:hAnsi="Times New Roman" w:cs="Times New Roman"/>
+                <w:sz w:val="24"/>
+                <w:szCs w:val="24"/>
               </w:rPr>
               <w:t>Khu chế xuất</w:t>
             </w:r>
@@ -2007,12 +1973,16 @@
               <w:jc w:val="both"/>
               <w:rPr>
                 <w:rFonts w:ascii="Times New Roman" w:eastAsia="Times New Roman" w:hAnsi="Times New Roman" w:cs="Times New Roman"/>
+                <w:sz w:val="24"/>
+                <w:szCs w:val="24"/>
               </w:rPr>
             </w:pPr>
             <w:sdt>
               <w:sdtPr>
                 <w:rPr>
                   <w:rFonts w:ascii="Times New Roman" w:hAnsi="Times New Roman" w:cs="Times New Roman"/>
+                  <w:sz w:val="24"/>
+                  <w:szCs w:val="24"/>
                 </w:rPr>
                 <w:tag w:val="goog_rdk_8"/>
                 <w:id w:val="-1683350507"/>
@@ -2021,6 +1991,8 @@
                 <w:r>
                   <w:rPr>
                     <w:rFonts w:ascii="Segoe UI Symbol" w:eastAsia="Arial Unicode MS" w:hAnsi="Segoe UI Symbol" w:cs="Segoe UI Symbol"/>
+                    <w:sz w:val="24"/>
+                    <w:szCs w:val="24"/>
                   </w:rPr>
                   <w:t>☐</w:t>
                 </w:r>
@@ -2043,11 +2015,15 @@
               <w:jc w:val="both"/>
               <w:rPr>
                 <w:rFonts w:ascii="Times New Roman" w:eastAsia="Times New Roman" w:hAnsi="Times New Roman" w:cs="Times New Roman"/>
-              </w:rPr>
-            </w:pPr>
-            <w:r>
-              <w:rPr>
-                <w:rFonts w:ascii="Times New Roman" w:eastAsia="Times New Roman" w:hAnsi="Times New Roman" w:cs="Times New Roman"/>
+                <w:sz w:val="24"/>
+                <w:szCs w:val="24"/>
+              </w:rPr>
+            </w:pPr>
+            <w:r>
+              <w:rPr>
+                <w:rFonts w:ascii="Times New Roman" w:eastAsia="Times New Roman" w:hAnsi="Times New Roman" w:cs="Times New Roman"/>
+                <w:sz w:val="24"/>
+                <w:szCs w:val="24"/>
               </w:rPr>
               <w:t>Khu kinh tế</w:t>
             </w:r>
@@ -2063,12 +2039,16 @@
               <w:jc w:val="both"/>
               <w:rPr>
                 <w:rFonts w:ascii="Times New Roman" w:eastAsia="Times New Roman" w:hAnsi="Times New Roman" w:cs="Times New Roman"/>
+                <w:sz w:val="24"/>
+                <w:szCs w:val="24"/>
               </w:rPr>
             </w:pPr>
             <w:sdt>
               <w:sdtPr>
                 <w:rPr>
                   <w:rFonts w:ascii="Times New Roman" w:hAnsi="Times New Roman" w:cs="Times New Roman"/>
+                  <w:sz w:val="24"/>
+                  <w:szCs w:val="24"/>
                 </w:rPr>
                 <w:tag w:val="goog_rdk_9"/>
                 <w:id w:val="-2036227316"/>
@@ -2077,6 +2057,8 @@
                 <w:r>
                   <w:rPr>
                     <w:rFonts w:ascii="Segoe UI Symbol" w:eastAsia="Arial Unicode MS" w:hAnsi="Segoe UI Symbol" w:cs="Segoe UI Symbol"/>
+                    <w:sz w:val="24"/>
+                    <w:szCs w:val="24"/>
                   </w:rPr>
                   <w:t>☐</w:t>
                 </w:r>
@@ -2099,11 +2081,15 @@
               <w:jc w:val="both"/>
               <w:rPr>
                 <w:rFonts w:ascii="Times New Roman" w:eastAsia="Times New Roman" w:hAnsi="Times New Roman" w:cs="Times New Roman"/>
-              </w:rPr>
-            </w:pPr>
-            <w:r>
-              <w:rPr>
-                <w:rFonts w:ascii="Times New Roman" w:eastAsia="Times New Roman" w:hAnsi="Times New Roman" w:cs="Times New Roman"/>
+                <w:sz w:val="24"/>
+                <w:szCs w:val="24"/>
+              </w:rPr>
+            </w:pPr>
+            <w:r>
+              <w:rPr>
+                <w:rFonts w:ascii="Times New Roman" w:eastAsia="Times New Roman" w:hAnsi="Times New Roman" w:cs="Times New Roman"/>
+                <w:sz w:val="24"/>
+                <w:szCs w:val="24"/>
               </w:rPr>
               <w:t>Khu công nghệ cao</w:t>
             </w:r>
@@ -2119,12 +2105,16 @@
               <w:jc w:val="both"/>
               <w:rPr>
                 <w:rFonts w:ascii="Times New Roman" w:eastAsia="Times New Roman" w:hAnsi="Times New Roman" w:cs="Times New Roman"/>
+                <w:sz w:val="24"/>
+                <w:szCs w:val="24"/>
               </w:rPr>
             </w:pPr>
             <w:sdt>
               <w:sdtPr>
                 <w:rPr>
                   <w:rFonts w:ascii="Times New Roman" w:hAnsi="Times New Roman" w:cs="Times New Roman"/>
+                  <w:sz w:val="24"/>
+                  <w:szCs w:val="24"/>
                 </w:rPr>
                 <w:tag w:val="goog_rdk_10"/>
                 <w:id w:val="127585627"/>
@@ -2133,6 +2123,8 @@
                 <w:r>
                   <w:rPr>
                     <w:rFonts w:ascii="Segoe UI Symbol" w:eastAsia="Arial Unicode MS" w:hAnsi="Segoe UI Symbol" w:cs="Segoe UI Symbol"/>
+                    <w:sz w:val="24"/>
+                    <w:szCs w:val="24"/>
                   </w:rPr>
                   <w:t>☐</w:t>
                 </w:r>
@@ -2149,39 +2141,40 @@
         <w:jc w:val="both"/>
         <w:rPr>
           <w:rFonts w:ascii="Times New Roman" w:eastAsia="Times New Roman" w:hAnsi="Times New Roman" w:cs="Times New Roman"/>
-        </w:rPr>
-      </w:pPr>
-      <w:r>
-        <w:rPr>
-          <w:rFonts w:ascii="Times New Roman" w:eastAsia="Times New Roman" w:hAnsi="Times New Roman" w:cs="Times New Roman"/>
-        </w:rPr>
-        <w:t xml:space="preserve">- Doanh nghiệp có Giấy chứng nhận quyền sử dụng đất tại đảo và xã, phường biên giới; xã, phường ven biển; khu vực khác có ảnh hưởng đến quốc phòng, </w:t>
-      </w:r>
-      <w:proofErr w:type="gramStart"/>
-      <w:r>
-        <w:rPr>
-          <w:rFonts w:ascii="Times New Roman" w:eastAsia="Times New Roman" w:hAnsi="Times New Roman" w:cs="Times New Roman"/>
-        </w:rPr>
-        <w:t>an</w:t>
-      </w:r>
-      <w:proofErr w:type="gramEnd"/>
-      <w:r>
-        <w:rPr>
-          <w:rFonts w:ascii="Times New Roman" w:eastAsia="Times New Roman" w:hAnsi="Times New Roman" w:cs="Times New Roman"/>
-        </w:rPr>
-        <w:t xml:space="preserve"> ninh:</w:t>
-      </w:r>
-      <w:r>
-        <w:rPr>
-          <w:rFonts w:ascii="Times New Roman" w:eastAsia="Times New Roman" w:hAnsi="Times New Roman" w:cs="Times New Roman"/>
-        </w:rPr>
-        <w:br/>
+          <w:sz w:val="24"/>
+          <w:szCs w:val="24"/>
+        </w:rPr>
+      </w:pPr>
+      <w:r>
+        <w:rPr>
+          <w:rFonts w:ascii="Times New Roman" w:eastAsia="Times New Roman" w:hAnsi="Times New Roman" w:cs="Times New Roman"/>
+          <w:sz w:val="24"/>
+          <w:szCs w:val="24"/>
+        </w:rPr>
+        <w:t>- Doanh nghiệp có Giấy chứng nhận quyền sử dụng đất tại đảo và xã, phường biên giới; xã, phường ven biển; khu vực khác có ảnh hưởng đến quốc phòng, an ninh:</w:t>
+      </w:r>
+      <w:r>
+        <w:rPr>
+          <w:rFonts w:ascii="Times New Roman" w:eastAsia="Times New Roman" w:hAnsi="Times New Roman" w:cs="Times New Roman"/>
+          <w:sz w:val="24"/>
+          <w:szCs w:val="24"/>
+        </w:rPr>
+        <w:t xml:space="preserve"> </w:t>
+      </w:r>
+      <w:r>
+        <w:rPr>
+          <w:rFonts w:ascii="Times New Roman" w:eastAsia="Times New Roman" w:hAnsi="Times New Roman" w:cs="Times New Roman"/>
+          <w:sz w:val="24"/>
+          <w:szCs w:val="24"/>
+        </w:rPr>
         <w:t xml:space="preserve">Có </w:t>
       </w:r>
       <w:sdt>
         <w:sdtPr>
           <w:rPr>
             <w:rFonts w:ascii="Times New Roman" w:hAnsi="Times New Roman" w:cs="Times New Roman"/>
+            <w:sz w:val="24"/>
+            <w:szCs w:val="24"/>
           </w:rPr>
           <w:tag w:val="goog_rdk_11"/>
           <w:id w:val="1374375560"/>
@@ -2190,6 +2183,8 @@
           <w:r>
             <w:rPr>
               <w:rFonts w:ascii="Segoe UI Symbol" w:eastAsia="Arial Unicode MS" w:hAnsi="Segoe UI Symbol" w:cs="Segoe UI Symbol"/>
+              <w:sz w:val="24"/>
+              <w:szCs w:val="24"/>
             </w:rPr>
             <w:t>☐</w:t>
           </w:r>
@@ -2198,6 +2193,8 @@
       <w:r>
         <w:rPr>
           <w:rFonts w:ascii="Times New Roman" w:eastAsia="Times New Roman" w:hAnsi="Times New Roman" w:cs="Times New Roman"/>
+          <w:sz w:val="24"/>
+          <w:szCs w:val="24"/>
         </w:rPr>
         <w:t xml:space="preserve">   Không </w:t>
       </w:r>
@@ -2205,6 +2202,8 @@
         <w:sdtPr>
           <w:rPr>
             <w:rFonts w:ascii="Times New Roman" w:hAnsi="Times New Roman" w:cs="Times New Roman"/>
+            <w:sz w:val="24"/>
+            <w:szCs w:val="24"/>
           </w:rPr>
           <w:tag w:val="goog_rdk_12"/>
           <w:id w:val="1507313950"/>
@@ -2213,6 +2212,8 @@
           <w:r>
             <w:rPr>
               <w:rFonts w:ascii="Segoe UI Symbol" w:eastAsia="Arial Unicode MS" w:hAnsi="Segoe UI Symbol" w:cs="Segoe UI Symbol"/>
+              <w:sz w:val="24"/>
+              <w:szCs w:val="24"/>
             </w:rPr>
             <w:t>☒</w:t>
           </w:r>
@@ -2226,18 +2227,24 @@
         <w:jc w:val="both"/>
         <w:rPr>
           <w:rFonts w:ascii="Times New Roman" w:eastAsia="Times New Roman" w:hAnsi="Times New Roman" w:cs="Times New Roman"/>
+          <w:sz w:val="24"/>
+          <w:szCs w:val="24"/>
         </w:rPr>
       </w:pPr>
       <w:r>
         <w:rPr>
           <w:rFonts w:ascii="Times New Roman" w:eastAsia="Times New Roman" w:hAnsi="Times New Roman" w:cs="Times New Roman"/>
           <w:b/>
+          <w:sz w:val="24"/>
+          <w:szCs w:val="24"/>
         </w:rPr>
         <w:t>4. Ngành, nghề kinh doanh</w:t>
       </w:r>
       <w:r>
         <w:rPr>
           <w:rFonts w:ascii="Times New Roman" w:eastAsia="Times New Roman" w:hAnsi="Times New Roman" w:cs="Times New Roman"/>
+          <w:sz w:val="24"/>
+          <w:szCs w:val="24"/>
         </w:rPr>
         <w:t xml:space="preserve"> (</w:t>
       </w:r>
@@ -2245,12 +2252,16 @@
         <w:rPr>
           <w:rFonts w:ascii="Times New Roman" w:eastAsia="Times New Roman" w:hAnsi="Times New Roman" w:cs="Times New Roman"/>
           <w:i/>
+          <w:sz w:val="24"/>
+          <w:szCs w:val="24"/>
         </w:rPr>
         <w:t>ghi tên và mã theo ngành cấp 4 trong Hệ thống ngành kinh tế của Việt Nam</w:t>
       </w:r>
       <w:r>
         <w:rPr>
           <w:rFonts w:ascii="Times New Roman" w:eastAsia="Times New Roman" w:hAnsi="Times New Roman" w:cs="Times New Roman"/>
+          <w:sz w:val="24"/>
+          <w:szCs w:val="24"/>
         </w:rPr>
         <w:t xml:space="preserve">): </w:t>
       </w:r>
@@ -2258,7 +2269,7 @@
     <w:tbl>
       <w:tblPr>
         <w:tblStyle w:val="af9"/>
-        <w:tblW w:w="9654" w:type="dxa"/>
+        <w:tblW w:w="9355" w:type="dxa"/>
         <w:jc w:val="right"/>
         <w:tblBorders>
           <w:top w:val="single" w:sz="4" w:space="0" w:color="000000"/>
@@ -2273,9 +2284,9 @@
       </w:tblPr>
       <w:tblGrid>
         <w:gridCol w:w="704"/>
-        <w:gridCol w:w="5954"/>
-        <w:gridCol w:w="992"/>
-        <w:gridCol w:w="2004"/>
+        <w:gridCol w:w="5686"/>
+        <w:gridCol w:w="1165"/>
+        <w:gridCol w:w="1800"/>
       </w:tblGrid>
       <w:tr>
         <w:trPr>
@@ -2294,12 +2305,16 @@
               <w:rPr>
                 <w:rFonts w:ascii="Times New Roman" w:eastAsia="Times New Roman" w:hAnsi="Times New Roman" w:cs="Times New Roman"/>
                 <w:b/>
+                <w:sz w:val="24"/>
+                <w:szCs w:val="24"/>
               </w:rPr>
             </w:pPr>
             <w:r>
               <w:rPr>
                 <w:rFonts w:ascii="Times New Roman" w:eastAsia="Times New Roman" w:hAnsi="Times New Roman" w:cs="Times New Roman"/>
                 <w:b/>
+                <w:sz w:val="24"/>
+                <w:szCs w:val="24"/>
               </w:rPr>
               <w:t>STT</w:t>
             </w:r>
@@ -2307,7 +2322,7 @@
         </w:tc>
         <w:tc>
           <w:tcPr>
-            <w:tcW w:w="5954" w:type="dxa"/>
+            <w:tcW w:w="5686" w:type="dxa"/>
             <w:vAlign w:val="center"/>
           </w:tcPr>
           <w:p>
@@ -2317,12 +2332,16 @@
               <w:rPr>
                 <w:rFonts w:ascii="Times New Roman" w:eastAsia="Times New Roman" w:hAnsi="Times New Roman" w:cs="Times New Roman"/>
                 <w:b/>
+                <w:sz w:val="24"/>
+                <w:szCs w:val="24"/>
               </w:rPr>
             </w:pPr>
             <w:r>
               <w:rPr>
                 <w:rFonts w:ascii="Times New Roman" w:eastAsia="Times New Roman" w:hAnsi="Times New Roman" w:cs="Times New Roman"/>
                 <w:b/>
+                <w:sz w:val="24"/>
+                <w:szCs w:val="24"/>
               </w:rPr>
               <w:t>Tên ngành</w:t>
             </w:r>
@@ -2330,7 +2349,7 @@
         </w:tc>
         <w:tc>
           <w:tcPr>
-            <w:tcW w:w="992" w:type="dxa"/>
+            <w:tcW w:w="1165" w:type="dxa"/>
             <w:vAlign w:val="center"/>
           </w:tcPr>
           <w:p>
@@ -2340,12 +2359,16 @@
               <w:rPr>
                 <w:rFonts w:ascii="Times New Roman" w:eastAsia="Times New Roman" w:hAnsi="Times New Roman" w:cs="Times New Roman"/>
                 <w:b/>
+                <w:sz w:val="24"/>
+                <w:szCs w:val="24"/>
               </w:rPr>
             </w:pPr>
             <w:r>
               <w:rPr>
                 <w:rFonts w:ascii="Times New Roman" w:eastAsia="Times New Roman" w:hAnsi="Times New Roman" w:cs="Times New Roman"/>
                 <w:b/>
+                <w:sz w:val="24"/>
+                <w:szCs w:val="24"/>
               </w:rPr>
               <w:t>Mã ngành</w:t>
             </w:r>
@@ -2353,7 +2376,7 @@
         </w:tc>
         <w:tc>
           <w:tcPr>
-            <w:tcW w:w="2004" w:type="dxa"/>
+            <w:tcW w:w="1800" w:type="dxa"/>
             <w:vAlign w:val="center"/>
           </w:tcPr>
           <w:p>
@@ -2363,18 +2386,24 @@
               <w:rPr>
                 <w:rFonts w:ascii="Times New Roman" w:eastAsia="Times New Roman" w:hAnsi="Times New Roman" w:cs="Times New Roman"/>
                 <w:b/>
+                <w:sz w:val="24"/>
+                <w:szCs w:val="24"/>
               </w:rPr>
             </w:pPr>
             <w:r>
               <w:rPr>
                 <w:rFonts w:ascii="Times New Roman" w:eastAsia="Times New Roman" w:hAnsi="Times New Roman" w:cs="Times New Roman"/>
                 <w:b/>
+                <w:sz w:val="24"/>
+                <w:szCs w:val="24"/>
               </w:rPr>
               <w:t xml:space="preserve">Ngành nghề kinh doanh chính </w:t>
             </w:r>
             <w:r>
               <w:rPr>
                 <w:rFonts w:ascii="Times New Roman" w:eastAsia="Times New Roman" w:hAnsi="Times New Roman" w:cs="Times New Roman"/>
+                <w:sz w:val="24"/>
+                <w:szCs w:val="24"/>
               </w:rPr>
               <w:t>(đánh dấu X để chọn một trong các ngành nghề đã kê khai)</w:t>
             </w:r>
@@ -2387,7 +2416,7 @@
         </w:trPr>
         <w:tc>
           <w:tcPr>
-            <w:tcW w:w="9654" w:type="dxa"/>
+            <w:tcW w:w="9355" w:type="dxa"/>
             <w:gridSpan w:val="4"/>
             <w:vAlign w:val="center"/>
           </w:tcPr>
@@ -2398,12 +2427,16 @@
               <w:rPr>
                 <w:rFonts w:ascii="Times New Roman" w:eastAsia="Times New Roman" w:hAnsi="Times New Roman" w:cs="Times New Roman"/>
                 <w:b/>
+                <w:sz w:val="24"/>
+                <w:szCs w:val="24"/>
               </w:rPr>
             </w:pPr>
             <w:r>
               <w:rPr>
                 <w:rFonts w:ascii="Times New Roman" w:eastAsia="Times New Roman" w:hAnsi="Times New Roman" w:cs="Times New Roman"/>
                 <w:bCs/>
+                <w:sz w:val="24"/>
+                <w:szCs w:val="24"/>
               </w:rPr>
               <w:t>{%tr for ind in industries %}</w:t>
             </w:r>
@@ -2426,12 +2459,16 @@
               <w:jc w:val="center"/>
               <w:rPr>
                 <w:rFonts w:ascii="Times New Roman" w:eastAsia="Times New Roman" w:hAnsi="Times New Roman" w:cs="Times New Roman"/>
+                <w:sz w:val="24"/>
+                <w:szCs w:val="24"/>
               </w:rPr>
             </w:pPr>
             <w:r>
               <w:rPr>
                 <w:rFonts w:ascii="Times New Roman" w:eastAsia="Times New Roman" w:hAnsi="Times New Roman" w:cs="Times New Roman"/>
                 <w:bCs/>
+                <w:sz w:val="24"/>
+                <w:szCs w:val="24"/>
               </w:rPr>
               <w:t>{{ind.stt}}</w:t>
             </w:r>
@@ -2439,7 +2476,7 @@
         </w:tc>
         <w:tc>
           <w:tcPr>
-            <w:tcW w:w="5954" w:type="dxa"/>
+            <w:tcW w:w="5686" w:type="dxa"/>
             <w:vAlign w:val="center"/>
           </w:tcPr>
           <w:p>
@@ -2448,22 +2485,18 @@
               <w:rPr>
                 <w:rFonts w:ascii="Times New Roman" w:eastAsia="Times New Roman" w:hAnsi="Times New Roman" w:cs="Times New Roman"/>
                 <w:b/>
+                <w:sz w:val="24"/>
+                <w:szCs w:val="24"/>
               </w:rPr>
             </w:pPr>
             <w:r>
               <w:rPr>
                 <w:rFonts w:ascii="Times New Roman" w:eastAsia="Times New Roman" w:hAnsi="Times New Roman" w:cs="Times New Roman"/>
                 <w:bCs/>
-              </w:rPr>
-              <w:t>{{ind.ten_nganh</w:t>
-            </w:r>
-            <w:proofErr w:type="gramStart"/>
-            <w:r>
-              <w:rPr>
-                <w:rFonts w:ascii="Times New Roman" w:eastAsia="Times New Roman" w:hAnsi="Times New Roman" w:cs="Times New Roman"/>
-                <w:bCs/>
-              </w:rPr>
-              <w:t>}}</w:t>
+                <w:sz w:val="24"/>
+                <w:szCs w:val="24"/>
+              </w:rPr>
+              <w:t>{{ind.ten_nganh}}</w:t>
             </w:r>
             <w:r>
               <w:rPr>
@@ -2471,64 +2504,16 @@
                 <w:bCs/>
                 <w:i/>
                 <w:iCs/>
-              </w:rPr>
-              <w:t>{</w:t>
-            </w:r>
-            <w:proofErr w:type="gramEnd"/>
-            <w:r>
-              <w:rPr>
-                <w:rFonts w:ascii="Times New Roman" w:eastAsia="Times New Roman" w:hAnsi="Times New Roman" w:cs="Times New Roman"/>
-                <w:bCs/>
-                <w:i/>
-                <w:iCs/>
-              </w:rPr>
-              <w:t xml:space="preserve">% if ind.ghi_chu </w:t>
-            </w:r>
-            <w:proofErr w:type="gramStart"/>
-            <w:r>
-              <w:rPr>
-                <w:rFonts w:ascii="Times New Roman" w:eastAsia="Times New Roman" w:hAnsi="Times New Roman" w:cs="Times New Roman"/>
-                <w:bCs/>
-                <w:i/>
-                <w:iCs/>
-              </w:rPr>
-              <w:t>%}{</w:t>
-            </w:r>
-            <w:proofErr w:type="gramEnd"/>
-            <w:r>
-              <w:rPr>
-                <w:rFonts w:ascii="Times New Roman" w:eastAsia="Times New Roman" w:hAnsi="Times New Roman" w:cs="Times New Roman"/>
-                <w:bCs/>
-                <w:i/>
-                <w:iCs/>
-              </w:rPr>
-              <w:t>{ind.ghi_chu</w:t>
-            </w:r>
-            <w:proofErr w:type="gramStart"/>
-            <w:r>
-              <w:rPr>
-                <w:rFonts w:ascii="Times New Roman" w:eastAsia="Times New Roman" w:hAnsi="Times New Roman" w:cs="Times New Roman"/>
-                <w:bCs/>
-                <w:i/>
-                <w:iCs/>
-              </w:rPr>
-              <w:t>}}{</w:t>
-            </w:r>
-            <w:proofErr w:type="gramEnd"/>
-            <w:r>
-              <w:rPr>
-                <w:rFonts w:ascii="Times New Roman" w:eastAsia="Times New Roman" w:hAnsi="Times New Roman" w:cs="Times New Roman"/>
-                <w:bCs/>
-                <w:i/>
-                <w:iCs/>
-              </w:rPr>
-              <w:t>% endif %}</w:t>
+                <w:sz w:val="24"/>
+                <w:szCs w:val="24"/>
+              </w:rPr>
+              <w:t>{% if ind.ghi_chu %}{{ind.ghi_chu}}{% endif %}</w:t>
             </w:r>
           </w:p>
         </w:tc>
         <w:tc>
           <w:tcPr>
-            <w:tcW w:w="992" w:type="dxa"/>
+            <w:tcW w:w="1165" w:type="dxa"/>
             <w:vAlign w:val="center"/>
           </w:tcPr>
           <w:p>
@@ -2538,12 +2523,16 @@
               <w:rPr>
                 <w:rFonts w:ascii="Times New Roman" w:eastAsia="Times New Roman" w:hAnsi="Times New Roman" w:cs="Times New Roman"/>
                 <w:b/>
+                <w:sz w:val="24"/>
+                <w:szCs w:val="24"/>
               </w:rPr>
             </w:pPr>
             <w:r>
               <w:rPr>
                 <w:rFonts w:ascii="Times New Roman" w:eastAsia="Times New Roman" w:hAnsi="Times New Roman" w:cs="Times New Roman"/>
                 <w:bCs/>
+                <w:sz w:val="24"/>
+                <w:szCs w:val="24"/>
               </w:rPr>
               <w:t>{{ind.ma_nganh}}</w:t>
             </w:r>
@@ -2551,7 +2540,7 @@
         </w:tc>
         <w:tc>
           <w:tcPr>
-            <w:tcW w:w="2004" w:type="dxa"/>
+            <w:tcW w:w="1800" w:type="dxa"/>
             <w:vAlign w:val="center"/>
           </w:tcPr>
           <w:p>
@@ -2561,30 +2550,18 @@
               <w:rPr>
                 <w:rFonts w:ascii="Times New Roman" w:eastAsia="Times New Roman" w:hAnsi="Times New Roman" w:cs="Times New Roman"/>
                 <w:b/>
+                <w:sz w:val="24"/>
+                <w:szCs w:val="24"/>
               </w:rPr>
             </w:pPr>
             <w:r>
               <w:rPr>
                 <w:rFonts w:ascii="Times New Roman" w:eastAsia="Times New Roman" w:hAnsi="Times New Roman" w:cs="Times New Roman"/>
                 <w:bCs/>
-              </w:rPr>
-              <w:t>{{</w:t>
-            </w:r>
-            <w:proofErr w:type="gramStart"/>
-            <w:r>
-              <w:rPr>
-                <w:rFonts w:ascii="Times New Roman" w:eastAsia="Times New Roman" w:hAnsi="Times New Roman" w:cs="Times New Roman"/>
-                <w:bCs/>
-              </w:rPr>
-              <w:t>ind.chinh</w:t>
-            </w:r>
-            <w:proofErr w:type="gramEnd"/>
-            <w:r>
-              <w:rPr>
-                <w:rFonts w:ascii="Times New Roman" w:eastAsia="Times New Roman" w:hAnsi="Times New Roman" w:cs="Times New Roman"/>
-                <w:bCs/>
-              </w:rPr>
-              <w:t>}}</w:t>
+                <w:sz w:val="24"/>
+                <w:szCs w:val="24"/>
+              </w:rPr>
+              <w:t>{{ind.chinh}}</w:t>
             </w:r>
           </w:p>
         </w:tc>
@@ -2595,7 +2572,7 @@
         </w:trPr>
         <w:tc>
           <w:tcPr>
-            <w:tcW w:w="9654" w:type="dxa"/>
+            <w:tcW w:w="9355" w:type="dxa"/>
             <w:gridSpan w:val="4"/>
             <w:vAlign w:val="center"/>
           </w:tcPr>
@@ -2606,12 +2583,16 @@
               <w:rPr>
                 <w:rFonts w:ascii="Times New Roman" w:eastAsia="Times New Roman" w:hAnsi="Times New Roman" w:cs="Times New Roman"/>
                 <w:b/>
+                <w:sz w:val="24"/>
+                <w:szCs w:val="24"/>
               </w:rPr>
             </w:pPr>
             <w:r>
               <w:rPr>
                 <w:rFonts w:ascii="Times New Roman" w:eastAsia="Times New Roman" w:hAnsi="Times New Roman" w:cs="Times New Roman"/>
                 <w:bCs/>
+                <w:sz w:val="24"/>
+                <w:szCs w:val="24"/>
               </w:rPr>
               <w:t>{%tr endfor %}</w:t>
             </w:r>
@@ -2629,12 +2610,16 @@
         <w:jc w:val="both"/>
         <w:rPr>
           <w:rFonts w:ascii="Times New Roman" w:eastAsia="Times New Roman" w:hAnsi="Times New Roman" w:cs="Times New Roman"/>
+          <w:sz w:val="24"/>
+          <w:szCs w:val="24"/>
         </w:rPr>
       </w:pPr>
       <w:r>
         <w:rPr>
           <w:rFonts w:ascii="Times New Roman" w:eastAsia="Times New Roman" w:hAnsi="Times New Roman" w:cs="Times New Roman"/>
           <w:b/>
+          <w:sz w:val="24"/>
+          <w:szCs w:val="24"/>
         </w:rPr>
         <w:t>5. Vốn điều lệ:</w:t>
       </w:r>
@@ -2649,11 +2634,15 @@
         <w:jc w:val="both"/>
         <w:rPr>
           <w:rFonts w:ascii="Times New Roman" w:eastAsia="Times New Roman" w:hAnsi="Times New Roman" w:cs="Times New Roman"/>
-        </w:rPr>
-      </w:pPr>
-      <w:r>
-        <w:rPr>
-          <w:rFonts w:ascii="Times New Roman" w:eastAsia="Times New Roman" w:hAnsi="Times New Roman" w:cs="Times New Roman"/>
+          <w:sz w:val="24"/>
+          <w:szCs w:val="24"/>
+        </w:rPr>
+      </w:pPr>
+      <w:r>
+        <w:rPr>
+          <w:rFonts w:ascii="Times New Roman" w:eastAsia="Times New Roman" w:hAnsi="Times New Roman" w:cs="Times New Roman"/>
+          <w:sz w:val="24"/>
+          <w:szCs w:val="24"/>
         </w:rPr>
         <w:t>Vốn điều lệ (</w:t>
       </w:r>
@@ -2661,34 +2650,26 @@
         <w:rPr>
           <w:rFonts w:ascii="Times New Roman" w:eastAsia="Times New Roman" w:hAnsi="Times New Roman" w:cs="Times New Roman"/>
           <w:i/>
+          <w:sz w:val="24"/>
+          <w:szCs w:val="24"/>
         </w:rPr>
         <w:t>bằng số; VNĐ</w:t>
       </w:r>
       <w:r>
         <w:rPr>
           <w:rFonts w:ascii="Times New Roman" w:eastAsia="Times New Roman" w:hAnsi="Times New Roman" w:cs="Times New Roman"/>
+          <w:sz w:val="24"/>
+          <w:szCs w:val="24"/>
         </w:rPr>
         <w:t xml:space="preserve">): </w:t>
       </w:r>
       <w:r>
         <w:rPr>
           <w:rFonts w:ascii="Times New Roman" w:eastAsia="Times New Roman" w:hAnsi="Times New Roman" w:cs="Times New Roman"/>
-        </w:rPr>
-        <w:t>{{</w:t>
-      </w:r>
-      <w:proofErr w:type="gramStart"/>
-      <w:r>
-        <w:rPr>
-          <w:rFonts w:ascii="Times New Roman" w:eastAsia="Times New Roman" w:hAnsi="Times New Roman" w:cs="Times New Roman"/>
-        </w:rPr>
-        <w:t>charter_capital.info.amount</w:t>
-      </w:r>
-      <w:proofErr w:type="gramEnd"/>
-      <w:r>
-        <w:rPr>
-          <w:rFonts w:ascii="Times New Roman" w:eastAsia="Times New Roman" w:hAnsi="Times New Roman" w:cs="Times New Roman"/>
-        </w:rPr>
-        <w:t>}}</w:t>
+          <w:sz w:val="24"/>
+          <w:szCs w:val="24"/>
+        </w:rPr>
+        <w:t>{{charter_capital.info.amount}}</w:t>
       </w:r>
     </w:p>
     <w:p>
@@ -2701,11 +2682,15 @@
         <w:jc w:val="both"/>
         <w:rPr>
           <w:rFonts w:ascii="Times New Roman" w:eastAsia="Times New Roman" w:hAnsi="Times New Roman" w:cs="Times New Roman"/>
-        </w:rPr>
-      </w:pPr>
-      <w:r>
-        <w:rPr>
-          <w:rFonts w:ascii="Times New Roman" w:eastAsia="Times New Roman" w:hAnsi="Times New Roman" w:cs="Times New Roman"/>
+          <w:sz w:val="24"/>
+          <w:szCs w:val="24"/>
+        </w:rPr>
+      </w:pPr>
+      <w:r>
+        <w:rPr>
+          <w:rFonts w:ascii="Times New Roman" w:eastAsia="Times New Roman" w:hAnsi="Times New Roman" w:cs="Times New Roman"/>
+          <w:sz w:val="24"/>
+          <w:szCs w:val="24"/>
         </w:rPr>
         <w:t>Vốn điều lệ (</w:t>
       </w:r>
@@ -2713,18 +2698,24 @@
         <w:rPr>
           <w:rFonts w:ascii="Times New Roman" w:eastAsia="Times New Roman" w:hAnsi="Times New Roman" w:cs="Times New Roman"/>
           <w:i/>
+          <w:sz w:val="24"/>
+          <w:szCs w:val="24"/>
         </w:rPr>
         <w:t>bằng chữ; VNĐ</w:t>
       </w:r>
       <w:r>
         <w:rPr>
           <w:rFonts w:ascii="Times New Roman" w:eastAsia="Times New Roman" w:hAnsi="Times New Roman" w:cs="Times New Roman"/>
+          <w:sz w:val="24"/>
+          <w:szCs w:val="24"/>
         </w:rPr>
         <w:t xml:space="preserve">): </w:t>
       </w:r>
       <w:r>
         <w:rPr>
           <w:rFonts w:ascii="Times New Roman" w:eastAsia="Times New Roman" w:hAnsi="Times New Roman" w:cs="Times New Roman"/>
+          <w:sz w:val="24"/>
+          <w:szCs w:val="24"/>
         </w:rPr>
         <w:t>{{charter_capital.info.text}}</w:t>
       </w:r>
@@ -2739,6 +2730,8 @@
         <w:jc w:val="both"/>
         <w:rPr>
           <w:rFonts w:ascii="Times New Roman" w:eastAsia="Times New Roman" w:hAnsi="Times New Roman" w:cs="Times New Roman"/>
+          <w:sz w:val="24"/>
+          <w:szCs w:val="24"/>
         </w:rPr>
       </w:pPr>
       <w:bookmarkStart w:id="1" w:name="_heading=h.hdmrn65dyl36" w:colFirst="0" w:colLast="0"/>
@@ -2746,6 +2739,8 @@
       <w:r>
         <w:rPr>
           <w:rFonts w:ascii="Times New Roman" w:eastAsia="Times New Roman" w:hAnsi="Times New Roman" w:cs="Times New Roman"/>
+          <w:sz w:val="24"/>
+          <w:szCs w:val="24"/>
         </w:rPr>
         <w:t>Giá trị tương đương theo đơn vị tiền nước ngoài (</w:t>
       </w:r>
@@ -2753,12 +2748,16 @@
         <w:rPr>
           <w:rFonts w:ascii="Times New Roman" w:eastAsia="Times New Roman" w:hAnsi="Times New Roman" w:cs="Times New Roman"/>
           <w:i/>
+          <w:sz w:val="24"/>
+          <w:szCs w:val="24"/>
         </w:rPr>
         <w:t>nếu có, bằng số, loại ngoại tệ)</w:t>
       </w:r>
       <w:r>
         <w:rPr>
           <w:rFonts w:ascii="Times New Roman" w:eastAsia="Times New Roman" w:hAnsi="Times New Roman" w:cs="Times New Roman"/>
+          <w:sz w:val="24"/>
+          <w:szCs w:val="24"/>
         </w:rPr>
         <w:tab/>
       </w:r>
@@ -2770,11 +2769,15 @@
         <w:jc w:val="both"/>
         <w:rPr>
           <w:rFonts w:ascii="Times New Roman" w:eastAsia="Times New Roman" w:hAnsi="Times New Roman" w:cs="Times New Roman"/>
-        </w:rPr>
-      </w:pPr>
-      <w:r>
-        <w:rPr>
-          <w:rFonts w:ascii="Times New Roman" w:eastAsia="Times New Roman" w:hAnsi="Times New Roman" w:cs="Times New Roman"/>
+          <w:sz w:val="24"/>
+          <w:szCs w:val="24"/>
+        </w:rPr>
+      </w:pPr>
+      <w:r>
+        <w:rPr>
+          <w:rFonts w:ascii="Times New Roman" w:eastAsia="Times New Roman" w:hAnsi="Times New Roman" w:cs="Times New Roman"/>
+          <w:sz w:val="24"/>
+          <w:szCs w:val="24"/>
         </w:rPr>
         <w:t xml:space="preserve">Có hiển thị thông tin về giá trị tương đương theo đơn vị tiền tệ nước ngoài trên Giấy chứng nhận đăng ký doanh nghiệp hay không?   Có </w:t>
       </w:r>
@@ -2782,6 +2785,8 @@
         <w:sdtPr>
           <w:rPr>
             <w:rFonts w:ascii="Times New Roman" w:hAnsi="Times New Roman" w:cs="Times New Roman"/>
+            <w:sz w:val="24"/>
+            <w:szCs w:val="24"/>
           </w:rPr>
           <w:tag w:val="goog_rdk_13"/>
           <w:id w:val="-434880224"/>
@@ -2790,6 +2795,8 @@
           <w:r>
             <w:rPr>
               <w:rFonts w:ascii="Segoe UI Symbol" w:eastAsia="Arial Unicode MS" w:hAnsi="Segoe UI Symbol" w:cs="Segoe UI Symbol"/>
+              <w:sz w:val="24"/>
+              <w:szCs w:val="24"/>
             </w:rPr>
             <w:t>☐</w:t>
           </w:r>
@@ -2798,6 +2805,8 @@
       <w:r>
         <w:rPr>
           <w:rFonts w:ascii="Times New Roman" w:eastAsia="Times New Roman" w:hAnsi="Times New Roman" w:cs="Times New Roman"/>
+          <w:sz w:val="24"/>
+          <w:szCs w:val="24"/>
         </w:rPr>
         <w:t xml:space="preserve">         Không </w:t>
       </w:r>
@@ -2805,6 +2814,8 @@
         <w:sdtPr>
           <w:rPr>
             <w:rFonts w:ascii="Times New Roman" w:hAnsi="Times New Roman" w:cs="Times New Roman"/>
+            <w:sz w:val="24"/>
+            <w:szCs w:val="24"/>
           </w:rPr>
           <w:tag w:val="goog_rdk_14"/>
           <w:id w:val="-319293557"/>
@@ -2813,6 +2824,8 @@
           <w:r>
             <w:rPr>
               <w:rFonts w:ascii="Segoe UI Symbol" w:eastAsia="Arial Unicode MS" w:hAnsi="Segoe UI Symbol" w:cs="Segoe UI Symbol"/>
+              <w:sz w:val="24"/>
+              <w:szCs w:val="24"/>
             </w:rPr>
             <w:t>☒</w:t>
           </w:r>
@@ -2827,6 +2840,8 @@
         <w:rPr>
           <w:rFonts w:ascii="Times New Roman" w:eastAsia="Times New Roman" w:hAnsi="Times New Roman" w:cs="Times New Roman"/>
           <w:b/>
+          <w:sz w:val="24"/>
+          <w:szCs w:val="24"/>
         </w:rPr>
       </w:pPr>
       <w:bookmarkStart w:id="2" w:name="_heading=h.u31b3lad1zfj" w:colFirst="0" w:colLast="0"/>
@@ -2835,6 +2850,8 @@
         <w:rPr>
           <w:rFonts w:ascii="Times New Roman" w:eastAsia="Times New Roman" w:hAnsi="Times New Roman" w:cs="Times New Roman"/>
           <w:b/>
+          <w:sz w:val="24"/>
+          <w:szCs w:val="24"/>
         </w:rPr>
         <w:t>6. Nguồn vốn điều lệ:</w:t>
       </w:r>
@@ -2870,13 +2887,18 @@
               <w:rPr>
                 <w:rFonts w:ascii="Times New Roman" w:eastAsia="Times New Roman" w:hAnsi="Times New Roman" w:cs="Times New Roman"/>
                 <w:b/>
+                <w:sz w:val="24"/>
+                <w:szCs w:val="24"/>
               </w:rPr>
             </w:pPr>
             <w:r>
               <w:rPr>
                 <w:rFonts w:ascii="Times New Roman" w:eastAsia="Times New Roman" w:hAnsi="Times New Roman" w:cs="Times New Roman"/>
                 <w:b/>
-              </w:rPr>
+                <w:sz w:val="24"/>
+                <w:szCs w:val="24"/>
+              </w:rPr>
+              <w:lastRenderedPageBreak/>
               <w:t>Loại nguồn vốn</w:t>
             </w:r>
           </w:p>
@@ -2898,12 +2920,16 @@
               <w:rPr>
                 <w:rFonts w:ascii="Times New Roman" w:eastAsia="Times New Roman" w:hAnsi="Times New Roman" w:cs="Times New Roman"/>
                 <w:b/>
+                <w:sz w:val="24"/>
+                <w:szCs w:val="24"/>
               </w:rPr>
             </w:pPr>
             <w:r>
               <w:rPr>
                 <w:rFonts w:ascii="Times New Roman" w:eastAsia="Times New Roman" w:hAnsi="Times New Roman" w:cs="Times New Roman"/>
                 <w:b/>
+                <w:sz w:val="24"/>
+                <w:szCs w:val="24"/>
               </w:rPr>
               <w:t>Số tiền (</w:t>
             </w:r>
@@ -2912,6 +2938,8 @@
                 <w:rFonts w:ascii="Times New Roman" w:eastAsia="Times New Roman" w:hAnsi="Times New Roman" w:cs="Times New Roman"/>
                 <w:b/>
                 <w:i/>
+                <w:sz w:val="24"/>
+                <w:szCs w:val="24"/>
               </w:rPr>
               <w:t>bằng số; VNĐ và giá trị tương đương theo đơn vị tiền nước ngoài, nếu có</w:t>
             </w:r>
@@ -2919,6 +2947,8 @@
               <w:rPr>
                 <w:rFonts w:ascii="Times New Roman" w:eastAsia="Times New Roman" w:hAnsi="Times New Roman" w:cs="Times New Roman"/>
                 <w:b/>
+                <w:sz w:val="24"/>
+                <w:szCs w:val="24"/>
               </w:rPr>
               <w:t>)</w:t>
             </w:r>
@@ -2942,12 +2972,16 @@
               <w:rPr>
                 <w:rFonts w:ascii="Times New Roman" w:eastAsia="Times New Roman" w:hAnsi="Times New Roman" w:cs="Times New Roman"/>
                 <w:b/>
+                <w:sz w:val="24"/>
+                <w:szCs w:val="24"/>
               </w:rPr>
             </w:pPr>
             <w:r>
               <w:rPr>
                 <w:rFonts w:ascii="Times New Roman" w:eastAsia="Times New Roman" w:hAnsi="Times New Roman" w:cs="Times New Roman"/>
                 <w:b/>
+                <w:sz w:val="24"/>
+                <w:szCs w:val="24"/>
               </w:rPr>
               <w:t>Tỷ lệ (</w:t>
             </w:r>
@@ -2956,6 +2990,8 @@
                 <w:rFonts w:ascii="Times New Roman" w:eastAsia="Times New Roman" w:hAnsi="Times New Roman" w:cs="Times New Roman"/>
                 <w:b/>
                 <w:i/>
+                <w:sz w:val="24"/>
+                <w:szCs w:val="24"/>
               </w:rPr>
               <w:t>%</w:t>
             </w:r>
@@ -2963,6 +2999,8 @@
               <w:rPr>
                 <w:rFonts w:ascii="Times New Roman" w:eastAsia="Times New Roman" w:hAnsi="Times New Roman" w:cs="Times New Roman"/>
                 <w:b/>
+                <w:sz w:val="24"/>
+                <w:szCs w:val="24"/>
               </w:rPr>
               <w:t>)</w:t>
             </w:r>
@@ -2985,11 +3023,15 @@
               <w:jc w:val="both"/>
               <w:rPr>
                 <w:rFonts w:ascii="Times New Roman" w:eastAsia="Times New Roman" w:hAnsi="Times New Roman" w:cs="Times New Roman"/>
-              </w:rPr>
-            </w:pPr>
-            <w:r>
-              <w:rPr>
-                <w:rFonts w:ascii="Times New Roman" w:eastAsia="Times New Roman" w:hAnsi="Times New Roman" w:cs="Times New Roman"/>
+                <w:sz w:val="24"/>
+                <w:szCs w:val="24"/>
+              </w:rPr>
+            </w:pPr>
+            <w:r>
+              <w:rPr>
+                <w:rFonts w:ascii="Times New Roman" w:eastAsia="Times New Roman" w:hAnsi="Times New Roman" w:cs="Times New Roman"/>
+                <w:sz w:val="24"/>
+                <w:szCs w:val="24"/>
               </w:rPr>
               <w:t>Vốn ngân sách nhà nước</w:t>
             </w:r>
@@ -3010,11 +3052,15 @@
               <w:jc w:val="center"/>
               <w:rPr>
                 <w:rFonts w:ascii="Times New Roman" w:eastAsia="Times New Roman" w:hAnsi="Times New Roman" w:cs="Times New Roman"/>
-              </w:rPr>
-            </w:pPr>
-            <w:r>
-              <w:rPr>
-                <w:rFonts w:ascii="Times New Roman" w:eastAsia="Times New Roman" w:hAnsi="Times New Roman" w:cs="Times New Roman"/>
+                <w:sz w:val="24"/>
+                <w:szCs w:val="24"/>
+              </w:rPr>
+            </w:pPr>
+            <w:r>
+              <w:rPr>
+                <w:rFonts w:ascii="Times New Roman" w:eastAsia="Times New Roman" w:hAnsi="Times New Roman" w:cs="Times New Roman"/>
+                <w:sz w:val="24"/>
+                <w:szCs w:val="24"/>
               </w:rPr>
               <w:t>0</w:t>
             </w:r>
@@ -3036,11 +3082,15 @@
               <w:jc w:val="center"/>
               <w:rPr>
                 <w:rFonts w:ascii="Times New Roman" w:eastAsia="Times New Roman" w:hAnsi="Times New Roman" w:cs="Times New Roman"/>
-              </w:rPr>
-            </w:pPr>
-            <w:r>
-              <w:rPr>
-                <w:rFonts w:ascii="Times New Roman" w:eastAsia="Times New Roman" w:hAnsi="Times New Roman" w:cs="Times New Roman"/>
+                <w:sz w:val="24"/>
+                <w:szCs w:val="24"/>
+              </w:rPr>
+            </w:pPr>
+            <w:r>
+              <w:rPr>
+                <w:rFonts w:ascii="Times New Roman" w:eastAsia="Times New Roman" w:hAnsi="Times New Roman" w:cs="Times New Roman"/>
+                <w:sz w:val="24"/>
+                <w:szCs w:val="24"/>
               </w:rPr>
               <w:t>0</w:t>
             </w:r>
@@ -3063,11 +3113,15 @@
               <w:jc w:val="both"/>
               <w:rPr>
                 <w:rFonts w:ascii="Times New Roman" w:eastAsia="Times New Roman" w:hAnsi="Times New Roman" w:cs="Times New Roman"/>
-              </w:rPr>
-            </w:pPr>
-            <w:r>
-              <w:rPr>
-                <w:rFonts w:ascii="Times New Roman" w:eastAsia="Times New Roman" w:hAnsi="Times New Roman" w:cs="Times New Roman"/>
+                <w:sz w:val="24"/>
+                <w:szCs w:val="24"/>
+              </w:rPr>
+            </w:pPr>
+            <w:r>
+              <w:rPr>
+                <w:rFonts w:ascii="Times New Roman" w:eastAsia="Times New Roman" w:hAnsi="Times New Roman" w:cs="Times New Roman"/>
+                <w:sz w:val="24"/>
+                <w:szCs w:val="24"/>
               </w:rPr>
               <w:t>Vốn tư nhân</w:t>
             </w:r>
@@ -3088,27 +3142,17 @@
               <w:jc w:val="center"/>
               <w:rPr>
                 <w:rFonts w:ascii="Times New Roman" w:eastAsia="Times New Roman" w:hAnsi="Times New Roman" w:cs="Times New Roman"/>
-              </w:rPr>
-            </w:pPr>
-            <w:r>
-              <w:rPr>
-                <w:rFonts w:ascii="Times New Roman" w:eastAsia="Times New Roman" w:hAnsi="Times New Roman" w:cs="Times New Roman"/>
-              </w:rPr>
-              <w:t>{{</w:t>
-            </w:r>
-            <w:proofErr w:type="gramStart"/>
-            <w:r>
-              <w:rPr>
-                <w:rFonts w:ascii="Times New Roman" w:eastAsia="Times New Roman" w:hAnsi="Times New Roman" w:cs="Times New Roman"/>
-              </w:rPr>
-              <w:t>charter_capital.info.amount</w:t>
-            </w:r>
-            <w:proofErr w:type="gramEnd"/>
-            <w:r>
-              <w:rPr>
-                <w:rFonts w:ascii="Times New Roman" w:eastAsia="Times New Roman" w:hAnsi="Times New Roman" w:cs="Times New Roman"/>
-              </w:rPr>
-              <w:t>}}</w:t>
+                <w:sz w:val="24"/>
+                <w:szCs w:val="24"/>
+              </w:rPr>
+            </w:pPr>
+            <w:r>
+              <w:rPr>
+                <w:rFonts w:ascii="Times New Roman" w:eastAsia="Times New Roman" w:hAnsi="Times New Roman" w:cs="Times New Roman"/>
+                <w:sz w:val="24"/>
+                <w:szCs w:val="24"/>
+              </w:rPr>
+              <w:t>{{charter_capital.info.amount}}</w:t>
             </w:r>
           </w:p>
         </w:tc>
@@ -3128,11 +3172,15 @@
               <w:jc w:val="center"/>
               <w:rPr>
                 <w:rFonts w:ascii="Times New Roman" w:eastAsia="Times New Roman" w:hAnsi="Times New Roman" w:cs="Times New Roman"/>
-              </w:rPr>
-            </w:pPr>
-            <w:r>
-              <w:rPr>
-                <w:rFonts w:ascii="Times New Roman" w:eastAsia="Times New Roman" w:hAnsi="Times New Roman" w:cs="Times New Roman"/>
+                <w:sz w:val="24"/>
+                <w:szCs w:val="24"/>
+              </w:rPr>
+            </w:pPr>
+            <w:r>
+              <w:rPr>
+                <w:rFonts w:ascii="Times New Roman" w:eastAsia="Times New Roman" w:hAnsi="Times New Roman" w:cs="Times New Roman"/>
+                <w:sz w:val="24"/>
+                <w:szCs w:val="24"/>
               </w:rPr>
               <w:t>100</w:t>
             </w:r>
@@ -3155,11 +3203,15 @@
               <w:jc w:val="both"/>
               <w:rPr>
                 <w:rFonts w:ascii="Times New Roman" w:eastAsia="Times New Roman" w:hAnsi="Times New Roman" w:cs="Times New Roman"/>
-              </w:rPr>
-            </w:pPr>
-            <w:r>
-              <w:rPr>
-                <w:rFonts w:ascii="Times New Roman" w:eastAsia="Times New Roman" w:hAnsi="Times New Roman" w:cs="Times New Roman"/>
+                <w:sz w:val="24"/>
+                <w:szCs w:val="24"/>
+              </w:rPr>
+            </w:pPr>
+            <w:r>
+              <w:rPr>
+                <w:rFonts w:ascii="Times New Roman" w:eastAsia="Times New Roman" w:hAnsi="Times New Roman" w:cs="Times New Roman"/>
+                <w:sz w:val="24"/>
+                <w:szCs w:val="24"/>
               </w:rPr>
               <w:t>Vốn nước ngoài</w:t>
             </w:r>
@@ -3180,11 +3232,15 @@
               <w:jc w:val="center"/>
               <w:rPr>
                 <w:rFonts w:ascii="Times New Roman" w:eastAsia="Times New Roman" w:hAnsi="Times New Roman" w:cs="Times New Roman"/>
-              </w:rPr>
-            </w:pPr>
-            <w:r>
-              <w:rPr>
-                <w:rFonts w:ascii="Times New Roman" w:eastAsia="Times New Roman" w:hAnsi="Times New Roman" w:cs="Times New Roman"/>
+                <w:sz w:val="24"/>
+                <w:szCs w:val="24"/>
+              </w:rPr>
+            </w:pPr>
+            <w:r>
+              <w:rPr>
+                <w:rFonts w:ascii="Times New Roman" w:eastAsia="Times New Roman" w:hAnsi="Times New Roman" w:cs="Times New Roman"/>
+                <w:sz w:val="24"/>
+                <w:szCs w:val="24"/>
               </w:rPr>
               <w:t>0</w:t>
             </w:r>
@@ -3206,11 +3262,15 @@
               <w:jc w:val="center"/>
               <w:rPr>
                 <w:rFonts w:ascii="Times New Roman" w:eastAsia="Times New Roman" w:hAnsi="Times New Roman" w:cs="Times New Roman"/>
-              </w:rPr>
-            </w:pPr>
-            <w:r>
-              <w:rPr>
-                <w:rFonts w:ascii="Times New Roman" w:eastAsia="Times New Roman" w:hAnsi="Times New Roman" w:cs="Times New Roman"/>
+                <w:sz w:val="24"/>
+                <w:szCs w:val="24"/>
+              </w:rPr>
+            </w:pPr>
+            <w:r>
+              <w:rPr>
+                <w:rFonts w:ascii="Times New Roman" w:eastAsia="Times New Roman" w:hAnsi="Times New Roman" w:cs="Times New Roman"/>
+                <w:sz w:val="24"/>
+                <w:szCs w:val="24"/>
               </w:rPr>
               <w:t>0</w:t>
             </w:r>
@@ -3233,11 +3293,15 @@
               <w:jc w:val="both"/>
               <w:rPr>
                 <w:rFonts w:ascii="Times New Roman" w:eastAsia="Times New Roman" w:hAnsi="Times New Roman" w:cs="Times New Roman"/>
-              </w:rPr>
-            </w:pPr>
-            <w:r>
-              <w:rPr>
-                <w:rFonts w:ascii="Times New Roman" w:eastAsia="Times New Roman" w:hAnsi="Times New Roman" w:cs="Times New Roman"/>
+                <w:sz w:val="24"/>
+                <w:szCs w:val="24"/>
+              </w:rPr>
+            </w:pPr>
+            <w:r>
+              <w:rPr>
+                <w:rFonts w:ascii="Times New Roman" w:eastAsia="Times New Roman" w:hAnsi="Times New Roman" w:cs="Times New Roman"/>
+                <w:sz w:val="24"/>
+                <w:szCs w:val="24"/>
               </w:rPr>
               <w:t>Vốn khác</w:t>
             </w:r>
@@ -3258,11 +3322,15 @@
               <w:jc w:val="center"/>
               <w:rPr>
                 <w:rFonts w:ascii="Times New Roman" w:eastAsia="Times New Roman" w:hAnsi="Times New Roman" w:cs="Times New Roman"/>
-              </w:rPr>
-            </w:pPr>
-            <w:r>
-              <w:rPr>
-                <w:rFonts w:ascii="Times New Roman" w:eastAsia="Times New Roman" w:hAnsi="Times New Roman" w:cs="Times New Roman"/>
+                <w:sz w:val="24"/>
+                <w:szCs w:val="24"/>
+              </w:rPr>
+            </w:pPr>
+            <w:r>
+              <w:rPr>
+                <w:rFonts w:ascii="Times New Roman" w:eastAsia="Times New Roman" w:hAnsi="Times New Roman" w:cs="Times New Roman"/>
+                <w:sz w:val="24"/>
+                <w:szCs w:val="24"/>
               </w:rPr>
               <w:t>0</w:t>
             </w:r>
@@ -3284,11 +3352,15 @@
               <w:jc w:val="center"/>
               <w:rPr>
                 <w:rFonts w:ascii="Times New Roman" w:eastAsia="Times New Roman" w:hAnsi="Times New Roman" w:cs="Times New Roman"/>
-              </w:rPr>
-            </w:pPr>
-            <w:r>
-              <w:rPr>
-                <w:rFonts w:ascii="Times New Roman" w:eastAsia="Times New Roman" w:hAnsi="Times New Roman" w:cs="Times New Roman"/>
+                <w:sz w:val="24"/>
+                <w:szCs w:val="24"/>
+              </w:rPr>
+            </w:pPr>
+            <w:r>
+              <w:rPr>
+                <w:rFonts w:ascii="Times New Roman" w:eastAsia="Times New Roman" w:hAnsi="Times New Roman" w:cs="Times New Roman"/>
+                <w:sz w:val="24"/>
+                <w:szCs w:val="24"/>
               </w:rPr>
               <w:t>0</w:t>
             </w:r>
@@ -3311,11 +3383,15 @@
               <w:jc w:val="both"/>
               <w:rPr>
                 <w:rFonts w:ascii="Times New Roman" w:eastAsia="Times New Roman" w:hAnsi="Times New Roman" w:cs="Times New Roman"/>
-              </w:rPr>
-            </w:pPr>
-            <w:r>
-              <w:rPr>
-                <w:rFonts w:ascii="Times New Roman" w:eastAsia="Times New Roman" w:hAnsi="Times New Roman" w:cs="Times New Roman"/>
+                <w:sz w:val="24"/>
+                <w:szCs w:val="24"/>
+              </w:rPr>
+            </w:pPr>
+            <w:r>
+              <w:rPr>
+                <w:rFonts w:ascii="Times New Roman" w:eastAsia="Times New Roman" w:hAnsi="Times New Roman" w:cs="Times New Roman"/>
+                <w:sz w:val="24"/>
+                <w:szCs w:val="24"/>
               </w:rPr>
               <w:t>Tổng cộng</w:t>
             </w:r>
@@ -3336,27 +3412,17 @@
               <w:jc w:val="center"/>
               <w:rPr>
                 <w:rFonts w:ascii="Times New Roman" w:eastAsia="Times New Roman" w:hAnsi="Times New Roman" w:cs="Times New Roman"/>
-              </w:rPr>
-            </w:pPr>
-            <w:r>
-              <w:rPr>
-                <w:rFonts w:ascii="Times New Roman" w:eastAsia="Times New Roman" w:hAnsi="Times New Roman" w:cs="Times New Roman"/>
-              </w:rPr>
-              <w:t>{{</w:t>
-            </w:r>
-            <w:proofErr w:type="gramStart"/>
-            <w:r>
-              <w:rPr>
-                <w:rFonts w:ascii="Times New Roman" w:eastAsia="Times New Roman" w:hAnsi="Times New Roman" w:cs="Times New Roman"/>
-              </w:rPr>
-              <w:t>charter_capital.info.amount</w:t>
-            </w:r>
-            <w:proofErr w:type="gramEnd"/>
-            <w:r>
-              <w:rPr>
-                <w:rFonts w:ascii="Times New Roman" w:eastAsia="Times New Roman" w:hAnsi="Times New Roman" w:cs="Times New Roman"/>
-              </w:rPr>
-              <w:t>}}</w:t>
+                <w:sz w:val="24"/>
+                <w:szCs w:val="24"/>
+              </w:rPr>
+            </w:pPr>
+            <w:r>
+              <w:rPr>
+                <w:rFonts w:ascii="Times New Roman" w:eastAsia="Times New Roman" w:hAnsi="Times New Roman" w:cs="Times New Roman"/>
+                <w:sz w:val="24"/>
+                <w:szCs w:val="24"/>
+              </w:rPr>
+              <w:t>{{charter_capital.info.amount}}</w:t>
             </w:r>
           </w:p>
         </w:tc>
@@ -3376,11 +3442,15 @@
               <w:jc w:val="center"/>
               <w:rPr>
                 <w:rFonts w:ascii="Times New Roman" w:eastAsia="Times New Roman" w:hAnsi="Times New Roman" w:cs="Times New Roman"/>
-              </w:rPr>
-            </w:pPr>
-            <w:r>
-              <w:rPr>
-                <w:rFonts w:ascii="Times New Roman" w:eastAsia="Times New Roman" w:hAnsi="Times New Roman" w:cs="Times New Roman"/>
+                <w:sz w:val="24"/>
+                <w:szCs w:val="24"/>
+              </w:rPr>
+            </w:pPr>
+            <w:r>
+              <w:rPr>
+                <w:rFonts w:ascii="Times New Roman" w:eastAsia="Times New Roman" w:hAnsi="Times New Roman" w:cs="Times New Roman"/>
+                <w:sz w:val="24"/>
+                <w:szCs w:val="24"/>
               </w:rPr>
               <w:t>100</w:t>
             </w:r>
@@ -3399,18 +3469,24 @@
         <w:rPr>
           <w:rFonts w:ascii="Times New Roman" w:eastAsia="Times New Roman" w:hAnsi="Times New Roman" w:cs="Times New Roman"/>
           <w:i/>
+          <w:sz w:val="24"/>
+          <w:szCs w:val="24"/>
         </w:rPr>
       </w:pPr>
       <w:r>
         <w:rPr>
           <w:rFonts w:ascii="Times New Roman" w:eastAsia="Times New Roman" w:hAnsi="Times New Roman" w:cs="Times New Roman"/>
           <w:b/>
+          <w:sz w:val="24"/>
+          <w:szCs w:val="24"/>
         </w:rPr>
         <w:t>7. Thành viên công ty:</w:t>
       </w:r>
       <w:r>
         <w:rPr>
           <w:rFonts w:ascii="Times New Roman" w:eastAsia="Times New Roman" w:hAnsi="Times New Roman" w:cs="Times New Roman"/>
+          <w:sz w:val="24"/>
+          <w:szCs w:val="24"/>
         </w:rPr>
         <w:t xml:space="preserve"> (</w:t>
       </w:r>
@@ -3418,12 +3494,16 @@
         <w:rPr>
           <w:rFonts w:ascii="Times New Roman" w:eastAsia="Times New Roman" w:hAnsi="Times New Roman" w:cs="Times New Roman"/>
           <w:i/>
+          <w:sz w:val="24"/>
+          <w:szCs w:val="24"/>
         </w:rPr>
         <w:t>kê khai theo Mẫu số 6 Phụ lục I ban hành kèm theo Thông tư này</w:t>
       </w:r>
       <w:r>
         <w:rPr>
           <w:rFonts w:ascii="Times New Roman" w:eastAsia="Times New Roman" w:hAnsi="Times New Roman" w:cs="Times New Roman"/>
+          <w:sz w:val="24"/>
+          <w:szCs w:val="24"/>
         </w:rPr>
         <w:t>) Gửi kèm.</w:t>
       </w:r>
@@ -3431,6 +3511,8 @@
         <w:rPr>
           <w:rFonts w:ascii="Times New Roman" w:eastAsia="Times New Roman" w:hAnsi="Times New Roman" w:cs="Times New Roman"/>
           <w:i/>
+          <w:sz w:val="24"/>
+          <w:szCs w:val="24"/>
         </w:rPr>
         <w:t xml:space="preserve"> </w:t>
       </w:r>
@@ -3445,25 +3527,32 @@
         <w:jc w:val="both"/>
         <w:rPr>
           <w:rFonts w:ascii="Times New Roman" w:eastAsia="Times New Roman" w:hAnsi="Times New Roman" w:cs="Times New Roman"/>
-        </w:rPr>
-      </w:pPr>
-      <w:r>
-        <w:rPr>
-          <w:rFonts w:ascii="Times New Roman" w:eastAsia="Times New Roman" w:hAnsi="Times New Roman" w:cs="Times New Roman"/>
-        </w:rPr>
-        <w:lastRenderedPageBreak/>
+          <w:sz w:val="24"/>
+          <w:szCs w:val="24"/>
+        </w:rPr>
+      </w:pPr>
+      <w:r>
+        <w:rPr>
+          <w:rFonts w:ascii="Times New Roman" w:eastAsia="Times New Roman" w:hAnsi="Times New Roman" w:cs="Times New Roman"/>
+          <w:sz w:val="24"/>
+          <w:szCs w:val="24"/>
+        </w:rPr>
         <w:t>- Thông tin về Giấy chứng nhận đăng ký đầu tư (</w:t>
       </w:r>
       <w:r>
         <w:rPr>
           <w:rFonts w:ascii="Times New Roman" w:eastAsia="Times New Roman" w:hAnsi="Times New Roman" w:cs="Times New Roman"/>
           <w:i/>
+          <w:sz w:val="24"/>
+          <w:szCs w:val="24"/>
         </w:rPr>
         <w:t>chỉ kê khai trong trường hợp thành viên là nhà đầu tư được cấp Giấy chứng nhận đăng ký đầu tư theo quy định của Luật Đầu tư</w:t>
       </w:r>
       <w:r>
         <w:rPr>
           <w:rFonts w:ascii="Times New Roman" w:eastAsia="Times New Roman" w:hAnsi="Times New Roman" w:cs="Times New Roman"/>
+          <w:sz w:val="24"/>
+          <w:szCs w:val="24"/>
         </w:rPr>
         <w:t>):</w:t>
       </w:r>
@@ -3479,18 +3568,24 @@
         <w:jc w:val="both"/>
         <w:rPr>
           <w:rFonts w:ascii="Times New Roman" w:eastAsia="Times New Roman" w:hAnsi="Times New Roman" w:cs="Times New Roman"/>
+          <w:sz w:val="24"/>
+          <w:szCs w:val="24"/>
           <w:highlight w:val="yellow"/>
         </w:rPr>
       </w:pPr>
       <w:r>
         <w:rPr>
           <w:rFonts w:ascii="Times New Roman" w:eastAsia="Times New Roman" w:hAnsi="Times New Roman" w:cs="Times New Roman"/>
+          <w:sz w:val="24"/>
+          <w:szCs w:val="24"/>
         </w:rPr>
         <w:t xml:space="preserve">Mã số dự án: </w:t>
       </w:r>
       <w:r>
         <w:rPr>
           <w:rFonts w:ascii="Times New Roman" w:eastAsia="Times New Roman" w:hAnsi="Times New Roman" w:cs="Times New Roman"/>
+          <w:sz w:val="24"/>
+          <w:szCs w:val="24"/>
         </w:rPr>
         <w:tab/>
       </w:r>
@@ -3508,17 +3603,23 @@
         <w:jc w:val="both"/>
         <w:rPr>
           <w:rFonts w:ascii="Times New Roman" w:eastAsia="Times New Roman" w:hAnsi="Times New Roman" w:cs="Times New Roman"/>
-        </w:rPr>
-      </w:pPr>
-      <w:r>
-        <w:rPr>
-          <w:rFonts w:ascii="Times New Roman" w:eastAsia="Times New Roman" w:hAnsi="Times New Roman" w:cs="Times New Roman"/>
+          <w:sz w:val="24"/>
+          <w:szCs w:val="24"/>
+        </w:rPr>
+      </w:pPr>
+      <w:r>
+        <w:rPr>
+          <w:rFonts w:ascii="Times New Roman" w:eastAsia="Times New Roman" w:hAnsi="Times New Roman" w:cs="Times New Roman"/>
+          <w:sz w:val="24"/>
+          <w:szCs w:val="24"/>
         </w:rPr>
         <w:t xml:space="preserve">Ngày cấp: </w:t>
       </w:r>
       <w:r>
         <w:rPr>
           <w:rFonts w:ascii="Times New Roman" w:eastAsia="Times New Roman" w:hAnsi="Times New Roman" w:cs="Times New Roman"/>
+          <w:sz w:val="24"/>
+          <w:szCs w:val="24"/>
         </w:rPr>
         <w:tab/>
         <w:t>/</w:t>
@@ -3526,6 +3627,8 @@
       <w:r>
         <w:rPr>
           <w:rFonts w:ascii="Times New Roman" w:eastAsia="Times New Roman" w:hAnsi="Times New Roman" w:cs="Times New Roman"/>
+          <w:sz w:val="24"/>
+          <w:szCs w:val="24"/>
         </w:rPr>
         <w:tab/>
         <w:t>/</w:t>
@@ -3533,6 +3636,8 @@
       <w:r>
         <w:rPr>
           <w:rFonts w:ascii="Times New Roman" w:eastAsia="Times New Roman" w:hAnsi="Times New Roman" w:cs="Times New Roman"/>
+          <w:sz w:val="24"/>
+          <w:szCs w:val="24"/>
         </w:rPr>
         <w:tab/>
         <w:t xml:space="preserve">Cơ quan cấp: </w:t>
@@ -3540,6 +3645,8 @@
       <w:r>
         <w:rPr>
           <w:rFonts w:ascii="Times New Roman" w:eastAsia="Times New Roman" w:hAnsi="Times New Roman" w:cs="Times New Roman"/>
+          <w:sz w:val="24"/>
+          <w:szCs w:val="24"/>
         </w:rPr>
         <w:tab/>
       </w:r>
@@ -3553,24 +3660,19 @@
         <w:ind w:firstLine="567"/>
         <w:rPr>
           <w:rFonts w:ascii="Times New Roman" w:eastAsia="Times New Roman" w:hAnsi="Times New Roman" w:cs="Times New Roman"/>
+          <w:sz w:val="24"/>
+          <w:szCs w:val="24"/>
         </w:rPr>
       </w:pPr>
       <w:r>
         <w:rPr>
           <w:rFonts w:ascii="Times New Roman" w:eastAsia="Times New Roman" w:hAnsi="Times New Roman" w:cs="Times New Roman"/>
           <w:b/>
-        </w:rPr>
-        <w:t xml:space="preserve">8. Người đại diện theo pháp </w:t>
-      </w:r>
-      <w:proofErr w:type="gramStart"/>
-      <w:r>
-        <w:rPr>
-          <w:rFonts w:ascii="Times New Roman" w:eastAsia="Times New Roman" w:hAnsi="Times New Roman" w:cs="Times New Roman"/>
-          <w:b/>
-        </w:rPr>
-        <w:t>luật :</w:t>
-      </w:r>
-      <w:proofErr w:type="gramEnd"/>
+          <w:sz w:val="24"/>
+          <w:szCs w:val="24"/>
+        </w:rPr>
+        <w:t>8. Người đại diện theo pháp luật :</w:t>
+      </w:r>
     </w:p>
     <w:p>
       <w:pPr>
@@ -3589,11 +3691,15 @@
         <w:jc w:val="both"/>
         <w:rPr>
           <w:rFonts w:ascii="Times New Roman" w:eastAsia="Times New Roman" w:hAnsi="Times New Roman" w:cs="Times New Roman"/>
-        </w:rPr>
-      </w:pPr>
-      <w:r>
-        <w:rPr>
-          <w:rFonts w:ascii="Times New Roman" w:eastAsia="Times New Roman" w:hAnsi="Times New Roman" w:cs="Times New Roman"/>
+          <w:sz w:val="24"/>
+          <w:szCs w:val="24"/>
+        </w:rPr>
+      </w:pPr>
+      <w:r>
+        <w:rPr>
+          <w:rFonts w:ascii="Times New Roman" w:eastAsia="Times New Roman" w:hAnsi="Times New Roman" w:cs="Times New Roman"/>
+          <w:sz w:val="24"/>
+          <w:szCs w:val="24"/>
         </w:rPr>
         <w:t>{%if representatives|length == 1 -%}</w:t>
       </w:r>
@@ -3615,41 +3721,17 @@
         <w:jc w:val="both"/>
         <w:rPr>
           <w:rFonts w:ascii="Times New Roman" w:eastAsia="Times New Roman" w:hAnsi="Times New Roman" w:cs="Times New Roman"/>
-        </w:rPr>
-      </w:pPr>
-      <w:r>
-        <w:rPr>
-          <w:rFonts w:ascii="Times New Roman" w:eastAsia="Times New Roman" w:hAnsi="Times New Roman" w:cs="Times New Roman"/>
-        </w:rPr>
-        <w:t>Họ, chữ đệm và tên (ghi bằng chữ in hoa): {{</w:t>
-      </w:r>
-      <w:proofErr w:type="gramStart"/>
-      <w:r>
-        <w:rPr>
-          <w:rFonts w:ascii="Times New Roman" w:eastAsia="Times New Roman" w:hAnsi="Times New Roman" w:cs="Times New Roman"/>
-        </w:rPr>
-        <w:t>rep.personal</w:t>
-      </w:r>
-      <w:proofErr w:type="gramEnd"/>
-      <w:r>
-        <w:rPr>
-          <w:rFonts w:ascii="Times New Roman" w:eastAsia="Times New Roman" w:hAnsi="Times New Roman" w:cs="Times New Roman"/>
-        </w:rPr>
-        <w:t>_</w:t>
-      </w:r>
-      <w:proofErr w:type="gramStart"/>
-      <w:r>
-        <w:rPr>
-          <w:rFonts w:ascii="Times New Roman" w:eastAsia="Times New Roman" w:hAnsi="Times New Roman" w:cs="Times New Roman"/>
-        </w:rPr>
-        <w:t>info.full</w:t>
-      </w:r>
-      <w:proofErr w:type="gramEnd"/>
-      <w:r>
-        <w:rPr>
-          <w:rFonts w:ascii="Times New Roman" w:eastAsia="Times New Roman" w:hAnsi="Times New Roman" w:cs="Times New Roman"/>
-        </w:rPr>
-        <w:t>_name}}</w:t>
+          <w:sz w:val="24"/>
+          <w:szCs w:val="24"/>
+        </w:rPr>
+      </w:pPr>
+      <w:r>
+        <w:rPr>
+          <w:rFonts w:ascii="Times New Roman" w:eastAsia="Times New Roman" w:hAnsi="Times New Roman" w:cs="Times New Roman"/>
+          <w:sz w:val="24"/>
+          <w:szCs w:val="24"/>
+        </w:rPr>
+        <w:t>Họ, chữ đệm và tên (ghi bằng chữ in hoa): {{rep.personal_info.full_name}}</w:t>
       </w:r>
     </w:p>
     <w:p>
@@ -3669,41 +3751,17 @@
         <w:jc w:val="both"/>
         <w:rPr>
           <w:rFonts w:ascii="Times New Roman" w:eastAsia="Times New Roman" w:hAnsi="Times New Roman" w:cs="Times New Roman"/>
-        </w:rPr>
-      </w:pPr>
-      <w:r>
-        <w:rPr>
-          <w:rFonts w:ascii="Times New Roman" w:eastAsia="Times New Roman" w:hAnsi="Times New Roman" w:cs="Times New Roman"/>
-        </w:rPr>
-        <w:t>Ngày, tháng, năm sinh: {{</w:t>
-      </w:r>
-      <w:proofErr w:type="gramStart"/>
-      <w:r>
-        <w:rPr>
-          <w:rFonts w:ascii="Times New Roman" w:eastAsia="Times New Roman" w:hAnsi="Times New Roman" w:cs="Times New Roman"/>
-        </w:rPr>
-        <w:t>rep.personal</w:t>
-      </w:r>
-      <w:proofErr w:type="gramEnd"/>
-      <w:r>
-        <w:rPr>
-          <w:rFonts w:ascii="Times New Roman" w:eastAsia="Times New Roman" w:hAnsi="Times New Roman" w:cs="Times New Roman"/>
-        </w:rPr>
-        <w:t>_</w:t>
-      </w:r>
-      <w:proofErr w:type="gramStart"/>
-      <w:r>
-        <w:rPr>
-          <w:rFonts w:ascii="Times New Roman" w:eastAsia="Times New Roman" w:hAnsi="Times New Roman" w:cs="Times New Roman"/>
-        </w:rPr>
-        <w:t>info.birth</w:t>
-      </w:r>
-      <w:proofErr w:type="gramEnd"/>
-      <w:r>
-        <w:rPr>
-          <w:rFonts w:ascii="Times New Roman" w:eastAsia="Times New Roman" w:hAnsi="Times New Roman" w:cs="Times New Roman"/>
-        </w:rPr>
-        <w:t>_date}}</w:t>
+          <w:sz w:val="24"/>
+          <w:szCs w:val="24"/>
+        </w:rPr>
+      </w:pPr>
+      <w:r>
+        <w:rPr>
+          <w:rFonts w:ascii="Times New Roman" w:eastAsia="Times New Roman" w:hAnsi="Times New Roman" w:cs="Times New Roman"/>
+          <w:sz w:val="24"/>
+          <w:szCs w:val="24"/>
+        </w:rPr>
+        <w:t>Ngày, tháng, năm sinh: {{rep.personal_info.birth_date}}</w:t>
       </w:r>
     </w:p>
     <w:p>
@@ -3723,41 +3781,17 @@
         <w:jc w:val="both"/>
         <w:rPr>
           <w:rFonts w:ascii="Times New Roman" w:eastAsia="Times New Roman" w:hAnsi="Times New Roman" w:cs="Times New Roman"/>
-        </w:rPr>
-      </w:pPr>
-      <w:r>
-        <w:rPr>
-          <w:rFonts w:ascii="Times New Roman" w:eastAsia="Times New Roman" w:hAnsi="Times New Roman" w:cs="Times New Roman"/>
-        </w:rPr>
-        <w:t>Giới tính: {{</w:t>
-      </w:r>
-      <w:proofErr w:type="gramStart"/>
-      <w:r>
-        <w:rPr>
-          <w:rFonts w:ascii="Times New Roman" w:eastAsia="Times New Roman" w:hAnsi="Times New Roman" w:cs="Times New Roman"/>
-        </w:rPr>
-        <w:t>rep.personal</w:t>
-      </w:r>
-      <w:proofErr w:type="gramEnd"/>
-      <w:r>
-        <w:rPr>
-          <w:rFonts w:ascii="Times New Roman" w:eastAsia="Times New Roman" w:hAnsi="Times New Roman" w:cs="Times New Roman"/>
-        </w:rPr>
-        <w:t>_</w:t>
-      </w:r>
-      <w:proofErr w:type="gramStart"/>
-      <w:r>
-        <w:rPr>
-          <w:rFonts w:ascii="Times New Roman" w:eastAsia="Times New Roman" w:hAnsi="Times New Roman" w:cs="Times New Roman"/>
-        </w:rPr>
-        <w:t>info.gender</w:t>
-      </w:r>
-      <w:proofErr w:type="gramEnd"/>
-      <w:r>
-        <w:rPr>
-          <w:rFonts w:ascii="Times New Roman" w:eastAsia="Times New Roman" w:hAnsi="Times New Roman" w:cs="Times New Roman"/>
-        </w:rPr>
-        <w:t>}}</w:t>
+          <w:sz w:val="24"/>
+          <w:szCs w:val="24"/>
+        </w:rPr>
+      </w:pPr>
+      <w:r>
+        <w:rPr>
+          <w:rFonts w:ascii="Times New Roman" w:eastAsia="Times New Roman" w:hAnsi="Times New Roman" w:cs="Times New Roman"/>
+          <w:sz w:val="24"/>
+          <w:szCs w:val="24"/>
+        </w:rPr>
+        <w:t>Giới tính: {{rep.personal_info.gender}}</w:t>
       </w:r>
     </w:p>
     <w:p>
@@ -3777,17 +3811,23 @@
         <w:jc w:val="both"/>
         <w:rPr>
           <w:rFonts w:ascii="Times New Roman" w:eastAsia="Times New Roman" w:hAnsi="Times New Roman" w:cs="Times New Roman"/>
-        </w:rPr>
-      </w:pPr>
-      <w:r>
-        <w:rPr>
-          <w:rFonts w:ascii="Times New Roman" w:eastAsia="Times New Roman" w:hAnsi="Times New Roman" w:cs="Times New Roman"/>
+          <w:sz w:val="24"/>
+          <w:szCs w:val="24"/>
+        </w:rPr>
+      </w:pPr>
+      <w:r>
+        <w:rPr>
+          <w:rFonts w:ascii="Times New Roman" w:eastAsia="Times New Roman" w:hAnsi="Times New Roman" w:cs="Times New Roman"/>
+          <w:sz w:val="24"/>
+          <w:szCs w:val="24"/>
         </w:rPr>
         <w:t>Số định danh cá nhân: {{rep.personal_info.id_number}}</w:t>
       </w:r>
       <w:r>
         <w:rPr>
           <w:rFonts w:ascii="Times New Roman" w:eastAsia="Times New Roman" w:hAnsi="Times New Roman" w:cs="Times New Roman"/>
+          <w:sz w:val="24"/>
+          <w:szCs w:val="24"/>
         </w:rPr>
         <w:tab/>
       </w:r>
@@ -3809,27 +3849,17 @@
         <w:jc w:val="both"/>
         <w:rPr>
           <w:rFonts w:ascii="Times New Roman" w:eastAsia="Times New Roman" w:hAnsi="Times New Roman" w:cs="Times New Roman"/>
-        </w:rPr>
-      </w:pPr>
-      <w:r>
-        <w:rPr>
-          <w:rFonts w:ascii="Times New Roman" w:eastAsia="Times New Roman" w:hAnsi="Times New Roman" w:cs="Times New Roman"/>
-        </w:rPr>
-        <w:t>Chức danh: {{</w:t>
-      </w:r>
-      <w:proofErr w:type="gramStart"/>
-      <w:r>
-        <w:rPr>
-          <w:rFonts w:ascii="Times New Roman" w:eastAsia="Times New Roman" w:hAnsi="Times New Roman" w:cs="Times New Roman"/>
-        </w:rPr>
-        <w:t>rep.position</w:t>
-      </w:r>
-      <w:proofErr w:type="gramEnd"/>
-      <w:r>
-        <w:rPr>
-          <w:rFonts w:ascii="Times New Roman" w:eastAsia="Times New Roman" w:hAnsi="Times New Roman" w:cs="Times New Roman"/>
-        </w:rPr>
-        <w:t>.text}}</w:t>
+          <w:sz w:val="24"/>
+          <w:szCs w:val="24"/>
+        </w:rPr>
+      </w:pPr>
+      <w:r>
+        <w:rPr>
+          <w:rFonts w:ascii="Times New Roman" w:eastAsia="Times New Roman" w:hAnsi="Times New Roman" w:cs="Times New Roman"/>
+          <w:sz w:val="24"/>
+          <w:szCs w:val="24"/>
+        </w:rPr>
+        <w:t>Chức danh: {{rep.position.text}}</w:t>
       </w:r>
     </w:p>
     <w:p>
@@ -3849,27 +3879,17 @@
         <w:jc w:val="both"/>
         <w:rPr>
           <w:rFonts w:ascii="Times New Roman" w:eastAsia="Times New Roman" w:hAnsi="Times New Roman" w:cs="Times New Roman"/>
-        </w:rPr>
-      </w:pPr>
-      <w:r>
-        <w:rPr>
-          <w:rFonts w:ascii="Times New Roman" w:eastAsia="Times New Roman" w:hAnsi="Times New Roman" w:cs="Times New Roman"/>
-        </w:rPr>
-        <w:t>Địa chỉ liên lạc: {{</w:t>
-      </w:r>
-      <w:proofErr w:type="gramStart"/>
-      <w:r>
-        <w:rPr>
-          <w:rFonts w:ascii="Times New Roman" w:eastAsia="Times New Roman" w:hAnsi="Times New Roman" w:cs="Times New Roman"/>
-        </w:rPr>
-        <w:t>rep.full</w:t>
-      </w:r>
-      <w:proofErr w:type="gramEnd"/>
-      <w:r>
-        <w:rPr>
-          <w:rFonts w:ascii="Times New Roman" w:eastAsia="Times New Roman" w:hAnsi="Times New Roman" w:cs="Times New Roman"/>
-        </w:rPr>
-        <w:t>_address}}</w:t>
+          <w:sz w:val="24"/>
+          <w:szCs w:val="24"/>
+        </w:rPr>
+      </w:pPr>
+      <w:r>
+        <w:rPr>
+          <w:rFonts w:ascii="Times New Roman" w:eastAsia="Times New Roman" w:hAnsi="Times New Roman" w:cs="Times New Roman"/>
+          <w:sz w:val="24"/>
+          <w:szCs w:val="24"/>
+        </w:rPr>
+        <w:t>Địa chỉ liên lạc: {{rep.full_address}}</w:t>
       </w:r>
     </w:p>
     <w:p>
@@ -3889,76 +3909,17 @@
         <w:jc w:val="both"/>
         <w:rPr>
           <w:rFonts w:ascii="Times New Roman" w:eastAsia="Times New Roman" w:hAnsi="Times New Roman" w:cs="Times New Roman"/>
-        </w:rPr>
-      </w:pPr>
-      <w:r>
-        <w:rPr>
-          <w:rFonts w:ascii="Times New Roman" w:eastAsia="Times New Roman" w:hAnsi="Times New Roman" w:cs="Times New Roman"/>
-        </w:rPr>
-        <w:t>Điện thoại: {{</w:t>
-      </w:r>
-      <w:proofErr w:type="gramStart"/>
-      <w:r>
-        <w:rPr>
-          <w:rFonts w:ascii="Times New Roman" w:eastAsia="Times New Roman" w:hAnsi="Times New Roman" w:cs="Times New Roman"/>
-        </w:rPr>
-        <w:t>rep.contact</w:t>
-      </w:r>
-      <w:proofErr w:type="gramEnd"/>
-      <w:r>
-        <w:rPr>
-          <w:rFonts w:ascii="Times New Roman" w:eastAsia="Times New Roman" w:hAnsi="Times New Roman" w:cs="Times New Roman"/>
-        </w:rPr>
-        <w:t>_</w:t>
-      </w:r>
-      <w:proofErr w:type="gramStart"/>
-      <w:r>
-        <w:rPr>
-          <w:rFonts w:ascii="Times New Roman" w:eastAsia="Times New Roman" w:hAnsi="Times New Roman" w:cs="Times New Roman"/>
-        </w:rPr>
-        <w:t>info.phone</w:t>
-      </w:r>
-      <w:proofErr w:type="gramEnd"/>
-      <w:r>
-        <w:rPr>
-          <w:rFonts w:ascii="Times New Roman" w:eastAsia="Times New Roman" w:hAnsi="Times New Roman" w:cs="Times New Roman"/>
-        </w:rPr>
-        <w:t>}}</w:t>
-      </w:r>
-      <w:r>
-        <w:rPr>
-          <w:rFonts w:ascii="Times New Roman" w:eastAsia="Times New Roman" w:hAnsi="Times New Roman" w:cs="Times New Roman"/>
-        </w:rPr>
-        <w:tab/>
-        <w:t>Thư điện tử: {{</w:t>
-      </w:r>
-      <w:proofErr w:type="gramStart"/>
-      <w:r>
-        <w:rPr>
-          <w:rFonts w:ascii="Times New Roman" w:eastAsia="Times New Roman" w:hAnsi="Times New Roman" w:cs="Times New Roman"/>
-        </w:rPr>
-        <w:t>rep.contact</w:t>
-      </w:r>
-      <w:proofErr w:type="gramEnd"/>
-      <w:r>
-        <w:rPr>
-          <w:rFonts w:ascii="Times New Roman" w:eastAsia="Times New Roman" w:hAnsi="Times New Roman" w:cs="Times New Roman"/>
-        </w:rPr>
-        <w:t>_</w:t>
-      </w:r>
-      <w:proofErr w:type="gramStart"/>
-      <w:r>
-        <w:rPr>
-          <w:rFonts w:ascii="Times New Roman" w:eastAsia="Times New Roman" w:hAnsi="Times New Roman" w:cs="Times New Roman"/>
-        </w:rPr>
-        <w:t>info.email</w:t>
-      </w:r>
-      <w:proofErr w:type="gramEnd"/>
-      <w:r>
-        <w:rPr>
-          <w:rFonts w:ascii="Times New Roman" w:eastAsia="Times New Roman" w:hAnsi="Times New Roman" w:cs="Times New Roman"/>
-        </w:rPr>
-        <w:t>}}</w:t>
+          <w:sz w:val="24"/>
+          <w:szCs w:val="24"/>
+        </w:rPr>
+      </w:pPr>
+      <w:r>
+        <w:rPr>
+          <w:rFonts w:ascii="Times New Roman" w:eastAsia="Times New Roman" w:hAnsi="Times New Roman" w:cs="Times New Roman"/>
+          <w:sz w:val="24"/>
+          <w:szCs w:val="24"/>
+        </w:rPr>
+        <w:t>{%- else -%}</w:t>
       </w:r>
     </w:p>
     <w:p>
@@ -3978,22 +3939,18 @@
         <w:jc w:val="both"/>
         <w:rPr>
           <w:rFonts w:ascii="Times New Roman" w:eastAsia="Times New Roman" w:hAnsi="Times New Roman" w:cs="Times New Roman"/>
-        </w:rPr>
-      </w:pPr>
-      <w:r>
-        <w:rPr>
-          <w:rFonts w:ascii="Times New Roman" w:eastAsia="Times New Roman" w:hAnsi="Times New Roman" w:cs="Times New Roman"/>
-        </w:rPr>
-        <w:t xml:space="preserve">{%- else </w:t>
-      </w:r>
-      <w:proofErr w:type="gramStart"/>
-      <w:r>
-        <w:rPr>
-          <w:rFonts w:ascii="Times New Roman" w:eastAsia="Times New Roman" w:hAnsi="Times New Roman" w:cs="Times New Roman"/>
-        </w:rPr>
-        <w:t>-%}</w:t>
-      </w:r>
-      <w:proofErr w:type="gramEnd"/>
+          <w:sz w:val="24"/>
+          <w:szCs w:val="24"/>
+        </w:rPr>
+      </w:pPr>
+      <w:r>
+        <w:rPr>
+          <w:rFonts w:ascii="Times New Roman" w:eastAsia="Times New Roman" w:hAnsi="Times New Roman" w:cs="Times New Roman"/>
+          <w:sz w:val="24"/>
+          <w:szCs w:val="24"/>
+        </w:rPr>
+        <w:t>{%- for rep in representatives -%}</w:t>
+      </w:r>
     </w:p>
     <w:p>
       <w:pPr>
@@ -4012,22 +3969,22 @@
         <w:jc w:val="both"/>
         <w:rPr>
           <w:rFonts w:ascii="Times New Roman" w:eastAsia="Times New Roman" w:hAnsi="Times New Roman" w:cs="Times New Roman"/>
-        </w:rPr>
-      </w:pPr>
-      <w:r>
-        <w:rPr>
-          <w:rFonts w:ascii="Times New Roman" w:eastAsia="Times New Roman" w:hAnsi="Times New Roman" w:cs="Times New Roman"/>
-        </w:rPr>
-        <w:t xml:space="preserve">{%- for rep in representatives </w:t>
-      </w:r>
-      <w:proofErr w:type="gramStart"/>
-      <w:r>
-        <w:rPr>
-          <w:rFonts w:ascii="Times New Roman" w:eastAsia="Times New Roman" w:hAnsi="Times New Roman" w:cs="Times New Roman"/>
-        </w:rPr>
-        <w:t>-%}</w:t>
-      </w:r>
-      <w:proofErr w:type="gramEnd"/>
+          <w:i/>
+          <w:iCs/>
+          <w:sz w:val="24"/>
+          <w:szCs w:val="24"/>
+        </w:rPr>
+      </w:pPr>
+      <w:r>
+        <w:rPr>
+          <w:rFonts w:ascii="Times New Roman" w:eastAsia="Times New Roman" w:hAnsi="Times New Roman" w:cs="Times New Roman"/>
+          <w:i/>
+          <w:iCs/>
+          <w:sz w:val="24"/>
+          <w:szCs w:val="24"/>
+        </w:rPr>
+        <w:t>8.{{ loop.index}}) Người đại diện {{ loop.index }}:</w:t>
+      </w:r>
     </w:p>
     <w:p>
       <w:pPr>
@@ -4046,71 +4003,17 @@
         <w:jc w:val="both"/>
         <w:rPr>
           <w:rFonts w:ascii="Times New Roman" w:eastAsia="Times New Roman" w:hAnsi="Times New Roman" w:cs="Times New Roman"/>
-          <w:i/>
-          <w:iCs/>
-        </w:rPr>
-      </w:pPr>
-      <w:r>
-        <w:rPr>
-          <w:rFonts w:ascii="Times New Roman" w:eastAsia="Times New Roman" w:hAnsi="Times New Roman" w:cs="Times New Roman"/>
-          <w:i/>
-          <w:iCs/>
-        </w:rPr>
-        <w:t>8.</w:t>
-      </w:r>
-      <w:proofErr w:type="gramStart"/>
-      <w:r>
-        <w:rPr>
-          <w:rFonts w:ascii="Times New Roman" w:eastAsia="Times New Roman" w:hAnsi="Times New Roman" w:cs="Times New Roman"/>
-          <w:i/>
-          <w:iCs/>
-        </w:rPr>
-        <w:t>{{ loop</w:t>
-      </w:r>
-      <w:proofErr w:type="gramEnd"/>
-      <w:r>
-        <w:rPr>
-          <w:rFonts w:ascii="Times New Roman" w:eastAsia="Times New Roman" w:hAnsi="Times New Roman" w:cs="Times New Roman"/>
-          <w:i/>
-          <w:iCs/>
-        </w:rPr>
-        <w:t xml:space="preserve">.index}}) Người đại diện </w:t>
-      </w:r>
-      <w:proofErr w:type="gramStart"/>
-      <w:r>
-        <w:rPr>
-          <w:rFonts w:ascii="Times New Roman" w:eastAsia="Times New Roman" w:hAnsi="Times New Roman" w:cs="Times New Roman"/>
-          <w:i/>
-          <w:iCs/>
-        </w:rPr>
-        <w:t>{{ loop</w:t>
-      </w:r>
-      <w:proofErr w:type="gramEnd"/>
-      <w:r>
-        <w:rPr>
-          <w:rFonts w:ascii="Times New Roman" w:eastAsia="Times New Roman" w:hAnsi="Times New Roman" w:cs="Times New Roman"/>
-          <w:i/>
-          <w:iCs/>
-        </w:rPr>
-        <w:t>.</w:t>
-      </w:r>
-      <w:proofErr w:type="gramStart"/>
-      <w:r>
-        <w:rPr>
-          <w:rFonts w:ascii="Times New Roman" w:eastAsia="Times New Roman" w:hAnsi="Times New Roman" w:cs="Times New Roman"/>
-          <w:i/>
-          <w:iCs/>
-        </w:rPr>
-        <w:t>index }</w:t>
-      </w:r>
-      <w:proofErr w:type="gramEnd"/>
-      <w:r>
-        <w:rPr>
-          <w:rFonts w:ascii="Times New Roman" w:eastAsia="Times New Roman" w:hAnsi="Times New Roman" w:cs="Times New Roman"/>
-          <w:i/>
-          <w:iCs/>
-        </w:rPr>
-        <w:t>}:</w:t>
+          <w:sz w:val="24"/>
+          <w:szCs w:val="24"/>
+        </w:rPr>
+      </w:pPr>
+      <w:r>
+        <w:rPr>
+          <w:rFonts w:ascii="Times New Roman" w:eastAsia="Times New Roman" w:hAnsi="Times New Roman" w:cs="Times New Roman"/>
+          <w:sz w:val="24"/>
+          <w:szCs w:val="24"/>
+        </w:rPr>
+        <w:t>Họ, chữ đệm và tên (ghi bằng chữ in hoa): {{rep.personal_info.full_name}}</w:t>
       </w:r>
     </w:p>
     <w:p>
@@ -4130,41 +4033,17 @@
         <w:jc w:val="both"/>
         <w:rPr>
           <w:rFonts w:ascii="Times New Roman" w:eastAsia="Times New Roman" w:hAnsi="Times New Roman" w:cs="Times New Roman"/>
-        </w:rPr>
-      </w:pPr>
-      <w:r>
-        <w:rPr>
-          <w:rFonts w:ascii="Times New Roman" w:eastAsia="Times New Roman" w:hAnsi="Times New Roman" w:cs="Times New Roman"/>
-        </w:rPr>
-        <w:t>Họ, chữ đệm và tên (ghi bằng chữ in hoa): {{</w:t>
-      </w:r>
-      <w:proofErr w:type="gramStart"/>
-      <w:r>
-        <w:rPr>
-          <w:rFonts w:ascii="Times New Roman" w:eastAsia="Times New Roman" w:hAnsi="Times New Roman" w:cs="Times New Roman"/>
-        </w:rPr>
-        <w:t>rep.personal</w:t>
-      </w:r>
-      <w:proofErr w:type="gramEnd"/>
-      <w:r>
-        <w:rPr>
-          <w:rFonts w:ascii="Times New Roman" w:eastAsia="Times New Roman" w:hAnsi="Times New Roman" w:cs="Times New Roman"/>
-        </w:rPr>
-        <w:t>_</w:t>
-      </w:r>
-      <w:proofErr w:type="gramStart"/>
-      <w:r>
-        <w:rPr>
-          <w:rFonts w:ascii="Times New Roman" w:eastAsia="Times New Roman" w:hAnsi="Times New Roman" w:cs="Times New Roman"/>
-        </w:rPr>
-        <w:t>info.full</w:t>
-      </w:r>
-      <w:proofErr w:type="gramEnd"/>
-      <w:r>
-        <w:rPr>
-          <w:rFonts w:ascii="Times New Roman" w:eastAsia="Times New Roman" w:hAnsi="Times New Roman" w:cs="Times New Roman"/>
-        </w:rPr>
-        <w:t>_name}}</w:t>
+          <w:sz w:val="24"/>
+          <w:szCs w:val="24"/>
+        </w:rPr>
+      </w:pPr>
+      <w:r>
+        <w:rPr>
+          <w:rFonts w:ascii="Times New Roman" w:eastAsia="Times New Roman" w:hAnsi="Times New Roman" w:cs="Times New Roman"/>
+          <w:sz w:val="24"/>
+          <w:szCs w:val="24"/>
+        </w:rPr>
+        <w:t>Ngày, tháng, năm sinh: {{rep.personal_info.birth_date}}</w:t>
       </w:r>
     </w:p>
     <w:p>
@@ -4184,41 +4063,17 @@
         <w:jc w:val="both"/>
         <w:rPr>
           <w:rFonts w:ascii="Times New Roman" w:eastAsia="Times New Roman" w:hAnsi="Times New Roman" w:cs="Times New Roman"/>
-        </w:rPr>
-      </w:pPr>
-      <w:r>
-        <w:rPr>
-          <w:rFonts w:ascii="Times New Roman" w:eastAsia="Times New Roman" w:hAnsi="Times New Roman" w:cs="Times New Roman"/>
-        </w:rPr>
-        <w:t>Ngày, tháng, năm sinh: {{</w:t>
-      </w:r>
-      <w:proofErr w:type="gramStart"/>
-      <w:r>
-        <w:rPr>
-          <w:rFonts w:ascii="Times New Roman" w:eastAsia="Times New Roman" w:hAnsi="Times New Roman" w:cs="Times New Roman"/>
-        </w:rPr>
-        <w:t>rep.personal</w:t>
-      </w:r>
-      <w:proofErr w:type="gramEnd"/>
-      <w:r>
-        <w:rPr>
-          <w:rFonts w:ascii="Times New Roman" w:eastAsia="Times New Roman" w:hAnsi="Times New Roman" w:cs="Times New Roman"/>
-        </w:rPr>
-        <w:t>_</w:t>
-      </w:r>
-      <w:proofErr w:type="gramStart"/>
-      <w:r>
-        <w:rPr>
-          <w:rFonts w:ascii="Times New Roman" w:eastAsia="Times New Roman" w:hAnsi="Times New Roman" w:cs="Times New Roman"/>
-        </w:rPr>
-        <w:t>info.birth</w:t>
-      </w:r>
-      <w:proofErr w:type="gramEnd"/>
-      <w:r>
-        <w:rPr>
-          <w:rFonts w:ascii="Times New Roman" w:eastAsia="Times New Roman" w:hAnsi="Times New Roman" w:cs="Times New Roman"/>
-        </w:rPr>
-        <w:t>_date}}</w:t>
+          <w:sz w:val="24"/>
+          <w:szCs w:val="24"/>
+        </w:rPr>
+      </w:pPr>
+      <w:r>
+        <w:rPr>
+          <w:rFonts w:ascii="Times New Roman" w:eastAsia="Times New Roman" w:hAnsi="Times New Roman" w:cs="Times New Roman"/>
+          <w:sz w:val="24"/>
+          <w:szCs w:val="24"/>
+        </w:rPr>
+        <w:t>Giới tính: {{rep.personal_info.gender}}</w:t>
       </w:r>
     </w:p>
     <w:p>
@@ -4238,41 +4093,25 @@
         <w:jc w:val="both"/>
         <w:rPr>
           <w:rFonts w:ascii="Times New Roman" w:eastAsia="Times New Roman" w:hAnsi="Times New Roman" w:cs="Times New Roman"/>
-        </w:rPr>
-      </w:pPr>
-      <w:r>
-        <w:rPr>
-          <w:rFonts w:ascii="Times New Roman" w:eastAsia="Times New Roman" w:hAnsi="Times New Roman" w:cs="Times New Roman"/>
-        </w:rPr>
-        <w:t>Giới tính: {{</w:t>
-      </w:r>
-      <w:proofErr w:type="gramStart"/>
-      <w:r>
-        <w:rPr>
-          <w:rFonts w:ascii="Times New Roman" w:eastAsia="Times New Roman" w:hAnsi="Times New Roman" w:cs="Times New Roman"/>
-        </w:rPr>
-        <w:t>rep.personal</w:t>
-      </w:r>
-      <w:proofErr w:type="gramEnd"/>
-      <w:r>
-        <w:rPr>
-          <w:rFonts w:ascii="Times New Roman" w:eastAsia="Times New Roman" w:hAnsi="Times New Roman" w:cs="Times New Roman"/>
-        </w:rPr>
-        <w:t>_</w:t>
-      </w:r>
-      <w:proofErr w:type="gramStart"/>
-      <w:r>
-        <w:rPr>
-          <w:rFonts w:ascii="Times New Roman" w:eastAsia="Times New Roman" w:hAnsi="Times New Roman" w:cs="Times New Roman"/>
-        </w:rPr>
-        <w:t>info.gender</w:t>
-      </w:r>
-      <w:proofErr w:type="gramEnd"/>
-      <w:r>
-        <w:rPr>
-          <w:rFonts w:ascii="Times New Roman" w:eastAsia="Times New Roman" w:hAnsi="Times New Roman" w:cs="Times New Roman"/>
-        </w:rPr>
-        <w:t>}}</w:t>
+          <w:sz w:val="24"/>
+          <w:szCs w:val="24"/>
+        </w:rPr>
+      </w:pPr>
+      <w:r>
+        <w:rPr>
+          <w:rFonts w:ascii="Times New Roman" w:eastAsia="Times New Roman" w:hAnsi="Times New Roman" w:cs="Times New Roman"/>
+          <w:sz w:val="24"/>
+          <w:szCs w:val="24"/>
+        </w:rPr>
+        <w:t>Số định danh cá nhân: {{rep.personal_info.id_number}}</w:t>
+      </w:r>
+      <w:r>
+        <w:rPr>
+          <w:rFonts w:ascii="Times New Roman" w:eastAsia="Times New Roman" w:hAnsi="Times New Roman" w:cs="Times New Roman"/>
+          <w:sz w:val="24"/>
+          <w:szCs w:val="24"/>
+        </w:rPr>
+        <w:tab/>
       </w:r>
     </w:p>
     <w:p>
@@ -4292,19 +4131,17 @@
         <w:jc w:val="both"/>
         <w:rPr>
           <w:rFonts w:ascii="Times New Roman" w:eastAsia="Times New Roman" w:hAnsi="Times New Roman" w:cs="Times New Roman"/>
-        </w:rPr>
-      </w:pPr>
-      <w:r>
-        <w:rPr>
-          <w:rFonts w:ascii="Times New Roman" w:eastAsia="Times New Roman" w:hAnsi="Times New Roman" w:cs="Times New Roman"/>
-        </w:rPr>
-        <w:t>Số định danh cá nhân: {{rep.personal_info.id_number}}</w:t>
-      </w:r>
-      <w:r>
-        <w:rPr>
-          <w:rFonts w:ascii="Times New Roman" w:eastAsia="Times New Roman" w:hAnsi="Times New Roman" w:cs="Times New Roman"/>
-        </w:rPr>
-        <w:tab/>
+          <w:sz w:val="24"/>
+          <w:szCs w:val="24"/>
+        </w:rPr>
+      </w:pPr>
+      <w:r>
+        <w:rPr>
+          <w:rFonts w:ascii="Times New Roman" w:eastAsia="Times New Roman" w:hAnsi="Times New Roman" w:cs="Times New Roman"/>
+          <w:sz w:val="24"/>
+          <w:szCs w:val="24"/>
+        </w:rPr>
+        <w:t>Chức danh: {{rep.position.text}}</w:t>
       </w:r>
     </w:p>
     <w:p>
@@ -4324,27 +4161,17 @@
         <w:jc w:val="both"/>
         <w:rPr>
           <w:rFonts w:ascii="Times New Roman" w:eastAsia="Times New Roman" w:hAnsi="Times New Roman" w:cs="Times New Roman"/>
-        </w:rPr>
-      </w:pPr>
-      <w:r>
-        <w:rPr>
-          <w:rFonts w:ascii="Times New Roman" w:eastAsia="Times New Roman" w:hAnsi="Times New Roman" w:cs="Times New Roman"/>
-        </w:rPr>
-        <w:t>Chức danh: {{</w:t>
-      </w:r>
-      <w:proofErr w:type="gramStart"/>
-      <w:r>
-        <w:rPr>
-          <w:rFonts w:ascii="Times New Roman" w:eastAsia="Times New Roman" w:hAnsi="Times New Roman" w:cs="Times New Roman"/>
-        </w:rPr>
-        <w:t>rep.position</w:t>
-      </w:r>
-      <w:proofErr w:type="gramEnd"/>
-      <w:r>
-        <w:rPr>
-          <w:rFonts w:ascii="Times New Roman" w:eastAsia="Times New Roman" w:hAnsi="Times New Roman" w:cs="Times New Roman"/>
-        </w:rPr>
-        <w:t>.text}}</w:t>
+          <w:sz w:val="24"/>
+          <w:szCs w:val="24"/>
+        </w:rPr>
+      </w:pPr>
+      <w:r>
+        <w:rPr>
+          <w:rFonts w:ascii="Times New Roman" w:eastAsia="Times New Roman" w:hAnsi="Times New Roman" w:cs="Times New Roman"/>
+          <w:sz w:val="24"/>
+          <w:szCs w:val="24"/>
+        </w:rPr>
+        <w:t>Địa chỉ liên lạc: {{rep.full_address}}</w:t>
       </w:r>
     </w:p>
     <w:p>
@@ -4364,27 +4191,17 @@
         <w:jc w:val="both"/>
         <w:rPr>
           <w:rFonts w:ascii="Times New Roman" w:eastAsia="Times New Roman" w:hAnsi="Times New Roman" w:cs="Times New Roman"/>
-        </w:rPr>
-      </w:pPr>
-      <w:r>
-        <w:rPr>
-          <w:rFonts w:ascii="Times New Roman" w:eastAsia="Times New Roman" w:hAnsi="Times New Roman" w:cs="Times New Roman"/>
-        </w:rPr>
-        <w:t>Địa chỉ liên lạc: {{</w:t>
-      </w:r>
-      <w:proofErr w:type="gramStart"/>
-      <w:r>
-        <w:rPr>
-          <w:rFonts w:ascii="Times New Roman" w:eastAsia="Times New Roman" w:hAnsi="Times New Roman" w:cs="Times New Roman"/>
-        </w:rPr>
-        <w:t>rep.full</w:t>
-      </w:r>
-      <w:proofErr w:type="gramEnd"/>
-      <w:r>
-        <w:rPr>
-          <w:rFonts w:ascii="Times New Roman" w:eastAsia="Times New Roman" w:hAnsi="Times New Roman" w:cs="Times New Roman"/>
-        </w:rPr>
-        <w:t>_address}}</w:t>
+          <w:sz w:val="24"/>
+          <w:szCs w:val="24"/>
+        </w:rPr>
+      </w:pPr>
+      <w:r>
+        <w:rPr>
+          <w:rFonts w:ascii="Times New Roman" w:eastAsia="Times New Roman" w:hAnsi="Times New Roman" w:cs="Times New Roman"/>
+          <w:sz w:val="24"/>
+          <w:szCs w:val="24"/>
+        </w:rPr>
+        <w:t>{%- endfor %}</w:t>
       </w:r>
     </w:p>
     <w:p>
@@ -4404,76 +4221,17 @@
         <w:jc w:val="both"/>
         <w:rPr>
           <w:rFonts w:ascii="Times New Roman" w:eastAsia="Times New Roman" w:hAnsi="Times New Roman" w:cs="Times New Roman"/>
-        </w:rPr>
-      </w:pPr>
-      <w:r>
-        <w:rPr>
-          <w:rFonts w:ascii="Times New Roman" w:eastAsia="Times New Roman" w:hAnsi="Times New Roman" w:cs="Times New Roman"/>
-        </w:rPr>
-        <w:t>Điện thoại: {{</w:t>
-      </w:r>
-      <w:proofErr w:type="gramStart"/>
-      <w:r>
-        <w:rPr>
-          <w:rFonts w:ascii="Times New Roman" w:eastAsia="Times New Roman" w:hAnsi="Times New Roman" w:cs="Times New Roman"/>
-        </w:rPr>
-        <w:t>rep.contact</w:t>
-      </w:r>
-      <w:proofErr w:type="gramEnd"/>
-      <w:r>
-        <w:rPr>
-          <w:rFonts w:ascii="Times New Roman" w:eastAsia="Times New Roman" w:hAnsi="Times New Roman" w:cs="Times New Roman"/>
-        </w:rPr>
-        <w:t>_</w:t>
-      </w:r>
-      <w:proofErr w:type="gramStart"/>
-      <w:r>
-        <w:rPr>
-          <w:rFonts w:ascii="Times New Roman" w:eastAsia="Times New Roman" w:hAnsi="Times New Roman" w:cs="Times New Roman"/>
-        </w:rPr>
-        <w:t>info.phone</w:t>
-      </w:r>
-      <w:proofErr w:type="gramEnd"/>
-      <w:r>
-        <w:rPr>
-          <w:rFonts w:ascii="Times New Roman" w:eastAsia="Times New Roman" w:hAnsi="Times New Roman" w:cs="Times New Roman"/>
-        </w:rPr>
-        <w:t>}}</w:t>
-      </w:r>
-      <w:r>
-        <w:rPr>
-          <w:rFonts w:ascii="Times New Roman" w:eastAsia="Times New Roman" w:hAnsi="Times New Roman" w:cs="Times New Roman"/>
-        </w:rPr>
-        <w:tab/>
-        <w:t>Thư điện tử: {{</w:t>
-      </w:r>
-      <w:proofErr w:type="gramStart"/>
-      <w:r>
-        <w:rPr>
-          <w:rFonts w:ascii="Times New Roman" w:eastAsia="Times New Roman" w:hAnsi="Times New Roman" w:cs="Times New Roman"/>
-        </w:rPr>
-        <w:t>rep.contact</w:t>
-      </w:r>
-      <w:proofErr w:type="gramEnd"/>
-      <w:r>
-        <w:rPr>
-          <w:rFonts w:ascii="Times New Roman" w:eastAsia="Times New Roman" w:hAnsi="Times New Roman" w:cs="Times New Roman"/>
-        </w:rPr>
-        <w:t>_</w:t>
-      </w:r>
-      <w:proofErr w:type="gramStart"/>
-      <w:r>
-        <w:rPr>
-          <w:rFonts w:ascii="Times New Roman" w:eastAsia="Times New Roman" w:hAnsi="Times New Roman" w:cs="Times New Roman"/>
-        </w:rPr>
-        <w:t>info.email</w:t>
-      </w:r>
-      <w:proofErr w:type="gramEnd"/>
-      <w:r>
-        <w:rPr>
-          <w:rFonts w:ascii="Times New Roman" w:eastAsia="Times New Roman" w:hAnsi="Times New Roman" w:cs="Times New Roman"/>
-        </w:rPr>
-        <w:t>}}</w:t>
+          <w:sz w:val="24"/>
+          <w:szCs w:val="24"/>
+        </w:rPr>
+      </w:pPr>
+      <w:r>
+        <w:rPr>
+          <w:rFonts w:ascii="Times New Roman" w:eastAsia="Times New Roman" w:hAnsi="Times New Roman" w:cs="Times New Roman"/>
+          <w:sz w:val="24"/>
+          <w:szCs w:val="24"/>
+        </w:rPr>
+        <w:t>{%- endif %}</w:t>
       </w:r>
     </w:p>
     <w:p>
@@ -4493,81 +4251,17 @@
         <w:jc w:val="both"/>
         <w:rPr>
           <w:rFonts w:ascii="Times New Roman" w:eastAsia="Times New Roman" w:hAnsi="Times New Roman" w:cs="Times New Roman"/>
-        </w:rPr>
-      </w:pPr>
-      <w:r>
-        <w:rPr>
-          <w:rFonts w:ascii="Times New Roman" w:eastAsia="Times New Roman" w:hAnsi="Times New Roman" w:cs="Times New Roman"/>
-        </w:rPr>
-        <w:t xml:space="preserve">{%- </w:t>
-      </w:r>
-      <w:proofErr w:type="gramStart"/>
-      <w:r>
-        <w:rPr>
-          <w:rFonts w:ascii="Times New Roman" w:eastAsia="Times New Roman" w:hAnsi="Times New Roman" w:cs="Times New Roman"/>
-        </w:rPr>
-        <w:t>endfor %}</w:t>
-      </w:r>
-      <w:proofErr w:type="gramEnd"/>
-    </w:p>
-    <w:p>
-      <w:pPr>
-        <w:tabs>
-          <w:tab w:val="left" w:pos="2410"/>
-          <w:tab w:val="left" w:pos="2977"/>
-          <w:tab w:val="left" w:pos="3600"/>
-          <w:tab w:val="left" w:pos="4230"/>
-          <w:tab w:val="left" w:pos="4320"/>
-          <w:tab w:val="left" w:pos="4590"/>
-          <w:tab w:val="left" w:pos="6300"/>
-          <w:tab w:val="left" w:pos="9072"/>
-        </w:tabs>
-        <w:spacing w:after="0" w:line="312" w:lineRule="auto"/>
-        <w:ind w:firstLine="567"/>
-        <w:jc w:val="both"/>
-        <w:rPr>
-          <w:rFonts w:ascii="Times New Roman" w:eastAsia="Times New Roman" w:hAnsi="Times New Roman" w:cs="Times New Roman"/>
-        </w:rPr>
-      </w:pPr>
-      <w:r>
-        <w:rPr>
-          <w:rFonts w:ascii="Times New Roman" w:eastAsia="Times New Roman" w:hAnsi="Times New Roman" w:cs="Times New Roman"/>
-        </w:rPr>
-        <w:t xml:space="preserve">{%- </w:t>
-      </w:r>
-      <w:proofErr w:type="gramStart"/>
-      <w:r>
-        <w:rPr>
-          <w:rFonts w:ascii="Times New Roman" w:eastAsia="Times New Roman" w:hAnsi="Times New Roman" w:cs="Times New Roman"/>
-        </w:rPr>
-        <w:t>endif %}</w:t>
-      </w:r>
-      <w:proofErr w:type="gramEnd"/>
-    </w:p>
-    <w:p>
-      <w:pPr>
-        <w:tabs>
-          <w:tab w:val="left" w:pos="2410"/>
-          <w:tab w:val="left" w:pos="2977"/>
-          <w:tab w:val="left" w:pos="3600"/>
-          <w:tab w:val="left" w:pos="4230"/>
-          <w:tab w:val="left" w:pos="4320"/>
-          <w:tab w:val="left" w:pos="4590"/>
-          <w:tab w:val="left" w:pos="6300"/>
-          <w:tab w:val="left" w:pos="9072"/>
-        </w:tabs>
-        <w:spacing w:after="0" w:line="312" w:lineRule="auto"/>
-        <w:ind w:firstLine="567"/>
-        <w:jc w:val="both"/>
-        <w:rPr>
-          <w:rFonts w:ascii="Times New Roman" w:eastAsia="Times New Roman" w:hAnsi="Times New Roman" w:cs="Times New Roman"/>
           <w:i/>
+          <w:sz w:val="24"/>
+          <w:szCs w:val="24"/>
         </w:rPr>
       </w:pPr>
       <w:r>
         <w:rPr>
           <w:rFonts w:ascii="Times New Roman" w:eastAsia="Times New Roman" w:hAnsi="Times New Roman" w:cs="Times New Roman"/>
           <w:i/>
+          <w:sz w:val="24"/>
+          <w:szCs w:val="24"/>
         </w:rPr>
         <w:t>Trường hợp không có số định danh cá nhân hoặc việc kết nối giữa Cơ sở dữ liệu quốc gia về đăng ký doanh nghiệp với Cơ sở dữ liệu quốc gia về dân cư bị gián đoạn thì đề nghị kê khai các thông tin cá nhân dưới đây:</w:t>
       </w:r>
@@ -4600,23 +4294,23 @@
               <w:spacing w:line="312" w:lineRule="auto"/>
               <w:rPr>
                 <w:rFonts w:ascii="Times New Roman" w:eastAsia="Times New Roman" w:hAnsi="Times New Roman" w:cs="Times New Roman"/>
-                <w:sz w:val="22"/>
-                <w:szCs w:val="22"/>
-              </w:rPr>
-            </w:pPr>
-            <w:r>
-              <w:rPr>
-                <w:rFonts w:ascii="Times New Roman" w:eastAsia="Times New Roman" w:hAnsi="Times New Roman" w:cs="Times New Roman"/>
-                <w:sz w:val="22"/>
-                <w:szCs w:val="22"/>
+                <w:sz w:val="24"/>
+                <w:szCs w:val="24"/>
+              </w:rPr>
+            </w:pPr>
+            <w:r>
+              <w:rPr>
+                <w:rFonts w:ascii="Times New Roman" w:eastAsia="Times New Roman" w:hAnsi="Times New Roman" w:cs="Times New Roman"/>
+                <w:sz w:val="24"/>
+                <w:szCs w:val="24"/>
               </w:rPr>
               <w:t xml:space="preserve">Dân tộc: …………….    Quốc tịch: …………… </w:t>
             </w:r>
             <w:r>
               <w:rPr>
                 <w:rFonts w:ascii="Times New Roman" w:eastAsia="Times New Roman" w:hAnsi="Times New Roman" w:cs="Times New Roman"/>
-                <w:sz w:val="22"/>
-                <w:szCs w:val="22"/>
+                <w:sz w:val="24"/>
+                <w:szCs w:val="24"/>
               </w:rPr>
               <w:tab/>
             </w:r>
@@ -4627,15 +4321,15 @@
               <w:jc w:val="both"/>
               <w:rPr>
                 <w:rFonts w:ascii="Times New Roman" w:eastAsia="Times New Roman" w:hAnsi="Times New Roman" w:cs="Times New Roman"/>
-                <w:sz w:val="22"/>
-                <w:szCs w:val="22"/>
-              </w:rPr>
-            </w:pPr>
-            <w:r>
-              <w:rPr>
-                <w:rFonts w:ascii="Times New Roman" w:eastAsia="Times New Roman" w:hAnsi="Times New Roman" w:cs="Times New Roman"/>
-                <w:sz w:val="22"/>
-                <w:szCs w:val="22"/>
+                <w:sz w:val="24"/>
+                <w:szCs w:val="24"/>
+              </w:rPr>
+            </w:pPr>
+            <w:r>
+              <w:rPr>
+                <w:rFonts w:ascii="Times New Roman" w:eastAsia="Times New Roman" w:hAnsi="Times New Roman" w:cs="Times New Roman"/>
+                <w:sz w:val="24"/>
+                <w:szCs w:val="24"/>
               </w:rPr>
               <w:t>Số Hộ chiếu (</w:t>
             </w:r>
@@ -4643,16 +4337,16 @@
               <w:rPr>
                 <w:rFonts w:ascii="Times New Roman" w:eastAsia="Times New Roman" w:hAnsi="Times New Roman" w:cs="Times New Roman"/>
                 <w:i/>
-                <w:sz w:val="22"/>
-                <w:szCs w:val="22"/>
+                <w:sz w:val="24"/>
+                <w:szCs w:val="24"/>
               </w:rPr>
               <w:t>đối với cá nhân Việt Nam không có số định danh cá nhân</w:t>
             </w:r>
             <w:r>
               <w:rPr>
                 <w:rFonts w:ascii="Times New Roman" w:eastAsia="Times New Roman" w:hAnsi="Times New Roman" w:cs="Times New Roman"/>
-                <w:sz w:val="22"/>
-                <w:szCs w:val="22"/>
+                <w:sz w:val="24"/>
+                <w:szCs w:val="24"/>
               </w:rPr>
               <w:t>)/Số Hộ chiếu nước ngoài hoặc giấy tờ có giá trị thay thế hộ chiếu nước ngoài (</w:t>
             </w:r>
@@ -4660,70 +4354,43 @@
               <w:rPr>
                 <w:rFonts w:ascii="Times New Roman" w:eastAsia="Times New Roman" w:hAnsi="Times New Roman" w:cs="Times New Roman"/>
                 <w:i/>
-                <w:sz w:val="22"/>
-                <w:szCs w:val="22"/>
+                <w:sz w:val="24"/>
+                <w:szCs w:val="24"/>
               </w:rPr>
               <w:t>đối với cá nhân là người nước ngoài</w:t>
             </w:r>
             <w:r>
               <w:rPr>
                 <w:rFonts w:ascii="Times New Roman" w:eastAsia="Times New Roman" w:hAnsi="Times New Roman" w:cs="Times New Roman"/>
-                <w:sz w:val="22"/>
-                <w:szCs w:val="22"/>
-              </w:rPr>
-              <w:t>): ………………</w:t>
-            </w:r>
-            <w:proofErr w:type="gramStart"/>
-            <w:r>
-              <w:rPr>
-                <w:rFonts w:ascii="Times New Roman" w:eastAsia="Times New Roman" w:hAnsi="Times New Roman" w:cs="Times New Roman"/>
-                <w:sz w:val="22"/>
-                <w:szCs w:val="22"/>
-              </w:rPr>
-              <w:t>…..</w:t>
-            </w:r>
-            <w:proofErr w:type="gramEnd"/>
+                <w:sz w:val="24"/>
+                <w:szCs w:val="24"/>
+              </w:rPr>
+              <w:t>): …………………..</w:t>
+            </w:r>
           </w:p>
           <w:p>
             <w:pPr>
               <w:spacing w:line="312" w:lineRule="auto"/>
               <w:rPr>
                 <w:rFonts w:ascii="Times New Roman" w:eastAsia="Times New Roman" w:hAnsi="Times New Roman" w:cs="Times New Roman"/>
-                <w:sz w:val="22"/>
-                <w:szCs w:val="22"/>
-              </w:rPr>
-            </w:pPr>
-            <w:r>
-              <w:rPr>
-                <w:rFonts w:ascii="Times New Roman" w:eastAsia="Times New Roman" w:hAnsi="Times New Roman" w:cs="Times New Roman"/>
-                <w:sz w:val="22"/>
-                <w:szCs w:val="22"/>
-              </w:rPr>
-              <w:t xml:space="preserve">Ngày cấp: </w:t>
-            </w:r>
-            <w:proofErr w:type="gramStart"/>
-            <w:r>
-              <w:rPr>
-                <w:rFonts w:ascii="Times New Roman" w:eastAsia="Times New Roman" w:hAnsi="Times New Roman" w:cs="Times New Roman"/>
-                <w:sz w:val="22"/>
-                <w:szCs w:val="22"/>
-              </w:rPr>
-              <w:t>…./…./</w:t>
-            </w:r>
-            <w:proofErr w:type="gramEnd"/>
-            <w:r>
-              <w:rPr>
-                <w:rFonts w:ascii="Times New Roman" w:eastAsia="Times New Roman" w:hAnsi="Times New Roman" w:cs="Times New Roman"/>
-                <w:sz w:val="22"/>
-                <w:szCs w:val="22"/>
-              </w:rPr>
-              <w:t xml:space="preserve">…. Nơi cấp: …………………………………………...…. </w:t>
-            </w:r>
-            <w:r>
-              <w:rPr>
-                <w:rFonts w:ascii="Times New Roman" w:eastAsia="Times New Roman" w:hAnsi="Times New Roman" w:cs="Times New Roman"/>
-                <w:sz w:val="22"/>
-                <w:szCs w:val="22"/>
+                <w:sz w:val="24"/>
+                <w:szCs w:val="24"/>
+              </w:rPr>
+            </w:pPr>
+            <w:r>
+              <w:rPr>
+                <w:rFonts w:ascii="Times New Roman" w:eastAsia="Times New Roman" w:hAnsi="Times New Roman" w:cs="Times New Roman"/>
+                <w:sz w:val="24"/>
+                <w:szCs w:val="24"/>
+              </w:rPr>
+              <w:lastRenderedPageBreak/>
+              <w:t xml:space="preserve">Ngày cấp: …./…./…. Nơi cấp: …………………………………………...…. </w:t>
+            </w:r>
+            <w:r>
+              <w:rPr>
+                <w:rFonts w:ascii="Times New Roman" w:eastAsia="Times New Roman" w:hAnsi="Times New Roman" w:cs="Times New Roman"/>
+                <w:sz w:val="24"/>
+                <w:szCs w:val="24"/>
               </w:rPr>
               <w:tab/>
             </w:r>
@@ -4733,15 +4400,15 @@
               <w:spacing w:line="312" w:lineRule="auto"/>
               <w:rPr>
                 <w:rFonts w:ascii="Times New Roman" w:eastAsia="Times New Roman" w:hAnsi="Times New Roman" w:cs="Times New Roman"/>
-                <w:sz w:val="22"/>
-                <w:szCs w:val="22"/>
-              </w:rPr>
-            </w:pPr>
-            <w:r>
-              <w:rPr>
-                <w:rFonts w:ascii="Times New Roman" w:eastAsia="Times New Roman" w:hAnsi="Times New Roman" w:cs="Times New Roman"/>
-                <w:sz w:val="22"/>
-                <w:szCs w:val="22"/>
+                <w:sz w:val="24"/>
+                <w:szCs w:val="24"/>
+              </w:rPr>
+            </w:pPr>
+            <w:r>
+              <w:rPr>
+                <w:rFonts w:ascii="Times New Roman" w:eastAsia="Times New Roman" w:hAnsi="Times New Roman" w:cs="Times New Roman"/>
+                <w:sz w:val="24"/>
+                <w:szCs w:val="24"/>
               </w:rPr>
               <w:t>Nơi thường trú:</w:t>
             </w:r>
@@ -4752,15 +4419,15 @@
               <w:ind w:firstLine="567"/>
               <w:rPr>
                 <w:rFonts w:ascii="Times New Roman" w:eastAsia="Times New Roman" w:hAnsi="Times New Roman" w:cs="Times New Roman"/>
-                <w:sz w:val="22"/>
-                <w:szCs w:val="22"/>
-              </w:rPr>
-            </w:pPr>
-            <w:r>
-              <w:rPr>
-                <w:rFonts w:ascii="Times New Roman" w:eastAsia="Times New Roman" w:hAnsi="Times New Roman" w:cs="Times New Roman"/>
-                <w:sz w:val="22"/>
-                <w:szCs w:val="22"/>
+                <w:sz w:val="24"/>
+                <w:szCs w:val="24"/>
+              </w:rPr>
+            </w:pPr>
+            <w:r>
+              <w:rPr>
+                <w:rFonts w:ascii="Times New Roman" w:eastAsia="Times New Roman" w:hAnsi="Times New Roman" w:cs="Times New Roman"/>
+                <w:sz w:val="24"/>
+                <w:szCs w:val="24"/>
               </w:rPr>
               <w:t>Số nhà/phòng, ngách/hẻm, ngõ/kiệt, đường/phố/đại lộ, tổ/xóm/ấp/thôn: ………</w:t>
             </w:r>
@@ -4771,15 +4438,15 @@
               <w:ind w:firstLine="567"/>
               <w:rPr>
                 <w:rFonts w:ascii="Times New Roman" w:eastAsia="Times New Roman" w:hAnsi="Times New Roman" w:cs="Times New Roman"/>
-                <w:sz w:val="22"/>
-                <w:szCs w:val="22"/>
-              </w:rPr>
-            </w:pPr>
-            <w:r>
-              <w:rPr>
-                <w:rFonts w:ascii="Times New Roman" w:eastAsia="Times New Roman" w:hAnsi="Times New Roman" w:cs="Times New Roman"/>
-                <w:sz w:val="22"/>
-                <w:szCs w:val="22"/>
+                <w:sz w:val="24"/>
+                <w:szCs w:val="24"/>
+              </w:rPr>
+            </w:pPr>
+            <w:r>
+              <w:rPr>
+                <w:rFonts w:ascii="Times New Roman" w:eastAsia="Times New Roman" w:hAnsi="Times New Roman" w:cs="Times New Roman"/>
+                <w:sz w:val="24"/>
+                <w:szCs w:val="24"/>
               </w:rPr>
               <w:t>Xã/Phường/Đặc khu: ……………………………………………………….</w:t>
             </w:r>
@@ -4790,15 +4457,15 @@
               <w:ind w:firstLine="567"/>
               <w:rPr>
                 <w:rFonts w:ascii="Times New Roman" w:eastAsia="Times New Roman" w:hAnsi="Times New Roman" w:cs="Times New Roman"/>
-                <w:sz w:val="22"/>
-                <w:szCs w:val="22"/>
-              </w:rPr>
-            </w:pPr>
-            <w:r>
-              <w:rPr>
-                <w:rFonts w:ascii="Times New Roman" w:eastAsia="Times New Roman" w:hAnsi="Times New Roman" w:cs="Times New Roman"/>
-                <w:sz w:val="22"/>
-                <w:szCs w:val="22"/>
+                <w:sz w:val="24"/>
+                <w:szCs w:val="24"/>
+              </w:rPr>
+            </w:pPr>
+            <w:r>
+              <w:rPr>
+                <w:rFonts w:ascii="Times New Roman" w:eastAsia="Times New Roman" w:hAnsi="Times New Roman" w:cs="Times New Roman"/>
+                <w:sz w:val="24"/>
+                <w:szCs w:val="24"/>
               </w:rPr>
               <w:t>Tỉnh/Thành phố trực thuộc trung ương: ………………………………</w:t>
             </w:r>
@@ -4809,15 +4476,15 @@
               <w:ind w:firstLine="567"/>
               <w:rPr>
                 <w:rFonts w:ascii="Times New Roman" w:eastAsia="Times New Roman" w:hAnsi="Times New Roman" w:cs="Times New Roman"/>
-                <w:sz w:val="22"/>
-                <w:szCs w:val="22"/>
-              </w:rPr>
-            </w:pPr>
-            <w:r>
-              <w:rPr>
-                <w:rFonts w:ascii="Times New Roman" w:eastAsia="Times New Roman" w:hAnsi="Times New Roman" w:cs="Times New Roman"/>
-                <w:sz w:val="22"/>
-                <w:szCs w:val="22"/>
+                <w:sz w:val="24"/>
+                <w:szCs w:val="24"/>
+              </w:rPr>
+            </w:pPr>
+            <w:r>
+              <w:rPr>
+                <w:rFonts w:ascii="Times New Roman" w:eastAsia="Times New Roman" w:hAnsi="Times New Roman" w:cs="Times New Roman"/>
+                <w:sz w:val="24"/>
+                <w:szCs w:val="24"/>
               </w:rPr>
               <w:t>Quốc gia: ………………………</w:t>
             </w:r>
@@ -4832,18 +4499,25 @@
         <w:jc w:val="both"/>
         <w:rPr>
           <w:rFonts w:ascii="Times New Roman" w:eastAsia="Times New Roman" w:hAnsi="Times New Roman" w:cs="Times New Roman"/>
+          <w:sz w:val="24"/>
+          <w:szCs w:val="24"/>
         </w:rPr>
       </w:pPr>
       <w:r>
         <w:rPr>
           <w:rFonts w:ascii="Times New Roman" w:eastAsia="Times New Roman" w:hAnsi="Times New Roman" w:cs="Times New Roman"/>
           <w:b/>
-        </w:rPr>
+          <w:sz w:val="24"/>
+          <w:szCs w:val="24"/>
+        </w:rPr>
+        <w:lastRenderedPageBreak/>
         <w:t>9. Thông tin đăng ký thuế</w:t>
       </w:r>
       <w:r>
         <w:rPr>
           <w:rFonts w:ascii="Times New Roman" w:eastAsia="Times New Roman" w:hAnsi="Times New Roman" w:cs="Times New Roman"/>
+          <w:sz w:val="24"/>
+          <w:szCs w:val="24"/>
         </w:rPr>
         <w:t>:</w:t>
       </w:r>
@@ -4876,11 +4550,15 @@
               <w:jc w:val="center"/>
               <w:rPr>
                 <w:rFonts w:ascii="Times New Roman" w:eastAsia="Times New Roman" w:hAnsi="Times New Roman" w:cs="Times New Roman"/>
-              </w:rPr>
-            </w:pPr>
-            <w:r>
-              <w:rPr>
-                <w:rFonts w:ascii="Times New Roman" w:eastAsia="Times New Roman" w:hAnsi="Times New Roman" w:cs="Times New Roman"/>
+                <w:sz w:val="24"/>
+                <w:szCs w:val="24"/>
+              </w:rPr>
+            </w:pPr>
+            <w:r>
+              <w:rPr>
+                <w:rFonts w:ascii="Times New Roman" w:eastAsia="Times New Roman" w:hAnsi="Times New Roman" w:cs="Times New Roman"/>
+                <w:sz w:val="24"/>
+                <w:szCs w:val="24"/>
               </w:rPr>
               <w:t>STT</w:t>
             </w:r>
@@ -4902,11 +4580,15 @@
               <w:jc w:val="center"/>
               <w:rPr>
                 <w:rFonts w:ascii="Times New Roman" w:eastAsia="Times New Roman" w:hAnsi="Times New Roman" w:cs="Times New Roman"/>
-              </w:rPr>
-            </w:pPr>
-            <w:r>
-              <w:rPr>
-                <w:rFonts w:ascii="Times New Roman" w:eastAsia="Times New Roman" w:hAnsi="Times New Roman" w:cs="Times New Roman"/>
+                <w:sz w:val="24"/>
+                <w:szCs w:val="24"/>
+              </w:rPr>
+            </w:pPr>
+            <w:r>
+              <w:rPr>
+                <w:rFonts w:ascii="Times New Roman" w:eastAsia="Times New Roman" w:hAnsi="Times New Roman" w:cs="Times New Roman"/>
+                <w:sz w:val="24"/>
+                <w:szCs w:val="24"/>
               </w:rPr>
               <w:t>Các chỉ tiêu thông tin đăng ký thuế</w:t>
             </w:r>
@@ -4929,11 +4611,15 @@
               <w:jc w:val="center"/>
               <w:rPr>
                 <w:rFonts w:ascii="Times New Roman" w:eastAsia="Times New Roman" w:hAnsi="Times New Roman" w:cs="Times New Roman"/>
-              </w:rPr>
-            </w:pPr>
-            <w:r>
-              <w:rPr>
-                <w:rFonts w:ascii="Times New Roman" w:eastAsia="Times New Roman" w:hAnsi="Times New Roman" w:cs="Times New Roman"/>
+                <w:sz w:val="24"/>
+                <w:szCs w:val="24"/>
+              </w:rPr>
+            </w:pPr>
+            <w:r>
+              <w:rPr>
+                <w:rFonts w:ascii="Times New Roman" w:eastAsia="Times New Roman" w:hAnsi="Times New Roman" w:cs="Times New Roman"/>
+                <w:sz w:val="24"/>
+                <w:szCs w:val="24"/>
               </w:rPr>
               <w:t>9.1</w:t>
             </w:r>
@@ -4956,11 +4642,15 @@
               <w:jc w:val="both"/>
               <w:rPr>
                 <w:rFonts w:ascii="Times New Roman" w:eastAsia="Times New Roman" w:hAnsi="Times New Roman" w:cs="Times New Roman"/>
-              </w:rPr>
-            </w:pPr>
-            <w:r>
-              <w:rPr>
-                <w:rFonts w:ascii="Times New Roman" w:eastAsia="Times New Roman" w:hAnsi="Times New Roman" w:cs="Times New Roman"/>
+                <w:sz w:val="24"/>
+                <w:szCs w:val="24"/>
+              </w:rPr>
+            </w:pPr>
+            <w:r>
+              <w:rPr>
+                <w:rFonts w:ascii="Times New Roman" w:eastAsia="Times New Roman" w:hAnsi="Times New Roman" w:cs="Times New Roman"/>
+                <w:sz w:val="24"/>
+                <w:szCs w:val="24"/>
               </w:rPr>
               <w:t>Thông tin về Giám đốc/Tổng giám đốc (nếu có):</w:t>
             </w:r>
@@ -4972,11 +4662,15 @@
               <w:jc w:val="both"/>
               <w:rPr>
                 <w:rFonts w:ascii="Times New Roman" w:eastAsia="Times New Roman" w:hAnsi="Times New Roman" w:cs="Times New Roman"/>
-              </w:rPr>
-            </w:pPr>
-            <w:r>
-              <w:rPr>
-                <w:rFonts w:ascii="Times New Roman" w:eastAsia="Times New Roman" w:hAnsi="Times New Roman" w:cs="Times New Roman"/>
+                <w:sz w:val="24"/>
+                <w:szCs w:val="24"/>
+              </w:rPr>
+            </w:pPr>
+            <w:r>
+              <w:rPr>
+                <w:rFonts w:ascii="Times New Roman" w:eastAsia="Times New Roman" w:hAnsi="Times New Roman" w:cs="Times New Roman"/>
+                <w:sz w:val="24"/>
+                <w:szCs w:val="24"/>
               </w:rPr>
               <w:t xml:space="preserve">Họ, chữ đệm và tên Giám đốc/Tổng giám đốc: </w:t>
             </w:r>
@@ -4985,44 +4679,10 @@
                 <w:rFonts w:ascii="Times New Roman" w:eastAsia="Times New Roman" w:hAnsi="Times New Roman" w:cs="Times New Roman"/>
                 <w:b/>
                 <w:bCs/>
-              </w:rPr>
-              <w:t>{{rep_</w:t>
-            </w:r>
-            <w:proofErr w:type="gramStart"/>
-            <w:r>
-              <w:rPr>
-                <w:rFonts w:ascii="Times New Roman" w:eastAsia="Times New Roman" w:hAnsi="Times New Roman" w:cs="Times New Roman"/>
-                <w:b/>
-                <w:bCs/>
-              </w:rPr>
-              <w:t>ceo.personal</w:t>
-            </w:r>
-            <w:proofErr w:type="gramEnd"/>
-            <w:r>
-              <w:rPr>
-                <w:rFonts w:ascii="Times New Roman" w:eastAsia="Times New Roman" w:hAnsi="Times New Roman" w:cs="Times New Roman"/>
-                <w:b/>
-                <w:bCs/>
-              </w:rPr>
-              <w:t>_</w:t>
-            </w:r>
-            <w:proofErr w:type="gramStart"/>
-            <w:r>
-              <w:rPr>
-                <w:rFonts w:ascii="Times New Roman" w:eastAsia="Times New Roman" w:hAnsi="Times New Roman" w:cs="Times New Roman"/>
-                <w:b/>
-                <w:bCs/>
-              </w:rPr>
-              <w:t>info.full</w:t>
-            </w:r>
-            <w:proofErr w:type="gramEnd"/>
-            <w:r>
-              <w:rPr>
-                <w:rFonts w:ascii="Times New Roman" w:eastAsia="Times New Roman" w:hAnsi="Times New Roman" w:cs="Times New Roman"/>
-                <w:b/>
-                <w:bCs/>
-              </w:rPr>
-              <w:t>_name}}</w:t>
+                <w:sz w:val="24"/>
+                <w:szCs w:val="24"/>
+              </w:rPr>
+              <w:t>{{rep_ceo.personal_info.full_name}}</w:t>
             </w:r>
           </w:p>
           <w:p>
@@ -5032,41 +4692,17 @@
               <w:jc w:val="both"/>
               <w:rPr>
                 <w:rFonts w:ascii="Times New Roman" w:eastAsia="Times New Roman" w:hAnsi="Times New Roman" w:cs="Times New Roman"/>
-              </w:rPr>
-            </w:pPr>
-            <w:r>
-              <w:rPr>
-                <w:rFonts w:ascii="Times New Roman" w:eastAsia="Times New Roman" w:hAnsi="Times New Roman" w:cs="Times New Roman"/>
-              </w:rPr>
-              <w:t>Ngày, tháng, năm sinh: {{rep_</w:t>
-            </w:r>
-            <w:proofErr w:type="gramStart"/>
-            <w:r>
-              <w:rPr>
-                <w:rFonts w:ascii="Times New Roman" w:eastAsia="Times New Roman" w:hAnsi="Times New Roman" w:cs="Times New Roman"/>
-              </w:rPr>
-              <w:t>ceo.personal</w:t>
-            </w:r>
-            <w:proofErr w:type="gramEnd"/>
-            <w:r>
-              <w:rPr>
-                <w:rFonts w:ascii="Times New Roman" w:eastAsia="Times New Roman" w:hAnsi="Times New Roman" w:cs="Times New Roman"/>
-              </w:rPr>
-              <w:t>_</w:t>
-            </w:r>
-            <w:proofErr w:type="gramStart"/>
-            <w:r>
-              <w:rPr>
-                <w:rFonts w:ascii="Times New Roman" w:eastAsia="Times New Roman" w:hAnsi="Times New Roman" w:cs="Times New Roman"/>
-              </w:rPr>
-              <w:t>info.birth</w:t>
-            </w:r>
-            <w:proofErr w:type="gramEnd"/>
-            <w:r>
-              <w:rPr>
-                <w:rFonts w:ascii="Times New Roman" w:eastAsia="Times New Roman" w:hAnsi="Times New Roman" w:cs="Times New Roman"/>
-              </w:rPr>
-              <w:t>_date}}</w:t>
+                <w:sz w:val="24"/>
+                <w:szCs w:val="24"/>
+              </w:rPr>
+            </w:pPr>
+            <w:r>
+              <w:rPr>
+                <w:rFonts w:ascii="Times New Roman" w:eastAsia="Times New Roman" w:hAnsi="Times New Roman" w:cs="Times New Roman"/>
+                <w:sz w:val="24"/>
+                <w:szCs w:val="24"/>
+              </w:rPr>
+              <w:t>Ngày, tháng, năm sinh: {{rep_ceo.personal_info.birth_date}}</w:t>
             </w:r>
           </w:p>
           <w:p>
@@ -5076,41 +4712,17 @@
               <w:jc w:val="both"/>
               <w:rPr>
                 <w:rFonts w:ascii="Times New Roman" w:eastAsia="Times New Roman" w:hAnsi="Times New Roman" w:cs="Times New Roman"/>
-              </w:rPr>
-            </w:pPr>
-            <w:r>
-              <w:rPr>
-                <w:rFonts w:ascii="Times New Roman" w:eastAsia="Times New Roman" w:hAnsi="Times New Roman" w:cs="Times New Roman"/>
-              </w:rPr>
-              <w:t>Giới tính: {{rep_</w:t>
-            </w:r>
-            <w:proofErr w:type="gramStart"/>
-            <w:r>
-              <w:rPr>
-                <w:rFonts w:ascii="Times New Roman" w:eastAsia="Times New Roman" w:hAnsi="Times New Roman" w:cs="Times New Roman"/>
-              </w:rPr>
-              <w:t>ceo.personal</w:t>
-            </w:r>
-            <w:proofErr w:type="gramEnd"/>
-            <w:r>
-              <w:rPr>
-                <w:rFonts w:ascii="Times New Roman" w:eastAsia="Times New Roman" w:hAnsi="Times New Roman" w:cs="Times New Roman"/>
-              </w:rPr>
-              <w:t>_</w:t>
-            </w:r>
-            <w:proofErr w:type="gramStart"/>
-            <w:r>
-              <w:rPr>
-                <w:rFonts w:ascii="Times New Roman" w:eastAsia="Times New Roman" w:hAnsi="Times New Roman" w:cs="Times New Roman"/>
-              </w:rPr>
-              <w:t>info.gender</w:t>
-            </w:r>
-            <w:proofErr w:type="gramEnd"/>
-            <w:r>
-              <w:rPr>
-                <w:rFonts w:ascii="Times New Roman" w:eastAsia="Times New Roman" w:hAnsi="Times New Roman" w:cs="Times New Roman"/>
-              </w:rPr>
-              <w:t>}}</w:t>
+                <w:sz w:val="24"/>
+                <w:szCs w:val="24"/>
+              </w:rPr>
+            </w:pPr>
+            <w:r>
+              <w:rPr>
+                <w:rFonts w:ascii="Times New Roman" w:eastAsia="Times New Roman" w:hAnsi="Times New Roman" w:cs="Times New Roman"/>
+                <w:sz w:val="24"/>
+                <w:szCs w:val="24"/>
+              </w:rPr>
+              <w:t>Giới tính: {{rep_ceo.personal_info.gender}}</w:t>
             </w:r>
           </w:p>
           <w:p>
@@ -5120,11 +4732,15 @@
               <w:jc w:val="both"/>
               <w:rPr>
                 <w:rFonts w:ascii="Times New Roman" w:eastAsia="Times New Roman" w:hAnsi="Times New Roman" w:cs="Times New Roman"/>
-              </w:rPr>
-            </w:pPr>
-            <w:r>
-              <w:rPr>
-                <w:rFonts w:ascii="Times New Roman" w:eastAsia="Times New Roman" w:hAnsi="Times New Roman" w:cs="Times New Roman"/>
+                <w:sz w:val="24"/>
+                <w:szCs w:val="24"/>
+              </w:rPr>
+            </w:pPr>
+            <w:r>
+              <w:rPr>
+                <w:rFonts w:ascii="Times New Roman" w:eastAsia="Times New Roman" w:hAnsi="Times New Roman" w:cs="Times New Roman"/>
+                <w:sz w:val="24"/>
+                <w:szCs w:val="24"/>
               </w:rPr>
               <w:t>Số định danh cá nhân: {{rep_ceo.personal_info.id_number}}</w:t>
             </w:r>
@@ -5135,42 +4751,17 @@
               <w:jc w:val="both"/>
               <w:rPr>
                 <w:rFonts w:ascii="Times New Roman" w:eastAsia="Times New Roman" w:hAnsi="Times New Roman" w:cs="Times New Roman"/>
-              </w:rPr>
-            </w:pPr>
-            <w:r>
-              <w:rPr>
-                <w:rFonts w:ascii="Times New Roman" w:eastAsia="Times New Roman" w:hAnsi="Times New Roman" w:cs="Times New Roman"/>
-              </w:rPr>
-              <w:lastRenderedPageBreak/>
-              <w:t>Điện thoại: {{rep_</w:t>
-            </w:r>
-            <w:proofErr w:type="gramStart"/>
-            <w:r>
-              <w:rPr>
-                <w:rFonts w:ascii="Times New Roman" w:eastAsia="Times New Roman" w:hAnsi="Times New Roman" w:cs="Times New Roman"/>
-              </w:rPr>
-              <w:t>ceo.contact</w:t>
-            </w:r>
-            <w:proofErr w:type="gramEnd"/>
-            <w:r>
-              <w:rPr>
-                <w:rFonts w:ascii="Times New Roman" w:eastAsia="Times New Roman" w:hAnsi="Times New Roman" w:cs="Times New Roman"/>
-              </w:rPr>
-              <w:t>_</w:t>
-            </w:r>
-            <w:proofErr w:type="gramStart"/>
-            <w:r>
-              <w:rPr>
-                <w:rFonts w:ascii="Times New Roman" w:eastAsia="Times New Roman" w:hAnsi="Times New Roman" w:cs="Times New Roman"/>
-              </w:rPr>
-              <w:t>info.phone</w:t>
-            </w:r>
-            <w:proofErr w:type="gramEnd"/>
-            <w:r>
-              <w:rPr>
-                <w:rFonts w:ascii="Times New Roman" w:eastAsia="Times New Roman" w:hAnsi="Times New Roman" w:cs="Times New Roman"/>
-              </w:rPr>
-              <w:t>}}</w:t>
+                <w:sz w:val="24"/>
+                <w:szCs w:val="24"/>
+              </w:rPr>
+            </w:pPr>
+            <w:r>
+              <w:rPr>
+                <w:rFonts w:ascii="Times New Roman" w:eastAsia="Times New Roman" w:hAnsi="Times New Roman" w:cs="Times New Roman"/>
+                <w:sz w:val="24"/>
+                <w:szCs w:val="24"/>
+              </w:rPr>
+              <w:t>Điện thoại: {{rep_ceo.contact_info.phone}}</w:t>
             </w:r>
           </w:p>
         </w:tc>
@@ -5191,13 +4782,16 @@
               <w:jc w:val="center"/>
               <w:rPr>
                 <w:rFonts w:ascii="Times New Roman" w:eastAsia="Times New Roman" w:hAnsi="Times New Roman" w:cs="Times New Roman"/>
-              </w:rPr>
-            </w:pPr>
-            <w:r>
-              <w:rPr>
-                <w:rFonts w:ascii="Times New Roman" w:eastAsia="Times New Roman" w:hAnsi="Times New Roman" w:cs="Times New Roman"/>
-              </w:rPr>
-              <w:lastRenderedPageBreak/>
+                <w:sz w:val="24"/>
+                <w:szCs w:val="24"/>
+              </w:rPr>
+            </w:pPr>
+            <w:r>
+              <w:rPr>
+                <w:rFonts w:ascii="Times New Roman" w:eastAsia="Times New Roman" w:hAnsi="Times New Roman" w:cs="Times New Roman"/>
+                <w:sz w:val="24"/>
+                <w:szCs w:val="24"/>
+              </w:rPr>
               <w:t>9.2</w:t>
             </w:r>
           </w:p>
@@ -5219,11 +4813,15 @@
               <w:jc w:val="both"/>
               <w:rPr>
                 <w:rFonts w:ascii="Times New Roman" w:eastAsia="Times New Roman" w:hAnsi="Times New Roman" w:cs="Times New Roman"/>
-              </w:rPr>
-            </w:pPr>
-            <w:r>
-              <w:rPr>
-                <w:rFonts w:ascii="Times New Roman" w:eastAsia="Times New Roman" w:hAnsi="Times New Roman" w:cs="Times New Roman"/>
+                <w:sz w:val="24"/>
+                <w:szCs w:val="24"/>
+              </w:rPr>
+            </w:pPr>
+            <w:r>
+              <w:rPr>
+                <w:rFonts w:ascii="Times New Roman" w:eastAsia="Times New Roman" w:hAnsi="Times New Roman" w:cs="Times New Roman"/>
+                <w:sz w:val="24"/>
+                <w:szCs w:val="24"/>
               </w:rPr>
               <w:t>Thông tin về Kế toán trưởng/Phụ trách kế toán (nếu có):</w:t>
             </w:r>
@@ -5235,11 +4833,15 @@
               <w:jc w:val="both"/>
               <w:rPr>
                 <w:rFonts w:ascii="Times New Roman" w:eastAsia="Times New Roman" w:hAnsi="Times New Roman" w:cs="Times New Roman"/>
-              </w:rPr>
-            </w:pPr>
-            <w:r>
-              <w:rPr>
-                <w:rFonts w:ascii="Times New Roman" w:eastAsia="Times New Roman" w:hAnsi="Times New Roman" w:cs="Times New Roman"/>
+                <w:sz w:val="24"/>
+                <w:szCs w:val="24"/>
+              </w:rPr>
+            </w:pPr>
+            <w:r>
+              <w:rPr>
+                <w:rFonts w:ascii="Times New Roman" w:eastAsia="Times New Roman" w:hAnsi="Times New Roman" w:cs="Times New Roman"/>
+                <w:sz w:val="24"/>
+                <w:szCs w:val="24"/>
               </w:rPr>
               <w:t xml:space="preserve">Họ, chữ đệm và tên Kế toán trưởng/Phụ trách kế toán: </w:t>
             </w:r>
@@ -5248,26 +4850,10 @@
                 <w:rFonts w:ascii="Times New Roman" w:eastAsia="Times New Roman" w:hAnsi="Times New Roman" w:cs="Times New Roman"/>
                 <w:b/>
                 <w:bCs/>
-              </w:rPr>
-              <w:t>{{</w:t>
-            </w:r>
-            <w:proofErr w:type="gramStart"/>
-            <w:r>
-              <w:rPr>
-                <w:rFonts w:ascii="Times New Roman" w:eastAsia="Times New Roman" w:hAnsi="Times New Roman" w:cs="Times New Roman"/>
-                <w:b/>
-                <w:bCs/>
-              </w:rPr>
-              <w:t>tax.accounting</w:t>
-            </w:r>
-            <w:proofErr w:type="gramEnd"/>
-            <w:r>
-              <w:rPr>
-                <w:rFonts w:ascii="Times New Roman" w:eastAsia="Times New Roman" w:hAnsi="Times New Roman" w:cs="Times New Roman"/>
-                <w:b/>
-                <w:bCs/>
-              </w:rPr>
-              <w:t>.full_name}}</w:t>
+                <w:sz w:val="24"/>
+                <w:szCs w:val="24"/>
+              </w:rPr>
+              <w:t>{{tax.accounting.full_name}}</w:t>
             </w:r>
           </w:p>
           <w:p>
@@ -5277,27 +4863,17 @@
               <w:jc w:val="both"/>
               <w:rPr>
                 <w:rFonts w:ascii="Times New Roman" w:eastAsia="Times New Roman" w:hAnsi="Times New Roman" w:cs="Times New Roman"/>
-              </w:rPr>
-            </w:pPr>
-            <w:r>
-              <w:rPr>
-                <w:rFonts w:ascii="Times New Roman" w:eastAsia="Times New Roman" w:hAnsi="Times New Roman" w:cs="Times New Roman"/>
-              </w:rPr>
-              <w:t>Ngày, tháng, năm sinh: {{</w:t>
-            </w:r>
-            <w:proofErr w:type="gramStart"/>
-            <w:r>
-              <w:rPr>
-                <w:rFonts w:ascii="Times New Roman" w:eastAsia="Times New Roman" w:hAnsi="Times New Roman" w:cs="Times New Roman"/>
-              </w:rPr>
-              <w:t>tax.accounting</w:t>
-            </w:r>
-            <w:proofErr w:type="gramEnd"/>
-            <w:r>
-              <w:rPr>
-                <w:rFonts w:ascii="Times New Roman" w:eastAsia="Times New Roman" w:hAnsi="Times New Roman" w:cs="Times New Roman"/>
-              </w:rPr>
-              <w:t>.birth_date}}</w:t>
+                <w:sz w:val="24"/>
+                <w:szCs w:val="24"/>
+              </w:rPr>
+            </w:pPr>
+            <w:r>
+              <w:rPr>
+                <w:rFonts w:ascii="Times New Roman" w:eastAsia="Times New Roman" w:hAnsi="Times New Roman" w:cs="Times New Roman"/>
+                <w:sz w:val="24"/>
+                <w:szCs w:val="24"/>
+              </w:rPr>
+              <w:t>Ngày, tháng, năm sinh: {{tax.accounting.birth_date}}</w:t>
             </w:r>
           </w:p>
           <w:p>
@@ -5307,41 +4883,17 @@
               <w:jc w:val="both"/>
               <w:rPr>
                 <w:rFonts w:ascii="Times New Roman" w:eastAsia="Times New Roman" w:hAnsi="Times New Roman" w:cs="Times New Roman"/>
-              </w:rPr>
-            </w:pPr>
-            <w:r>
-              <w:rPr>
-                <w:rFonts w:ascii="Times New Roman" w:eastAsia="Times New Roman" w:hAnsi="Times New Roman" w:cs="Times New Roman"/>
-              </w:rPr>
-              <w:t>Giới tính: {{</w:t>
-            </w:r>
-            <w:proofErr w:type="gramStart"/>
-            <w:r>
-              <w:rPr>
-                <w:rFonts w:ascii="Times New Roman" w:eastAsia="Times New Roman" w:hAnsi="Times New Roman" w:cs="Times New Roman"/>
-              </w:rPr>
-              <w:t>tax.accounting</w:t>
-            </w:r>
-            <w:proofErr w:type="gramEnd"/>
-            <w:r>
-              <w:rPr>
-                <w:rFonts w:ascii="Times New Roman" w:eastAsia="Times New Roman" w:hAnsi="Times New Roman" w:cs="Times New Roman"/>
-              </w:rPr>
-              <w:t>.</w:t>
-            </w:r>
-            <w:proofErr w:type="gramStart"/>
-            <w:r>
-              <w:rPr>
-                <w:rFonts w:ascii="Times New Roman" w:eastAsia="Times New Roman" w:hAnsi="Times New Roman" w:cs="Times New Roman"/>
-              </w:rPr>
-              <w:t>gender }</w:t>
-            </w:r>
-            <w:proofErr w:type="gramEnd"/>
-            <w:r>
-              <w:rPr>
-                <w:rFonts w:ascii="Times New Roman" w:eastAsia="Times New Roman" w:hAnsi="Times New Roman" w:cs="Times New Roman"/>
-              </w:rPr>
-              <w:t>}</w:t>
+                <w:sz w:val="24"/>
+                <w:szCs w:val="24"/>
+              </w:rPr>
+            </w:pPr>
+            <w:r>
+              <w:rPr>
+                <w:rFonts w:ascii="Times New Roman" w:eastAsia="Times New Roman" w:hAnsi="Times New Roman" w:cs="Times New Roman"/>
+                <w:sz w:val="24"/>
+                <w:szCs w:val="24"/>
+              </w:rPr>
+              <w:t>Giới tính: {{tax.accounting.gender }}</w:t>
             </w:r>
           </w:p>
           <w:p>
@@ -5351,11 +4903,15 @@
               <w:jc w:val="both"/>
               <w:rPr>
                 <w:rFonts w:ascii="Times New Roman" w:eastAsia="Times New Roman" w:hAnsi="Times New Roman" w:cs="Times New Roman"/>
-              </w:rPr>
-            </w:pPr>
-            <w:r>
-              <w:rPr>
-                <w:rFonts w:ascii="Times New Roman" w:eastAsia="Times New Roman" w:hAnsi="Times New Roman" w:cs="Times New Roman"/>
+                <w:sz w:val="24"/>
+                <w:szCs w:val="24"/>
+              </w:rPr>
+            </w:pPr>
+            <w:r>
+              <w:rPr>
+                <w:rFonts w:ascii="Times New Roman" w:eastAsia="Times New Roman" w:hAnsi="Times New Roman" w:cs="Times New Roman"/>
+                <w:sz w:val="24"/>
+                <w:szCs w:val="24"/>
               </w:rPr>
               <w:t>Số định danh cá nhân: {{tax.accounting.id_number}}</w:t>
             </w:r>
@@ -5366,27 +4922,17 @@
               <w:jc w:val="both"/>
               <w:rPr>
                 <w:rFonts w:ascii="Times New Roman" w:eastAsia="Times New Roman" w:hAnsi="Times New Roman" w:cs="Times New Roman"/>
-              </w:rPr>
-            </w:pPr>
-            <w:r>
-              <w:rPr>
-                <w:rFonts w:ascii="Times New Roman" w:eastAsia="Times New Roman" w:hAnsi="Times New Roman" w:cs="Times New Roman"/>
-              </w:rPr>
-              <w:t>Điện thoại: {{</w:t>
-            </w:r>
-            <w:proofErr w:type="gramStart"/>
-            <w:r>
-              <w:rPr>
-                <w:rFonts w:ascii="Times New Roman" w:eastAsia="Times New Roman" w:hAnsi="Times New Roman" w:cs="Times New Roman"/>
-              </w:rPr>
-              <w:t>tax.accounting</w:t>
-            </w:r>
-            <w:proofErr w:type="gramEnd"/>
-            <w:r>
-              <w:rPr>
-                <w:rFonts w:ascii="Times New Roman" w:eastAsia="Times New Roman" w:hAnsi="Times New Roman" w:cs="Times New Roman"/>
-              </w:rPr>
-              <w:t>.phone}}</w:t>
+                <w:sz w:val="24"/>
+                <w:szCs w:val="24"/>
+              </w:rPr>
+            </w:pPr>
+            <w:r>
+              <w:rPr>
+                <w:rFonts w:ascii="Times New Roman" w:eastAsia="Times New Roman" w:hAnsi="Times New Roman" w:cs="Times New Roman"/>
+                <w:sz w:val="24"/>
+                <w:szCs w:val="24"/>
+              </w:rPr>
+              <w:t>Điện thoại: {{tax.accounting.phone}}</w:t>
             </w:r>
           </w:p>
         </w:tc>
@@ -5407,11 +4953,15 @@
               <w:jc w:val="center"/>
               <w:rPr>
                 <w:rFonts w:ascii="Times New Roman" w:eastAsia="Times New Roman" w:hAnsi="Times New Roman" w:cs="Times New Roman"/>
-              </w:rPr>
-            </w:pPr>
-            <w:r>
-              <w:rPr>
-                <w:rFonts w:ascii="Times New Roman" w:eastAsia="Times New Roman" w:hAnsi="Times New Roman" w:cs="Times New Roman"/>
+                <w:sz w:val="24"/>
+                <w:szCs w:val="24"/>
+              </w:rPr>
+            </w:pPr>
+            <w:r>
+              <w:rPr>
+                <w:rFonts w:ascii="Times New Roman" w:eastAsia="Times New Roman" w:hAnsi="Times New Roman" w:cs="Times New Roman"/>
+                <w:sz w:val="24"/>
+                <w:szCs w:val="24"/>
               </w:rPr>
               <w:t>9.3</w:t>
             </w:r>
@@ -5433,11 +4983,15 @@
               <w:jc w:val="both"/>
               <w:rPr>
                 <w:rFonts w:ascii="Times New Roman" w:eastAsia="Times New Roman" w:hAnsi="Times New Roman" w:cs="Times New Roman"/>
-              </w:rPr>
-            </w:pPr>
-            <w:r>
-              <w:rPr>
-                <w:rFonts w:ascii="Times New Roman" w:eastAsia="Times New Roman" w:hAnsi="Times New Roman" w:cs="Times New Roman"/>
+                <w:sz w:val="24"/>
+                <w:szCs w:val="24"/>
+              </w:rPr>
+            </w:pPr>
+            <w:r>
+              <w:rPr>
+                <w:rFonts w:ascii="Times New Roman" w:eastAsia="Times New Roman" w:hAnsi="Times New Roman" w:cs="Times New Roman"/>
+                <w:sz w:val="24"/>
+                <w:szCs w:val="24"/>
               </w:rPr>
               <w:t>Địa chỉ nhận thông báo thuế (</w:t>
             </w:r>
@@ -5445,12 +4999,16 @@
               <w:rPr>
                 <w:rFonts w:ascii="Times New Roman" w:eastAsia="Times New Roman" w:hAnsi="Times New Roman" w:cs="Times New Roman"/>
                 <w:i/>
+                <w:sz w:val="24"/>
+                <w:szCs w:val="24"/>
               </w:rPr>
               <w:t>chỉ kê khai nếu địa chỉ nhận thông báo thuế khác địa chỉ trụ sở chính</w:t>
             </w:r>
             <w:r>
               <w:rPr>
                 <w:rFonts w:ascii="Times New Roman" w:eastAsia="Times New Roman" w:hAnsi="Times New Roman" w:cs="Times New Roman"/>
+                <w:sz w:val="24"/>
+                <w:szCs w:val="24"/>
               </w:rPr>
               <w:t>):</w:t>
             </w:r>
@@ -5461,11 +5019,15 @@
               <w:jc w:val="both"/>
               <w:rPr>
                 <w:rFonts w:ascii="Times New Roman" w:eastAsia="Times New Roman" w:hAnsi="Times New Roman" w:cs="Times New Roman"/>
-              </w:rPr>
-            </w:pPr>
-            <w:r>
-              <w:rPr>
-                <w:rFonts w:ascii="Times New Roman" w:eastAsia="Times New Roman" w:hAnsi="Times New Roman" w:cs="Times New Roman"/>
+                <w:sz w:val="24"/>
+                <w:szCs w:val="24"/>
+              </w:rPr>
+            </w:pPr>
+            <w:r>
+              <w:rPr>
+                <w:rFonts w:ascii="Times New Roman" w:eastAsia="Times New Roman" w:hAnsi="Times New Roman" w:cs="Times New Roman"/>
+                <w:sz w:val="24"/>
+                <w:szCs w:val="24"/>
               </w:rPr>
               <w:t>Số nhà/phòng, ngách/hẻm, ngõ/kiệt, đường/phố/đại lộ, tổ/xóm/ấp/thôn: …………</w:t>
             </w:r>
@@ -5476,11 +5038,15 @@
               <w:jc w:val="both"/>
               <w:rPr>
                 <w:rFonts w:ascii="Times New Roman" w:eastAsia="Times New Roman" w:hAnsi="Times New Roman" w:cs="Times New Roman"/>
-              </w:rPr>
-            </w:pPr>
-            <w:r>
-              <w:rPr>
-                <w:rFonts w:ascii="Times New Roman" w:eastAsia="Times New Roman" w:hAnsi="Times New Roman" w:cs="Times New Roman"/>
+                <w:sz w:val="24"/>
+                <w:szCs w:val="24"/>
+              </w:rPr>
+            </w:pPr>
+            <w:r>
+              <w:rPr>
+                <w:rFonts w:ascii="Times New Roman" w:eastAsia="Times New Roman" w:hAnsi="Times New Roman" w:cs="Times New Roman"/>
+                <w:sz w:val="24"/>
+                <w:szCs w:val="24"/>
               </w:rPr>
               <w:t>Xã/Phường/Đặc khu: …………………………………………………</w:t>
             </w:r>
@@ -5491,12 +5057,16 @@
               <w:jc w:val="both"/>
               <w:rPr>
                 <w:rFonts w:ascii="Times New Roman" w:eastAsia="Times New Roman" w:hAnsi="Times New Roman" w:cs="Times New Roman"/>
+                <w:sz w:val="24"/>
+                <w:szCs w:val="24"/>
                 <w:highlight w:val="yellow"/>
               </w:rPr>
             </w:pPr>
             <w:r>
               <w:rPr>
                 <w:rFonts w:ascii="Times New Roman" w:eastAsia="Times New Roman" w:hAnsi="Times New Roman" w:cs="Times New Roman"/>
+                <w:sz w:val="24"/>
+                <w:szCs w:val="24"/>
               </w:rPr>
               <w:t>Tỉnh/Thành phố trực thuộc trung ương: ………………………………</w:t>
             </w:r>
@@ -5511,11 +5081,15 @@
               <w:jc w:val="both"/>
               <w:rPr>
                 <w:rFonts w:ascii="Times New Roman" w:eastAsia="Times New Roman" w:hAnsi="Times New Roman" w:cs="Times New Roman"/>
-              </w:rPr>
-            </w:pPr>
-            <w:r>
-              <w:rPr>
-                <w:rFonts w:ascii="Times New Roman" w:eastAsia="Times New Roman" w:hAnsi="Times New Roman" w:cs="Times New Roman"/>
+                <w:sz w:val="24"/>
+                <w:szCs w:val="24"/>
+              </w:rPr>
+            </w:pPr>
+            <w:r>
+              <w:rPr>
+                <w:rFonts w:ascii="Times New Roman" w:eastAsia="Times New Roman" w:hAnsi="Times New Roman" w:cs="Times New Roman"/>
+                <w:sz w:val="24"/>
+                <w:szCs w:val="24"/>
               </w:rPr>
               <w:t>Điện thoại (</w:t>
             </w:r>
@@ -5523,58 +5097,36 @@
               <w:rPr>
                 <w:rFonts w:ascii="Times New Roman" w:eastAsia="Times New Roman" w:hAnsi="Times New Roman" w:cs="Times New Roman"/>
                 <w:i/>
+                <w:sz w:val="24"/>
+                <w:szCs w:val="24"/>
               </w:rPr>
               <w:t>nếu có</w:t>
             </w:r>
             <w:r>
               <w:rPr>
                 <w:rFonts w:ascii="Times New Roman" w:eastAsia="Times New Roman" w:hAnsi="Times New Roman" w:cs="Times New Roman"/>
-              </w:rPr>
-              <w:t>): ………………</w:t>
-            </w:r>
-            <w:proofErr w:type="gramStart"/>
-            <w:r>
-              <w:rPr>
-                <w:rFonts w:ascii="Times New Roman" w:eastAsia="Times New Roman" w:hAnsi="Times New Roman" w:cs="Times New Roman"/>
-              </w:rPr>
-              <w:t>….Số</w:t>
-            </w:r>
-            <w:proofErr w:type="gramEnd"/>
-            <w:r>
-              <w:rPr>
-                <w:rFonts w:ascii="Times New Roman" w:eastAsia="Times New Roman" w:hAnsi="Times New Roman" w:cs="Times New Roman"/>
-              </w:rPr>
-              <w:t xml:space="preserve"> fax (</w:t>
+                <w:sz w:val="24"/>
+                <w:szCs w:val="24"/>
+              </w:rPr>
+              <w:t>): ………………….Số fax (</w:t>
             </w:r>
             <w:r>
               <w:rPr>
                 <w:rFonts w:ascii="Times New Roman" w:eastAsia="Times New Roman" w:hAnsi="Times New Roman" w:cs="Times New Roman"/>
                 <w:i/>
+                <w:sz w:val="24"/>
+                <w:szCs w:val="24"/>
               </w:rPr>
               <w:t>nếu có</w:t>
             </w:r>
-            <w:proofErr w:type="gramStart"/>
-            <w:r>
-              <w:rPr>
-                <w:rFonts w:ascii="Times New Roman" w:eastAsia="Times New Roman" w:hAnsi="Times New Roman" w:cs="Times New Roman"/>
-              </w:rPr>
-              <w:t>):…</w:t>
-            </w:r>
-            <w:proofErr w:type="gramEnd"/>
-            <w:r>
-              <w:rPr>
-                <w:rFonts w:ascii="Times New Roman" w:eastAsia="Times New Roman" w:hAnsi="Times New Roman" w:cs="Times New Roman"/>
-              </w:rPr>
-              <w:t>…………</w:t>
-            </w:r>
-            <w:proofErr w:type="gramStart"/>
-            <w:r>
-              <w:rPr>
-                <w:rFonts w:ascii="Times New Roman" w:eastAsia="Times New Roman" w:hAnsi="Times New Roman" w:cs="Times New Roman"/>
-              </w:rPr>
-              <w:t>…..</w:t>
-            </w:r>
-            <w:proofErr w:type="gramEnd"/>
+            <w:r>
+              <w:rPr>
+                <w:rFonts w:ascii="Times New Roman" w:eastAsia="Times New Roman" w:hAnsi="Times New Roman" w:cs="Times New Roman"/>
+                <w:sz w:val="24"/>
+                <w:szCs w:val="24"/>
+              </w:rPr>
+              <w:t>):………………..</w:t>
+            </w:r>
           </w:p>
           <w:p>
             <w:pPr>
@@ -5582,11 +5134,15 @@
               <w:jc w:val="both"/>
               <w:rPr>
                 <w:rFonts w:ascii="Times New Roman" w:eastAsia="Times New Roman" w:hAnsi="Times New Roman" w:cs="Times New Roman"/>
-              </w:rPr>
-            </w:pPr>
-            <w:r>
-              <w:rPr>
-                <w:rFonts w:ascii="Times New Roman" w:eastAsia="Times New Roman" w:hAnsi="Times New Roman" w:cs="Times New Roman"/>
+                <w:sz w:val="24"/>
+                <w:szCs w:val="24"/>
+              </w:rPr>
+            </w:pPr>
+            <w:r>
+              <w:rPr>
+                <w:rFonts w:ascii="Times New Roman" w:eastAsia="Times New Roman" w:hAnsi="Times New Roman" w:cs="Times New Roman"/>
+                <w:sz w:val="24"/>
+                <w:szCs w:val="24"/>
               </w:rPr>
               <w:t>Thư điện tử (</w:t>
             </w:r>
@@ -5594,22 +5150,18 @@
               <w:rPr>
                 <w:rFonts w:ascii="Times New Roman" w:eastAsia="Times New Roman" w:hAnsi="Times New Roman" w:cs="Times New Roman"/>
                 <w:i/>
+                <w:sz w:val="24"/>
+                <w:szCs w:val="24"/>
               </w:rPr>
               <w:t>nếu có</w:t>
             </w:r>
-            <w:proofErr w:type="gramStart"/>
-            <w:r>
-              <w:rPr>
-                <w:rFonts w:ascii="Times New Roman" w:eastAsia="Times New Roman" w:hAnsi="Times New Roman" w:cs="Times New Roman"/>
-              </w:rPr>
-              <w:t>):…</w:t>
-            </w:r>
-            <w:proofErr w:type="gramEnd"/>
-            <w:r>
-              <w:rPr>
-                <w:rFonts w:ascii="Times New Roman" w:eastAsia="Times New Roman" w:hAnsi="Times New Roman" w:cs="Times New Roman"/>
-              </w:rPr>
-              <w:t>…………………………………………………</w:t>
+            <w:r>
+              <w:rPr>
+                <w:rFonts w:ascii="Times New Roman" w:eastAsia="Times New Roman" w:hAnsi="Times New Roman" w:cs="Times New Roman"/>
+                <w:sz w:val="24"/>
+                <w:szCs w:val="24"/>
+              </w:rPr>
+              <w:t>):……………………………………………………</w:t>
             </w:r>
           </w:p>
         </w:tc>
@@ -5630,11 +5182,15 @@
               <w:jc w:val="center"/>
               <w:rPr>
                 <w:rFonts w:ascii="Times New Roman" w:eastAsia="Times New Roman" w:hAnsi="Times New Roman" w:cs="Times New Roman"/>
-              </w:rPr>
-            </w:pPr>
-            <w:r>
-              <w:rPr>
-                <w:rFonts w:ascii="Times New Roman" w:eastAsia="Times New Roman" w:hAnsi="Times New Roman" w:cs="Times New Roman"/>
+                <w:sz w:val="24"/>
+                <w:szCs w:val="24"/>
+              </w:rPr>
+            </w:pPr>
+            <w:r>
+              <w:rPr>
+                <w:rFonts w:ascii="Times New Roman" w:eastAsia="Times New Roman" w:hAnsi="Times New Roman" w:cs="Times New Roman"/>
+                <w:sz w:val="24"/>
+                <w:szCs w:val="24"/>
               </w:rPr>
               <w:t>9.4</w:t>
             </w:r>
@@ -5656,11 +5212,15 @@
               <w:jc w:val="both"/>
               <w:rPr>
                 <w:rFonts w:ascii="Times New Roman" w:eastAsia="Times New Roman" w:hAnsi="Times New Roman" w:cs="Times New Roman"/>
-              </w:rPr>
-            </w:pPr>
-            <w:r>
-              <w:rPr>
-                <w:rFonts w:ascii="Times New Roman" w:eastAsia="Times New Roman" w:hAnsi="Times New Roman" w:cs="Times New Roman"/>
+                <w:sz w:val="24"/>
+                <w:szCs w:val="24"/>
+              </w:rPr>
+            </w:pPr>
+            <w:r>
+              <w:rPr>
+                <w:rFonts w:ascii="Times New Roman" w:eastAsia="Times New Roman" w:hAnsi="Times New Roman" w:cs="Times New Roman"/>
+                <w:sz w:val="24"/>
+                <w:szCs w:val="24"/>
               </w:rPr>
               <w:t>Ngày bắt đầu hoạt động (</w:t>
             </w:r>
@@ -5668,42 +5228,18 @@
               <w:rPr>
                 <w:rFonts w:ascii="Times New Roman" w:eastAsia="Times New Roman" w:hAnsi="Times New Roman" w:cs="Times New Roman"/>
                 <w:i/>
+                <w:sz w:val="24"/>
+                <w:szCs w:val="24"/>
               </w:rPr>
               <w:t>trường hợp doanh nghiệp dự kiến bắt đầu hoạt động kể từ ngày được cấp Giấy chứng nhận đăng ký doanh nghiệp thì không cần kê khai nội dung này</w:t>
             </w:r>
             <w:r>
               <w:rPr>
                 <w:rFonts w:ascii="Times New Roman" w:eastAsia="Times New Roman" w:hAnsi="Times New Roman" w:cs="Times New Roman"/>
-              </w:rPr>
-              <w:t xml:space="preserve">): </w:t>
-            </w:r>
-            <w:proofErr w:type="gramStart"/>
-            <w:r>
-              <w:rPr>
-                <w:rFonts w:ascii="Times New Roman" w:eastAsia="Times New Roman" w:hAnsi="Times New Roman" w:cs="Times New Roman"/>
-              </w:rPr>
-              <w:t>…..</w:t>
-            </w:r>
-            <w:proofErr w:type="gramEnd"/>
-            <w:r>
-              <w:rPr>
-                <w:rFonts w:ascii="Times New Roman" w:eastAsia="Times New Roman" w:hAnsi="Times New Roman" w:cs="Times New Roman"/>
-              </w:rPr>
-              <w:t>/</w:t>
-            </w:r>
-            <w:proofErr w:type="gramStart"/>
-            <w:r>
-              <w:rPr>
-                <w:rFonts w:ascii="Times New Roman" w:eastAsia="Times New Roman" w:hAnsi="Times New Roman" w:cs="Times New Roman"/>
-              </w:rPr>
-              <w:t>…..</w:t>
-            </w:r>
-            <w:proofErr w:type="gramEnd"/>
-            <w:r>
-              <w:rPr>
-                <w:rFonts w:ascii="Times New Roman" w:eastAsia="Times New Roman" w:hAnsi="Times New Roman" w:cs="Times New Roman"/>
-              </w:rPr>
-              <w:t>/…….</w:t>
+                <w:sz w:val="24"/>
+                <w:szCs w:val="24"/>
+              </w:rPr>
+              <w:t>): …../…../…….</w:t>
             </w:r>
           </w:p>
         </w:tc>
@@ -5724,11 +5260,15 @@
               <w:jc w:val="center"/>
               <w:rPr>
                 <w:rFonts w:ascii="Times New Roman" w:eastAsia="Times New Roman" w:hAnsi="Times New Roman" w:cs="Times New Roman"/>
-              </w:rPr>
-            </w:pPr>
-            <w:r>
-              <w:rPr>
-                <w:rFonts w:ascii="Times New Roman" w:eastAsia="Times New Roman" w:hAnsi="Times New Roman" w:cs="Times New Roman"/>
+                <w:sz w:val="24"/>
+                <w:szCs w:val="24"/>
+              </w:rPr>
+            </w:pPr>
+            <w:r>
+              <w:rPr>
+                <w:rFonts w:ascii="Times New Roman" w:eastAsia="Times New Roman" w:hAnsi="Times New Roman" w:cs="Times New Roman"/>
+                <w:sz w:val="24"/>
+                <w:szCs w:val="24"/>
               </w:rPr>
               <w:t>9.5</w:t>
             </w:r>
@@ -5750,11 +5290,15 @@
               <w:jc w:val="both"/>
               <w:rPr>
                 <w:rFonts w:ascii="Times New Roman" w:eastAsia="Times New Roman" w:hAnsi="Times New Roman" w:cs="Times New Roman"/>
-              </w:rPr>
-            </w:pPr>
-            <w:r>
-              <w:rPr>
-                <w:rFonts w:ascii="Times New Roman" w:eastAsia="Times New Roman" w:hAnsi="Times New Roman" w:cs="Times New Roman"/>
+                <w:sz w:val="24"/>
+                <w:szCs w:val="24"/>
+              </w:rPr>
+            </w:pPr>
+            <w:r>
+              <w:rPr>
+                <w:rFonts w:ascii="Times New Roman" w:eastAsia="Times New Roman" w:hAnsi="Times New Roman" w:cs="Times New Roman"/>
+                <w:sz w:val="24"/>
+                <w:szCs w:val="24"/>
               </w:rPr>
               <w:t>Hình thức hạch toán (</w:t>
             </w:r>
@@ -5762,12 +5306,16 @@
               <w:rPr>
                 <w:rFonts w:ascii="Times New Roman" w:eastAsia="Times New Roman" w:hAnsi="Times New Roman" w:cs="Times New Roman"/>
                 <w:i/>
+                <w:sz w:val="24"/>
+                <w:szCs w:val="24"/>
               </w:rPr>
               <w:t>Đánh dấu X vào một trong hai ô “Hạch toán độc lập” hoặc “Hạch toán phụ thuộc”. Trường hợp chọn ô “Hạch toán độc lập” mà thuộc đối tượng phải lập và gửi báo cáo tài chính hợp nhất cho cơ quan có thẩm quyền theo quy định thì chọn thêm ô “Có báo cáo tài chính hợp nhất”</w:t>
             </w:r>
             <w:r>
               <w:rPr>
                 <w:rFonts w:ascii="Times New Roman" w:eastAsia="Times New Roman" w:hAnsi="Times New Roman" w:cs="Times New Roman"/>
+                <w:sz w:val="24"/>
+                <w:szCs w:val="24"/>
               </w:rPr>
               <w:t xml:space="preserve">): </w:t>
             </w:r>
@@ -5797,11 +5345,15 @@
                     <w:jc w:val="both"/>
                     <w:rPr>
                       <w:rFonts w:ascii="Times New Roman" w:eastAsia="Times New Roman" w:hAnsi="Times New Roman" w:cs="Times New Roman"/>
+                      <w:sz w:val="24"/>
+                      <w:szCs w:val="24"/>
                     </w:rPr>
                   </w:pPr>
                   <w:r>
                     <w:rPr>
                       <w:rFonts w:ascii="Times New Roman" w:eastAsia="Times New Roman" w:hAnsi="Times New Roman" w:cs="Times New Roman"/>
+                      <w:sz w:val="24"/>
+                      <w:szCs w:val="24"/>
                     </w:rPr>
                     <w:t>Hạch toán độc lập</w:t>
                   </w:r>
@@ -5817,12 +5369,16 @@
                     <w:jc w:val="both"/>
                     <w:rPr>
                       <w:rFonts w:ascii="Times New Roman" w:eastAsia="Times New Roman" w:hAnsi="Times New Roman" w:cs="Times New Roman"/>
+                      <w:sz w:val="24"/>
+                      <w:szCs w:val="24"/>
                     </w:rPr>
                   </w:pPr>
                   <w:sdt>
                     <w:sdtPr>
                       <w:rPr>
                         <w:rFonts w:ascii="Times New Roman" w:hAnsi="Times New Roman" w:cs="Times New Roman"/>
+                        <w:sz w:val="24"/>
+                        <w:szCs w:val="24"/>
                       </w:rPr>
                       <w:tag w:val="goog_rdk_15"/>
                       <w:id w:val="1318523414"/>
@@ -5831,6 +5387,8 @@
                       <w:r>
                         <w:rPr>
                           <w:rFonts w:ascii="Segoe UI Symbol" w:eastAsia="Arial Unicode MS" w:hAnsi="Segoe UI Symbol" w:cs="Segoe UI Symbol"/>
+                          <w:sz w:val="24"/>
+                          <w:szCs w:val="24"/>
                         </w:rPr>
                         <w:t>☒</w:t>
                       </w:r>
@@ -5847,11 +5405,15 @@
                     <w:spacing w:after="0" w:line="312" w:lineRule="auto"/>
                     <w:rPr>
                       <w:rFonts w:ascii="Times New Roman" w:eastAsia="Times New Roman" w:hAnsi="Times New Roman" w:cs="Times New Roman"/>
+                      <w:sz w:val="24"/>
+                      <w:szCs w:val="24"/>
                     </w:rPr>
                   </w:pPr>
                   <w:r>
                     <w:rPr>
                       <w:rFonts w:ascii="Times New Roman" w:eastAsia="Times New Roman" w:hAnsi="Times New Roman" w:cs="Times New Roman"/>
+                      <w:sz w:val="24"/>
+                      <w:szCs w:val="24"/>
                     </w:rPr>
                     <w:t>Có báo cáo tài chính hợp nhất</w:t>
                   </w:r>
@@ -5866,12 +5428,16 @@
                     <w:spacing w:after="0" w:line="312" w:lineRule="auto"/>
                     <w:rPr>
                       <w:rFonts w:ascii="Times New Roman" w:eastAsia="Times New Roman" w:hAnsi="Times New Roman" w:cs="Times New Roman"/>
+                      <w:sz w:val="24"/>
+                      <w:szCs w:val="24"/>
                     </w:rPr>
                   </w:pPr>
                   <w:sdt>
                     <w:sdtPr>
                       <w:rPr>
                         <w:rFonts w:ascii="Times New Roman" w:hAnsi="Times New Roman" w:cs="Times New Roman"/>
+                        <w:sz w:val="24"/>
+                        <w:szCs w:val="24"/>
                       </w:rPr>
                       <w:tag w:val="goog_rdk_16"/>
                       <w:id w:val="-2002294546"/>
@@ -5880,6 +5446,8 @@
                       <w:r>
                         <w:rPr>
                           <w:rFonts w:ascii="Segoe UI Symbol" w:eastAsia="Arial Unicode MS" w:hAnsi="Segoe UI Symbol" w:cs="Segoe UI Symbol"/>
+                          <w:sz w:val="24"/>
+                          <w:szCs w:val="24"/>
                         </w:rPr>
                         <w:t>☐</w:t>
                       </w:r>
@@ -5902,11 +5470,15 @@
                     <w:jc w:val="both"/>
                     <w:rPr>
                       <w:rFonts w:ascii="Times New Roman" w:eastAsia="Times New Roman" w:hAnsi="Times New Roman" w:cs="Times New Roman"/>
+                      <w:sz w:val="24"/>
+                      <w:szCs w:val="24"/>
                     </w:rPr>
                   </w:pPr>
                   <w:r>
                     <w:rPr>
                       <w:rFonts w:ascii="Times New Roman" w:eastAsia="Times New Roman" w:hAnsi="Times New Roman" w:cs="Times New Roman"/>
+                      <w:sz w:val="24"/>
+                      <w:szCs w:val="24"/>
                     </w:rPr>
                     <w:t>Hạch toán phụ thuộc</w:t>
                   </w:r>
@@ -5922,12 +5494,16 @@
                     <w:jc w:val="both"/>
                     <w:rPr>
                       <w:rFonts w:ascii="Times New Roman" w:eastAsia="Times New Roman" w:hAnsi="Times New Roman" w:cs="Times New Roman"/>
+                      <w:sz w:val="24"/>
+                      <w:szCs w:val="24"/>
                     </w:rPr>
                   </w:pPr>
                   <w:sdt>
                     <w:sdtPr>
                       <w:rPr>
                         <w:rFonts w:ascii="Times New Roman" w:hAnsi="Times New Roman" w:cs="Times New Roman"/>
+                        <w:sz w:val="24"/>
+                        <w:szCs w:val="24"/>
                       </w:rPr>
                       <w:tag w:val="goog_rdk_17"/>
                       <w:id w:val="-1569409042"/>
@@ -5936,6 +5512,8 @@
                       <w:r>
                         <w:rPr>
                           <w:rFonts w:ascii="Segoe UI Symbol" w:eastAsia="Arial Unicode MS" w:hAnsi="Segoe UI Symbol" w:cs="Segoe UI Symbol"/>
+                          <w:sz w:val="24"/>
+                          <w:szCs w:val="24"/>
                         </w:rPr>
                         <w:t>☐</w:t>
                       </w:r>
@@ -5953,6 +5531,8 @@
                     <w:jc w:val="both"/>
                     <w:rPr>
                       <w:rFonts w:ascii="Times New Roman" w:eastAsia="Times New Roman" w:hAnsi="Times New Roman" w:cs="Times New Roman"/>
+                      <w:sz w:val="24"/>
+                      <w:szCs w:val="24"/>
                     </w:rPr>
                   </w:pPr>
                 </w:p>
@@ -5967,6 +5547,8 @@
                     <w:jc w:val="both"/>
                     <w:rPr>
                       <w:rFonts w:ascii="Times New Roman" w:eastAsia="Times New Roman" w:hAnsi="Times New Roman" w:cs="Times New Roman"/>
+                      <w:sz w:val="24"/>
+                      <w:szCs w:val="24"/>
                     </w:rPr>
                   </w:pPr>
                 </w:p>
@@ -5979,6 +5561,8 @@
               <w:jc w:val="both"/>
               <w:rPr>
                 <w:rFonts w:ascii="Times New Roman" w:eastAsia="Times New Roman" w:hAnsi="Times New Roman" w:cs="Times New Roman"/>
+                <w:sz w:val="24"/>
+                <w:szCs w:val="24"/>
               </w:rPr>
             </w:pPr>
           </w:p>
@@ -6000,11 +5584,15 @@
               <w:jc w:val="center"/>
               <w:rPr>
                 <w:rFonts w:ascii="Times New Roman" w:eastAsia="Times New Roman" w:hAnsi="Times New Roman" w:cs="Times New Roman"/>
-              </w:rPr>
-            </w:pPr>
-            <w:r>
-              <w:rPr>
-                <w:rFonts w:ascii="Times New Roman" w:eastAsia="Times New Roman" w:hAnsi="Times New Roman" w:cs="Times New Roman"/>
+                <w:sz w:val="24"/>
+                <w:szCs w:val="24"/>
+              </w:rPr>
+            </w:pPr>
+            <w:r>
+              <w:rPr>
+                <w:rFonts w:ascii="Times New Roman" w:eastAsia="Times New Roman" w:hAnsi="Times New Roman" w:cs="Times New Roman"/>
+                <w:sz w:val="24"/>
+                <w:szCs w:val="24"/>
               </w:rPr>
               <w:t>9.6</w:t>
             </w:r>
@@ -6026,11 +5614,15 @@
               <w:jc w:val="both"/>
               <w:rPr>
                 <w:rFonts w:ascii="Times New Roman" w:eastAsia="Times New Roman" w:hAnsi="Times New Roman" w:cs="Times New Roman"/>
-              </w:rPr>
-            </w:pPr>
-            <w:r>
-              <w:rPr>
-                <w:rFonts w:ascii="Times New Roman" w:eastAsia="Times New Roman" w:hAnsi="Times New Roman" w:cs="Times New Roman"/>
+                <w:sz w:val="24"/>
+                <w:szCs w:val="24"/>
+              </w:rPr>
+            </w:pPr>
+            <w:r>
+              <w:rPr>
+                <w:rFonts w:ascii="Times New Roman" w:eastAsia="Times New Roman" w:hAnsi="Times New Roman" w:cs="Times New Roman"/>
+                <w:sz w:val="24"/>
+                <w:szCs w:val="24"/>
               </w:rPr>
               <w:t>Năm tài chính:</w:t>
             </w:r>
@@ -6041,12 +5633,16 @@
               <w:jc w:val="both"/>
               <w:rPr>
                 <w:rFonts w:ascii="Times New Roman" w:eastAsia="Times New Roman" w:hAnsi="Times New Roman" w:cs="Times New Roman"/>
+                <w:sz w:val="24"/>
+                <w:szCs w:val="24"/>
                 <w:vertAlign w:val="superscript"/>
               </w:rPr>
             </w:pPr>
             <w:r>
               <w:rPr>
                 <w:rFonts w:ascii="Times New Roman" w:eastAsia="Times New Roman" w:hAnsi="Times New Roman" w:cs="Times New Roman"/>
+                <w:sz w:val="24"/>
+                <w:szCs w:val="24"/>
               </w:rPr>
               <w:t>Áp dụng từ ngày 01/01 đến ngày 31/12</w:t>
             </w:r>
@@ -6057,24 +5653,33 @@
               <w:jc w:val="both"/>
               <w:rPr>
                 <w:rFonts w:ascii="Times New Roman" w:eastAsia="Times New Roman" w:hAnsi="Times New Roman" w:cs="Times New Roman"/>
-              </w:rPr>
-            </w:pPr>
-            <w:r>
-              <w:rPr>
-                <w:rFonts w:ascii="Times New Roman" w:eastAsia="Times New Roman" w:hAnsi="Times New Roman" w:cs="Times New Roman"/>
-              </w:rPr>
+                <w:sz w:val="24"/>
+                <w:szCs w:val="24"/>
+              </w:rPr>
+            </w:pPr>
+            <w:r>
+              <w:rPr>
+                <w:rFonts w:ascii="Times New Roman" w:eastAsia="Times New Roman" w:hAnsi="Times New Roman" w:cs="Times New Roman"/>
+                <w:sz w:val="24"/>
+                <w:szCs w:val="24"/>
+              </w:rPr>
+              <w:lastRenderedPageBreak/>
               <w:t>(</w:t>
             </w:r>
             <w:r>
               <w:rPr>
                 <w:rFonts w:ascii="Times New Roman" w:eastAsia="Times New Roman" w:hAnsi="Times New Roman" w:cs="Times New Roman"/>
                 <w:i/>
+                <w:sz w:val="24"/>
+                <w:szCs w:val="24"/>
               </w:rPr>
               <w:t>ghi ngày, tháng bắt đầu và kết thúc niên độ kế toán</w:t>
             </w:r>
             <w:r>
               <w:rPr>
                 <w:rFonts w:ascii="Times New Roman" w:eastAsia="Times New Roman" w:hAnsi="Times New Roman" w:cs="Times New Roman"/>
+                <w:sz w:val="24"/>
+                <w:szCs w:val="24"/>
               </w:rPr>
               <w:t>)</w:t>
             </w:r>
@@ -6097,12 +5702,17 @@
               <w:jc w:val="center"/>
               <w:rPr>
                 <w:rFonts w:ascii="Times New Roman" w:eastAsia="Times New Roman" w:hAnsi="Times New Roman" w:cs="Times New Roman"/>
-              </w:rPr>
-            </w:pPr>
-            <w:r>
-              <w:rPr>
-                <w:rFonts w:ascii="Times New Roman" w:eastAsia="Times New Roman" w:hAnsi="Times New Roman" w:cs="Times New Roman"/>
-              </w:rPr>
+                <w:sz w:val="24"/>
+                <w:szCs w:val="24"/>
+              </w:rPr>
+            </w:pPr>
+            <w:r>
+              <w:rPr>
+                <w:rFonts w:ascii="Times New Roman" w:eastAsia="Times New Roman" w:hAnsi="Times New Roman" w:cs="Times New Roman"/>
+                <w:sz w:val="24"/>
+                <w:szCs w:val="24"/>
+              </w:rPr>
+              <w:lastRenderedPageBreak/>
               <w:t>9.7</w:t>
             </w:r>
           </w:p>
@@ -6123,11 +5733,15 @@
               <w:jc w:val="both"/>
               <w:rPr>
                 <w:rFonts w:ascii="Times New Roman" w:eastAsia="Times New Roman" w:hAnsi="Times New Roman" w:cs="Times New Roman"/>
-              </w:rPr>
-            </w:pPr>
-            <w:r>
-              <w:rPr>
-                <w:rFonts w:ascii="Times New Roman" w:eastAsia="Times New Roman" w:hAnsi="Times New Roman" w:cs="Times New Roman"/>
+                <w:sz w:val="24"/>
+                <w:szCs w:val="24"/>
+              </w:rPr>
+            </w:pPr>
+            <w:r>
+              <w:rPr>
+                <w:rFonts w:ascii="Times New Roman" w:eastAsia="Times New Roman" w:hAnsi="Times New Roman" w:cs="Times New Roman"/>
+                <w:sz w:val="24"/>
+                <w:szCs w:val="24"/>
               </w:rPr>
               <w:t>Tổng số lao động (</w:t>
             </w:r>
@@ -6135,12 +5749,16 @@
               <w:rPr>
                 <w:rFonts w:ascii="Times New Roman" w:eastAsia="Times New Roman" w:hAnsi="Times New Roman" w:cs="Times New Roman"/>
                 <w:i/>
+                <w:sz w:val="24"/>
+                <w:szCs w:val="24"/>
               </w:rPr>
               <w:t>dự kiến</w:t>
             </w:r>
             <w:r>
               <w:rPr>
                 <w:rFonts w:ascii="Times New Roman" w:eastAsia="Times New Roman" w:hAnsi="Times New Roman" w:cs="Times New Roman"/>
+                <w:sz w:val="24"/>
+                <w:szCs w:val="24"/>
               </w:rPr>
               <w:t>): 3</w:t>
             </w:r>
@@ -6163,11 +5781,15 @@
               <w:jc w:val="center"/>
               <w:rPr>
                 <w:rFonts w:ascii="Times New Roman" w:eastAsia="Times New Roman" w:hAnsi="Times New Roman" w:cs="Times New Roman"/>
-              </w:rPr>
-            </w:pPr>
-            <w:r>
-              <w:rPr>
-                <w:rFonts w:ascii="Times New Roman" w:eastAsia="Times New Roman" w:hAnsi="Times New Roman" w:cs="Times New Roman"/>
+                <w:sz w:val="24"/>
+                <w:szCs w:val="24"/>
+              </w:rPr>
+            </w:pPr>
+            <w:r>
+              <w:rPr>
+                <w:rFonts w:ascii="Times New Roman" w:eastAsia="Times New Roman" w:hAnsi="Times New Roman" w:cs="Times New Roman"/>
+                <w:sz w:val="24"/>
+                <w:szCs w:val="24"/>
               </w:rPr>
               <w:t>9.8</w:t>
             </w:r>
@@ -6189,11 +5811,15 @@
               <w:jc w:val="both"/>
               <w:rPr>
                 <w:rFonts w:ascii="Times New Roman" w:eastAsia="Times New Roman" w:hAnsi="Times New Roman" w:cs="Times New Roman"/>
-              </w:rPr>
-            </w:pPr>
-            <w:r>
-              <w:rPr>
-                <w:rFonts w:ascii="Times New Roman" w:eastAsia="Times New Roman" w:hAnsi="Times New Roman" w:cs="Times New Roman"/>
+                <w:sz w:val="24"/>
+                <w:szCs w:val="24"/>
+              </w:rPr>
+            </w:pPr>
+            <w:r>
+              <w:rPr>
+                <w:rFonts w:ascii="Times New Roman" w:eastAsia="Times New Roman" w:hAnsi="Times New Roman" w:cs="Times New Roman"/>
+                <w:sz w:val="24"/>
+                <w:szCs w:val="24"/>
               </w:rPr>
               <w:t xml:space="preserve">Hoạt động theo dự án BOT/BTO/BT/BOO, BLT, BTL, O&amp;M: </w:t>
             </w:r>
@@ -6204,11 +5830,15 @@
               <w:jc w:val="both"/>
               <w:rPr>
                 <w:rFonts w:ascii="Times New Roman" w:eastAsia="Times New Roman" w:hAnsi="Times New Roman" w:cs="Times New Roman"/>
-              </w:rPr>
-            </w:pPr>
-            <w:r>
-              <w:rPr>
-                <w:rFonts w:ascii="Times New Roman" w:eastAsia="Times New Roman" w:hAnsi="Times New Roman" w:cs="Times New Roman"/>
+                <w:sz w:val="24"/>
+                <w:szCs w:val="24"/>
+              </w:rPr>
+            </w:pPr>
+            <w:r>
+              <w:rPr>
+                <w:rFonts w:ascii="Times New Roman" w:eastAsia="Times New Roman" w:hAnsi="Times New Roman" w:cs="Times New Roman"/>
+                <w:sz w:val="24"/>
+                <w:szCs w:val="24"/>
               </w:rPr>
               <w:t xml:space="preserve">   Có </w:t>
             </w:r>
@@ -6216,6 +5846,8 @@
               <w:sdtPr>
                 <w:rPr>
                   <w:rFonts w:ascii="Times New Roman" w:hAnsi="Times New Roman" w:cs="Times New Roman"/>
+                  <w:sz w:val="24"/>
+                  <w:szCs w:val="24"/>
                 </w:rPr>
                 <w:tag w:val="goog_rdk_18"/>
                 <w:id w:val="-1938062094"/>
@@ -6224,6 +5856,8 @@
                 <w:r>
                   <w:rPr>
                     <w:rFonts w:ascii="Segoe UI Symbol" w:eastAsia="Arial Unicode MS" w:hAnsi="Segoe UI Symbol" w:cs="Segoe UI Symbol"/>
+                    <w:sz w:val="24"/>
+                    <w:szCs w:val="24"/>
                   </w:rPr>
                   <w:t>☐</w:t>
                 </w:r>
@@ -6232,6 +5866,8 @@
             <w:r>
               <w:rPr>
                 <w:rFonts w:ascii="Times New Roman" w:eastAsia="Times New Roman" w:hAnsi="Times New Roman" w:cs="Times New Roman"/>
+                <w:sz w:val="24"/>
+                <w:szCs w:val="24"/>
               </w:rPr>
               <w:t xml:space="preserve">                               Không </w:t>
             </w:r>
@@ -6239,6 +5875,8 @@
               <w:sdtPr>
                 <w:rPr>
                   <w:rFonts w:ascii="Times New Roman" w:hAnsi="Times New Roman" w:cs="Times New Roman"/>
+                  <w:sz w:val="24"/>
+                  <w:szCs w:val="24"/>
                 </w:rPr>
                 <w:tag w:val="goog_rdk_19"/>
                 <w:id w:val="750236873"/>
@@ -6247,6 +5885,8 @@
                 <w:r>
                   <w:rPr>
                     <w:rFonts w:ascii="Segoe UI Symbol" w:eastAsia="Arial Unicode MS" w:hAnsi="Segoe UI Symbol" w:cs="Segoe UI Symbol"/>
+                    <w:sz w:val="24"/>
+                    <w:szCs w:val="24"/>
                   </w:rPr>
                   <w:t>☒</w:t>
                 </w:r>
@@ -6271,11 +5911,15 @@
               <w:jc w:val="center"/>
               <w:rPr>
                 <w:rFonts w:ascii="Times New Roman" w:eastAsia="Times New Roman" w:hAnsi="Times New Roman" w:cs="Times New Roman"/>
-              </w:rPr>
-            </w:pPr>
-            <w:r>
-              <w:rPr>
-                <w:rFonts w:ascii="Times New Roman" w:eastAsia="Times New Roman" w:hAnsi="Times New Roman" w:cs="Times New Roman"/>
+                <w:sz w:val="24"/>
+                <w:szCs w:val="24"/>
+              </w:rPr>
+            </w:pPr>
+            <w:r>
+              <w:rPr>
+                <w:rFonts w:ascii="Times New Roman" w:eastAsia="Times New Roman" w:hAnsi="Times New Roman" w:cs="Times New Roman"/>
+                <w:sz w:val="24"/>
+                <w:szCs w:val="24"/>
               </w:rPr>
               <w:t>9.9</w:t>
             </w:r>
@@ -6291,22 +5935,6 @@
               <w:right w:val="single" w:sz="4" w:space="0" w:color="000000"/>
             </w:tcBorders>
           </w:tcPr>
-          <w:p>
-            <w:pPr>
-              <w:widowControl w:val="0"/>
-              <w:pBdr>
-                <w:top w:val="nil"/>
-                <w:left w:val="nil"/>
-                <w:bottom w:val="nil"/>
-                <w:right w:val="nil"/>
-                <w:between w:val="nil"/>
-              </w:pBdr>
-              <w:spacing w:after="0" w:line="312" w:lineRule="auto"/>
-              <w:rPr>
-                <w:rFonts w:ascii="Times New Roman" w:eastAsia="Times New Roman" w:hAnsi="Times New Roman" w:cs="Times New Roman"/>
-              </w:rPr>
-            </w:pPr>
-          </w:p>
           <w:tbl>
             <w:tblPr>
               <w:tblStyle w:val="afe"/>
@@ -6331,11 +5959,15 @@
                     <w:jc w:val="both"/>
                     <w:rPr>
                       <w:rFonts w:ascii="Times New Roman" w:eastAsia="Times New Roman" w:hAnsi="Times New Roman" w:cs="Times New Roman"/>
+                      <w:sz w:val="24"/>
+                      <w:szCs w:val="24"/>
                     </w:rPr>
                   </w:pPr>
                   <w:r>
                     <w:rPr>
                       <w:rFonts w:ascii="Times New Roman" w:eastAsia="Times New Roman" w:hAnsi="Times New Roman" w:cs="Times New Roman"/>
+                      <w:sz w:val="24"/>
+                      <w:szCs w:val="24"/>
                     </w:rPr>
                     <w:t>Phương pháp tính thuế GTGT (</w:t>
                   </w:r>
@@ -6343,12 +5975,16 @@
                     <w:rPr>
                       <w:rFonts w:ascii="Times New Roman" w:eastAsia="Times New Roman" w:hAnsi="Times New Roman" w:cs="Times New Roman"/>
                       <w:i/>
+                      <w:sz w:val="24"/>
+                      <w:szCs w:val="24"/>
                     </w:rPr>
                     <w:t>chọn 1 trong 4 phương pháp</w:t>
                   </w:r>
                   <w:r>
                     <w:rPr>
                       <w:rFonts w:ascii="Times New Roman" w:eastAsia="Times New Roman" w:hAnsi="Times New Roman" w:cs="Times New Roman"/>
+                      <w:sz w:val="24"/>
+                      <w:szCs w:val="24"/>
                     </w:rPr>
                     <w:t>):</w:t>
                   </w:r>
@@ -6370,11 +6006,15 @@
                     <w:jc w:val="both"/>
                     <w:rPr>
                       <w:rFonts w:ascii="Times New Roman" w:eastAsia="Times New Roman" w:hAnsi="Times New Roman" w:cs="Times New Roman"/>
+                      <w:sz w:val="24"/>
+                      <w:szCs w:val="24"/>
                     </w:rPr>
                   </w:pPr>
                   <w:r>
                     <w:rPr>
                       <w:rFonts w:ascii="Times New Roman" w:eastAsia="Times New Roman" w:hAnsi="Times New Roman" w:cs="Times New Roman"/>
+                      <w:sz w:val="24"/>
+                      <w:szCs w:val="24"/>
                     </w:rPr>
                     <w:t>Khấu trừ</w:t>
                   </w:r>
@@ -6390,12 +6030,16 @@
                     <w:jc w:val="both"/>
                     <w:rPr>
                       <w:rFonts w:ascii="Times New Roman" w:eastAsia="Times New Roman" w:hAnsi="Times New Roman" w:cs="Times New Roman"/>
+                      <w:sz w:val="24"/>
+                      <w:szCs w:val="24"/>
                     </w:rPr>
                   </w:pPr>
                   <w:sdt>
                     <w:sdtPr>
                       <w:rPr>
                         <w:rFonts w:ascii="Times New Roman" w:hAnsi="Times New Roman" w:cs="Times New Roman"/>
+                        <w:sz w:val="24"/>
+                        <w:szCs w:val="24"/>
                       </w:rPr>
                       <w:tag w:val="goog_rdk_20"/>
                       <w:id w:val="1996834394"/>
@@ -6404,6 +6048,8 @@
                       <w:r>
                         <w:rPr>
                           <w:rFonts w:ascii="Segoe UI Symbol" w:eastAsia="Arial Unicode MS" w:hAnsi="Segoe UI Symbol" w:cs="Segoe UI Symbol"/>
+                          <w:sz w:val="24"/>
+                          <w:szCs w:val="24"/>
                         </w:rPr>
                         <w:t>☒</w:t>
                       </w:r>
@@ -6427,11 +6073,15 @@
                     <w:jc w:val="both"/>
                     <w:rPr>
                       <w:rFonts w:ascii="Times New Roman" w:eastAsia="Times New Roman" w:hAnsi="Times New Roman" w:cs="Times New Roman"/>
+                      <w:sz w:val="24"/>
+                      <w:szCs w:val="24"/>
                     </w:rPr>
                   </w:pPr>
                   <w:r>
                     <w:rPr>
                       <w:rFonts w:ascii="Times New Roman" w:eastAsia="Times New Roman" w:hAnsi="Times New Roman" w:cs="Times New Roman"/>
+                      <w:sz w:val="24"/>
+                      <w:szCs w:val="24"/>
                     </w:rPr>
                     <w:t>Trực tiếp trên GTGT</w:t>
                   </w:r>
@@ -6447,12 +6097,16 @@
                     <w:jc w:val="both"/>
                     <w:rPr>
                       <w:rFonts w:ascii="Times New Roman" w:eastAsia="Times New Roman" w:hAnsi="Times New Roman" w:cs="Times New Roman"/>
+                      <w:sz w:val="24"/>
+                      <w:szCs w:val="24"/>
                     </w:rPr>
                   </w:pPr>
                   <w:sdt>
                     <w:sdtPr>
                       <w:rPr>
                         <w:rFonts w:ascii="Times New Roman" w:hAnsi="Times New Roman" w:cs="Times New Roman"/>
+                        <w:sz w:val="24"/>
+                        <w:szCs w:val="24"/>
                       </w:rPr>
                       <w:tag w:val="goog_rdk_21"/>
                       <w:id w:val="782652669"/>
@@ -6461,6 +6115,8 @@
                       <w:r>
                         <w:rPr>
                           <w:rFonts w:ascii="Segoe UI Symbol" w:eastAsia="Arial Unicode MS" w:hAnsi="Segoe UI Symbol" w:cs="Segoe UI Symbol"/>
+                          <w:sz w:val="24"/>
+                          <w:szCs w:val="24"/>
                         </w:rPr>
                         <w:t>☐</w:t>
                       </w:r>
@@ -6484,11 +6140,15 @@
                     <w:jc w:val="both"/>
                     <w:rPr>
                       <w:rFonts w:ascii="Times New Roman" w:eastAsia="Times New Roman" w:hAnsi="Times New Roman" w:cs="Times New Roman"/>
+                      <w:sz w:val="24"/>
+                      <w:szCs w:val="24"/>
                     </w:rPr>
                   </w:pPr>
                   <w:r>
                     <w:rPr>
                       <w:rFonts w:ascii="Times New Roman" w:eastAsia="Times New Roman" w:hAnsi="Times New Roman" w:cs="Times New Roman"/>
+                      <w:sz w:val="24"/>
+                      <w:szCs w:val="24"/>
                     </w:rPr>
                     <w:t>Trực tiếp trên doanh số</w:t>
                   </w:r>
@@ -6504,12 +6164,16 @@
                     <w:jc w:val="both"/>
                     <w:rPr>
                       <w:rFonts w:ascii="Times New Roman" w:eastAsia="Times New Roman" w:hAnsi="Times New Roman" w:cs="Times New Roman"/>
+                      <w:sz w:val="24"/>
+                      <w:szCs w:val="24"/>
                     </w:rPr>
                   </w:pPr>
                   <w:sdt>
                     <w:sdtPr>
                       <w:rPr>
                         <w:rFonts w:ascii="Times New Roman" w:hAnsi="Times New Roman" w:cs="Times New Roman"/>
+                        <w:sz w:val="24"/>
+                        <w:szCs w:val="24"/>
                       </w:rPr>
                       <w:tag w:val="goog_rdk_22"/>
                       <w:id w:val="1683201393"/>
@@ -6518,6 +6182,8 @@
                       <w:r>
                         <w:rPr>
                           <w:rFonts w:ascii="Segoe UI Symbol" w:eastAsia="Arial Unicode MS" w:hAnsi="Segoe UI Symbol" w:cs="Segoe UI Symbol"/>
+                          <w:sz w:val="24"/>
+                          <w:szCs w:val="24"/>
                         </w:rPr>
                         <w:t>☐</w:t>
                       </w:r>
@@ -6541,11 +6207,15 @@
                     <w:jc w:val="both"/>
                     <w:rPr>
                       <w:rFonts w:ascii="Times New Roman" w:eastAsia="Times New Roman" w:hAnsi="Times New Roman" w:cs="Times New Roman"/>
+                      <w:sz w:val="24"/>
+                      <w:szCs w:val="24"/>
                     </w:rPr>
                   </w:pPr>
                   <w:r>
                     <w:rPr>
                       <w:rFonts w:ascii="Times New Roman" w:eastAsia="Times New Roman" w:hAnsi="Times New Roman" w:cs="Times New Roman"/>
+                      <w:sz w:val="24"/>
+                      <w:szCs w:val="24"/>
                     </w:rPr>
                     <w:t>Không phải nộp thuế GTGT</w:t>
                   </w:r>
@@ -6561,12 +6231,16 @@
                     <w:jc w:val="both"/>
                     <w:rPr>
                       <w:rFonts w:ascii="Times New Roman" w:eastAsia="Times New Roman" w:hAnsi="Times New Roman" w:cs="Times New Roman"/>
+                      <w:sz w:val="24"/>
+                      <w:szCs w:val="24"/>
                     </w:rPr>
                   </w:pPr>
                   <w:sdt>
                     <w:sdtPr>
                       <w:rPr>
                         <w:rFonts w:ascii="Times New Roman" w:hAnsi="Times New Roman" w:cs="Times New Roman"/>
+                        <w:sz w:val="24"/>
+                        <w:szCs w:val="24"/>
                       </w:rPr>
                       <w:tag w:val="goog_rdk_23"/>
                       <w:id w:val="1486667633"/>
@@ -6575,6 +6249,8 @@
                       <w:r>
                         <w:rPr>
                           <w:rFonts w:ascii="Segoe UI Symbol" w:eastAsia="Arial Unicode MS" w:hAnsi="Segoe UI Symbol" w:cs="Segoe UI Symbol"/>
+                          <w:sz w:val="24"/>
+                          <w:szCs w:val="24"/>
                         </w:rPr>
                         <w:t>☐</w:t>
                       </w:r>
@@ -6590,6 +6266,8 @@
               <w:jc w:val="both"/>
               <w:rPr>
                 <w:rFonts w:ascii="Times New Roman" w:eastAsia="Times New Roman" w:hAnsi="Times New Roman" w:cs="Times New Roman"/>
+                <w:sz w:val="24"/>
+                <w:szCs w:val="24"/>
               </w:rPr>
             </w:pPr>
           </w:p>
@@ -6604,12 +6282,16 @@
         <w:rPr>
           <w:rFonts w:ascii="Times New Roman" w:eastAsia="Times New Roman" w:hAnsi="Times New Roman" w:cs="Times New Roman"/>
           <w:b/>
+          <w:sz w:val="24"/>
+          <w:szCs w:val="24"/>
         </w:rPr>
       </w:pPr>
       <w:r>
         <w:rPr>
           <w:rFonts w:ascii="Times New Roman" w:eastAsia="Times New Roman" w:hAnsi="Times New Roman" w:cs="Times New Roman"/>
           <w:b/>
+          <w:sz w:val="24"/>
+          <w:szCs w:val="24"/>
         </w:rPr>
         <w:t>10. Thông tin về việc đóng bảo hiểm xã hội:</w:t>
       </w:r>
@@ -6621,11 +6303,15 @@
         <w:jc w:val="both"/>
         <w:rPr>
           <w:rFonts w:ascii="Times New Roman" w:eastAsia="Times New Roman" w:hAnsi="Times New Roman" w:cs="Times New Roman"/>
-        </w:rPr>
-      </w:pPr>
-      <w:r>
-        <w:rPr>
-          <w:rFonts w:ascii="Times New Roman" w:eastAsia="Times New Roman" w:hAnsi="Times New Roman" w:cs="Times New Roman"/>
+          <w:sz w:val="24"/>
+          <w:szCs w:val="24"/>
+        </w:rPr>
+      </w:pPr>
+      <w:r>
+        <w:rPr>
+          <w:rFonts w:ascii="Times New Roman" w:eastAsia="Times New Roman" w:hAnsi="Times New Roman" w:cs="Times New Roman"/>
+          <w:sz w:val="24"/>
+          <w:szCs w:val="24"/>
         </w:rPr>
         <w:t>Phương thức đóng bảo hiểm xã hội</w:t>
       </w:r>
@@ -6633,12 +6319,16 @@
         <w:rPr>
           <w:rFonts w:ascii="Times New Roman" w:eastAsia="Times New Roman" w:hAnsi="Times New Roman" w:cs="Times New Roman"/>
           <w:b/>
+          <w:sz w:val="24"/>
+          <w:szCs w:val="24"/>
         </w:rPr>
         <w:t xml:space="preserve"> </w:t>
       </w:r>
       <w:r>
         <w:rPr>
           <w:rFonts w:ascii="Times New Roman" w:eastAsia="Times New Roman" w:hAnsi="Times New Roman" w:cs="Times New Roman"/>
+          <w:sz w:val="24"/>
+          <w:szCs w:val="24"/>
         </w:rPr>
         <w:t>(</w:t>
       </w:r>
@@ -6646,12 +6336,16 @@
         <w:rPr>
           <w:rFonts w:ascii="Times New Roman" w:eastAsia="Times New Roman" w:hAnsi="Times New Roman" w:cs="Times New Roman"/>
           <w:i/>
+          <w:sz w:val="24"/>
+          <w:szCs w:val="24"/>
         </w:rPr>
         <w:t>chọn 1 trong 3 phương thức</w:t>
       </w:r>
       <w:r>
         <w:rPr>
           <w:rFonts w:ascii="Times New Roman" w:eastAsia="Times New Roman" w:hAnsi="Times New Roman" w:cs="Times New Roman"/>
+          <w:sz w:val="24"/>
+          <w:szCs w:val="24"/>
         </w:rPr>
         <w:t>):</w:t>
       </w:r>
@@ -6668,12 +6362,16 @@
         <w:jc w:val="both"/>
         <w:rPr>
           <w:rFonts w:ascii="Times New Roman" w:eastAsia="Times New Roman" w:hAnsi="Times New Roman" w:cs="Times New Roman"/>
+          <w:sz w:val="24"/>
+          <w:szCs w:val="24"/>
         </w:rPr>
       </w:pPr>
       <w:sdt>
         <w:sdtPr>
           <w:rPr>
             <w:rFonts w:ascii="Times New Roman" w:hAnsi="Times New Roman" w:cs="Times New Roman"/>
+            <w:sz w:val="24"/>
+            <w:szCs w:val="24"/>
           </w:rPr>
           <w:tag w:val="goog_rdk_24"/>
           <w:id w:val="-1651089354"/>
@@ -6682,6 +6380,8 @@
           <w:r>
             <w:rPr>
               <w:rFonts w:ascii="Segoe UI Symbol" w:eastAsia="Arial Unicode MS" w:hAnsi="Segoe UI Symbol" w:cs="Segoe UI Symbol"/>
+              <w:sz w:val="24"/>
+              <w:szCs w:val="24"/>
             </w:rPr>
             <w:t>☒</w:t>
           </w:r>
@@ -6690,12 +6390,16 @@
       <w:r>
         <w:rPr>
           <w:rFonts w:ascii="Times New Roman" w:eastAsia="Times New Roman" w:hAnsi="Times New Roman" w:cs="Times New Roman"/>
+          <w:sz w:val="24"/>
+          <w:szCs w:val="24"/>
         </w:rPr>
         <w:t xml:space="preserve"> Hàng tháng</w:t>
       </w:r>
       <w:r>
         <w:rPr>
           <w:rFonts w:ascii="Times New Roman" w:eastAsia="Times New Roman" w:hAnsi="Times New Roman" w:cs="Times New Roman"/>
+          <w:sz w:val="24"/>
+          <w:szCs w:val="24"/>
         </w:rPr>
         <w:tab/>
       </w:r>
@@ -6703,6 +6407,8 @@
         <w:sdtPr>
           <w:rPr>
             <w:rFonts w:ascii="Times New Roman" w:hAnsi="Times New Roman" w:cs="Times New Roman"/>
+            <w:sz w:val="24"/>
+            <w:szCs w:val="24"/>
           </w:rPr>
           <w:tag w:val="goog_rdk_25"/>
           <w:id w:val="-422583989"/>
@@ -6711,6 +6417,8 @@
           <w:r>
             <w:rPr>
               <w:rFonts w:ascii="Segoe UI Symbol" w:eastAsia="Arial Unicode MS" w:hAnsi="Segoe UI Symbol" w:cs="Segoe UI Symbol"/>
+              <w:sz w:val="24"/>
+              <w:szCs w:val="24"/>
             </w:rPr>
             <w:t>☐</w:t>
           </w:r>
@@ -6719,12 +6427,16 @@
       <w:r>
         <w:rPr>
           <w:rFonts w:ascii="Times New Roman" w:eastAsia="Times New Roman" w:hAnsi="Times New Roman" w:cs="Times New Roman"/>
+          <w:sz w:val="24"/>
+          <w:szCs w:val="24"/>
         </w:rPr>
         <w:t xml:space="preserve"> 03 tháng một lần</w:t>
       </w:r>
       <w:r>
         <w:rPr>
           <w:rFonts w:ascii="Times New Roman" w:eastAsia="Times New Roman" w:hAnsi="Times New Roman" w:cs="Times New Roman"/>
+          <w:sz w:val="24"/>
+          <w:szCs w:val="24"/>
         </w:rPr>
         <w:tab/>
       </w:r>
@@ -6732,6 +6444,8 @@
         <w:sdtPr>
           <w:rPr>
             <w:rFonts w:ascii="Times New Roman" w:hAnsi="Times New Roman" w:cs="Times New Roman"/>
+            <w:sz w:val="24"/>
+            <w:szCs w:val="24"/>
           </w:rPr>
           <w:tag w:val="goog_rdk_26"/>
           <w:id w:val="-1816891577"/>
@@ -6740,6 +6454,8 @@
           <w:r>
             <w:rPr>
               <w:rFonts w:ascii="Segoe UI Symbol" w:eastAsia="Arial Unicode MS" w:hAnsi="Segoe UI Symbol" w:cs="Segoe UI Symbol"/>
+              <w:sz w:val="24"/>
+              <w:szCs w:val="24"/>
             </w:rPr>
             <w:t>☐</w:t>
           </w:r>
@@ -6748,6 +6464,8 @@
       <w:r>
         <w:rPr>
           <w:rFonts w:ascii="Times New Roman" w:eastAsia="Times New Roman" w:hAnsi="Times New Roman" w:cs="Times New Roman"/>
+          <w:sz w:val="24"/>
+          <w:szCs w:val="24"/>
         </w:rPr>
         <w:t xml:space="preserve"> 06 tháng một lần</w:t>
       </w:r>
@@ -6761,6 +6479,8 @@
           <w:rFonts w:ascii="Times New Roman" w:eastAsia="Times New Roman" w:hAnsi="Times New Roman" w:cs="Times New Roman"/>
           <w:b/>
           <w:i/>
+          <w:sz w:val="24"/>
+          <w:szCs w:val="24"/>
         </w:rPr>
       </w:pPr>
       <w:r>
@@ -6768,6 +6488,8 @@
           <w:rFonts w:ascii="Times New Roman" w:eastAsia="Times New Roman" w:hAnsi="Times New Roman" w:cs="Times New Roman"/>
           <w:b/>
           <w:i/>
+          <w:sz w:val="24"/>
+          <w:szCs w:val="24"/>
         </w:rPr>
         <w:t xml:space="preserve">Lưu ý: </w:t>
       </w:r>
@@ -6779,11 +6501,15 @@
         <w:jc w:val="both"/>
         <w:rPr>
           <w:rFonts w:ascii="Times New Roman" w:eastAsia="Times New Roman" w:hAnsi="Times New Roman" w:cs="Times New Roman"/>
-        </w:rPr>
-      </w:pPr>
-      <w:r>
-        <w:rPr>
-          <w:rFonts w:ascii="Times New Roman" w:eastAsia="Times New Roman" w:hAnsi="Times New Roman" w:cs="Times New Roman"/>
+          <w:sz w:val="24"/>
+          <w:szCs w:val="24"/>
+        </w:rPr>
+      </w:pPr>
+      <w:r>
+        <w:rPr>
+          <w:rFonts w:ascii="Times New Roman" w:eastAsia="Times New Roman" w:hAnsi="Times New Roman" w:cs="Times New Roman"/>
+          <w:sz w:val="24"/>
+          <w:szCs w:val="24"/>
         </w:rPr>
         <w:t>- Doanh nghiệp đăng ký ngành, nghề kinh doanh chính là nông nghiệp, lâm nghiệp, ngư nghiệp, diêm nghiệp và trả lương theo sản phẩm, theo khoán: có thể lựa chọn 1 trong 3 phương thức đóng bảo hiểm xã hội: hàng tháng, 03 tháng một lần, 06 tháng một lần.</w:t>
       </w:r>
@@ -6795,13 +6521,16 @@
         <w:jc w:val="both"/>
         <w:rPr>
           <w:rFonts w:ascii="Times New Roman" w:eastAsia="Times New Roman" w:hAnsi="Times New Roman" w:cs="Times New Roman"/>
-        </w:rPr>
-      </w:pPr>
-      <w:r>
-        <w:rPr>
-          <w:rFonts w:ascii="Times New Roman" w:eastAsia="Times New Roman" w:hAnsi="Times New Roman" w:cs="Times New Roman"/>
-        </w:rPr>
-        <w:lastRenderedPageBreak/>
+          <w:sz w:val="24"/>
+          <w:szCs w:val="24"/>
+        </w:rPr>
+      </w:pPr>
+      <w:r>
+        <w:rPr>
+          <w:rFonts w:ascii="Times New Roman" w:eastAsia="Times New Roman" w:hAnsi="Times New Roman" w:cs="Times New Roman"/>
+          <w:sz w:val="24"/>
+          <w:szCs w:val="24"/>
+        </w:rPr>
         <w:t>- Doanh nghiệp đăng ký ngành, nghề kinh doanh chính khác: đánh dấu vào phương thức đóng bảo hiểm xã hội hàng tháng.</w:t>
       </w:r>
     </w:p>
@@ -6811,12 +6540,16 @@
         <w:ind w:firstLine="567"/>
         <w:rPr>
           <w:rFonts w:ascii="Times New Roman" w:eastAsia="Times New Roman" w:hAnsi="Times New Roman" w:cs="Times New Roman"/>
+          <w:sz w:val="24"/>
+          <w:szCs w:val="24"/>
         </w:rPr>
       </w:pPr>
       <w:r>
         <w:rPr>
           <w:rFonts w:ascii="Times New Roman" w:eastAsia="Times New Roman" w:hAnsi="Times New Roman" w:cs="Times New Roman"/>
           <w:b/>
+          <w:sz w:val="24"/>
+          <w:szCs w:val="24"/>
         </w:rPr>
         <w:t>11. Thông tin về chủ sở hữu hưởng lợi của doanh nghiệp:</w:t>
       </w:r>
@@ -6828,11 +6561,15 @@
         <w:jc w:val="both"/>
         <w:rPr>
           <w:rFonts w:ascii="Times New Roman" w:eastAsia="Times New Roman" w:hAnsi="Times New Roman" w:cs="Times New Roman"/>
-        </w:rPr>
-      </w:pPr>
-      <w:r>
-        <w:rPr>
-          <w:rFonts w:ascii="Times New Roman" w:eastAsia="Times New Roman" w:hAnsi="Times New Roman" w:cs="Times New Roman"/>
+          <w:sz w:val="24"/>
+          <w:szCs w:val="24"/>
+        </w:rPr>
+      </w:pPr>
+      <w:r>
+        <w:rPr>
+          <w:rFonts w:ascii="Times New Roman" w:eastAsia="Times New Roman" w:hAnsi="Times New Roman" w:cs="Times New Roman"/>
+          <w:sz w:val="24"/>
+          <w:szCs w:val="24"/>
         </w:rPr>
         <w:t>Doanh nghiệp có chủ sở hữu hưởng lợi không?</w:t>
       </w:r>
@@ -6844,22 +6581,18 @@
         <w:jc w:val="both"/>
         <w:rPr>
           <w:rFonts w:ascii="Times New Roman" w:hAnsi="Times New Roman" w:cs="Times New Roman"/>
+          <w:sz w:val="24"/>
+          <w:szCs w:val="24"/>
         </w:rPr>
       </w:pPr>
       <w:r>
         <w:rPr>
           <w:rFonts w:ascii="Times New Roman" w:hAnsi="Times New Roman" w:cs="Times New Roman"/>
-        </w:rPr>
-        <w:t xml:space="preserve">{% if condition_cshhl </w:t>
-      </w:r>
-      <w:proofErr w:type="gramStart"/>
-      <w:r>
-        <w:rPr>
-          <w:rFonts w:ascii="Times New Roman" w:hAnsi="Times New Roman" w:cs="Times New Roman"/>
-        </w:rPr>
-        <w:t>-%}</w:t>
-      </w:r>
-      <w:proofErr w:type="gramEnd"/>
+          <w:sz w:val="24"/>
+          <w:szCs w:val="24"/>
+        </w:rPr>
+        <w:t>{% if condition_cshhl -%}</w:t>
+      </w:r>
     </w:p>
     <w:p>
       <w:pPr>
@@ -6868,23 +6601,31 @@
         <w:jc w:val="both"/>
         <w:rPr>
           <w:rFonts w:ascii="Times New Roman" w:hAnsi="Times New Roman" w:cs="Times New Roman"/>
+          <w:sz w:val="24"/>
+          <w:szCs w:val="24"/>
         </w:rPr>
       </w:pPr>
       <w:r>
         <w:rPr>
           <w:rFonts w:ascii="Segoe UI Symbol" w:hAnsi="Segoe UI Symbol" w:cs="Segoe UI Symbol"/>
+          <w:sz w:val="24"/>
+          <w:szCs w:val="24"/>
         </w:rPr>
         <w:t>☒</w:t>
       </w:r>
       <w:r>
         <w:rPr>
           <w:rFonts w:ascii="Times New Roman" w:hAnsi="Times New Roman" w:cs="Times New Roman"/>
+          <w:sz w:val="24"/>
+          <w:szCs w:val="24"/>
         </w:rPr>
         <w:t xml:space="preserve"> Có           </w:t>
       </w:r>
       <w:r>
         <w:rPr>
           <w:rFonts w:ascii="Times New Roman" w:hAnsi="Times New Roman" w:cs="Times New Roman"/>
+          <w:sz w:val="24"/>
+          <w:szCs w:val="24"/>
         </w:rPr>
         <w:tab/>
         <w:t xml:space="preserve"> </w:t>
@@ -6892,12 +6633,16 @@
       <w:r>
         <w:rPr>
           <w:rFonts w:ascii="Segoe UI Symbol" w:hAnsi="Segoe UI Symbol" w:cs="Segoe UI Symbol"/>
+          <w:sz w:val="24"/>
+          <w:szCs w:val="24"/>
         </w:rPr>
         <w:t>☐</w:t>
       </w:r>
       <w:r>
         <w:rPr>
           <w:rFonts w:ascii="Times New Roman" w:hAnsi="Times New Roman" w:cs="Times New Roman"/>
+          <w:sz w:val="24"/>
+          <w:szCs w:val="24"/>
         </w:rPr>
         <w:t xml:space="preserve"> Không </w:t>
       </w:r>
@@ -6909,22 +6654,18 @@
         <w:jc w:val="both"/>
         <w:rPr>
           <w:rFonts w:ascii="Times New Roman" w:hAnsi="Times New Roman" w:cs="Times New Roman"/>
+          <w:sz w:val="24"/>
+          <w:szCs w:val="24"/>
         </w:rPr>
       </w:pPr>
       <w:r>
         <w:rPr>
           <w:rFonts w:ascii="Times New Roman" w:hAnsi="Times New Roman" w:cs="Times New Roman"/>
-        </w:rPr>
-        <w:t xml:space="preserve">{% else </w:t>
-      </w:r>
-      <w:proofErr w:type="gramStart"/>
-      <w:r>
-        <w:rPr>
-          <w:rFonts w:ascii="Times New Roman" w:hAnsi="Times New Roman" w:cs="Times New Roman"/>
-        </w:rPr>
-        <w:t>-%}</w:t>
-      </w:r>
-      <w:proofErr w:type="gramEnd"/>
+          <w:sz w:val="24"/>
+          <w:szCs w:val="24"/>
+        </w:rPr>
+        <w:t>{% else -%}</w:t>
+      </w:r>
     </w:p>
     <w:p>
       <w:pPr>
@@ -6933,23 +6674,31 @@
         <w:jc w:val="both"/>
         <w:rPr>
           <w:rFonts w:ascii="Times New Roman" w:hAnsi="Times New Roman" w:cs="Times New Roman"/>
+          <w:sz w:val="24"/>
+          <w:szCs w:val="24"/>
         </w:rPr>
       </w:pPr>
       <w:r>
         <w:rPr>
           <w:rFonts w:ascii="Segoe UI Symbol" w:hAnsi="Segoe UI Symbol" w:cs="Segoe UI Symbol"/>
+          <w:sz w:val="24"/>
+          <w:szCs w:val="24"/>
         </w:rPr>
         <w:t>☐</w:t>
       </w:r>
       <w:r>
         <w:rPr>
           <w:rFonts w:ascii="Times New Roman" w:hAnsi="Times New Roman" w:cs="Times New Roman"/>
+          <w:sz w:val="24"/>
+          <w:szCs w:val="24"/>
         </w:rPr>
         <w:t xml:space="preserve"> Có           </w:t>
       </w:r>
       <w:r>
         <w:rPr>
           <w:rFonts w:ascii="Times New Roman" w:hAnsi="Times New Roman" w:cs="Times New Roman"/>
+          <w:sz w:val="24"/>
+          <w:szCs w:val="24"/>
         </w:rPr>
         <w:tab/>
         <w:t xml:space="preserve"> </w:t>
@@ -6957,12 +6706,16 @@
       <w:r>
         <w:rPr>
           <w:rFonts w:ascii="Segoe UI Symbol" w:hAnsi="Segoe UI Symbol" w:cs="Segoe UI Symbol"/>
+          <w:sz w:val="24"/>
+          <w:szCs w:val="24"/>
         </w:rPr>
         <w:t>☒</w:t>
       </w:r>
       <w:r>
         <w:rPr>
           <w:rFonts w:ascii="Times New Roman" w:hAnsi="Times New Roman" w:cs="Times New Roman"/>
+          <w:sz w:val="24"/>
+          <w:szCs w:val="24"/>
         </w:rPr>
         <w:t xml:space="preserve"> Không </w:t>
       </w:r>
@@ -6974,28 +6727,34 @@
         <w:jc w:val="both"/>
         <w:rPr>
           <w:rFonts w:ascii="Times New Roman" w:hAnsi="Times New Roman" w:cs="Times New Roman"/>
+          <w:sz w:val="24"/>
+          <w:szCs w:val="24"/>
         </w:rPr>
       </w:pPr>
       <w:r>
         <w:rPr>
           <w:rFonts w:ascii="Times New Roman" w:hAnsi="Times New Roman" w:cs="Times New Roman"/>
+          <w:sz w:val="24"/>
+          <w:szCs w:val="24"/>
         </w:rPr>
         <w:t xml:space="preserve">{%- endif </w:t>
       </w:r>
-      <w:proofErr w:type="gramStart"/>
       <w:r>
         <w:rPr>
           <w:rFonts w:ascii="Times New Roman" w:hAnsi="Times New Roman" w:cs="Times New Roman"/>
+          <w:sz w:val="24"/>
+          <w:szCs w:val="24"/>
         </w:rPr>
         <w:t>-</w:t>
       </w:r>
       <w:r>
         <w:rPr>
           <w:rFonts w:ascii="Times New Roman" w:hAnsi="Times New Roman" w:cs="Times New Roman"/>
+          <w:sz w:val="24"/>
+          <w:szCs w:val="24"/>
         </w:rPr>
         <w:t>%}</w:t>
       </w:r>
-      <w:proofErr w:type="gramEnd"/>
     </w:p>
     <w:p>
       <w:pPr>
@@ -7004,11 +6763,15 @@
         <w:jc w:val="both"/>
         <w:rPr>
           <w:rFonts w:ascii="Times New Roman" w:eastAsia="Times New Roman" w:hAnsi="Times New Roman" w:cs="Times New Roman"/>
-        </w:rPr>
-      </w:pPr>
-      <w:r>
-        <w:rPr>
-          <w:rFonts w:ascii="Times New Roman" w:eastAsia="Times New Roman" w:hAnsi="Times New Roman" w:cs="Times New Roman"/>
+          <w:sz w:val="24"/>
+          <w:szCs w:val="24"/>
+        </w:rPr>
+      </w:pPr>
+      <w:r>
+        <w:rPr>
+          <w:rFonts w:ascii="Times New Roman" w:eastAsia="Times New Roman" w:hAnsi="Times New Roman" w:cs="Times New Roman"/>
+          <w:sz w:val="24"/>
+          <w:szCs w:val="24"/>
         </w:rPr>
         <w:t>Trường hợp hồ sơ đăng ký doanh nghiệp hợp lệ, đề nghị Quý Cơ quan đăng công bố nội dung đăng ký doanh nghiệp trên Cổng thông tin quốc gia về đăng ký doanh nghiệp.</w:t>
       </w:r>
@@ -7020,11 +6783,15 @@
         <w:jc w:val="both"/>
         <w:rPr>
           <w:rFonts w:ascii="Times New Roman" w:eastAsia="Times New Roman" w:hAnsi="Times New Roman" w:cs="Times New Roman"/>
-        </w:rPr>
-      </w:pPr>
-      <w:r>
-        <w:rPr>
-          <w:rFonts w:ascii="Times New Roman" w:eastAsia="Times New Roman" w:hAnsi="Times New Roman" w:cs="Times New Roman"/>
+          <w:sz w:val="24"/>
+          <w:szCs w:val="24"/>
+        </w:rPr>
+      </w:pPr>
+      <w:r>
+        <w:rPr>
+          <w:rFonts w:ascii="Times New Roman" w:eastAsia="Times New Roman" w:hAnsi="Times New Roman" w:cs="Times New Roman"/>
+          <w:sz w:val="24"/>
+          <w:szCs w:val="24"/>
         </w:rPr>
         <w:t>Tôi cam kết:</w:t>
       </w:r>
@@ -7036,22 +6803,18 @@
         <w:jc w:val="both"/>
         <w:rPr>
           <w:rFonts w:ascii="Times New Roman" w:eastAsia="Times New Roman" w:hAnsi="Times New Roman" w:cs="Times New Roman"/>
-        </w:rPr>
-      </w:pPr>
-      <w:r>
-        <w:rPr>
-          <w:rFonts w:ascii="Times New Roman" w:eastAsia="Times New Roman" w:hAnsi="Times New Roman" w:cs="Times New Roman"/>
-        </w:rPr>
-        <w:t xml:space="preserve">- Là người có đầy đủ quyền và nghĩa vụ thực hiện thủ tục đăng ký doanh nghiệp theo quy định của pháp luật và Điều lệ công </w:t>
-      </w:r>
-      <w:proofErr w:type="gramStart"/>
-      <w:r>
-        <w:rPr>
-          <w:rFonts w:ascii="Times New Roman" w:eastAsia="Times New Roman" w:hAnsi="Times New Roman" w:cs="Times New Roman"/>
-        </w:rPr>
-        <w:t>ty;</w:t>
-      </w:r>
-      <w:proofErr w:type="gramEnd"/>
+          <w:sz w:val="24"/>
+          <w:szCs w:val="24"/>
+        </w:rPr>
+      </w:pPr>
+      <w:r>
+        <w:rPr>
+          <w:rFonts w:ascii="Times New Roman" w:eastAsia="Times New Roman" w:hAnsi="Times New Roman" w:cs="Times New Roman"/>
+          <w:sz w:val="24"/>
+          <w:szCs w:val="24"/>
+        </w:rPr>
+        <w:t>- Là người có đầy đủ quyền và nghĩa vụ thực hiện thủ tục đăng ký doanh nghiệp theo quy định của pháp luật và Điều lệ công ty;</w:t>
+      </w:r>
     </w:p>
     <w:p>
       <w:pPr>
@@ -7060,22 +6823,18 @@
         <w:jc w:val="both"/>
         <w:rPr>
           <w:rFonts w:ascii="Times New Roman" w:eastAsia="Times New Roman" w:hAnsi="Times New Roman" w:cs="Times New Roman"/>
-        </w:rPr>
-      </w:pPr>
-      <w:r>
-        <w:rPr>
-          <w:rFonts w:ascii="Times New Roman" w:eastAsia="Times New Roman" w:hAnsi="Times New Roman" w:cs="Times New Roman"/>
-        </w:rPr>
-        <w:t xml:space="preserve">- Trụ sở chính thuộc quyền sử dụng hợp pháp của công ty và được sử dụng đúng mục đích theo quy định của pháp </w:t>
-      </w:r>
-      <w:proofErr w:type="gramStart"/>
-      <w:r>
-        <w:rPr>
-          <w:rFonts w:ascii="Times New Roman" w:eastAsia="Times New Roman" w:hAnsi="Times New Roman" w:cs="Times New Roman"/>
-        </w:rPr>
-        <w:t>luật;</w:t>
-      </w:r>
-      <w:proofErr w:type="gramEnd"/>
+          <w:sz w:val="24"/>
+          <w:szCs w:val="24"/>
+        </w:rPr>
+      </w:pPr>
+      <w:r>
+        <w:rPr>
+          <w:rFonts w:ascii="Times New Roman" w:eastAsia="Times New Roman" w:hAnsi="Times New Roman" w:cs="Times New Roman"/>
+          <w:sz w:val="24"/>
+          <w:szCs w:val="24"/>
+        </w:rPr>
+        <w:t>- Trụ sở chính thuộc quyền sử dụng hợp pháp của công ty và được sử dụng đúng mục đích theo quy định của pháp luật;</w:t>
+      </w:r>
     </w:p>
     <w:p>
       <w:pPr>
@@ -7084,11 +6843,15 @@
         <w:jc w:val="both"/>
         <w:rPr>
           <w:rFonts w:ascii="Times New Roman" w:eastAsia="Times New Roman" w:hAnsi="Times New Roman" w:cs="Times New Roman"/>
-        </w:rPr>
-      </w:pPr>
-      <w:r>
-        <w:rPr>
-          <w:rFonts w:ascii="Times New Roman" w:eastAsia="Times New Roman" w:hAnsi="Times New Roman" w:cs="Times New Roman"/>
+          <w:sz w:val="24"/>
+          <w:szCs w:val="24"/>
+        </w:rPr>
+      </w:pPr>
+      <w:r>
+        <w:rPr>
+          <w:rFonts w:ascii="Times New Roman" w:eastAsia="Times New Roman" w:hAnsi="Times New Roman" w:cs="Times New Roman"/>
+          <w:sz w:val="24"/>
+          <w:szCs w:val="24"/>
         </w:rPr>
         <w:t>- Chịu trách nhiệm trước pháp luật về tính hợp pháp, chính xác và trung thực của nội dung đăng ký doanh nghiệp trên.</w:t>
       </w:r>
@@ -7115,6 +6878,8 @@
               <w:jc w:val="both"/>
               <w:rPr>
                 <w:rFonts w:ascii="Times New Roman" w:eastAsia="Times New Roman" w:hAnsi="Times New Roman" w:cs="Times New Roman"/>
+                <w:sz w:val="24"/>
+                <w:szCs w:val="24"/>
               </w:rPr>
             </w:pPr>
           </w:p>
@@ -7124,6 +6889,8 @@
               <w:jc w:val="both"/>
               <w:rPr>
                 <w:rFonts w:ascii="Times New Roman" w:eastAsia="Times New Roman" w:hAnsi="Times New Roman" w:cs="Times New Roman"/>
+                <w:sz w:val="24"/>
+                <w:szCs w:val="24"/>
               </w:rPr>
             </w:pPr>
           </w:p>
@@ -7139,12 +6906,16 @@
               <w:rPr>
                 <w:rFonts w:ascii="Times New Roman" w:eastAsia="Times New Roman" w:hAnsi="Times New Roman" w:cs="Times New Roman"/>
                 <w:b/>
+                <w:sz w:val="24"/>
+                <w:szCs w:val="24"/>
               </w:rPr>
             </w:pPr>
             <w:r>
               <w:rPr>
                 <w:rFonts w:ascii="Times New Roman" w:eastAsia="Times New Roman" w:hAnsi="Times New Roman" w:cs="Times New Roman"/>
                 <w:b/>
+                <w:sz w:val="24"/>
+                <w:szCs w:val="24"/>
               </w:rPr>
               <w:t>NGƯỜI ĐẠI DIỆN THEO PHÁP LUẬT</w:t>
             </w:r>
@@ -7156,12 +6927,16 @@
               <w:rPr>
                 <w:rFonts w:ascii="Times New Roman" w:eastAsia="Times New Roman" w:hAnsi="Times New Roman" w:cs="Times New Roman"/>
                 <w:b/>
+                <w:sz w:val="24"/>
+                <w:szCs w:val="24"/>
               </w:rPr>
             </w:pPr>
             <w:r>
               <w:rPr>
                 <w:rFonts w:ascii="Times New Roman" w:eastAsia="Times New Roman" w:hAnsi="Times New Roman" w:cs="Times New Roman"/>
                 <w:b/>
+                <w:sz w:val="24"/>
+                <w:szCs w:val="24"/>
               </w:rPr>
               <w:t>CỦA CÔNG TY</w:t>
             </w:r>
@@ -7172,11 +6947,15 @@
               <w:jc w:val="center"/>
               <w:rPr>
                 <w:rFonts w:ascii="Times New Roman" w:eastAsia="Times New Roman" w:hAnsi="Times New Roman" w:cs="Times New Roman"/>
-              </w:rPr>
-            </w:pPr>
-            <w:r>
-              <w:rPr>
-                <w:rFonts w:ascii="Times New Roman" w:eastAsia="Times New Roman" w:hAnsi="Times New Roman" w:cs="Times New Roman"/>
+                <w:sz w:val="24"/>
+                <w:szCs w:val="24"/>
+              </w:rPr>
+            </w:pPr>
+            <w:r>
+              <w:rPr>
+                <w:rFonts w:ascii="Times New Roman" w:eastAsia="Times New Roman" w:hAnsi="Times New Roman" w:cs="Times New Roman"/>
+                <w:sz w:val="24"/>
+                <w:szCs w:val="24"/>
               </w:rPr>
               <w:t>(</w:t>
             </w:r>
@@ -7184,12 +6963,16 @@
               <w:rPr>
                 <w:rFonts w:ascii="Times New Roman" w:eastAsia="Times New Roman" w:hAnsi="Times New Roman" w:cs="Times New Roman"/>
                 <w:i/>
+                <w:sz w:val="24"/>
+                <w:szCs w:val="24"/>
               </w:rPr>
               <w:t>Ký và ghi họ tên</w:t>
             </w:r>
             <w:r>
               <w:rPr>
                 <w:rFonts w:ascii="Times New Roman" w:eastAsia="Times New Roman" w:hAnsi="Times New Roman" w:cs="Times New Roman"/>
+                <w:sz w:val="24"/>
+                <w:szCs w:val="24"/>
               </w:rPr>
               <w:t>)</w:t>
             </w:r>
@@ -7200,6 +6983,8 @@
               <w:jc w:val="center"/>
               <w:rPr>
                 <w:rFonts w:ascii="Times New Roman" w:eastAsia="Times New Roman" w:hAnsi="Times New Roman" w:cs="Times New Roman"/>
+                <w:sz w:val="24"/>
+                <w:szCs w:val="24"/>
               </w:rPr>
             </w:pPr>
           </w:p>
@@ -7209,6 +6994,8 @@
               <w:jc w:val="center"/>
               <w:rPr>
                 <w:rFonts w:ascii="Times New Roman" w:eastAsia="Times New Roman" w:hAnsi="Times New Roman" w:cs="Times New Roman"/>
+                <w:sz w:val="24"/>
+                <w:szCs w:val="24"/>
               </w:rPr>
             </w:pPr>
           </w:p>
@@ -7218,6 +7005,8 @@
               <w:jc w:val="center"/>
               <w:rPr>
                 <w:rFonts w:ascii="Times New Roman" w:eastAsia="Times New Roman" w:hAnsi="Times New Roman" w:cs="Times New Roman"/>
+                <w:sz w:val="24"/>
+                <w:szCs w:val="24"/>
               </w:rPr>
             </w:pPr>
           </w:p>
@@ -7228,6 +7017,8 @@
               <w:rPr>
                 <w:rFonts w:ascii="Times New Roman" w:eastAsia="Times New Roman" w:hAnsi="Times New Roman" w:cs="Times New Roman"/>
                 <w:b/>
+                <w:sz w:val="24"/>
+                <w:szCs w:val="24"/>
               </w:rPr>
             </w:pPr>
           </w:p>
@@ -7239,46 +7030,18 @@
                 <w:rFonts w:ascii="Times New Roman" w:eastAsia="Times New Roman" w:hAnsi="Times New Roman" w:cs="Times New Roman"/>
                 <w:b/>
                 <w:i/>
+                <w:sz w:val="24"/>
+                <w:szCs w:val="24"/>
               </w:rPr>
             </w:pPr>
             <w:r>
               <w:rPr>
                 <w:rFonts w:ascii="Times New Roman" w:eastAsia="Times New Roman" w:hAnsi="Times New Roman" w:cs="Times New Roman"/>
                 <w:b/>
-              </w:rPr>
-              <w:t>{{</w:t>
-            </w:r>
-            <w:proofErr w:type="gramStart"/>
-            <w:r>
-              <w:rPr>
-                <w:rFonts w:ascii="Times New Roman" w:eastAsia="Times New Roman" w:hAnsi="Times New Roman" w:cs="Times New Roman"/>
-                <w:b/>
-              </w:rPr>
-              <w:t>rep.personal</w:t>
-            </w:r>
-            <w:proofErr w:type="gramEnd"/>
-            <w:r>
-              <w:rPr>
-                <w:rFonts w:ascii="Times New Roman" w:eastAsia="Times New Roman" w:hAnsi="Times New Roman" w:cs="Times New Roman"/>
-                <w:b/>
-              </w:rPr>
-              <w:t>_</w:t>
-            </w:r>
-            <w:proofErr w:type="gramStart"/>
-            <w:r>
-              <w:rPr>
-                <w:rFonts w:ascii="Times New Roman" w:eastAsia="Times New Roman" w:hAnsi="Times New Roman" w:cs="Times New Roman"/>
-                <w:b/>
-              </w:rPr>
-              <w:t>info.full</w:t>
-            </w:r>
-            <w:proofErr w:type="gramEnd"/>
-            <w:r>
-              <w:rPr>
-                <w:rFonts w:ascii="Times New Roman" w:eastAsia="Times New Roman" w:hAnsi="Times New Roman" w:cs="Times New Roman"/>
-                <w:b/>
-              </w:rPr>
-              <w:t>_name}}</w:t>
+                <w:sz w:val="24"/>
+                <w:szCs w:val="24"/>
+              </w:rPr>
+              <w:t>{{rep.personal_info.full_name}}</w:t>
             </w:r>
           </w:p>
         </w:tc>
@@ -7289,6 +7052,8 @@
         <w:spacing w:after="0" w:line="312" w:lineRule="auto"/>
         <w:rPr>
           <w:rFonts w:ascii="Times New Roman" w:eastAsia="Times New Roman" w:hAnsi="Times New Roman" w:cs="Times New Roman"/>
+          <w:sz w:val="24"/>
+          <w:szCs w:val="24"/>
         </w:rPr>
       </w:pPr>
     </w:p>

--- a/app/templates/tldn/LLC2/001_Giấy đề nghị.docx
+++ b/app/templates/tldn/LLC2/001_Giấy đề nghị.docx
@@ -99,7 +99,7 @@
               </wp:anchor>
             </w:drawing>
           </mc:Choice>
-          <mc:Fallback xmlns:sl="http://schemas.openxmlformats.org/schemaLibrary/2006/main" xmlns:a="http://schemas.openxmlformats.org/drawingml/2006/main" xmlns:pic="http://schemas.openxmlformats.org/drawingml/2006/picture" xmlns:c="http://schemas.openxmlformats.org/drawingml/2006/chart" xmlns:lc="http://schemas.openxmlformats.org/drawingml/2006/lockedCanvas" xmlns:dgm="http://schemas.openxmlformats.org/drawingml/2006/diagram" xmlns="http://schemas.microsoft.com/office/tasks/2019/documenttasks" xmlns:cr="http://schemas.microsoft.com/office/comments/2020/reactions">
+          <mc:Fallback xmlns:cr="http://schemas.microsoft.com/office/comments/2020/reactions" xmlns="http://schemas.microsoft.com/office/tasks/2019/documenttasks" xmlns:dgm="http://schemas.openxmlformats.org/drawingml/2006/diagram" xmlns:lc="http://schemas.openxmlformats.org/drawingml/2006/lockedCanvas" xmlns:c="http://schemas.openxmlformats.org/drawingml/2006/chart" xmlns:pic="http://schemas.openxmlformats.org/drawingml/2006/picture" xmlns:a="http://schemas.openxmlformats.org/drawingml/2006/main" xmlns:sl="http://schemas.openxmlformats.org/schemaLibrary/2006/main">
             <w:drawing>
               <wp:anchor allowOverlap="1" behindDoc="0" distB="0" distT="0" distL="114300" distR="114300" hidden="0" layoutInCell="1" locked="0" relativeHeight="0" simplePos="0">
                 <wp:simplePos x="0" y="0"/>
@@ -163,7 +163,27 @@
           <w:sz w:val="24"/>
           <w:szCs w:val="24"/>
         </w:rPr>
-        <w:t xml:space="preserve">{{company_info.address.province}}, </w:t>
+        <w:t>{{company_</w:t>
+      </w:r>
+      <w:proofErr w:type="gramStart"/>
+      <w:r>
+        <w:rPr>
+          <w:rFonts w:ascii="Times New Roman" w:eastAsia="Times New Roman" w:hAnsi="Times New Roman" w:cs="Times New Roman"/>
+          <w:i/>
+          <w:sz w:val="24"/>
+          <w:szCs w:val="24"/>
+        </w:rPr>
+        <w:t>info.address</w:t>
+      </w:r>
+      <w:proofErr w:type="gramEnd"/>
+      <w:r>
+        <w:rPr>
+          <w:rFonts w:ascii="Times New Roman" w:eastAsia="Times New Roman" w:hAnsi="Times New Roman" w:cs="Times New Roman"/>
+          <w:i/>
+          <w:sz w:val="24"/>
+          <w:szCs w:val="24"/>
+        </w:rPr>
+        <w:t xml:space="preserve">.province}}, </w:t>
       </w:r>
       <w:r>
         <w:rPr>
@@ -524,7 +544,6 @@
           <w:tab w:val="left" w:pos="9072"/>
         </w:tabs>
         <w:spacing w:after="0" w:line="324" w:lineRule="auto"/>
-        <w:jc w:val="both"/>
         <w:rPr>
           <w:rFonts w:ascii="Times New Roman" w:eastAsia="Times New Roman" w:hAnsi="Times New Roman" w:cs="Times New Roman"/>
           <w:sz w:val="24"/>
@@ -537,24 +556,43 @@
           <w:sz w:val="24"/>
           <w:szCs w:val="24"/>
         </w:rPr>
-        <w:t>Điện thoại</w:t>
-      </w:r>
-      <w:r>
-        <w:rPr>
-          <w:rFonts w:ascii="Times New Roman" w:eastAsia="Times New Roman" w:hAnsi="Times New Roman" w:cs="Times New Roman"/>
-          <w:i/>
-          <w:sz w:val="24"/>
-          <w:szCs w:val="24"/>
-        </w:rPr>
-        <w:t xml:space="preserve"> (nếu có)</w:t>
-      </w:r>
-      <w:r>
-        <w:rPr>
-          <w:rFonts w:ascii="Times New Roman" w:eastAsia="Times New Roman" w:hAnsi="Times New Roman" w:cs="Times New Roman"/>
-          <w:sz w:val="24"/>
-          <w:szCs w:val="24"/>
-        </w:rPr>
-        <w:t>: {{rep.contact_info.phone}}</w:t>
+        <w:t>Điện thoại: {{</w:t>
+      </w:r>
+      <w:proofErr w:type="gramStart"/>
+      <w:r>
+        <w:rPr>
+          <w:rFonts w:ascii="Times New Roman" w:eastAsia="Times New Roman" w:hAnsi="Times New Roman" w:cs="Times New Roman"/>
+          <w:sz w:val="24"/>
+          <w:szCs w:val="24"/>
+        </w:rPr>
+        <w:t>rep.contact</w:t>
+      </w:r>
+      <w:proofErr w:type="gramEnd"/>
+      <w:r>
+        <w:rPr>
+          <w:rFonts w:ascii="Times New Roman" w:eastAsia="Times New Roman" w:hAnsi="Times New Roman" w:cs="Times New Roman"/>
+          <w:sz w:val="24"/>
+          <w:szCs w:val="24"/>
+        </w:rPr>
+        <w:t>_</w:t>
+      </w:r>
+      <w:proofErr w:type="gramStart"/>
+      <w:r>
+        <w:rPr>
+          <w:rFonts w:ascii="Times New Roman" w:eastAsia="Times New Roman" w:hAnsi="Times New Roman" w:cs="Times New Roman"/>
+          <w:sz w:val="24"/>
+          <w:szCs w:val="24"/>
+        </w:rPr>
+        <w:t>info.phone</w:t>
+      </w:r>
+      <w:proofErr w:type="gramEnd"/>
+      <w:r>
+        <w:rPr>
+          <w:rFonts w:ascii="Times New Roman" w:eastAsia="Times New Roman" w:hAnsi="Times New Roman" w:cs="Times New Roman"/>
+          <w:sz w:val="24"/>
+          <w:szCs w:val="24"/>
+        </w:rPr>
+        <w:t>}}</w:t>
       </w:r>
       <w:r>
         <w:rPr>
@@ -563,24 +601,43 @@
           <w:szCs w:val="24"/>
         </w:rPr>
         <w:tab/>
-        <w:t>Thư điện tử</w:t>
-      </w:r>
-      <w:r>
-        <w:rPr>
-          <w:rFonts w:ascii="Times New Roman" w:eastAsia="Times New Roman" w:hAnsi="Times New Roman" w:cs="Times New Roman"/>
-          <w:i/>
-          <w:sz w:val="24"/>
-          <w:szCs w:val="24"/>
-        </w:rPr>
-        <w:t xml:space="preserve"> (nếu có)</w:t>
-      </w:r>
-      <w:r>
-        <w:rPr>
-          <w:rFonts w:ascii="Times New Roman" w:eastAsia="Times New Roman" w:hAnsi="Times New Roman" w:cs="Times New Roman"/>
-          <w:sz w:val="24"/>
-          <w:szCs w:val="24"/>
-        </w:rPr>
-        <w:t>: {{rep.contact_info.email}}</w:t>
+        <w:t>Thư điện tử: {{</w:t>
+      </w:r>
+      <w:proofErr w:type="gramStart"/>
+      <w:r>
+        <w:rPr>
+          <w:rFonts w:ascii="Times New Roman" w:eastAsia="Times New Roman" w:hAnsi="Times New Roman" w:cs="Times New Roman"/>
+          <w:sz w:val="24"/>
+          <w:szCs w:val="24"/>
+        </w:rPr>
+        <w:t>rep.contact</w:t>
+      </w:r>
+      <w:proofErr w:type="gramEnd"/>
+      <w:r>
+        <w:rPr>
+          <w:rFonts w:ascii="Times New Roman" w:eastAsia="Times New Roman" w:hAnsi="Times New Roman" w:cs="Times New Roman"/>
+          <w:sz w:val="24"/>
+          <w:szCs w:val="24"/>
+        </w:rPr>
+        <w:t>_</w:t>
+      </w:r>
+      <w:proofErr w:type="gramStart"/>
+      <w:r>
+        <w:rPr>
+          <w:rFonts w:ascii="Times New Roman" w:eastAsia="Times New Roman" w:hAnsi="Times New Roman" w:cs="Times New Roman"/>
+          <w:sz w:val="24"/>
+          <w:szCs w:val="24"/>
+        </w:rPr>
+        <w:t>info.email</w:t>
+      </w:r>
+      <w:proofErr w:type="gramEnd"/>
+      <w:r>
+        <w:rPr>
+          <w:rFonts w:ascii="Times New Roman" w:eastAsia="Times New Roman" w:hAnsi="Times New Roman" w:cs="Times New Roman"/>
+          <w:sz w:val="24"/>
+          <w:szCs w:val="24"/>
+        </w:rPr>
+        <w:t>}}</w:t>
       </w:r>
     </w:p>
     <w:p>
@@ -1444,7 +1501,6 @@
           <w:sz w:val="24"/>
           <w:szCs w:val="24"/>
         </w:rPr>
-        <w:lastRenderedPageBreak/>
         <w:t>2. Tên công ty:</w:t>
       </w:r>
     </w:p>
@@ -1468,6 +1524,7 @@
           <w:sz w:val="24"/>
           <w:szCs w:val="24"/>
         </w:rPr>
+        <w:lastRenderedPageBreak/>
         <w:t>Tên công ty viết bằng tiếng Việt (</w:t>
       </w:r>
       <w:r>
@@ -1503,7 +1560,27 @@
           <w:sz w:val="24"/>
           <w:szCs w:val="24"/>
         </w:rPr>
-        <w:t xml:space="preserve"> {{company_info.name.full}}</w:t>
+        <w:t xml:space="preserve"> {{</w:t>
+      </w:r>
+      <w:proofErr w:type="gramStart"/>
+      <w:r>
+        <w:rPr>
+          <w:rFonts w:ascii="Times New Roman" w:eastAsia="Times New Roman" w:hAnsi="Times New Roman" w:cs="Times New Roman"/>
+          <w:b/>
+          <w:sz w:val="24"/>
+          <w:szCs w:val="24"/>
+        </w:rPr>
+        <w:t>company_info.name.full</w:t>
+      </w:r>
+      <w:proofErr w:type="gramEnd"/>
+      <w:r>
+        <w:rPr>
+          <w:rFonts w:ascii="Times New Roman" w:eastAsia="Times New Roman" w:hAnsi="Times New Roman" w:cs="Times New Roman"/>
+          <w:b/>
+          <w:sz w:val="24"/>
+          <w:szCs w:val="24"/>
+        </w:rPr>
+        <w:t>}}</w:t>
       </w:r>
     </w:p>
     <w:p>
@@ -1552,7 +1629,27 @@
           <w:sz w:val="24"/>
           <w:szCs w:val="24"/>
         </w:rPr>
-        <w:t>{{company_info.name.foreign}}</w:t>
+        <w:t>{{</w:t>
+      </w:r>
+      <w:proofErr w:type="gramStart"/>
+      <w:r>
+        <w:rPr>
+          <w:rFonts w:ascii="Times New Roman" w:eastAsia="Times New Roman" w:hAnsi="Times New Roman" w:cs="Times New Roman"/>
+          <w:b/>
+          <w:sz w:val="24"/>
+          <w:szCs w:val="24"/>
+        </w:rPr>
+        <w:t>company_info.name.foreign</w:t>
+      </w:r>
+      <w:proofErr w:type="gramEnd"/>
+      <w:r>
+        <w:rPr>
+          <w:rFonts w:ascii="Times New Roman" w:eastAsia="Times New Roman" w:hAnsi="Times New Roman" w:cs="Times New Roman"/>
+          <w:b/>
+          <w:sz w:val="24"/>
+          <w:szCs w:val="24"/>
+        </w:rPr>
+        <w:t>}}</w:t>
       </w:r>
     </w:p>
     <w:p>
@@ -1602,7 +1699,27 @@
           <w:sz w:val="24"/>
           <w:szCs w:val="24"/>
         </w:rPr>
-        <w:t>{{company_info.name.short}}</w:t>
+        <w:t>{{</w:t>
+      </w:r>
+      <w:proofErr w:type="gramStart"/>
+      <w:r>
+        <w:rPr>
+          <w:rFonts w:ascii="Times New Roman" w:eastAsia="Times New Roman" w:hAnsi="Times New Roman" w:cs="Times New Roman"/>
+          <w:b/>
+          <w:sz w:val="24"/>
+          <w:szCs w:val="24"/>
+        </w:rPr>
+        <w:t>company_info.name.short</w:t>
+      </w:r>
+      <w:proofErr w:type="gramEnd"/>
+      <w:r>
+        <w:rPr>
+          <w:rFonts w:ascii="Times New Roman" w:eastAsia="Times New Roman" w:hAnsi="Times New Roman" w:cs="Times New Roman"/>
+          <w:b/>
+          <w:sz w:val="24"/>
+          <w:szCs w:val="24"/>
+        </w:rPr>
+        <w:t>}}</w:t>
       </w:r>
     </w:p>
     <w:p>
@@ -1642,7 +1759,25 @@
           <w:sz w:val="24"/>
           <w:szCs w:val="24"/>
         </w:rPr>
-        <w:t>{{company_info.full_address}}</w:t>
+        <w:t>{{company_</w:t>
+      </w:r>
+      <w:proofErr w:type="gramStart"/>
+      <w:r>
+        <w:rPr>
+          <w:rFonts w:ascii="Times New Roman" w:eastAsia="Times New Roman" w:hAnsi="Times New Roman" w:cs="Times New Roman"/>
+          <w:sz w:val="24"/>
+          <w:szCs w:val="24"/>
+        </w:rPr>
+        <w:t>info.full</w:t>
+      </w:r>
+      <w:proofErr w:type="gramEnd"/>
+      <w:r>
+        <w:rPr>
+          <w:rFonts w:ascii="Times New Roman" w:eastAsia="Times New Roman" w:hAnsi="Times New Roman" w:cs="Times New Roman"/>
+          <w:sz w:val="24"/>
+          <w:szCs w:val="24"/>
+        </w:rPr>
+        <w:t>_address}}</w:t>
       </w:r>
     </w:p>
     <w:p>
@@ -1713,7 +1848,61 @@
                 <w:sz w:val="24"/>
                 <w:szCs w:val="24"/>
               </w:rPr>
-              <w:t xml:space="preserve">Điện thoại:{{company_info.contact.phone}}             </w:t>
+              <w:t xml:space="preserve">Điện </w:t>
+            </w:r>
+            <w:proofErr w:type="gramStart"/>
+            <w:r>
+              <w:rPr>
+                <w:rFonts w:ascii="Times New Roman" w:hAnsi="Times New Roman" w:cs="Times New Roman"/>
+                <w:sz w:val="24"/>
+                <w:szCs w:val="24"/>
+              </w:rPr>
+              <w:t>thoại:{</w:t>
+            </w:r>
+            <w:proofErr w:type="gramEnd"/>
+            <w:r>
+              <w:rPr>
+                <w:rFonts w:ascii="Times New Roman" w:hAnsi="Times New Roman" w:cs="Times New Roman"/>
+                <w:sz w:val="24"/>
+                <w:szCs w:val="24"/>
+              </w:rPr>
+              <w:t>{company_</w:t>
+            </w:r>
+            <w:proofErr w:type="gramStart"/>
+            <w:r>
+              <w:rPr>
+                <w:rFonts w:ascii="Times New Roman" w:hAnsi="Times New Roman" w:cs="Times New Roman"/>
+                <w:sz w:val="24"/>
+                <w:szCs w:val="24"/>
+              </w:rPr>
+              <w:t>info.contact</w:t>
+            </w:r>
+            <w:proofErr w:type="gramEnd"/>
+            <w:r>
+              <w:rPr>
+                <w:rFonts w:ascii="Times New Roman" w:hAnsi="Times New Roman" w:cs="Times New Roman"/>
+                <w:sz w:val="24"/>
+                <w:szCs w:val="24"/>
+              </w:rPr>
+              <w:t>.phone</w:t>
+            </w:r>
+            <w:proofErr w:type="gramStart"/>
+            <w:r>
+              <w:rPr>
+                <w:rFonts w:ascii="Times New Roman" w:hAnsi="Times New Roman" w:cs="Times New Roman"/>
+                <w:sz w:val="24"/>
+                <w:szCs w:val="24"/>
+              </w:rPr>
+              <w:t xml:space="preserve">}}   </w:t>
+            </w:r>
+            <w:proofErr w:type="gramEnd"/>
+            <w:r>
+              <w:rPr>
+                <w:rFonts w:ascii="Times New Roman" w:hAnsi="Times New Roman" w:cs="Times New Roman"/>
+                <w:sz w:val="24"/>
+                <w:szCs w:val="24"/>
+              </w:rPr>
+              <w:t xml:space="preserve">          </w:t>
             </w:r>
           </w:p>
         </w:tc>
@@ -1770,7 +1959,25 @@
                 <w:sz w:val="24"/>
                 <w:szCs w:val="24"/>
               </w:rPr>
-              <w:t>Thư điện tử: {{company_info.contact.email}}</w:t>
+              <w:t>Thư điện tử: {{company_</w:t>
+            </w:r>
+            <w:proofErr w:type="gramStart"/>
+            <w:r>
+              <w:rPr>
+                <w:rFonts w:ascii="Times New Roman" w:hAnsi="Times New Roman" w:cs="Times New Roman"/>
+                <w:sz w:val="24"/>
+                <w:szCs w:val="24"/>
+              </w:rPr>
+              <w:t>info.contact</w:t>
+            </w:r>
+            <w:proofErr w:type="gramEnd"/>
+            <w:r>
+              <w:rPr>
+                <w:rFonts w:ascii="Times New Roman" w:hAnsi="Times New Roman" w:cs="Times New Roman"/>
+                <w:sz w:val="24"/>
+                <w:szCs w:val="24"/>
+              </w:rPr>
+              <w:t>.email}}</w:t>
             </w:r>
           </w:p>
         </w:tc>
@@ -1792,6 +1999,7 @@
                 <w:szCs w:val="24"/>
               </w:rPr>
             </w:pPr>
+            <w:proofErr w:type="gramStart"/>
             <w:r>
               <w:rPr>
                 <w:rFonts w:ascii="Times New Roman" w:hAnsi="Times New Roman" w:cs="Times New Roman"/>
@@ -1814,7 +2022,34 @@
                 <w:sz w:val="24"/>
                 <w:szCs w:val="24"/>
               </w:rPr>
-              <w:t>{{company_info.contact.website}}</w:t>
+              <w:t>{{</w:t>
+            </w:r>
+            <w:proofErr w:type="gramEnd"/>
+            <w:r>
+              <w:rPr>
+                <w:rFonts w:ascii="Times New Roman" w:hAnsi="Times New Roman" w:cs="Times New Roman"/>
+                <w:sz w:val="24"/>
+                <w:szCs w:val="24"/>
+              </w:rPr>
+              <w:t>company_</w:t>
+            </w:r>
+            <w:proofErr w:type="gramStart"/>
+            <w:r>
+              <w:rPr>
+                <w:rFonts w:ascii="Times New Roman" w:hAnsi="Times New Roman" w:cs="Times New Roman"/>
+                <w:sz w:val="24"/>
+                <w:szCs w:val="24"/>
+              </w:rPr>
+              <w:t>info.contact</w:t>
+            </w:r>
+            <w:proofErr w:type="gramEnd"/>
+            <w:r>
+              <w:rPr>
+                <w:rFonts w:ascii="Times New Roman" w:hAnsi="Times New Roman" w:cs="Times New Roman"/>
+                <w:sz w:val="24"/>
+                <w:szCs w:val="24"/>
+              </w:rPr>
+              <w:t>.website}}</w:t>
             </w:r>
           </w:p>
         </w:tc>
@@ -2151,7 +2386,25 @@
           <w:sz w:val="24"/>
           <w:szCs w:val="24"/>
         </w:rPr>
-        <w:t>- Doanh nghiệp có Giấy chứng nhận quyền sử dụng đất tại đảo và xã, phường biên giới; xã, phường ven biển; khu vực khác có ảnh hưởng đến quốc phòng, an ninh:</w:t>
+        <w:t xml:space="preserve">- Doanh nghiệp có Giấy chứng nhận quyền sử dụng đất tại đảo và xã, phường biên giới; xã, phường ven biển; khu vực khác có ảnh hưởng đến quốc phòng, </w:t>
+      </w:r>
+      <w:proofErr w:type="gramStart"/>
+      <w:r>
+        <w:rPr>
+          <w:rFonts w:ascii="Times New Roman" w:eastAsia="Times New Roman" w:hAnsi="Times New Roman" w:cs="Times New Roman"/>
+          <w:sz w:val="24"/>
+          <w:szCs w:val="24"/>
+        </w:rPr>
+        <w:t>an</w:t>
+      </w:r>
+      <w:proofErr w:type="gramEnd"/>
+      <w:r>
+        <w:rPr>
+          <w:rFonts w:ascii="Times New Roman" w:eastAsia="Times New Roman" w:hAnsi="Times New Roman" w:cs="Times New Roman"/>
+          <w:sz w:val="24"/>
+          <w:szCs w:val="24"/>
+        </w:rPr>
+        <w:t xml:space="preserve"> ninh:</w:t>
       </w:r>
       <w:r>
         <w:rPr>
@@ -2496,7 +2749,17 @@
                 <w:sz w:val="24"/>
                 <w:szCs w:val="24"/>
               </w:rPr>
-              <w:t>{{ind.ten_nganh}}</w:t>
+              <w:t>{{ind.ten_nganh</w:t>
+            </w:r>
+            <w:proofErr w:type="gramStart"/>
+            <w:r>
+              <w:rPr>
+                <w:rFonts w:ascii="Times New Roman" w:eastAsia="Times New Roman" w:hAnsi="Times New Roman" w:cs="Times New Roman"/>
+                <w:bCs/>
+                <w:sz w:val="24"/>
+                <w:szCs w:val="24"/>
+              </w:rPr>
+              <w:t>}}</w:t>
             </w:r>
             <w:r>
               <w:rPr>
@@ -2507,7 +2770,67 @@
                 <w:sz w:val="24"/>
                 <w:szCs w:val="24"/>
               </w:rPr>
-              <w:t>{% if ind.ghi_chu %}{{ind.ghi_chu}}{% endif %}</w:t>
+              <w:t>{</w:t>
+            </w:r>
+            <w:proofErr w:type="gramEnd"/>
+            <w:r>
+              <w:rPr>
+                <w:rFonts w:ascii="Times New Roman" w:eastAsia="Times New Roman" w:hAnsi="Times New Roman" w:cs="Times New Roman"/>
+                <w:bCs/>
+                <w:i/>
+                <w:iCs/>
+                <w:sz w:val="24"/>
+                <w:szCs w:val="24"/>
+              </w:rPr>
+              <w:t xml:space="preserve">% if ind.ghi_chu </w:t>
+            </w:r>
+            <w:proofErr w:type="gramStart"/>
+            <w:r>
+              <w:rPr>
+                <w:rFonts w:ascii="Times New Roman" w:eastAsia="Times New Roman" w:hAnsi="Times New Roman" w:cs="Times New Roman"/>
+                <w:bCs/>
+                <w:i/>
+                <w:iCs/>
+                <w:sz w:val="24"/>
+                <w:szCs w:val="24"/>
+              </w:rPr>
+              <w:t>%}{</w:t>
+            </w:r>
+            <w:proofErr w:type="gramEnd"/>
+            <w:r>
+              <w:rPr>
+                <w:rFonts w:ascii="Times New Roman" w:eastAsia="Times New Roman" w:hAnsi="Times New Roman" w:cs="Times New Roman"/>
+                <w:bCs/>
+                <w:i/>
+                <w:iCs/>
+                <w:sz w:val="24"/>
+                <w:szCs w:val="24"/>
+              </w:rPr>
+              <w:t>{ind.ghi_chu</w:t>
+            </w:r>
+            <w:proofErr w:type="gramStart"/>
+            <w:r>
+              <w:rPr>
+                <w:rFonts w:ascii="Times New Roman" w:eastAsia="Times New Roman" w:hAnsi="Times New Roman" w:cs="Times New Roman"/>
+                <w:bCs/>
+                <w:i/>
+                <w:iCs/>
+                <w:sz w:val="24"/>
+                <w:szCs w:val="24"/>
+              </w:rPr>
+              <w:t>}}{</w:t>
+            </w:r>
+            <w:proofErr w:type="gramEnd"/>
+            <w:r>
+              <w:rPr>
+                <w:rFonts w:ascii="Times New Roman" w:eastAsia="Times New Roman" w:hAnsi="Times New Roman" w:cs="Times New Roman"/>
+                <w:bCs/>
+                <w:i/>
+                <w:iCs/>
+                <w:sz w:val="24"/>
+                <w:szCs w:val="24"/>
+              </w:rPr>
+              <w:t>% endif %}</w:t>
             </w:r>
           </w:p>
         </w:tc>
@@ -2561,7 +2884,27 @@
                 <w:sz w:val="24"/>
                 <w:szCs w:val="24"/>
               </w:rPr>
-              <w:t>{{ind.chinh}}</w:t>
+              <w:t>{{</w:t>
+            </w:r>
+            <w:proofErr w:type="gramStart"/>
+            <w:r>
+              <w:rPr>
+                <w:rFonts w:ascii="Times New Roman" w:eastAsia="Times New Roman" w:hAnsi="Times New Roman" w:cs="Times New Roman"/>
+                <w:bCs/>
+                <w:sz w:val="24"/>
+                <w:szCs w:val="24"/>
+              </w:rPr>
+              <w:t>ind.chinh</w:t>
+            </w:r>
+            <w:proofErr w:type="gramEnd"/>
+            <w:r>
+              <w:rPr>
+                <w:rFonts w:ascii="Times New Roman" w:eastAsia="Times New Roman" w:hAnsi="Times New Roman" w:cs="Times New Roman"/>
+                <w:bCs/>
+                <w:sz w:val="24"/>
+                <w:szCs w:val="24"/>
+              </w:rPr>
+              <w:t>}}</w:t>
             </w:r>
           </w:p>
         </w:tc>
@@ -2669,7 +3012,25 @@
           <w:sz w:val="24"/>
           <w:szCs w:val="24"/>
         </w:rPr>
-        <w:t>{{charter_capital.info.amount}}</w:t>
+        <w:t>{{</w:t>
+      </w:r>
+      <w:proofErr w:type="gramStart"/>
+      <w:r>
+        <w:rPr>
+          <w:rFonts w:ascii="Times New Roman" w:eastAsia="Times New Roman" w:hAnsi="Times New Roman" w:cs="Times New Roman"/>
+          <w:sz w:val="24"/>
+          <w:szCs w:val="24"/>
+        </w:rPr>
+        <w:t>charter_capital.info.amount</w:t>
+      </w:r>
+      <w:proofErr w:type="gramEnd"/>
+      <w:r>
+        <w:rPr>
+          <w:rFonts w:ascii="Times New Roman" w:eastAsia="Times New Roman" w:hAnsi="Times New Roman" w:cs="Times New Roman"/>
+          <w:sz w:val="24"/>
+          <w:szCs w:val="24"/>
+        </w:rPr>
+        <w:t>}}</w:t>
       </w:r>
     </w:p>
     <w:p>
@@ -3152,7 +3513,25 @@
                 <w:sz w:val="24"/>
                 <w:szCs w:val="24"/>
               </w:rPr>
-              <w:t>{{charter_capital.info.amount}}</w:t>
+              <w:t>{{</w:t>
+            </w:r>
+            <w:proofErr w:type="gramStart"/>
+            <w:r>
+              <w:rPr>
+                <w:rFonts w:ascii="Times New Roman" w:eastAsia="Times New Roman" w:hAnsi="Times New Roman" w:cs="Times New Roman"/>
+                <w:sz w:val="24"/>
+                <w:szCs w:val="24"/>
+              </w:rPr>
+              <w:t>charter_capital.info.amount</w:t>
+            </w:r>
+            <w:proofErr w:type="gramEnd"/>
+            <w:r>
+              <w:rPr>
+                <w:rFonts w:ascii="Times New Roman" w:eastAsia="Times New Roman" w:hAnsi="Times New Roman" w:cs="Times New Roman"/>
+                <w:sz w:val="24"/>
+                <w:szCs w:val="24"/>
+              </w:rPr>
+              <w:t>}}</w:t>
             </w:r>
           </w:p>
         </w:tc>
@@ -3422,7 +3801,25 @@
                 <w:sz w:val="24"/>
                 <w:szCs w:val="24"/>
               </w:rPr>
-              <w:t>{{charter_capital.info.amount}}</w:t>
+              <w:t>{{</w:t>
+            </w:r>
+            <w:proofErr w:type="gramStart"/>
+            <w:r>
+              <w:rPr>
+                <w:rFonts w:ascii="Times New Roman" w:eastAsia="Times New Roman" w:hAnsi="Times New Roman" w:cs="Times New Roman"/>
+                <w:sz w:val="24"/>
+                <w:szCs w:val="24"/>
+              </w:rPr>
+              <w:t>charter_capital.info.amount</w:t>
+            </w:r>
+            <w:proofErr w:type="gramEnd"/>
+            <w:r>
+              <w:rPr>
+                <w:rFonts w:ascii="Times New Roman" w:eastAsia="Times New Roman" w:hAnsi="Times New Roman" w:cs="Times New Roman"/>
+                <w:sz w:val="24"/>
+                <w:szCs w:val="24"/>
+              </w:rPr>
+              <w:t>}}</w:t>
             </w:r>
           </w:p>
         </w:tc>
@@ -3671,8 +4068,19 @@
           <w:sz w:val="24"/>
           <w:szCs w:val="24"/>
         </w:rPr>
-        <w:t>8. Người đại diện theo pháp luật :</w:t>
-      </w:r>
+        <w:t xml:space="preserve">8. Người đại diện theo pháp </w:t>
+      </w:r>
+      <w:proofErr w:type="gramStart"/>
+      <w:r>
+        <w:rPr>
+          <w:rFonts w:ascii="Times New Roman" w:eastAsia="Times New Roman" w:hAnsi="Times New Roman" w:cs="Times New Roman"/>
+          <w:b/>
+          <w:sz w:val="24"/>
+          <w:szCs w:val="24"/>
+        </w:rPr>
+        <w:t>luật :</w:t>
+      </w:r>
+      <w:proofErr w:type="gramEnd"/>
     </w:p>
     <w:p>
       <w:pPr>
@@ -3731,7 +4139,43 @@
           <w:sz w:val="24"/>
           <w:szCs w:val="24"/>
         </w:rPr>
-        <w:t>Họ, chữ đệm và tên (ghi bằng chữ in hoa): {{rep.personal_info.full_name}}</w:t>
+        <w:t>Họ, chữ đệm và tên (ghi bằng chữ in hoa): {{</w:t>
+      </w:r>
+      <w:proofErr w:type="gramStart"/>
+      <w:r>
+        <w:rPr>
+          <w:rFonts w:ascii="Times New Roman" w:eastAsia="Times New Roman" w:hAnsi="Times New Roman" w:cs="Times New Roman"/>
+          <w:sz w:val="24"/>
+          <w:szCs w:val="24"/>
+        </w:rPr>
+        <w:t>rep.personal</w:t>
+      </w:r>
+      <w:proofErr w:type="gramEnd"/>
+      <w:r>
+        <w:rPr>
+          <w:rFonts w:ascii="Times New Roman" w:eastAsia="Times New Roman" w:hAnsi="Times New Roman" w:cs="Times New Roman"/>
+          <w:sz w:val="24"/>
+          <w:szCs w:val="24"/>
+        </w:rPr>
+        <w:t>_</w:t>
+      </w:r>
+      <w:proofErr w:type="gramStart"/>
+      <w:r>
+        <w:rPr>
+          <w:rFonts w:ascii="Times New Roman" w:eastAsia="Times New Roman" w:hAnsi="Times New Roman" w:cs="Times New Roman"/>
+          <w:sz w:val="24"/>
+          <w:szCs w:val="24"/>
+        </w:rPr>
+        <w:t>info.full</w:t>
+      </w:r>
+      <w:proofErr w:type="gramEnd"/>
+      <w:r>
+        <w:rPr>
+          <w:rFonts w:ascii="Times New Roman" w:eastAsia="Times New Roman" w:hAnsi="Times New Roman" w:cs="Times New Roman"/>
+          <w:sz w:val="24"/>
+          <w:szCs w:val="24"/>
+        </w:rPr>
+        <w:t>_name}}</w:t>
       </w:r>
     </w:p>
     <w:p>
@@ -3761,7 +4205,43 @@
           <w:sz w:val="24"/>
           <w:szCs w:val="24"/>
         </w:rPr>
-        <w:t>Ngày, tháng, năm sinh: {{rep.personal_info.birth_date}}</w:t>
+        <w:t>Ngày, tháng, năm sinh: {{</w:t>
+      </w:r>
+      <w:proofErr w:type="gramStart"/>
+      <w:r>
+        <w:rPr>
+          <w:rFonts w:ascii="Times New Roman" w:eastAsia="Times New Roman" w:hAnsi="Times New Roman" w:cs="Times New Roman"/>
+          <w:sz w:val="24"/>
+          <w:szCs w:val="24"/>
+        </w:rPr>
+        <w:t>rep.personal</w:t>
+      </w:r>
+      <w:proofErr w:type="gramEnd"/>
+      <w:r>
+        <w:rPr>
+          <w:rFonts w:ascii="Times New Roman" w:eastAsia="Times New Roman" w:hAnsi="Times New Roman" w:cs="Times New Roman"/>
+          <w:sz w:val="24"/>
+          <w:szCs w:val="24"/>
+        </w:rPr>
+        <w:t>_</w:t>
+      </w:r>
+      <w:proofErr w:type="gramStart"/>
+      <w:r>
+        <w:rPr>
+          <w:rFonts w:ascii="Times New Roman" w:eastAsia="Times New Roman" w:hAnsi="Times New Roman" w:cs="Times New Roman"/>
+          <w:sz w:val="24"/>
+          <w:szCs w:val="24"/>
+        </w:rPr>
+        <w:t>info.birth</w:t>
+      </w:r>
+      <w:proofErr w:type="gramEnd"/>
+      <w:r>
+        <w:rPr>
+          <w:rFonts w:ascii="Times New Roman" w:eastAsia="Times New Roman" w:hAnsi="Times New Roman" w:cs="Times New Roman"/>
+          <w:sz w:val="24"/>
+          <w:szCs w:val="24"/>
+        </w:rPr>
+        <w:t>_date}}</w:t>
       </w:r>
     </w:p>
     <w:p>
@@ -3791,7 +4271,43 @@
           <w:sz w:val="24"/>
           <w:szCs w:val="24"/>
         </w:rPr>
-        <w:t>Giới tính: {{rep.personal_info.gender}}</w:t>
+        <w:t>Giới tính: {{</w:t>
+      </w:r>
+      <w:proofErr w:type="gramStart"/>
+      <w:r>
+        <w:rPr>
+          <w:rFonts w:ascii="Times New Roman" w:eastAsia="Times New Roman" w:hAnsi="Times New Roman" w:cs="Times New Roman"/>
+          <w:sz w:val="24"/>
+          <w:szCs w:val="24"/>
+        </w:rPr>
+        <w:t>rep.personal</w:t>
+      </w:r>
+      <w:proofErr w:type="gramEnd"/>
+      <w:r>
+        <w:rPr>
+          <w:rFonts w:ascii="Times New Roman" w:eastAsia="Times New Roman" w:hAnsi="Times New Roman" w:cs="Times New Roman"/>
+          <w:sz w:val="24"/>
+          <w:szCs w:val="24"/>
+        </w:rPr>
+        <w:t>_</w:t>
+      </w:r>
+      <w:proofErr w:type="gramStart"/>
+      <w:r>
+        <w:rPr>
+          <w:rFonts w:ascii="Times New Roman" w:eastAsia="Times New Roman" w:hAnsi="Times New Roman" w:cs="Times New Roman"/>
+          <w:sz w:val="24"/>
+          <w:szCs w:val="24"/>
+        </w:rPr>
+        <w:t>info.gender</w:t>
+      </w:r>
+      <w:proofErr w:type="gramEnd"/>
+      <w:r>
+        <w:rPr>
+          <w:rFonts w:ascii="Times New Roman" w:eastAsia="Times New Roman" w:hAnsi="Times New Roman" w:cs="Times New Roman"/>
+          <w:sz w:val="24"/>
+          <w:szCs w:val="24"/>
+        </w:rPr>
+        <w:t>}}</w:t>
       </w:r>
     </w:p>
     <w:p>
@@ -3859,7 +4375,25 @@
           <w:sz w:val="24"/>
           <w:szCs w:val="24"/>
         </w:rPr>
-        <w:t>Chức danh: {{rep.position.text}}</w:t>
+        <w:t>Chức danh: {{</w:t>
+      </w:r>
+      <w:proofErr w:type="gramStart"/>
+      <w:r>
+        <w:rPr>
+          <w:rFonts w:ascii="Times New Roman" w:eastAsia="Times New Roman" w:hAnsi="Times New Roman" w:cs="Times New Roman"/>
+          <w:sz w:val="24"/>
+          <w:szCs w:val="24"/>
+        </w:rPr>
+        <w:t>rep.position</w:t>
+      </w:r>
+      <w:proofErr w:type="gramEnd"/>
+      <w:r>
+        <w:rPr>
+          <w:rFonts w:ascii="Times New Roman" w:eastAsia="Times New Roman" w:hAnsi="Times New Roman" w:cs="Times New Roman"/>
+          <w:sz w:val="24"/>
+          <w:szCs w:val="24"/>
+        </w:rPr>
+        <w:t>.text}}</w:t>
       </w:r>
     </w:p>
     <w:p>
@@ -3889,7 +4423,25 @@
           <w:sz w:val="24"/>
           <w:szCs w:val="24"/>
         </w:rPr>
-        <w:t>Địa chỉ liên lạc: {{rep.full_address}}</w:t>
+        <w:t>Địa chỉ liên lạc: {{</w:t>
+      </w:r>
+      <w:proofErr w:type="gramStart"/>
+      <w:r>
+        <w:rPr>
+          <w:rFonts w:ascii="Times New Roman" w:eastAsia="Times New Roman" w:hAnsi="Times New Roman" w:cs="Times New Roman"/>
+          <w:sz w:val="24"/>
+          <w:szCs w:val="24"/>
+        </w:rPr>
+        <w:t>rep.full</w:t>
+      </w:r>
+      <w:proofErr w:type="gramEnd"/>
+      <w:r>
+        <w:rPr>
+          <w:rFonts w:ascii="Times New Roman" w:eastAsia="Times New Roman" w:hAnsi="Times New Roman" w:cs="Times New Roman"/>
+          <w:sz w:val="24"/>
+          <w:szCs w:val="24"/>
+        </w:rPr>
+        <w:t>_address}}</w:t>
       </w:r>
     </w:p>
     <w:p>
@@ -3919,8 +4471,18 @@
           <w:sz w:val="24"/>
           <w:szCs w:val="24"/>
         </w:rPr>
-        <w:t>{%- else -%}</w:t>
-      </w:r>
+        <w:t xml:space="preserve">{%- else </w:t>
+      </w:r>
+      <w:proofErr w:type="gramStart"/>
+      <w:r>
+        <w:rPr>
+          <w:rFonts w:ascii="Times New Roman" w:eastAsia="Times New Roman" w:hAnsi="Times New Roman" w:cs="Times New Roman"/>
+          <w:sz w:val="24"/>
+          <w:szCs w:val="24"/>
+        </w:rPr>
+        <w:t>-%}</w:t>
+      </w:r>
+      <w:proofErr w:type="gramEnd"/>
     </w:p>
     <w:p>
       <w:pPr>
@@ -3949,8 +4511,18 @@
           <w:sz w:val="24"/>
           <w:szCs w:val="24"/>
         </w:rPr>
-        <w:t>{%- for rep in representatives -%}</w:t>
-      </w:r>
+        <w:t xml:space="preserve">{%- for rep in representatives </w:t>
+      </w:r>
+      <w:proofErr w:type="gramStart"/>
+      <w:r>
+        <w:rPr>
+          <w:rFonts w:ascii="Times New Roman" w:eastAsia="Times New Roman" w:hAnsi="Times New Roman" w:cs="Times New Roman"/>
+          <w:sz w:val="24"/>
+          <w:szCs w:val="24"/>
+        </w:rPr>
+        <w:t>-%}</w:t>
+      </w:r>
+      <w:proofErr w:type="gramEnd"/>
     </w:p>
     <w:p>
       <w:pPr>
@@ -3983,7 +4555,73 @@
           <w:sz w:val="24"/>
           <w:szCs w:val="24"/>
         </w:rPr>
-        <w:t>8.{{ loop.index}}) Người đại diện {{ loop.index }}:</w:t>
+        <w:t>8.</w:t>
+      </w:r>
+      <w:proofErr w:type="gramStart"/>
+      <w:r>
+        <w:rPr>
+          <w:rFonts w:ascii="Times New Roman" w:eastAsia="Times New Roman" w:hAnsi="Times New Roman" w:cs="Times New Roman"/>
+          <w:i/>
+          <w:iCs/>
+          <w:sz w:val="24"/>
+          <w:szCs w:val="24"/>
+        </w:rPr>
+        <w:t>{{ loop</w:t>
+      </w:r>
+      <w:proofErr w:type="gramEnd"/>
+      <w:r>
+        <w:rPr>
+          <w:rFonts w:ascii="Times New Roman" w:eastAsia="Times New Roman" w:hAnsi="Times New Roman" w:cs="Times New Roman"/>
+          <w:i/>
+          <w:iCs/>
+          <w:sz w:val="24"/>
+          <w:szCs w:val="24"/>
+        </w:rPr>
+        <w:t xml:space="preserve">.index}}) Người đại diện </w:t>
+      </w:r>
+      <w:proofErr w:type="gramStart"/>
+      <w:r>
+        <w:rPr>
+          <w:rFonts w:ascii="Times New Roman" w:eastAsia="Times New Roman" w:hAnsi="Times New Roman" w:cs="Times New Roman"/>
+          <w:i/>
+          <w:iCs/>
+          <w:sz w:val="24"/>
+          <w:szCs w:val="24"/>
+        </w:rPr>
+        <w:t>{{ loop</w:t>
+      </w:r>
+      <w:proofErr w:type="gramEnd"/>
+      <w:r>
+        <w:rPr>
+          <w:rFonts w:ascii="Times New Roman" w:eastAsia="Times New Roman" w:hAnsi="Times New Roman" w:cs="Times New Roman"/>
+          <w:i/>
+          <w:iCs/>
+          <w:sz w:val="24"/>
+          <w:szCs w:val="24"/>
+        </w:rPr>
+        <w:t>.</w:t>
+      </w:r>
+      <w:proofErr w:type="gramStart"/>
+      <w:r>
+        <w:rPr>
+          <w:rFonts w:ascii="Times New Roman" w:eastAsia="Times New Roman" w:hAnsi="Times New Roman" w:cs="Times New Roman"/>
+          <w:i/>
+          <w:iCs/>
+          <w:sz w:val="24"/>
+          <w:szCs w:val="24"/>
+        </w:rPr>
+        <w:t>index }</w:t>
+      </w:r>
+      <w:proofErr w:type="gramEnd"/>
+      <w:r>
+        <w:rPr>
+          <w:rFonts w:ascii="Times New Roman" w:eastAsia="Times New Roman" w:hAnsi="Times New Roman" w:cs="Times New Roman"/>
+          <w:i/>
+          <w:iCs/>
+          <w:sz w:val="24"/>
+          <w:szCs w:val="24"/>
+        </w:rPr>
+        <w:t>}:</w:t>
       </w:r>
     </w:p>
     <w:p>
@@ -4013,7 +4651,43 @@
           <w:sz w:val="24"/>
           <w:szCs w:val="24"/>
         </w:rPr>
-        <w:t>Họ, chữ đệm và tên (ghi bằng chữ in hoa): {{rep.personal_info.full_name}}</w:t>
+        <w:t>Họ, chữ đệm và tên (ghi bằng chữ in hoa): {{</w:t>
+      </w:r>
+      <w:proofErr w:type="gramStart"/>
+      <w:r>
+        <w:rPr>
+          <w:rFonts w:ascii="Times New Roman" w:eastAsia="Times New Roman" w:hAnsi="Times New Roman" w:cs="Times New Roman"/>
+          <w:sz w:val="24"/>
+          <w:szCs w:val="24"/>
+        </w:rPr>
+        <w:t>rep.personal</w:t>
+      </w:r>
+      <w:proofErr w:type="gramEnd"/>
+      <w:r>
+        <w:rPr>
+          <w:rFonts w:ascii="Times New Roman" w:eastAsia="Times New Roman" w:hAnsi="Times New Roman" w:cs="Times New Roman"/>
+          <w:sz w:val="24"/>
+          <w:szCs w:val="24"/>
+        </w:rPr>
+        <w:t>_</w:t>
+      </w:r>
+      <w:proofErr w:type="gramStart"/>
+      <w:r>
+        <w:rPr>
+          <w:rFonts w:ascii="Times New Roman" w:eastAsia="Times New Roman" w:hAnsi="Times New Roman" w:cs="Times New Roman"/>
+          <w:sz w:val="24"/>
+          <w:szCs w:val="24"/>
+        </w:rPr>
+        <w:t>info.full</w:t>
+      </w:r>
+      <w:proofErr w:type="gramEnd"/>
+      <w:r>
+        <w:rPr>
+          <w:rFonts w:ascii="Times New Roman" w:eastAsia="Times New Roman" w:hAnsi="Times New Roman" w:cs="Times New Roman"/>
+          <w:sz w:val="24"/>
+          <w:szCs w:val="24"/>
+        </w:rPr>
+        <w:t>_name}}</w:t>
       </w:r>
     </w:p>
     <w:p>
@@ -4043,7 +4717,43 @@
           <w:sz w:val="24"/>
           <w:szCs w:val="24"/>
         </w:rPr>
-        <w:t>Ngày, tháng, năm sinh: {{rep.personal_info.birth_date}}</w:t>
+        <w:t>Ngày, tháng, năm sinh: {{</w:t>
+      </w:r>
+      <w:proofErr w:type="gramStart"/>
+      <w:r>
+        <w:rPr>
+          <w:rFonts w:ascii="Times New Roman" w:eastAsia="Times New Roman" w:hAnsi="Times New Roman" w:cs="Times New Roman"/>
+          <w:sz w:val="24"/>
+          <w:szCs w:val="24"/>
+        </w:rPr>
+        <w:t>rep.personal</w:t>
+      </w:r>
+      <w:proofErr w:type="gramEnd"/>
+      <w:r>
+        <w:rPr>
+          <w:rFonts w:ascii="Times New Roman" w:eastAsia="Times New Roman" w:hAnsi="Times New Roman" w:cs="Times New Roman"/>
+          <w:sz w:val="24"/>
+          <w:szCs w:val="24"/>
+        </w:rPr>
+        <w:t>_</w:t>
+      </w:r>
+      <w:proofErr w:type="gramStart"/>
+      <w:r>
+        <w:rPr>
+          <w:rFonts w:ascii="Times New Roman" w:eastAsia="Times New Roman" w:hAnsi="Times New Roman" w:cs="Times New Roman"/>
+          <w:sz w:val="24"/>
+          <w:szCs w:val="24"/>
+        </w:rPr>
+        <w:t>info.birth</w:t>
+      </w:r>
+      <w:proofErr w:type="gramEnd"/>
+      <w:r>
+        <w:rPr>
+          <w:rFonts w:ascii="Times New Roman" w:eastAsia="Times New Roman" w:hAnsi="Times New Roman" w:cs="Times New Roman"/>
+          <w:sz w:val="24"/>
+          <w:szCs w:val="24"/>
+        </w:rPr>
+        <w:t>_date}}</w:t>
       </w:r>
     </w:p>
     <w:p>
@@ -4073,7 +4783,43 @@
           <w:sz w:val="24"/>
           <w:szCs w:val="24"/>
         </w:rPr>
-        <w:t>Giới tính: {{rep.personal_info.gender}}</w:t>
+        <w:t>Giới tính: {{</w:t>
+      </w:r>
+      <w:proofErr w:type="gramStart"/>
+      <w:r>
+        <w:rPr>
+          <w:rFonts w:ascii="Times New Roman" w:eastAsia="Times New Roman" w:hAnsi="Times New Roman" w:cs="Times New Roman"/>
+          <w:sz w:val="24"/>
+          <w:szCs w:val="24"/>
+        </w:rPr>
+        <w:t>rep.personal</w:t>
+      </w:r>
+      <w:proofErr w:type="gramEnd"/>
+      <w:r>
+        <w:rPr>
+          <w:rFonts w:ascii="Times New Roman" w:eastAsia="Times New Roman" w:hAnsi="Times New Roman" w:cs="Times New Roman"/>
+          <w:sz w:val="24"/>
+          <w:szCs w:val="24"/>
+        </w:rPr>
+        <w:t>_</w:t>
+      </w:r>
+      <w:proofErr w:type="gramStart"/>
+      <w:r>
+        <w:rPr>
+          <w:rFonts w:ascii="Times New Roman" w:eastAsia="Times New Roman" w:hAnsi="Times New Roman" w:cs="Times New Roman"/>
+          <w:sz w:val="24"/>
+          <w:szCs w:val="24"/>
+        </w:rPr>
+        <w:t>info.gender</w:t>
+      </w:r>
+      <w:proofErr w:type="gramEnd"/>
+      <w:r>
+        <w:rPr>
+          <w:rFonts w:ascii="Times New Roman" w:eastAsia="Times New Roman" w:hAnsi="Times New Roman" w:cs="Times New Roman"/>
+          <w:sz w:val="24"/>
+          <w:szCs w:val="24"/>
+        </w:rPr>
+        <w:t>}}</w:t>
       </w:r>
     </w:p>
     <w:p>
@@ -4141,7 +4887,25 @@
           <w:sz w:val="24"/>
           <w:szCs w:val="24"/>
         </w:rPr>
-        <w:t>Chức danh: {{rep.position.text}}</w:t>
+        <w:t>Chức danh: {{</w:t>
+      </w:r>
+      <w:proofErr w:type="gramStart"/>
+      <w:r>
+        <w:rPr>
+          <w:rFonts w:ascii="Times New Roman" w:eastAsia="Times New Roman" w:hAnsi="Times New Roman" w:cs="Times New Roman"/>
+          <w:sz w:val="24"/>
+          <w:szCs w:val="24"/>
+        </w:rPr>
+        <w:t>rep.position</w:t>
+      </w:r>
+      <w:proofErr w:type="gramEnd"/>
+      <w:r>
+        <w:rPr>
+          <w:rFonts w:ascii="Times New Roman" w:eastAsia="Times New Roman" w:hAnsi="Times New Roman" w:cs="Times New Roman"/>
+          <w:sz w:val="24"/>
+          <w:szCs w:val="24"/>
+        </w:rPr>
+        <w:t>.text}}</w:t>
       </w:r>
     </w:p>
     <w:p>
@@ -4171,7 +4935,25 @@
           <w:sz w:val="24"/>
           <w:szCs w:val="24"/>
         </w:rPr>
-        <w:t>Địa chỉ liên lạc: {{rep.full_address}}</w:t>
+        <w:t>Địa chỉ liên lạc: {{</w:t>
+      </w:r>
+      <w:proofErr w:type="gramStart"/>
+      <w:r>
+        <w:rPr>
+          <w:rFonts w:ascii="Times New Roman" w:eastAsia="Times New Roman" w:hAnsi="Times New Roman" w:cs="Times New Roman"/>
+          <w:sz w:val="24"/>
+          <w:szCs w:val="24"/>
+        </w:rPr>
+        <w:t>rep.full</w:t>
+      </w:r>
+      <w:proofErr w:type="gramEnd"/>
+      <w:r>
+        <w:rPr>
+          <w:rFonts w:ascii="Times New Roman" w:eastAsia="Times New Roman" w:hAnsi="Times New Roman" w:cs="Times New Roman"/>
+          <w:sz w:val="24"/>
+          <w:szCs w:val="24"/>
+        </w:rPr>
+        <w:t>_address}}</w:t>
       </w:r>
     </w:p>
     <w:p>
@@ -4201,8 +4983,18 @@
           <w:sz w:val="24"/>
           <w:szCs w:val="24"/>
         </w:rPr>
-        <w:t>{%- endfor %}</w:t>
-      </w:r>
+        <w:t xml:space="preserve">{%- </w:t>
+      </w:r>
+      <w:proofErr w:type="gramStart"/>
+      <w:r>
+        <w:rPr>
+          <w:rFonts w:ascii="Times New Roman" w:eastAsia="Times New Roman" w:hAnsi="Times New Roman" w:cs="Times New Roman"/>
+          <w:sz w:val="24"/>
+          <w:szCs w:val="24"/>
+        </w:rPr>
+        <w:t>endfor %}</w:t>
+      </w:r>
+      <w:proofErr w:type="gramEnd"/>
     </w:p>
     <w:p>
       <w:pPr>
@@ -4231,8 +5023,18 @@
           <w:sz w:val="24"/>
           <w:szCs w:val="24"/>
         </w:rPr>
-        <w:t>{%- endif %}</w:t>
-      </w:r>
+        <w:t xml:space="preserve">{%- </w:t>
+      </w:r>
+      <w:proofErr w:type="gramStart"/>
+      <w:r>
+        <w:rPr>
+          <w:rFonts w:ascii="Times New Roman" w:eastAsia="Times New Roman" w:hAnsi="Times New Roman" w:cs="Times New Roman"/>
+          <w:sz w:val="24"/>
+          <w:szCs w:val="24"/>
+        </w:rPr>
+        <w:t>endif %}</w:t>
+      </w:r>
+      <w:proofErr w:type="gramEnd"/>
     </w:p>
     <w:p>
       <w:pPr>
@@ -4365,8 +5167,18 @@
                 <w:sz w:val="24"/>
                 <w:szCs w:val="24"/>
               </w:rPr>
-              <w:t>): …………………..</w:t>
-            </w:r>
+              <w:t>): ………………</w:t>
+            </w:r>
+            <w:proofErr w:type="gramStart"/>
+            <w:r>
+              <w:rPr>
+                <w:rFonts w:ascii="Times New Roman" w:eastAsia="Times New Roman" w:hAnsi="Times New Roman" w:cs="Times New Roman"/>
+                <w:sz w:val="24"/>
+                <w:szCs w:val="24"/>
+              </w:rPr>
+              <w:t>…..</w:t>
+            </w:r>
+            <w:proofErr w:type="gramEnd"/>
           </w:p>
           <w:p>
             <w:pPr>
@@ -4384,7 +5196,25 @@
                 <w:szCs w:val="24"/>
               </w:rPr>
               <w:lastRenderedPageBreak/>
-              <w:t xml:space="preserve">Ngày cấp: …./…./…. Nơi cấp: …………………………………………...…. </w:t>
+              <w:t xml:space="preserve">Ngày cấp: </w:t>
+            </w:r>
+            <w:proofErr w:type="gramStart"/>
+            <w:r>
+              <w:rPr>
+                <w:rFonts w:ascii="Times New Roman" w:eastAsia="Times New Roman" w:hAnsi="Times New Roman" w:cs="Times New Roman"/>
+                <w:sz w:val="24"/>
+                <w:szCs w:val="24"/>
+              </w:rPr>
+              <w:t>…./…./</w:t>
+            </w:r>
+            <w:proofErr w:type="gramEnd"/>
+            <w:r>
+              <w:rPr>
+                <w:rFonts w:ascii="Times New Roman" w:eastAsia="Times New Roman" w:hAnsi="Times New Roman" w:cs="Times New Roman"/>
+                <w:sz w:val="24"/>
+                <w:szCs w:val="24"/>
+              </w:rPr>
+              <w:t xml:space="preserve">…. Nơi cấp: …………………………………………...…. </w:t>
             </w:r>
             <w:r>
               <w:rPr>
@@ -4682,7 +5512,51 @@
                 <w:sz w:val="24"/>
                 <w:szCs w:val="24"/>
               </w:rPr>
-              <w:t>{{rep_ceo.personal_info.full_name}}</w:t>
+              <w:t>{{rep_</w:t>
+            </w:r>
+            <w:proofErr w:type="gramStart"/>
+            <w:r>
+              <w:rPr>
+                <w:rFonts w:ascii="Times New Roman" w:eastAsia="Times New Roman" w:hAnsi="Times New Roman" w:cs="Times New Roman"/>
+                <w:b/>
+                <w:bCs/>
+                <w:sz w:val="24"/>
+                <w:szCs w:val="24"/>
+              </w:rPr>
+              <w:t>ceo.personal</w:t>
+            </w:r>
+            <w:proofErr w:type="gramEnd"/>
+            <w:r>
+              <w:rPr>
+                <w:rFonts w:ascii="Times New Roman" w:eastAsia="Times New Roman" w:hAnsi="Times New Roman" w:cs="Times New Roman"/>
+                <w:b/>
+                <w:bCs/>
+                <w:sz w:val="24"/>
+                <w:szCs w:val="24"/>
+              </w:rPr>
+              <w:t>_</w:t>
+            </w:r>
+            <w:proofErr w:type="gramStart"/>
+            <w:r>
+              <w:rPr>
+                <w:rFonts w:ascii="Times New Roman" w:eastAsia="Times New Roman" w:hAnsi="Times New Roman" w:cs="Times New Roman"/>
+                <w:b/>
+                <w:bCs/>
+                <w:sz w:val="24"/>
+                <w:szCs w:val="24"/>
+              </w:rPr>
+              <w:t>info.full</w:t>
+            </w:r>
+            <w:proofErr w:type="gramEnd"/>
+            <w:r>
+              <w:rPr>
+                <w:rFonts w:ascii="Times New Roman" w:eastAsia="Times New Roman" w:hAnsi="Times New Roman" w:cs="Times New Roman"/>
+                <w:b/>
+                <w:bCs/>
+                <w:sz w:val="24"/>
+                <w:szCs w:val="24"/>
+              </w:rPr>
+              <w:t>_name}}</w:t>
             </w:r>
           </w:p>
           <w:p>
@@ -4702,7 +5576,43 @@
                 <w:sz w:val="24"/>
                 <w:szCs w:val="24"/>
               </w:rPr>
-              <w:t>Ngày, tháng, năm sinh: {{rep_ceo.personal_info.birth_date}}</w:t>
+              <w:t>Ngày, tháng, năm sinh: {{rep_</w:t>
+            </w:r>
+            <w:proofErr w:type="gramStart"/>
+            <w:r>
+              <w:rPr>
+                <w:rFonts w:ascii="Times New Roman" w:eastAsia="Times New Roman" w:hAnsi="Times New Roman" w:cs="Times New Roman"/>
+                <w:sz w:val="24"/>
+                <w:szCs w:val="24"/>
+              </w:rPr>
+              <w:t>ceo.personal</w:t>
+            </w:r>
+            <w:proofErr w:type="gramEnd"/>
+            <w:r>
+              <w:rPr>
+                <w:rFonts w:ascii="Times New Roman" w:eastAsia="Times New Roman" w:hAnsi="Times New Roman" w:cs="Times New Roman"/>
+                <w:sz w:val="24"/>
+                <w:szCs w:val="24"/>
+              </w:rPr>
+              <w:t>_</w:t>
+            </w:r>
+            <w:proofErr w:type="gramStart"/>
+            <w:r>
+              <w:rPr>
+                <w:rFonts w:ascii="Times New Roman" w:eastAsia="Times New Roman" w:hAnsi="Times New Roman" w:cs="Times New Roman"/>
+                <w:sz w:val="24"/>
+                <w:szCs w:val="24"/>
+              </w:rPr>
+              <w:t>info.birth</w:t>
+            </w:r>
+            <w:proofErr w:type="gramEnd"/>
+            <w:r>
+              <w:rPr>
+                <w:rFonts w:ascii="Times New Roman" w:eastAsia="Times New Roman" w:hAnsi="Times New Roman" w:cs="Times New Roman"/>
+                <w:sz w:val="24"/>
+                <w:szCs w:val="24"/>
+              </w:rPr>
+              <w:t>_date}}</w:t>
             </w:r>
           </w:p>
           <w:p>
@@ -4722,7 +5632,43 @@
                 <w:sz w:val="24"/>
                 <w:szCs w:val="24"/>
               </w:rPr>
-              <w:t>Giới tính: {{rep_ceo.personal_info.gender}}</w:t>
+              <w:t>Giới tính: {{rep_</w:t>
+            </w:r>
+            <w:proofErr w:type="gramStart"/>
+            <w:r>
+              <w:rPr>
+                <w:rFonts w:ascii="Times New Roman" w:eastAsia="Times New Roman" w:hAnsi="Times New Roman" w:cs="Times New Roman"/>
+                <w:sz w:val="24"/>
+                <w:szCs w:val="24"/>
+              </w:rPr>
+              <w:t>ceo.personal</w:t>
+            </w:r>
+            <w:proofErr w:type="gramEnd"/>
+            <w:r>
+              <w:rPr>
+                <w:rFonts w:ascii="Times New Roman" w:eastAsia="Times New Roman" w:hAnsi="Times New Roman" w:cs="Times New Roman"/>
+                <w:sz w:val="24"/>
+                <w:szCs w:val="24"/>
+              </w:rPr>
+              <w:t>_</w:t>
+            </w:r>
+            <w:proofErr w:type="gramStart"/>
+            <w:r>
+              <w:rPr>
+                <w:rFonts w:ascii="Times New Roman" w:eastAsia="Times New Roman" w:hAnsi="Times New Roman" w:cs="Times New Roman"/>
+                <w:sz w:val="24"/>
+                <w:szCs w:val="24"/>
+              </w:rPr>
+              <w:t>info.gender</w:t>
+            </w:r>
+            <w:proofErr w:type="gramEnd"/>
+            <w:r>
+              <w:rPr>
+                <w:rFonts w:ascii="Times New Roman" w:eastAsia="Times New Roman" w:hAnsi="Times New Roman" w:cs="Times New Roman"/>
+                <w:sz w:val="24"/>
+                <w:szCs w:val="24"/>
+              </w:rPr>
+              <w:t>}}</w:t>
             </w:r>
           </w:p>
           <w:p>
@@ -4761,7 +5707,43 @@
                 <w:sz w:val="24"/>
                 <w:szCs w:val="24"/>
               </w:rPr>
-              <w:t>Điện thoại: {{rep_ceo.contact_info.phone}}</w:t>
+              <w:t>Điện thoại: {{rep_</w:t>
+            </w:r>
+            <w:proofErr w:type="gramStart"/>
+            <w:r>
+              <w:rPr>
+                <w:rFonts w:ascii="Times New Roman" w:eastAsia="Times New Roman" w:hAnsi="Times New Roman" w:cs="Times New Roman"/>
+                <w:sz w:val="24"/>
+                <w:szCs w:val="24"/>
+              </w:rPr>
+              <w:t>ceo.contact</w:t>
+            </w:r>
+            <w:proofErr w:type="gramEnd"/>
+            <w:r>
+              <w:rPr>
+                <w:rFonts w:ascii="Times New Roman" w:eastAsia="Times New Roman" w:hAnsi="Times New Roman" w:cs="Times New Roman"/>
+                <w:sz w:val="24"/>
+                <w:szCs w:val="24"/>
+              </w:rPr>
+              <w:t>_</w:t>
+            </w:r>
+            <w:proofErr w:type="gramStart"/>
+            <w:r>
+              <w:rPr>
+                <w:rFonts w:ascii="Times New Roman" w:eastAsia="Times New Roman" w:hAnsi="Times New Roman" w:cs="Times New Roman"/>
+                <w:sz w:val="24"/>
+                <w:szCs w:val="24"/>
+              </w:rPr>
+              <w:t>info.phone</w:t>
+            </w:r>
+            <w:proofErr w:type="gramEnd"/>
+            <w:r>
+              <w:rPr>
+                <w:rFonts w:ascii="Times New Roman" w:eastAsia="Times New Roman" w:hAnsi="Times New Roman" w:cs="Times New Roman"/>
+                <w:sz w:val="24"/>
+                <w:szCs w:val="24"/>
+              </w:rPr>
+              <w:t>}}</w:t>
             </w:r>
           </w:p>
         </w:tc>
@@ -4853,7 +5835,29 @@
                 <w:sz w:val="24"/>
                 <w:szCs w:val="24"/>
               </w:rPr>
-              <w:t>{{tax.accounting.full_name}}</w:t>
+              <w:t>{{</w:t>
+            </w:r>
+            <w:proofErr w:type="gramStart"/>
+            <w:r>
+              <w:rPr>
+                <w:rFonts w:ascii="Times New Roman" w:eastAsia="Times New Roman" w:hAnsi="Times New Roman" w:cs="Times New Roman"/>
+                <w:b/>
+                <w:bCs/>
+                <w:sz w:val="24"/>
+                <w:szCs w:val="24"/>
+              </w:rPr>
+              <w:t>tax.accounting</w:t>
+            </w:r>
+            <w:proofErr w:type="gramEnd"/>
+            <w:r>
+              <w:rPr>
+                <w:rFonts w:ascii="Times New Roman" w:eastAsia="Times New Roman" w:hAnsi="Times New Roman" w:cs="Times New Roman"/>
+                <w:b/>
+                <w:bCs/>
+                <w:sz w:val="24"/>
+                <w:szCs w:val="24"/>
+              </w:rPr>
+              <w:t>.full_name}}</w:t>
             </w:r>
           </w:p>
           <w:p>
@@ -4873,7 +5877,25 @@
                 <w:sz w:val="24"/>
                 <w:szCs w:val="24"/>
               </w:rPr>
-              <w:t>Ngày, tháng, năm sinh: {{tax.accounting.birth_date}}</w:t>
+              <w:t>Ngày, tháng, năm sinh: {{</w:t>
+            </w:r>
+            <w:proofErr w:type="gramStart"/>
+            <w:r>
+              <w:rPr>
+                <w:rFonts w:ascii="Times New Roman" w:eastAsia="Times New Roman" w:hAnsi="Times New Roman" w:cs="Times New Roman"/>
+                <w:sz w:val="24"/>
+                <w:szCs w:val="24"/>
+              </w:rPr>
+              <w:t>tax.accounting</w:t>
+            </w:r>
+            <w:proofErr w:type="gramEnd"/>
+            <w:r>
+              <w:rPr>
+                <w:rFonts w:ascii="Times New Roman" w:eastAsia="Times New Roman" w:hAnsi="Times New Roman" w:cs="Times New Roman"/>
+                <w:sz w:val="24"/>
+                <w:szCs w:val="24"/>
+              </w:rPr>
+              <w:t>.birth_date}}</w:t>
             </w:r>
           </w:p>
           <w:p>
@@ -4893,7 +5915,43 @@
                 <w:sz w:val="24"/>
                 <w:szCs w:val="24"/>
               </w:rPr>
-              <w:t>Giới tính: {{tax.accounting.gender }}</w:t>
+              <w:t>Giới tính: {{</w:t>
+            </w:r>
+            <w:proofErr w:type="gramStart"/>
+            <w:r>
+              <w:rPr>
+                <w:rFonts w:ascii="Times New Roman" w:eastAsia="Times New Roman" w:hAnsi="Times New Roman" w:cs="Times New Roman"/>
+                <w:sz w:val="24"/>
+                <w:szCs w:val="24"/>
+              </w:rPr>
+              <w:t>tax.accounting</w:t>
+            </w:r>
+            <w:proofErr w:type="gramEnd"/>
+            <w:r>
+              <w:rPr>
+                <w:rFonts w:ascii="Times New Roman" w:eastAsia="Times New Roman" w:hAnsi="Times New Roman" w:cs="Times New Roman"/>
+                <w:sz w:val="24"/>
+                <w:szCs w:val="24"/>
+              </w:rPr>
+              <w:t>.</w:t>
+            </w:r>
+            <w:proofErr w:type="gramStart"/>
+            <w:r>
+              <w:rPr>
+                <w:rFonts w:ascii="Times New Roman" w:eastAsia="Times New Roman" w:hAnsi="Times New Roman" w:cs="Times New Roman"/>
+                <w:sz w:val="24"/>
+                <w:szCs w:val="24"/>
+              </w:rPr>
+              <w:t>gender }</w:t>
+            </w:r>
+            <w:proofErr w:type="gramEnd"/>
+            <w:r>
+              <w:rPr>
+                <w:rFonts w:ascii="Times New Roman" w:eastAsia="Times New Roman" w:hAnsi="Times New Roman" w:cs="Times New Roman"/>
+                <w:sz w:val="24"/>
+                <w:szCs w:val="24"/>
+              </w:rPr>
+              <w:t>}</w:t>
             </w:r>
           </w:p>
           <w:p>
@@ -4932,7 +5990,25 @@
                 <w:sz w:val="24"/>
                 <w:szCs w:val="24"/>
               </w:rPr>
-              <w:t>Điện thoại: {{tax.accounting.phone}}</w:t>
+              <w:t>Điện thoại: {{</w:t>
+            </w:r>
+            <w:proofErr w:type="gramStart"/>
+            <w:r>
+              <w:rPr>
+                <w:rFonts w:ascii="Times New Roman" w:eastAsia="Times New Roman" w:hAnsi="Times New Roman" w:cs="Times New Roman"/>
+                <w:sz w:val="24"/>
+                <w:szCs w:val="24"/>
+              </w:rPr>
+              <w:t>tax.accounting</w:t>
+            </w:r>
+            <w:proofErr w:type="gramEnd"/>
+            <w:r>
+              <w:rPr>
+                <w:rFonts w:ascii="Times New Roman" w:eastAsia="Times New Roman" w:hAnsi="Times New Roman" w:cs="Times New Roman"/>
+                <w:sz w:val="24"/>
+                <w:szCs w:val="24"/>
+              </w:rPr>
+              <w:t>.phone}}</w:t>
             </w:r>
           </w:p>
         </w:tc>
@@ -5108,7 +6184,25 @@
                 <w:sz w:val="24"/>
                 <w:szCs w:val="24"/>
               </w:rPr>
-              <w:t>): ………………….Số fax (</w:t>
+              <w:t>): ………………</w:t>
+            </w:r>
+            <w:proofErr w:type="gramStart"/>
+            <w:r>
+              <w:rPr>
+                <w:rFonts w:ascii="Times New Roman" w:eastAsia="Times New Roman" w:hAnsi="Times New Roman" w:cs="Times New Roman"/>
+                <w:sz w:val="24"/>
+                <w:szCs w:val="24"/>
+              </w:rPr>
+              <w:t>….Số</w:t>
+            </w:r>
+            <w:proofErr w:type="gramEnd"/>
+            <w:r>
+              <w:rPr>
+                <w:rFonts w:ascii="Times New Roman" w:eastAsia="Times New Roman" w:hAnsi="Times New Roman" w:cs="Times New Roman"/>
+                <w:sz w:val="24"/>
+                <w:szCs w:val="24"/>
+              </w:rPr>
+              <w:t xml:space="preserve"> fax (</w:t>
             </w:r>
             <w:r>
               <w:rPr>
@@ -5119,14 +6213,34 @@
               </w:rPr>
               <w:t>nếu có</w:t>
             </w:r>
-            <w:r>
-              <w:rPr>
-                <w:rFonts w:ascii="Times New Roman" w:eastAsia="Times New Roman" w:hAnsi="Times New Roman" w:cs="Times New Roman"/>
-                <w:sz w:val="24"/>
-                <w:szCs w:val="24"/>
-              </w:rPr>
-              <w:t>):………………..</w:t>
-            </w:r>
+            <w:proofErr w:type="gramStart"/>
+            <w:r>
+              <w:rPr>
+                <w:rFonts w:ascii="Times New Roman" w:eastAsia="Times New Roman" w:hAnsi="Times New Roman" w:cs="Times New Roman"/>
+                <w:sz w:val="24"/>
+                <w:szCs w:val="24"/>
+              </w:rPr>
+              <w:t>):…</w:t>
+            </w:r>
+            <w:proofErr w:type="gramEnd"/>
+            <w:r>
+              <w:rPr>
+                <w:rFonts w:ascii="Times New Roman" w:eastAsia="Times New Roman" w:hAnsi="Times New Roman" w:cs="Times New Roman"/>
+                <w:sz w:val="24"/>
+                <w:szCs w:val="24"/>
+              </w:rPr>
+              <w:t>…………</w:t>
+            </w:r>
+            <w:proofErr w:type="gramStart"/>
+            <w:r>
+              <w:rPr>
+                <w:rFonts w:ascii="Times New Roman" w:eastAsia="Times New Roman" w:hAnsi="Times New Roman" w:cs="Times New Roman"/>
+                <w:sz w:val="24"/>
+                <w:szCs w:val="24"/>
+              </w:rPr>
+              <w:t>…..</w:t>
+            </w:r>
+            <w:proofErr w:type="gramEnd"/>
           </w:p>
           <w:p>
             <w:pPr>
@@ -5155,13 +6269,23 @@
               </w:rPr>
               <w:t>nếu có</w:t>
             </w:r>
-            <w:r>
-              <w:rPr>
-                <w:rFonts w:ascii="Times New Roman" w:eastAsia="Times New Roman" w:hAnsi="Times New Roman" w:cs="Times New Roman"/>
-                <w:sz w:val="24"/>
-                <w:szCs w:val="24"/>
-              </w:rPr>
-              <w:t>):……………………………………………………</w:t>
+            <w:proofErr w:type="gramStart"/>
+            <w:r>
+              <w:rPr>
+                <w:rFonts w:ascii="Times New Roman" w:eastAsia="Times New Roman" w:hAnsi="Times New Roman" w:cs="Times New Roman"/>
+                <w:sz w:val="24"/>
+                <w:szCs w:val="24"/>
+              </w:rPr>
+              <w:t>):…</w:t>
+            </w:r>
+            <w:proofErr w:type="gramEnd"/>
+            <w:r>
+              <w:rPr>
+                <w:rFonts w:ascii="Times New Roman" w:eastAsia="Times New Roman" w:hAnsi="Times New Roman" w:cs="Times New Roman"/>
+                <w:sz w:val="24"/>
+                <w:szCs w:val="24"/>
+              </w:rPr>
+              <w:t>…………………………………………………</w:t>
             </w:r>
           </w:p>
         </w:tc>
@@ -5239,7 +6363,43 @@
                 <w:sz w:val="24"/>
                 <w:szCs w:val="24"/>
               </w:rPr>
-              <w:t>): …../…../…….</w:t>
+              <w:t xml:space="preserve">): </w:t>
+            </w:r>
+            <w:proofErr w:type="gramStart"/>
+            <w:r>
+              <w:rPr>
+                <w:rFonts w:ascii="Times New Roman" w:eastAsia="Times New Roman" w:hAnsi="Times New Roman" w:cs="Times New Roman"/>
+                <w:sz w:val="24"/>
+                <w:szCs w:val="24"/>
+              </w:rPr>
+              <w:t>…..</w:t>
+            </w:r>
+            <w:proofErr w:type="gramEnd"/>
+            <w:r>
+              <w:rPr>
+                <w:rFonts w:ascii="Times New Roman" w:eastAsia="Times New Roman" w:hAnsi="Times New Roman" w:cs="Times New Roman"/>
+                <w:sz w:val="24"/>
+                <w:szCs w:val="24"/>
+              </w:rPr>
+              <w:t>/</w:t>
+            </w:r>
+            <w:proofErr w:type="gramStart"/>
+            <w:r>
+              <w:rPr>
+                <w:rFonts w:ascii="Times New Roman" w:eastAsia="Times New Roman" w:hAnsi="Times New Roman" w:cs="Times New Roman"/>
+                <w:sz w:val="24"/>
+                <w:szCs w:val="24"/>
+              </w:rPr>
+              <w:t>…..</w:t>
+            </w:r>
+            <w:proofErr w:type="gramEnd"/>
+            <w:r>
+              <w:rPr>
+                <w:rFonts w:ascii="Times New Roman" w:eastAsia="Times New Roman" w:hAnsi="Times New Roman" w:cs="Times New Roman"/>
+                <w:sz w:val="24"/>
+                <w:szCs w:val="24"/>
+              </w:rPr>
+              <w:t>/…….</w:t>
             </w:r>
           </w:p>
         </w:tc>
@@ -6591,8 +7751,18 @@
           <w:sz w:val="24"/>
           <w:szCs w:val="24"/>
         </w:rPr>
-        <w:t>{% if condition_cshhl -%}</w:t>
-      </w:r>
+        <w:t xml:space="preserve">{% if condition_cshhl </w:t>
+      </w:r>
+      <w:proofErr w:type="gramStart"/>
+      <w:r>
+        <w:rPr>
+          <w:rFonts w:ascii="Times New Roman" w:hAnsi="Times New Roman" w:cs="Times New Roman"/>
+          <w:sz w:val="24"/>
+          <w:szCs w:val="24"/>
+        </w:rPr>
+        <w:t>-%}</w:t>
+      </w:r>
+      <w:proofErr w:type="gramEnd"/>
     </w:p>
     <w:p>
       <w:pPr>
@@ -6664,8 +7834,18 @@
           <w:sz w:val="24"/>
           <w:szCs w:val="24"/>
         </w:rPr>
-        <w:t>{% else -%}</w:t>
-      </w:r>
+        <w:t xml:space="preserve">{% else </w:t>
+      </w:r>
+      <w:proofErr w:type="gramStart"/>
+      <w:r>
+        <w:rPr>
+          <w:rFonts w:ascii="Times New Roman" w:hAnsi="Times New Roman" w:cs="Times New Roman"/>
+          <w:sz w:val="24"/>
+          <w:szCs w:val="24"/>
+        </w:rPr>
+        <w:t>-%}</w:t>
+      </w:r>
+      <w:proofErr w:type="gramEnd"/>
     </w:p>
     <w:p>
       <w:pPr>
@@ -6739,6 +7919,7 @@
         </w:rPr>
         <w:t xml:space="preserve">{%- endif </w:t>
       </w:r>
+      <w:proofErr w:type="gramStart"/>
       <w:r>
         <w:rPr>
           <w:rFonts w:ascii="Times New Roman" w:hAnsi="Times New Roman" w:cs="Times New Roman"/>
@@ -6755,6 +7936,7 @@
         </w:rPr>
         <w:t>%}</w:t>
       </w:r>
+      <w:proofErr w:type="gramEnd"/>
     </w:p>
     <w:p>
       <w:pPr>
@@ -7041,7 +8223,47 @@
                 <w:sz w:val="24"/>
                 <w:szCs w:val="24"/>
               </w:rPr>
-              <w:t>{{rep.personal_info.full_name}}</w:t>
+              <w:t>{{</w:t>
+            </w:r>
+            <w:proofErr w:type="gramStart"/>
+            <w:r>
+              <w:rPr>
+                <w:rFonts w:ascii="Times New Roman" w:eastAsia="Times New Roman" w:hAnsi="Times New Roman" w:cs="Times New Roman"/>
+                <w:b/>
+                <w:sz w:val="24"/>
+                <w:szCs w:val="24"/>
+              </w:rPr>
+              <w:t>rep.personal</w:t>
+            </w:r>
+            <w:proofErr w:type="gramEnd"/>
+            <w:r>
+              <w:rPr>
+                <w:rFonts w:ascii="Times New Roman" w:eastAsia="Times New Roman" w:hAnsi="Times New Roman" w:cs="Times New Roman"/>
+                <w:b/>
+                <w:sz w:val="24"/>
+                <w:szCs w:val="24"/>
+              </w:rPr>
+              <w:t>_</w:t>
+            </w:r>
+            <w:proofErr w:type="gramStart"/>
+            <w:r>
+              <w:rPr>
+                <w:rFonts w:ascii="Times New Roman" w:eastAsia="Times New Roman" w:hAnsi="Times New Roman" w:cs="Times New Roman"/>
+                <w:b/>
+                <w:sz w:val="24"/>
+                <w:szCs w:val="24"/>
+              </w:rPr>
+              <w:t>info.full</w:t>
+            </w:r>
+            <w:proofErr w:type="gramEnd"/>
+            <w:r>
+              <w:rPr>
+                <w:rFonts w:ascii="Times New Roman" w:eastAsia="Times New Roman" w:hAnsi="Times New Roman" w:cs="Times New Roman"/>
+                <w:b/>
+                <w:sz w:val="24"/>
+                <w:szCs w:val="24"/>
+              </w:rPr>
+              <w:t>_name}}</w:t>
             </w:r>
           </w:p>
         </w:tc>
